--- a/docs/胡祖锐-毕业设计开题报告.docx
+++ b/docs/胡祖锐-毕业设计开题报告.docx
@@ -470,7 +470,7 @@
           <w:rFonts w:ascii="宋体" w:eastAsia="宋体" w:hAnsi="宋体" w:cs="宋体" w:hint="eastAsia"/>
           <w:lang w:eastAsia="zh-CN"/>
         </w:rPr>
-        <w:t>针对现有音乐应用以单向推荐与数据回顾为主、用户参与深度有限的问题，本文设计并实现了一个以</w:t>
+        <w:t>针对现有音乐应用以单向推荐与数据回顾为主、用户参与深度有限的问题，本文设计并实现一个以</w:t>
       </w:r>
       <w:r>
         <w:t>"</w:t>
@@ -610,7 +610,7 @@
           <w:sz w:val="28"/>
           <w:lang w:eastAsia="zh-CN"/>
         </w:rPr>
-        <w:t>一、背景及意义</w:t>
+        <w:t>一、选题背景及意义</w:t>
       </w:r>
       <w:r/>
     </w:p>
@@ -623,7 +623,47 @@
           <w:rFonts w:ascii="宋体" w:eastAsia="宋体" w:hAnsi="宋体" w:cs="宋体" w:hint="eastAsia"/>
           <w:lang w:eastAsia="zh-CN"/>
         </w:rPr>
-        <w:t>本部分说明课题的提出依据。首先从数字音乐消费行为的转变出发，阐述比较需求与人格化表达需求的形成；随后从实用、技术、专业与数据四个角度说明本课题的价值；最后对现有同类产品的能力边界进行比较，指出本课题所要填补的空白。</w:t>
+        <w:t>本部分说明课题的提出依据。先从数字音乐消费行为的转变出发，阐述</w:t>
+      </w:r>
+      <w:r>
+        <w:t>"</w:t>
+      </w:r>
+      <w:r>
+        <w:rPr>
+          <w:rFonts w:ascii="宋体" w:eastAsia="宋体" w:hAnsi="宋体" w:cs="宋体" w:hint="eastAsia"/>
+          <w:lang w:eastAsia="zh-CN"/>
+        </w:rPr>
+        <w:t>比较需求</w:t>
+      </w:r>
+      <w:r>
+        <w:t>"</w:t>
+      </w:r>
+      <w:r>
+        <w:rPr>
+          <w:rFonts w:ascii="宋体" w:eastAsia="宋体" w:hAnsi="宋体" w:cs="宋体" w:hint="eastAsia"/>
+          <w:lang w:eastAsia="zh-CN"/>
+        </w:rPr>
+        <w:t>与</w:t>
+      </w:r>
+      <w:r>
+        <w:t>"</w:t>
+      </w:r>
+      <w:r>
+        <w:rPr>
+          <w:rFonts w:ascii="宋体" w:eastAsia="宋体" w:hAnsi="宋体" w:cs="宋体" w:hint="eastAsia"/>
+          <w:lang w:eastAsia="zh-CN"/>
+        </w:rPr>
+        <w:t>人格化表达需求</w:t>
+      </w:r>
+      <w:r>
+        <w:t>"</w:t>
+      </w:r>
+      <w:r>
+        <w:rPr>
+          <w:rFonts w:ascii="宋体" w:eastAsia="宋体" w:hAnsi="宋体" w:cs="宋体" w:hint="eastAsia"/>
+          <w:lang w:eastAsia="zh-CN"/>
+        </w:rPr>
+        <w:t>的形成；再从实用、技术、专业与数据四个层面说明本课题的价值。</w:t>
       </w:r>
       <w:r/>
     </w:p>
@@ -639,7 +679,7 @@
           <w:sz w:val="24"/>
           <w:lang w:eastAsia="zh-CN"/>
         </w:rPr>
-        <w:t>1.1 研究背景</w:t>
+        <w:t>1.1 选题背景</w:t>
       </w:r>
       <w:r/>
     </w:p>
@@ -788,7 +828,7 @@
           <w:rFonts w:ascii="宋体" w:eastAsia="宋体" w:hAnsi="宋体" w:cs="宋体" w:hint="eastAsia"/>
           <w:lang w:eastAsia="zh-CN"/>
         </w:rPr>
-        <w:t>具备较强的传播能力。近年来，以</w:t>
+        <w:t>具备较强的传播能力。以</w:t>
       </w:r>
       <w:r>
         <w:t xml:space="preserve"> MBTI </w:t>
@@ -1017,17 +1057,17 @@
     </w:p>
     <w:p>
       <w:pPr>
-        <w:pStyle w:val="Heading3"/>
+        <w:pStyle w:val="Heading2"/>
         <w:spacing w:line="360" w:lineRule="auto"/>
       </w:pPr>
       <w:r>
         <w:rPr>
           <w:rFonts w:ascii="宋体" w:hAnsi="宋体" w:eastAsia="宋体" w:cs="宋体" w:hint="eastAsia"/>
           <w:b/>
-          <w:sz w:val="24"/>
+          <w:sz w:val="28"/>
           <w:lang w:eastAsia="zh-CN"/>
         </w:rPr>
-        <w:t>1.3 应用现状与不足</w:t>
+        <w:t>二、国内外研究现状综述</w:t>
       </w:r>
       <w:r/>
     </w:p>
@@ -1040,77 +1080,23 @@
           <w:rFonts w:ascii="宋体" w:eastAsia="宋体" w:hAnsi="宋体" w:cs="宋体" w:hint="eastAsia"/>
           <w:lang w:eastAsia="zh-CN"/>
         </w:rPr>
-        <w:t>从现有应用看，围绕</w:t>
-      </w:r>
-      <w:r>
-        <w:t>"</w:t>
-      </w:r>
-      <w:r>
-        <w:rPr>
-          <w:rFonts w:ascii="宋体" w:eastAsia="宋体" w:hAnsi="宋体" w:cs="宋体" w:hint="eastAsia"/>
+        <w:t>本部分从学术研究与应用产品两个层面，分别梳理国外与国内的相关工作，并在此基础上归纳出现有研究与实践尚未充分满足的空白，作为本课题的切入点。</w:t>
+      </w:r>
+      <w:r/>
+    </w:p>
+    <w:p>
+      <w:pPr>
+        <w:pStyle w:val="Heading3"/>
+        <w:spacing w:line="360" w:lineRule="auto"/>
+      </w:pPr>
+      <w:r>
+        <w:rPr>
+          <w:rFonts w:ascii="宋体" w:hAnsi="宋体" w:eastAsia="宋体" w:cs="宋体" w:hint="eastAsia"/>
+          <w:b/>
+          <w:sz w:val="24"/>
           <w:lang w:eastAsia="zh-CN"/>
         </w:rPr>
-        <w:t>音乐与用户偏好</w:t>
-      </w:r>
-      <w:r>
-        <w:t>"</w:t>
-      </w:r>
-      <w:r>
-        <w:rPr>
-          <w:rFonts w:ascii="宋体" w:eastAsia="宋体" w:hAnsi="宋体" w:cs="宋体" w:hint="eastAsia"/>
-          <w:lang w:eastAsia="zh-CN"/>
-        </w:rPr>
-        <w:t>的产品大致可分为两类。一类是年度回顾型，如</w:t>
-      </w:r>
-      <w:r>
-        <w:t xml:space="preserve"> Spotify Wrapped</w:t>
-      </w:r>
-      <w:r>
-        <w:rPr>
-          <w:rFonts w:ascii="宋体" w:eastAsia="宋体" w:hAnsi="宋体" w:cs="宋体" w:hint="eastAsia"/>
-          <w:lang w:eastAsia="zh-CN"/>
-        </w:rPr>
-        <w:t>、</w:t>
-      </w:r>
-      <w:r>
-        <w:t xml:space="preserve">Apple Music Replay </w:t>
-      </w:r>
-      <w:r>
-        <w:rPr>
-          <w:rFonts w:ascii="宋体" w:eastAsia="宋体" w:hAnsi="宋体" w:cs="宋体" w:hint="eastAsia"/>
-          <w:lang w:eastAsia="zh-CN"/>
-        </w:rPr>
-        <w:t>及国内主流音乐平台的年度听歌报告，其特点是以平台自有数据为基础，向用户单向呈现统计结果；另一类是性格标签型，通过若干问题给出音乐风格标签。两类产品的共同不足在于：用户的参与深度有限，交互过程基本为</w:t>
-      </w:r>
-      <w:r>
-        <w:t>"</w:t>
-      </w:r>
-      <w:r>
-        <w:rPr>
-          <w:rFonts w:ascii="宋体" w:eastAsia="宋体" w:hAnsi="宋体" w:cs="宋体" w:hint="eastAsia"/>
-          <w:lang w:eastAsia="zh-CN"/>
-        </w:rPr>
-        <w:t>浏览</w:t>
-      </w:r>
-      <w:r>
-        <w:t>—</w:t>
-      </w:r>
-      <w:r>
-        <w:rPr>
-          <w:rFonts w:ascii="宋体" w:eastAsia="宋体" w:hAnsi="宋体" w:cs="宋体" w:hint="eastAsia"/>
-          <w:lang w:eastAsia="zh-CN"/>
-        </w:rPr>
-        <w:t>接受</w:t>
-      </w:r>
-      <w:r>
-        <w:t>"</w:t>
-      </w:r>
-      <w:r>
-        <w:rPr>
-          <w:rFonts w:ascii="宋体" w:eastAsia="宋体" w:hAnsi="宋体" w:cs="宋体" w:hint="eastAsia"/>
-          <w:lang w:eastAsia="zh-CN"/>
-        </w:rPr>
-        <w:t>，用户在其中的决策行为无法被记录和再利用。</w:t>
+        <w:t>2.1 国外研究与应用现状</w:t>
       </w:r>
       <w:r/>
     </w:p>
@@ -1123,20 +1109,20 @@
           <w:rFonts w:ascii="宋体" w:eastAsia="宋体" w:hAnsi="宋体" w:cs="宋体" w:hint="eastAsia"/>
           <w:lang w:eastAsia="zh-CN"/>
         </w:rPr>
-        <w:t>本设计尝试以</w:t>
-      </w:r>
-      <w:r>
-        <w:t>"</w:t>
+        <w:t>在学术研究层面，音乐推荐长期是信息检索与用户建模领域的重要方向。</w:t>
+      </w:r>
+      <w:r>
+        <w:t xml:space="preserve">Schedl </w:t>
       </w:r>
       <w:r>
         <w:rPr>
           <w:rFonts w:ascii="宋体" w:eastAsia="宋体" w:hAnsi="宋体" w:cs="宋体" w:hint="eastAsia"/>
           <w:lang w:eastAsia="zh-CN"/>
         </w:rPr>
-        <w:t>专辑对决</w:t>
-      </w:r>
-      <w:r>
-        <w:t>"</w:t>
+        <w:t>等在其综述中指出，音乐推荐系统面临冷启动、序列依赖、多模态特征融合等核心挑战，并强调用户显式反馈数据（如收藏、评分、对比选择）在提升推荐质量中的价值。在人格与音乐偏好的关系研究方面，</w:t>
+      </w:r>
+      <w:r>
+        <w:t xml:space="preserve">Rentfrow </w:t>
       </w:r>
       <w:r>
         <w:rPr>
@@ -1146,14 +1132,14 @@
         <w:t>与</w:t>
       </w:r>
       <w:r>
-        <w:t>"</w:t>
+        <w:t xml:space="preserve"> Gosling </w:t>
       </w:r>
       <w:r>
         <w:rPr>
           <w:rFonts w:ascii="宋体" w:eastAsia="宋体" w:hAnsi="宋体" w:cs="宋体" w:hint="eastAsia"/>
           <w:lang w:eastAsia="zh-CN"/>
         </w:rPr>
-        <w:t>音乐人格测评</w:t>
+        <w:t>通过大规模调查提出音乐偏好与人格特质之间存在稳定关联，为</w:t>
       </w:r>
       <w:r>
         <w:t>"</w:t>
@@ -1163,7 +1149,515 @@
           <w:rFonts w:ascii="宋体" w:eastAsia="宋体" w:hAnsi="宋体" w:cs="宋体" w:hint="eastAsia"/>
           <w:lang w:eastAsia="zh-CN"/>
         </w:rPr>
-        <w:t>两种玩法弥补上述不足：前者将比较行为游戏化，把用户每一次选择都转化为可累积的数据；后者将偏好问答与试听体验结合，通过大语言模型生成个性化解读。二者共用同一套底层数据与服务，形成互补。</w:t>
+        <w:t>由音乐偏好推断个体特征</w:t>
+      </w:r>
+      <w:r>
+        <w:t>"</w:t>
+      </w:r>
+      <w:r>
+        <w:rPr>
+          <w:rFonts w:ascii="宋体" w:eastAsia="宋体" w:hAnsi="宋体" w:cs="宋体" w:hint="eastAsia"/>
+          <w:lang w:eastAsia="zh-CN"/>
+        </w:rPr>
+        <w:t>提供了实证依据。在互动机制层面，</w:t>
+      </w:r>
+      <w:r>
+        <w:t xml:space="preserve">Hamari </w:t>
+      </w:r>
+      <w:r>
+        <w:rPr>
+          <w:rFonts w:ascii="宋体" w:eastAsia="宋体" w:hAnsi="宋体" w:cs="宋体" w:hint="eastAsia"/>
+          <w:lang w:eastAsia="zh-CN"/>
+        </w:rPr>
+        <w:t>等对游戏化研究的系统综述表明，游戏化设计对用户参与度与持续使用意愿具有正向影响，但其效果高度依赖具体机制设计与使用情境，不能简单套用。</w:t>
+      </w:r>
+      <w:r/>
+    </w:p>
+    <w:p>
+      <w:pPr>
+        <w:ind w:firstLine="480"/>
+      </w:pPr>
+      <w:r>
+        <w:rPr>
+          <w:rFonts w:ascii="宋体" w:eastAsia="宋体" w:hAnsi="宋体" w:cs="宋体" w:hint="eastAsia"/>
+          <w:lang w:eastAsia="zh-CN"/>
+        </w:rPr>
+        <w:t>在应用产品层面，可归纳为两类。第一类是年度回顾型，如</w:t>
+      </w:r>
+      <w:r>
+        <w:t xml:space="preserve"> Spotify Wrapped </w:t>
+      </w:r>
+      <w:r>
+        <w:rPr>
+          <w:rFonts w:ascii="宋体" w:eastAsia="宋体" w:hAnsi="宋体" w:cs="宋体" w:hint="eastAsia"/>
+          <w:lang w:eastAsia="zh-CN"/>
+        </w:rPr>
+        <w:t>与</w:t>
+      </w:r>
+      <w:r>
+        <w:t xml:space="preserve"> Apple Music Replay</w:t>
+      </w:r>
+      <w:r>
+        <w:rPr>
+          <w:rFonts w:ascii="宋体" w:eastAsia="宋体" w:hAnsi="宋体" w:cs="宋体" w:hint="eastAsia"/>
+          <w:lang w:eastAsia="zh-CN"/>
+        </w:rPr>
+        <w:t>，产品以平台侧积累的用户行为数据为基础，生成个性化的年度总结并与用户分享，其特点是传播效果好，但用户全程处于</w:t>
+      </w:r>
+      <w:r>
+        <w:t>"</w:t>
+      </w:r>
+      <w:r>
+        <w:rPr>
+          <w:rFonts w:ascii="宋体" w:eastAsia="宋体" w:hAnsi="宋体" w:cs="宋体" w:hint="eastAsia"/>
+          <w:lang w:eastAsia="zh-CN"/>
+        </w:rPr>
+        <w:t>接受结果</w:t>
+      </w:r>
+      <w:r>
+        <w:t>"</w:t>
+      </w:r>
+      <w:r>
+        <w:rPr>
+          <w:rFonts w:ascii="宋体" w:eastAsia="宋体" w:hAnsi="宋体" w:cs="宋体" w:hint="eastAsia"/>
+          <w:lang w:eastAsia="zh-CN"/>
+        </w:rPr>
+        <w:t>的位置。第二类是互动评选型，如以音乐对决、歌单投票为玩法的社交应用，把用户之间的比较行为本身做成了玩法，用户在其中的每一次选择都会留下数据。值得注意的是，这两类产品的数据基础均为平台自有曲库与自有用户行为记录，对外部开发者并不开放。</w:t>
+      </w:r>
+      <w:r/>
+    </w:p>
+    <w:p>
+      <w:pPr>
+        <w:pStyle w:val="Heading3"/>
+        <w:spacing w:line="360" w:lineRule="auto"/>
+      </w:pPr>
+      <w:r>
+        <w:rPr>
+          <w:rFonts w:ascii="宋体" w:hAnsi="宋体" w:eastAsia="宋体" w:cs="宋体" w:hint="eastAsia"/>
+          <w:b/>
+          <w:sz w:val="24"/>
+          <w:lang w:eastAsia="zh-CN"/>
+        </w:rPr>
+        <w:t>2.2 国内研究与应用现状</w:t>
+      </w:r>
+      <w:r/>
+    </w:p>
+    <w:p>
+      <w:pPr>
+        <w:ind w:firstLine="480"/>
+      </w:pPr>
+      <w:r>
+        <w:rPr>
+          <w:rFonts w:ascii="宋体" w:eastAsia="宋体" w:hAnsi="宋体" w:cs="宋体" w:hint="eastAsia"/>
+          <w:lang w:eastAsia="zh-CN"/>
+        </w:rPr>
+        <w:t>国内主流音乐平台同样以年度听歌报告作为主要的用户互动节点，形式上以统计数据与可视化的单向呈现为主；在社交玩法上主要集中于</w:t>
+      </w:r>
+      <w:r>
+        <w:t>"</w:t>
+      </w:r>
+      <w:r>
+        <w:rPr>
+          <w:rFonts w:ascii="宋体" w:eastAsia="宋体" w:hAnsi="宋体" w:cs="宋体" w:hint="eastAsia"/>
+          <w:lang w:eastAsia="zh-CN"/>
+        </w:rPr>
+        <w:t>一起听</w:t>
+      </w:r>
+      <w:r>
+        <w:t>"</w:t>
+      </w:r>
+      <w:r>
+        <w:rPr>
+          <w:rFonts w:ascii="宋体" w:eastAsia="宋体" w:hAnsi="宋体" w:cs="宋体" w:hint="eastAsia"/>
+          <w:lang w:eastAsia="zh-CN"/>
+        </w:rPr>
+        <w:t>与</w:t>
+      </w:r>
+      <w:r>
+        <w:t>"</w:t>
+      </w:r>
+      <w:r>
+        <w:rPr>
+          <w:rFonts w:ascii="宋体" w:eastAsia="宋体" w:hAnsi="宋体" w:cs="宋体" w:hint="eastAsia"/>
+          <w:lang w:eastAsia="zh-CN"/>
+        </w:rPr>
+        <w:t>歌单共创</w:t>
+      </w:r>
+      <w:r>
+        <w:t>"</w:t>
+      </w:r>
+      <w:r>
+        <w:rPr>
+          <w:rFonts w:ascii="宋体" w:eastAsia="宋体" w:hAnsi="宋体" w:cs="宋体" w:hint="eastAsia"/>
+          <w:lang w:eastAsia="zh-CN"/>
+        </w:rPr>
+        <w:t>，缺少围绕</w:t>
+      </w:r>
+      <w:r>
+        <w:t>"</w:t>
+      </w:r>
+      <w:r>
+        <w:rPr>
+          <w:rFonts w:ascii="宋体" w:eastAsia="宋体" w:hAnsi="宋体" w:cs="宋体" w:hint="eastAsia"/>
+          <w:lang w:eastAsia="zh-CN"/>
+        </w:rPr>
+        <w:t>评选与对决</w:t>
+      </w:r>
+      <w:r>
+        <w:t>"</w:t>
+      </w:r>
+      <w:r>
+        <w:rPr>
+          <w:rFonts w:ascii="宋体" w:eastAsia="宋体" w:hAnsi="宋体" w:cs="宋体" w:hint="eastAsia"/>
+          <w:lang w:eastAsia="zh-CN"/>
+        </w:rPr>
+        <w:t>的强互动形态。</w:t>
+      </w:r>
+      <w:r/>
+    </w:p>
+    <w:p>
+      <w:pPr>
+        <w:ind w:firstLine="480"/>
+      </w:pPr>
+      <w:r>
+        <w:rPr>
+          <w:rFonts w:ascii="宋体" w:eastAsia="宋体" w:hAnsi="宋体" w:cs="宋体" w:hint="eastAsia"/>
+          <w:lang w:eastAsia="zh-CN"/>
+        </w:rPr>
+        <w:t>在高校毕业设计与课程作品层面，与本课题相关的工作大量集中在</w:t>
+      </w:r>
+      <w:r>
+        <w:t>"</w:t>
+      </w:r>
+      <w:r>
+        <w:rPr>
+          <w:rFonts w:ascii="宋体" w:eastAsia="宋体" w:hAnsi="宋体" w:cs="宋体" w:hint="eastAsia"/>
+          <w:lang w:eastAsia="zh-CN"/>
+        </w:rPr>
+        <w:t>文化数字化展示平台</w:t>
+      </w:r>
+      <w:r>
+        <w:t>"</w:t>
+      </w:r>
+      <w:r>
+        <w:rPr>
+          <w:rFonts w:ascii="宋体" w:eastAsia="宋体" w:hAnsi="宋体" w:cs="宋体" w:hint="eastAsia"/>
+          <w:lang w:eastAsia="zh-CN"/>
+        </w:rPr>
+        <w:t>与</w:t>
+      </w:r>
+      <w:r>
+        <w:t>"</w:t>
+      </w:r>
+      <w:r>
+        <w:rPr>
+          <w:rFonts w:ascii="宋体" w:eastAsia="宋体" w:hAnsi="宋体" w:cs="宋体" w:hint="eastAsia"/>
+          <w:lang w:eastAsia="zh-CN"/>
+        </w:rPr>
+        <w:t>信息展示类小程序</w:t>
+      </w:r>
+      <w:r>
+        <w:t>"</w:t>
+      </w:r>
+      <w:r>
+        <w:rPr>
+          <w:rFonts w:ascii="宋体" w:eastAsia="宋体" w:hAnsi="宋体" w:cs="宋体" w:hint="eastAsia"/>
+          <w:lang w:eastAsia="zh-CN"/>
+        </w:rPr>
+        <w:t>两类。前者以图文陈列、三维模型展示、沉浸式浏览为主，后者以信息检索、预约管理、增删改查为主。这两类作品普遍存在两个共同的局限：一是交互深度有限，用户以浏览为主，系统不产生由用户决策驱动的数据；二是数据来源多为静态录入，系统与外部真实数据的流通较少。</w:t>
+      </w:r>
+      <w:r/>
+    </w:p>
+    <w:p>
+      <w:pPr>
+        <w:ind w:firstLine="480"/>
+      </w:pPr>
+      <w:r>
+        <w:rPr>
+          <w:rFonts w:ascii="宋体" w:eastAsia="宋体" w:hAnsi="宋体" w:cs="宋体" w:hint="eastAsia"/>
+          <w:lang w:eastAsia="zh-CN"/>
+        </w:rPr>
+        <w:t>在人格测评类应用方面，</w:t>
+      </w:r>
+      <w:r>
+        <w:t xml:space="preserve">MBTI </w:t>
+      </w:r>
+      <w:r>
+        <w:rPr>
+          <w:rFonts w:ascii="宋体" w:eastAsia="宋体" w:hAnsi="宋体" w:cs="宋体" w:hint="eastAsia"/>
+          <w:lang w:eastAsia="zh-CN"/>
+        </w:rPr>
+        <w:t>类测试的传播度很高，但其实现方式多为</w:t>
+      </w:r>
+      <w:r>
+        <w:t>"</w:t>
+      </w:r>
+      <w:r>
+        <w:rPr>
+          <w:rFonts w:ascii="宋体" w:eastAsia="宋体" w:hAnsi="宋体" w:cs="宋体" w:hint="eastAsia"/>
+          <w:lang w:eastAsia="zh-CN"/>
+        </w:rPr>
+        <w:t>问卷作答</w:t>
+      </w:r>
+      <w:r>
+        <w:t xml:space="preserve"> + </w:t>
+      </w:r>
+      <w:r>
+        <w:rPr>
+          <w:rFonts w:ascii="宋体" w:eastAsia="宋体" w:hAnsi="宋体" w:cs="宋体" w:hint="eastAsia"/>
+          <w:lang w:eastAsia="zh-CN"/>
+        </w:rPr>
+        <w:t>固定文案模板</w:t>
+      </w:r>
+      <w:r>
+        <w:t>"</w:t>
+      </w:r>
+      <w:r>
+        <w:rPr>
+          <w:rFonts w:ascii="宋体" w:eastAsia="宋体" w:hAnsi="宋体" w:cs="宋体" w:hint="eastAsia"/>
+          <w:lang w:eastAsia="zh-CN"/>
+        </w:rPr>
+        <w:t>，即同一类型的用户会得到完全相同的解读文本，个性化空间有限，也较少与音乐这类强感官刺激的媒介相结合。</w:t>
+      </w:r>
+      <w:r/>
+    </w:p>
+    <w:p>
+      <w:pPr>
+        <w:pStyle w:val="Heading3"/>
+        <w:spacing w:line="360" w:lineRule="auto"/>
+      </w:pPr>
+      <w:r>
+        <w:rPr>
+          <w:rFonts w:ascii="宋体" w:hAnsi="宋体" w:eastAsia="宋体" w:cs="宋体" w:hint="eastAsia"/>
+          <w:b/>
+          <w:sz w:val="24"/>
+          <w:lang w:eastAsia="zh-CN"/>
+        </w:rPr>
+        <w:t>2.3 研究现状小结</w:t>
+      </w:r>
+      <w:r/>
+    </w:p>
+    <w:p>
+      <w:pPr>
+        <w:ind w:firstLine="480"/>
+      </w:pPr>
+      <w:r>
+        <w:rPr>
+          <w:rFonts w:ascii="宋体" w:eastAsia="宋体" w:hAnsi="宋体" w:cs="宋体" w:hint="eastAsia"/>
+          <w:lang w:eastAsia="zh-CN"/>
+        </w:rPr>
+        <w:t>综合国内外研究与应用现状，可归纳出三个尚未被充分满足的空白。</w:t>
+      </w:r>
+      <w:r/>
+    </w:p>
+    <w:p>
+      <w:pPr>
+        <w:ind w:firstLine="480"/>
+      </w:pPr>
+      <w:r>
+        <w:rPr>
+          <w:rFonts w:ascii="宋体" w:eastAsia="宋体" w:hAnsi="宋体" w:cs="宋体" w:hint="eastAsia"/>
+          <w:b/>
+          <w:lang w:eastAsia="zh-CN"/>
+        </w:rPr>
+        <w:t>第一，参与深度不足。</w:t>
+      </w:r>
+      <w:r>
+        <w:rPr>
+          <w:rFonts w:ascii="宋体" w:eastAsia="宋体" w:hAnsi="宋体" w:cs="宋体" w:hint="eastAsia"/>
+          <w:lang w:eastAsia="zh-CN"/>
+        </w:rPr>
+        <w:t>现有产品的交互范式基本为</w:t>
+      </w:r>
+      <w:r>
+        <w:t>"</w:t>
+      </w:r>
+      <w:r>
+        <w:rPr>
+          <w:rFonts w:ascii="宋体" w:eastAsia="宋体" w:hAnsi="宋体" w:cs="宋体" w:hint="eastAsia"/>
+          <w:lang w:eastAsia="zh-CN"/>
+        </w:rPr>
+        <w:t>浏览</w:t>
+      </w:r>
+      <w:r>
+        <w:t>—</w:t>
+      </w:r>
+      <w:r>
+        <w:rPr>
+          <w:rFonts w:ascii="宋体" w:eastAsia="宋体" w:hAnsi="宋体" w:cs="宋体" w:hint="eastAsia"/>
+          <w:lang w:eastAsia="zh-CN"/>
+        </w:rPr>
+        <w:t>接受</w:t>
+      </w:r>
+      <w:r>
+        <w:t>"</w:t>
+      </w:r>
+      <w:r>
+        <w:rPr>
+          <w:rFonts w:ascii="宋体" w:eastAsia="宋体" w:hAnsi="宋体" w:cs="宋体" w:hint="eastAsia"/>
+          <w:lang w:eastAsia="zh-CN"/>
+        </w:rPr>
+        <w:t>或</w:t>
+      </w:r>
+      <w:r>
+        <w:t>"</w:t>
+      </w:r>
+      <w:r>
+        <w:rPr>
+          <w:rFonts w:ascii="宋体" w:eastAsia="宋体" w:hAnsi="宋体" w:cs="宋体" w:hint="eastAsia"/>
+          <w:lang w:eastAsia="zh-CN"/>
+        </w:rPr>
+        <w:t>作答</w:t>
+      </w:r>
+      <w:r>
+        <w:t>—</w:t>
+      </w:r>
+      <w:r>
+        <w:rPr>
+          <w:rFonts w:ascii="宋体" w:eastAsia="宋体" w:hAnsi="宋体" w:cs="宋体" w:hint="eastAsia"/>
+          <w:lang w:eastAsia="zh-CN"/>
+        </w:rPr>
+        <w:t>查看结果</w:t>
+      </w:r>
+      <w:r>
+        <w:t>"</w:t>
+      </w:r>
+      <w:r>
+        <w:rPr>
+          <w:rFonts w:ascii="宋体" w:eastAsia="宋体" w:hAnsi="宋体" w:cs="宋体" w:hint="eastAsia"/>
+          <w:lang w:eastAsia="zh-CN"/>
+        </w:rPr>
+        <w:t>，用户的决策行为要么不被记录，要么仅作为一次性输入，无法形成可累积、可对比、可再消费的数据资产。</w:t>
+      </w:r>
+      <w:r/>
+    </w:p>
+    <w:p>
+      <w:pPr>
+        <w:ind w:firstLine="480"/>
+      </w:pPr>
+      <w:r>
+        <w:rPr>
+          <w:rFonts w:ascii="宋体" w:eastAsia="宋体" w:hAnsi="宋体" w:cs="宋体" w:hint="eastAsia"/>
+          <w:b/>
+          <w:lang w:eastAsia="zh-CN"/>
+        </w:rPr>
+        <w:t>第二，音乐数据获取的合法性约束常被忽视。</w:t>
+      </w:r>
+      <w:r>
+        <w:rPr>
+          <w:rFonts w:ascii="宋体" w:eastAsia="宋体" w:hAnsi="宋体" w:cs="宋体" w:hint="eastAsia"/>
+          <w:lang w:eastAsia="zh-CN"/>
+        </w:rPr>
+        <w:t>音乐类应用对曲库依赖性极强，部分作品依赖非公开接口或未授权音频资源，存在版权风险与稳定性风险，导致作品难以公开部署与长期运行。</w:t>
+      </w:r>
+      <w:r/>
+    </w:p>
+    <w:p>
+      <w:pPr>
+        <w:ind w:firstLine="480"/>
+      </w:pPr>
+      <w:r>
+        <w:rPr>
+          <w:rFonts w:ascii="宋体" w:eastAsia="宋体" w:hAnsi="宋体" w:cs="宋体" w:hint="eastAsia"/>
+          <w:b/>
+          <w:lang w:eastAsia="zh-CN"/>
+        </w:rPr>
+        <w:t>第三，测评结果的个性化程度低。</w:t>
+      </w:r>
+      <w:r>
+        <w:rPr>
+          <w:rFonts w:ascii="宋体" w:eastAsia="宋体" w:hAnsi="宋体" w:cs="宋体" w:hint="eastAsia"/>
+          <w:lang w:eastAsia="zh-CN"/>
+        </w:rPr>
+        <w:t>现有音乐标签与人格测试多采用固定文案模板，缺乏针对个体作答组合的差异化解读，且很少把</w:t>
+      </w:r>
+      <w:r>
+        <w:t>"</w:t>
+      </w:r>
+      <w:r>
+        <w:rPr>
+          <w:rFonts w:ascii="宋体" w:eastAsia="宋体" w:hAnsi="宋体" w:cs="宋体" w:hint="eastAsia"/>
+          <w:lang w:eastAsia="zh-CN"/>
+        </w:rPr>
+        <w:t>听感</w:t>
+      </w:r>
+      <w:r>
+        <w:t>"</w:t>
+      </w:r>
+      <w:r>
+        <w:rPr>
+          <w:rFonts w:ascii="宋体" w:eastAsia="宋体" w:hAnsi="宋体" w:cs="宋体" w:hint="eastAsia"/>
+          <w:lang w:eastAsia="zh-CN"/>
+        </w:rPr>
+        <w:t>这一音乐特有的感知维度纳入测评过程。</w:t>
+      </w:r>
+      <w:r/>
+    </w:p>
+    <w:p>
+      <w:pPr>
+        <w:ind w:firstLine="480"/>
+      </w:pPr>
+      <w:r>
+        <w:rPr>
+          <w:rFonts w:ascii="宋体" w:eastAsia="宋体" w:hAnsi="宋体" w:cs="宋体" w:hint="eastAsia"/>
+          <w:lang w:eastAsia="zh-CN"/>
+        </w:rPr>
+        <w:t>基于以上三点，本课题提出以</w:t>
+      </w:r>
+      <w:r>
+        <w:t>"</w:t>
+      </w:r>
+      <w:r>
+        <w:rPr>
+          <w:rFonts w:ascii="宋体" w:eastAsia="宋体" w:hAnsi="宋体" w:cs="宋体" w:hint="eastAsia"/>
+          <w:lang w:eastAsia="zh-CN"/>
+        </w:rPr>
+        <w:t>专辑对决</w:t>
+      </w:r>
+      <w:r>
+        <w:t>"</w:t>
+      </w:r>
+      <w:r>
+        <w:rPr>
+          <w:rFonts w:ascii="宋体" w:eastAsia="宋体" w:hAnsi="宋体" w:cs="宋体" w:hint="eastAsia"/>
+          <w:lang w:eastAsia="zh-CN"/>
+        </w:rPr>
+        <w:t>与</w:t>
+      </w:r>
+      <w:r>
+        <w:t>"</w:t>
+      </w:r>
+      <w:r>
+        <w:rPr>
+          <w:rFonts w:ascii="宋体" w:eastAsia="宋体" w:hAnsi="宋体" w:cs="宋体" w:hint="eastAsia"/>
+          <w:lang w:eastAsia="zh-CN"/>
+        </w:rPr>
+        <w:t>音乐人格测评</w:t>
+      </w:r>
+      <w:r>
+        <w:t>"</w:t>
+      </w:r>
+      <w:r>
+        <w:rPr>
+          <w:rFonts w:ascii="宋体" w:eastAsia="宋体" w:hAnsi="宋体" w:cs="宋体" w:hint="eastAsia"/>
+          <w:lang w:eastAsia="zh-CN"/>
+        </w:rPr>
+        <w:t>两种互补玩法为核心，构建一个</w:t>
+      </w:r>
+      <w:r>
+        <w:rPr>
+          <w:rFonts w:ascii="宋体" w:eastAsia="宋体" w:hAnsi="宋体" w:cs="宋体" w:hint="eastAsia"/>
+          <w:b/>
+          <w:lang w:eastAsia="zh-CN"/>
+        </w:rPr>
+        <w:t>数据自体闭环、可公开部署、结果个性化生成</w:t>
+      </w:r>
+      <w:r>
+        <w:rPr>
+          <w:rFonts w:ascii="宋体" w:eastAsia="宋体" w:hAnsi="宋体" w:cs="宋体" w:hint="eastAsia"/>
+          <w:lang w:eastAsia="zh-CN"/>
+        </w:rPr>
+        <w:t>的音乐互动平台，并在此基础上完成毕业作品与论文。</w:t>
       </w:r>
       <w:r/>
     </w:p>
@@ -1179,7 +1673,7 @@
           <w:sz w:val="28"/>
           <w:lang w:eastAsia="zh-CN"/>
         </w:rPr>
-        <w:t>二、拟解决的关键问题</w:t>
+        <w:t>三、研究内容与拟解决的关键问题</w:t>
       </w:r>
       <w:r/>
     </w:p>
@@ -1192,20 +1686,98 @@
           <w:rFonts w:ascii="宋体" w:eastAsia="宋体" w:hAnsi="宋体" w:cs="宋体" w:hint="eastAsia"/>
           <w:lang w:eastAsia="zh-CN"/>
         </w:rPr>
-        <w:t>结合课题的功能定位与技术约束，本设计需要重点解决以下六个方面的问题，它们分别对应数据获取、玩法机制、测评模型、文本生成、视觉呈现与系统工程六个层面。</w:t>
+        <w:t>本部分先明确课题要达到的总体目标，再将其拆解为十项可实施、可验证的具体研究内容，最后列出实现过程中必须解决的关键技术问题。</w:t>
       </w:r>
       <w:r/>
     </w:p>
     <w:p>
       <w:pPr>
-        <w:pStyle w:val="ListNumber"/>
-        <w:numPr>
-          <w:ilvl w:val="0"/>
-          <w:numId w:val="10"/>
-        </w:numPr>
-        <w:spacing w:after="120"/>
-        <w:ind w:firstLine="0"/>
-        <w:jc w:val="both"/>
+        <w:pStyle w:val="Heading3"/>
+        <w:spacing w:line="360" w:lineRule="auto"/>
+      </w:pPr>
+      <w:r>
+        <w:rPr>
+          <w:rFonts w:ascii="宋体" w:hAnsi="宋体" w:eastAsia="宋体" w:cs="宋体" w:hint="eastAsia"/>
+          <w:b/>
+          <w:sz w:val="24"/>
+          <w:lang w:eastAsia="zh-CN"/>
+        </w:rPr>
+        <w:t>3.1 研究目标</w:t>
+      </w:r>
+      <w:r/>
+    </w:p>
+    <w:p>
+      <w:pPr>
+        <w:ind w:firstLine="480"/>
+      </w:pPr>
+      <w:r>
+        <w:rPr>
+          <w:rFonts w:ascii="宋体" w:eastAsia="宋体" w:hAnsi="宋体" w:cs="宋体" w:hint="eastAsia"/>
+          <w:lang w:eastAsia="zh-CN"/>
+        </w:rPr>
+        <w:t>设计并实现一个以</w:t>
+      </w:r>
+      <w:r>
+        <w:t>"</w:t>
+      </w:r>
+      <w:r>
+        <w:rPr>
+          <w:rFonts w:ascii="宋体" w:eastAsia="宋体" w:hAnsi="宋体" w:cs="宋体" w:hint="eastAsia"/>
+          <w:lang w:eastAsia="zh-CN"/>
+        </w:rPr>
+        <w:t>专辑对决</w:t>
+      </w:r>
+      <w:r>
+        <w:t>"</w:t>
+      </w:r>
+      <w:r>
+        <w:rPr>
+          <w:rFonts w:ascii="宋体" w:eastAsia="宋体" w:hAnsi="宋体" w:cs="宋体" w:hint="eastAsia"/>
+          <w:lang w:eastAsia="zh-CN"/>
+        </w:rPr>
+        <w:t>与</w:t>
+      </w:r>
+      <w:r>
+        <w:t>"</w:t>
+      </w:r>
+      <w:r>
+        <w:rPr>
+          <w:rFonts w:ascii="宋体" w:eastAsia="宋体" w:hAnsi="宋体" w:cs="宋体" w:hint="eastAsia"/>
+          <w:lang w:eastAsia="zh-CN"/>
+        </w:rPr>
+        <w:t>音乐人格测评</w:t>
+      </w:r>
+      <w:r>
+        <w:t>"</w:t>
+      </w:r>
+      <w:r>
+        <w:rPr>
+          <w:rFonts w:ascii="宋体" w:eastAsia="宋体" w:hAnsi="宋体" w:cs="宋体" w:hint="eastAsia"/>
+          <w:lang w:eastAsia="zh-CN"/>
+        </w:rPr>
+        <w:t>为核心玩法的音乐互动平台，完成前后端开发、数据库设计、云部署与上线发布，形成一套可公开访问、功能完整、数据真实流转的应用系统，并在此基础上完成毕业论文的撰写。</w:t>
+      </w:r>
+      <w:r/>
+    </w:p>
+    <w:p>
+      <w:pPr>
+        <w:pStyle w:val="Heading3"/>
+        <w:spacing w:line="360" w:lineRule="auto"/>
+      </w:pPr>
+      <w:r>
+        <w:rPr>
+          <w:rFonts w:ascii="宋体" w:hAnsi="宋体" w:eastAsia="宋体" w:cs="宋体" w:hint="eastAsia"/>
+          <w:b/>
+          <w:sz w:val="24"/>
+          <w:lang w:eastAsia="zh-CN"/>
+        </w:rPr>
+        <w:t>3.2 研究内容</w:t>
+      </w:r>
+      <w:r/>
+    </w:p>
+    <w:p>
+      <w:pPr>
+        <w:ind w:firstLine="480"/>
       </w:pPr>
       <w:r>
         <w:rPr>
@@ -1213,26 +1785,20 @@
           <w:b/>
           <w:lang w:eastAsia="zh-CN"/>
         </w:rPr>
-        <w:t>音乐数据的合法获取、规范化与缓存问题。</w:t>
+        <w:t>（1）需求分析与交互设计。</w:t>
       </w:r>
       <w:r>
         <w:rPr>
           <w:rFonts w:ascii="宋体" w:eastAsia="宋体" w:hAnsi="宋体" w:cs="宋体" w:hint="eastAsia"/>
           <w:lang w:eastAsia="zh-CN"/>
         </w:rPr>
-        <w:t>音乐类应用首要面临的约束是数据来源的合法性与稳定性。本设计需选用无版权风险的开放接口作为数据源，并对多语种、多地区返回的异构数据做统一规范化处理；同时需设计合理的缓存策略，将外部接口数据持久化至本地数据库，以降低外部依赖、提升响应速度并规避接口频率限制。</w:t>
-      </w:r>
+        <w:t>通过功能拆解与用户故事梳理明确系统边界，完成用户故事清单、功能需求与非功能需求（性能、安全、可用性）的整理；输出完整的界面设计稿，覆盖前台用户端与后台管理端。</w:t>
+      </w:r>
+      <w:r/>
     </w:p>
     <w:p>
       <w:pPr>
-        <w:pStyle w:val="ListNumber"/>
-        <w:numPr>
-          <w:ilvl w:val="0"/>
-          <w:numId w:val="10"/>
-        </w:numPr>
-        <w:spacing w:after="120"/>
-        <w:ind w:firstLine="0"/>
-        <w:jc w:val="both"/>
+        <w:ind w:firstLine="480"/>
       </w:pPr>
       <w:r>
         <w:rPr>
@@ -1240,56 +1806,20 @@
           <w:b/>
           <w:lang w:eastAsia="zh-CN"/>
         </w:rPr>
-        <w:t>对决赛制算法的设计与体验平衡问题。</w:t>
+        <w:t>（2）系统架构设计。</w:t>
       </w:r>
       <w:r>
         <w:rPr>
           <w:rFonts w:ascii="宋体" w:eastAsia="宋体" w:hAnsi="宋体" w:cs="宋体" w:hint="eastAsia"/>
           <w:lang w:eastAsia="zh-CN"/>
         </w:rPr>
-        <w:t>需要设计可供程序自动生成的对阵结构，处理参赛数量非</w:t>
-      </w:r>
-      <w:r>
-        <w:t xml:space="preserve"> 2 </w:t>
-      </w:r>
-      <w:r>
-        <w:rPr>
-          <w:rFonts w:ascii="宋体" w:eastAsia="宋体" w:hAnsi="宋体" w:cs="宋体" w:hint="eastAsia"/>
-          <w:lang w:eastAsia="zh-CN"/>
-        </w:rPr>
-        <w:t>的整数次幂时的轮空问题，并在淘汰赛之外补充复活机制以降低</w:t>
-      </w:r>
-      <w:r>
-        <w:t>"</w:t>
-      </w:r>
-      <w:r>
-        <w:rPr>
-          <w:rFonts w:ascii="宋体" w:eastAsia="宋体" w:hAnsi="宋体" w:cs="宋体" w:hint="eastAsia"/>
-          <w:lang w:eastAsia="zh-CN"/>
-        </w:rPr>
-        <w:t>喜欢的作品过早出局</w:t>
-      </w:r>
-      <w:r>
-        <w:t>"</w:t>
-      </w:r>
-      <w:r>
-        <w:rPr>
-          <w:rFonts w:ascii="宋体" w:eastAsia="宋体" w:hAnsi="宋体" w:cs="宋体" w:hint="eastAsia"/>
-          <w:lang w:eastAsia="zh-CN"/>
-        </w:rPr>
-        <w:t>带来的挫败感。同时必须控制单场赛事的整体时长，避免赛程过长导致用户中途流失。</w:t>
-      </w:r>
+        <w:t>采用前后端分离的三层架构，明确展示层、业务服务层与数据层的职责划分，完成系统架构图与数据流转说明。</w:t>
+      </w:r>
+      <w:r/>
     </w:p>
     <w:p>
       <w:pPr>
-        <w:pStyle w:val="ListNumber"/>
-        <w:numPr>
-          <w:ilvl w:val="0"/>
-          <w:numId w:val="10"/>
-        </w:numPr>
-        <w:spacing w:after="120"/>
-        <w:ind w:firstLine="0"/>
-        <w:jc w:val="both"/>
+        <w:ind w:firstLine="480"/>
       </w:pPr>
       <w:r>
         <w:rPr>
@@ -1297,26 +1827,20 @@
           <w:b/>
           <w:lang w:eastAsia="zh-CN"/>
         </w:rPr>
-        <w:t>音乐人格测评模型的构建问题。</w:t>
+        <w:t>（3）数据库设计。</w:t>
       </w:r>
       <w:r>
         <w:rPr>
           <w:rFonts w:ascii="宋体" w:eastAsia="宋体" w:hAnsi="宋体" w:cs="宋体" w:hint="eastAsia"/>
           <w:lang w:eastAsia="zh-CN"/>
         </w:rPr>
-        <w:t>测评题目的设计、维度划分、计分规则与类型映射共同决定结果的有效性与区分度。需要在题目数量（兼顾体验时长）与结果准确性之间取得平衡，并保证同一用户重复作答时结果具备稳定性。</w:t>
-      </w:r>
+        <w:t>围绕用户、音乐数据、对决过程、测评数据四类对象完成数据库建模，设计用户、歌手、专辑、曲目、对决、对战场次、投票、测评题目、人格类型、测评结果、收藏、分享记录等数据表，明确实体间关系并输出实体关系图。</w:t>
+      </w:r>
+      <w:r/>
     </w:p>
     <w:p>
       <w:pPr>
-        <w:pStyle w:val="ListNumber"/>
-        <w:numPr>
-          <w:ilvl w:val="0"/>
-          <w:numId w:val="10"/>
-        </w:numPr>
-        <w:spacing w:after="120"/>
-        <w:ind w:firstLine="0"/>
-        <w:jc w:val="both"/>
+        <w:ind w:firstLine="480"/>
       </w:pPr>
       <w:r>
         <w:rPr>
@@ -1324,26 +1848,20 @@
           <w:b/>
           <w:lang w:eastAsia="zh-CN"/>
         </w:rPr>
-        <w:t>个性化文本生成的质量与成本控制问题。</w:t>
+        <w:t>（4）音乐数据获取与缓存模块。</w:t>
       </w:r>
       <w:r>
         <w:rPr>
           <w:rFonts w:ascii="宋体" w:eastAsia="宋体" w:hAnsi="宋体" w:cs="宋体" w:hint="eastAsia"/>
           <w:lang w:eastAsia="zh-CN"/>
         </w:rPr>
-        <w:t>大语言模型输出的稳定性和时延直接影响用户体验，且存在调用失败的可能。需要设计合理的提示词结构以保证输出风格统一，并建立降级机制，在模型调用失败时使用预置文案兜底，避免页面出现空白或错误。</w:t>
-      </w:r>
+        <w:t>通过开放接口获取歌手、专辑、曲目及试听资源，完成字段规范化映射与数据持久化，并设计缓存更新策略。</w:t>
+      </w:r>
+      <w:r/>
     </w:p>
     <w:p>
       <w:pPr>
-        <w:pStyle w:val="ListNumber"/>
-        <w:numPr>
-          <w:ilvl w:val="0"/>
-          <w:numId w:val="10"/>
-        </w:numPr>
-        <w:spacing w:after="120"/>
-        <w:ind w:firstLine="0"/>
-        <w:jc w:val="both"/>
+        <w:ind w:firstLine="480"/>
       </w:pPr>
       <w:r>
         <w:rPr>
@@ -1351,26 +1869,20 @@
           <w:b/>
           <w:lang w:eastAsia="zh-CN"/>
         </w:rPr>
-        <w:t>结果可视化与分享图生成的跨设备一致性问题。</w:t>
+        <w:t>（5）专辑对决模块。</w:t>
       </w:r>
       <w:r>
         <w:rPr>
           <w:rFonts w:ascii="宋体" w:eastAsia="宋体" w:hAnsi="宋体" w:cs="宋体" w:hint="eastAsia"/>
           <w:lang w:eastAsia="zh-CN"/>
         </w:rPr>
-        <w:t>对决结果的对阵图与人格卡是本平台的核心视觉产出，需要在不同屏幕尺寸、不同浏览器下保持版式一致，尤其需要解决中文字体渲染与内容截断问题。</w:t>
-      </w:r>
+        <w:t>实现对阵自动生成、逐轮投票、晋级与复活机制、结果汇总与冠军生成；提供对决过程中的试听能力，使用户在未听过专辑的情况下也能做出选择。</w:t>
+      </w:r>
+      <w:r/>
     </w:p>
     <w:p>
       <w:pPr>
-        <w:pStyle w:val="ListNumber"/>
-        <w:numPr>
-          <w:ilvl w:val="0"/>
-          <w:numId w:val="10"/>
-        </w:numPr>
-        <w:spacing w:after="120"/>
-        <w:ind w:firstLine="0"/>
-        <w:jc w:val="both"/>
+        <w:ind w:firstLine="480"/>
       </w:pPr>
       <w:r>
         <w:rPr>
@@ -1378,14 +1890,250 @@
           <w:b/>
           <w:lang w:eastAsia="zh-CN"/>
         </w:rPr>
-        <w:t>系统的安全性、性能与可部署性问题。</w:t>
+        <w:t>（6）音乐人格测评模块。</w:t>
       </w:r>
       <w:r>
         <w:rPr>
           <w:rFonts w:ascii="宋体" w:eastAsia="宋体" w:hAnsi="宋体" w:cs="宋体" w:hint="eastAsia"/>
           <w:lang w:eastAsia="zh-CN"/>
         </w:rPr>
-        <w:t>需要完成用户认证与数据安全设计，实现接口鉴权与输入校验；并通过合理的缓存与索引策略保证响应性能；最终完成云端部署，提供可公开访问的线上地址。</w:t>
+        <w:t>完成题目体系设计、计分模型与类型映射规则；实现包含试听感知题的作答流程，并输出人格结果卡片与推荐专辑。</w:t>
+      </w:r>
+      <w:r/>
+    </w:p>
+    <w:p>
+      <w:pPr>
+        <w:ind w:firstLine="480"/>
+      </w:pPr>
+      <w:r>
+        <w:rPr>
+          <w:rFonts w:ascii="宋体" w:eastAsia="宋体" w:hAnsi="宋体" w:cs="宋体" w:hint="eastAsia"/>
+          <w:b/>
+          <w:lang w:eastAsia="zh-CN"/>
+        </w:rPr>
+        <w:t>（7）大语言模型文本生成模块。</w:t>
+      </w:r>
+      <w:r>
+        <w:rPr>
+          <w:rFonts w:ascii="宋体" w:eastAsia="宋体" w:hAnsi="宋体" w:cs="宋体" w:hint="eastAsia"/>
+          <w:lang w:eastAsia="zh-CN"/>
+        </w:rPr>
+        <w:t>将用户作答组合与测评结果作为输入，生成个性化解读文案；设计提示词模板、异常降级与结果缓存机制。</w:t>
+      </w:r>
+      <w:r/>
+    </w:p>
+    <w:p>
+      <w:pPr>
+        <w:ind w:firstLine="480"/>
+      </w:pPr>
+      <w:r>
+        <w:rPr>
+          <w:rFonts w:ascii="宋体" w:eastAsia="宋体" w:hAnsi="宋体" w:cs="宋体" w:hint="eastAsia"/>
+          <w:b/>
+          <w:lang w:eastAsia="zh-CN"/>
+        </w:rPr>
+        <w:t>（8）数据可视化与分享图生成模块。</w:t>
+      </w:r>
+      <w:r>
+        <w:rPr>
+          <w:rFonts w:ascii="宋体" w:eastAsia="宋体" w:hAnsi="宋体" w:cs="宋体" w:hint="eastAsia"/>
+          <w:lang w:eastAsia="zh-CN"/>
+        </w:rPr>
+        <w:t>实现对决对阵图、冠军路径图、人格卡片的绘制与图片导出；完成平台榜单与人格类型分布的统计可视化。</w:t>
+      </w:r>
+      <w:r/>
+    </w:p>
+    <w:p>
+      <w:pPr>
+        <w:ind w:firstLine="480"/>
+      </w:pPr>
+      <w:r>
+        <w:rPr>
+          <w:rFonts w:ascii="宋体" w:eastAsia="宋体" w:hAnsi="宋体" w:cs="宋体" w:hint="eastAsia"/>
+          <w:b/>
+          <w:lang w:eastAsia="zh-CN"/>
+        </w:rPr>
+        <w:t>（9）后台管理模块。</w:t>
+      </w:r>
+      <w:r>
+        <w:rPr>
+          <w:rFonts w:ascii="宋体" w:eastAsia="宋体" w:hAnsi="宋体" w:cs="宋体" w:hint="eastAsia"/>
+          <w:lang w:eastAsia="zh-CN"/>
+        </w:rPr>
+        <w:t>实现数据看板、测评题目管理、人格类型管理、音乐数据管理与用户管理功能。</w:t>
+      </w:r>
+      <w:r/>
+    </w:p>
+    <w:p>
+      <w:pPr>
+        <w:ind w:firstLine="480"/>
+      </w:pPr>
+      <w:r>
+        <w:rPr>
+          <w:rFonts w:ascii="宋体" w:eastAsia="宋体" w:hAnsi="宋体" w:cs="宋体" w:hint="eastAsia"/>
+          <w:b/>
+          <w:lang w:eastAsia="zh-CN"/>
+        </w:rPr>
+        <w:t>（10）系统测试与部署上线。</w:t>
+      </w:r>
+      <w:r>
+        <w:rPr>
+          <w:rFonts w:ascii="宋体" w:eastAsia="宋体" w:hAnsi="宋体" w:cs="宋体" w:hint="eastAsia"/>
+          <w:lang w:eastAsia="zh-CN"/>
+        </w:rPr>
+        <w:t>完成功能测试、接口测试、兼容性测试与用户试用反馈收集；将前端、后端与数据库分别部署至云平台，获得可公开访问的线上地址。</w:t>
+      </w:r>
+      <w:r/>
+    </w:p>
+    <w:p>
+      <w:pPr>
+        <w:pStyle w:val="Heading3"/>
+        <w:spacing w:line="360" w:lineRule="auto"/>
+      </w:pPr>
+      <w:r>
+        <w:rPr>
+          <w:rFonts w:ascii="宋体" w:hAnsi="宋体" w:eastAsia="宋体" w:cs="宋体" w:hint="eastAsia"/>
+          <w:b/>
+          <w:sz w:val="24"/>
+          <w:lang w:eastAsia="zh-CN"/>
+        </w:rPr>
+        <w:t>3.3 拟解决的关键问题</w:t>
+      </w:r>
+      <w:r/>
+    </w:p>
+    <w:p>
+      <w:pPr>
+        <w:ind w:firstLine="480"/>
+      </w:pPr>
+      <w:r>
+        <w:rPr>
+          <w:rFonts w:ascii="宋体" w:eastAsia="宋体" w:hAnsi="宋体" w:cs="宋体" w:hint="eastAsia"/>
+          <w:b/>
+          <w:lang w:eastAsia="zh-CN"/>
+        </w:rPr>
+        <w:t>（1）音乐数据的合法获取、规范化与缓存。</w:t>
+      </w:r>
+      <w:r>
+        <w:rPr>
+          <w:rFonts w:ascii="宋体" w:eastAsia="宋体" w:hAnsi="宋体" w:cs="宋体" w:hint="eastAsia"/>
+          <w:lang w:eastAsia="zh-CN"/>
+        </w:rPr>
+        <w:t>需选用无版权风险的开放接口作为数据源，对多语种、多地区返回的异构数据做统一规范化处理；并设计缓存策略，将外部接口数据持久化至本地数据库，以降低外部依赖、提升响应速度并规避接口频率限制。</w:t>
+      </w:r>
+      <w:r/>
+    </w:p>
+    <w:p>
+      <w:pPr>
+        <w:ind w:firstLine="480"/>
+      </w:pPr>
+      <w:r>
+        <w:rPr>
+          <w:rFonts w:ascii="宋体" w:eastAsia="宋体" w:hAnsi="宋体" w:cs="宋体" w:hint="eastAsia"/>
+          <w:b/>
+          <w:lang w:eastAsia="zh-CN"/>
+        </w:rPr>
+        <w:t>（2）对决赛制算法的设计与体验平衡。</w:t>
+      </w:r>
+      <w:r>
+        <w:rPr>
+          <w:rFonts w:ascii="宋体" w:eastAsia="宋体" w:hAnsi="宋体" w:cs="宋体" w:hint="eastAsia"/>
+          <w:lang w:eastAsia="zh-CN"/>
+        </w:rPr>
+        <w:t>需设计可供程序自动生成的对阵结构，处理参赛数量非</w:t>
+      </w:r>
+      <w:r>
+        <w:t xml:space="preserve"> 2 </w:t>
+      </w:r>
+      <w:r>
+        <w:rPr>
+          <w:rFonts w:ascii="宋体" w:eastAsia="宋体" w:hAnsi="宋体" w:cs="宋体" w:hint="eastAsia"/>
+          <w:lang w:eastAsia="zh-CN"/>
+        </w:rPr>
+        <w:t>的整数次幂时的轮空问题，并在淘汰赛之外补充复活机制。同时必须控制单场赛事的整体时长，避免赛程过长导致用户中途流失。</w:t>
+      </w:r>
+      <w:r/>
+    </w:p>
+    <w:p>
+      <w:pPr>
+        <w:ind w:firstLine="480"/>
+      </w:pPr>
+      <w:r>
+        <w:rPr>
+          <w:rFonts w:ascii="宋体" w:eastAsia="宋体" w:hAnsi="宋体" w:cs="宋体" w:hint="eastAsia"/>
+          <w:b/>
+          <w:lang w:eastAsia="zh-CN"/>
+        </w:rPr>
+        <w:t>（3）音乐人格测评模型的构建。</w:t>
+      </w:r>
+      <w:r>
+        <w:rPr>
+          <w:rFonts w:ascii="宋体" w:eastAsia="宋体" w:hAnsi="宋体" w:cs="宋体" w:hint="eastAsia"/>
+          <w:lang w:eastAsia="zh-CN"/>
+        </w:rPr>
+        <w:t>题目的设计、维度划分、计分规则与类型映射共同决定结果的有效性与区分度，需要在题目数量（兼顾体验时长）与结果准确性之间取得平衡，并保证同一用户重复作答时结果具备稳定性。</w:t>
+      </w:r>
+      <w:r/>
+    </w:p>
+    <w:p>
+      <w:pPr>
+        <w:ind w:firstLine="480"/>
+      </w:pPr>
+      <w:r>
+        <w:rPr>
+          <w:rFonts w:ascii="宋体" w:eastAsia="宋体" w:hAnsi="宋体" w:cs="宋体" w:hint="eastAsia"/>
+          <w:b/>
+          <w:lang w:eastAsia="zh-CN"/>
+        </w:rPr>
+        <w:t>（4）个性化文本生成的质量与成本控制。</w:t>
+      </w:r>
+      <w:r>
+        <w:rPr>
+          <w:rFonts w:ascii="宋体" w:eastAsia="宋体" w:hAnsi="宋体" w:cs="宋体" w:hint="eastAsia"/>
+          <w:lang w:eastAsia="zh-CN"/>
+        </w:rPr>
+        <w:t>大语言模型输出的稳定性与时延直接影响体验，且存在调用失败的可能，需设计合理的提示词结构以保证风格统一，并建立降级机制。</w:t>
+      </w:r>
+      <w:r/>
+    </w:p>
+    <w:p>
+      <w:pPr>
+        <w:ind w:firstLine="480"/>
+      </w:pPr>
+      <w:r>
+        <w:rPr>
+          <w:rFonts w:ascii="宋体" w:eastAsia="宋体" w:hAnsi="宋体" w:cs="宋体" w:hint="eastAsia"/>
+          <w:b/>
+          <w:lang w:eastAsia="zh-CN"/>
+        </w:rPr>
+        <w:t>（5）结果可视化与分享图的跨设备一致性。</w:t>
+      </w:r>
+      <w:r>
+        <w:rPr>
+          <w:rFonts w:ascii="宋体" w:eastAsia="宋体" w:hAnsi="宋体" w:cs="宋体" w:hint="eastAsia"/>
+          <w:lang w:eastAsia="zh-CN"/>
+        </w:rPr>
+        <w:t>对阵图与人格卡是核心视觉产出，需在不同屏幕尺寸与浏览器下保持版式一致，尤其要解决中文字体渲染与内容截断问题。</w:t>
+      </w:r>
+      <w:r/>
+    </w:p>
+    <w:p>
+      <w:pPr>
+        <w:ind w:firstLine="480"/>
+      </w:pPr>
+      <w:r>
+        <w:rPr>
+          <w:rFonts w:ascii="宋体" w:eastAsia="宋体" w:hAnsi="宋体" w:cs="宋体" w:hint="eastAsia"/>
+          <w:b/>
+          <w:lang w:eastAsia="zh-CN"/>
+        </w:rPr>
+        <w:t>（6）系统的安全性、性能与可部署性。</w:t>
+      </w:r>
+      <w:r>
+        <w:rPr>
+          <w:rFonts w:ascii="宋体" w:eastAsia="宋体" w:hAnsi="宋体" w:cs="宋体" w:hint="eastAsia"/>
+          <w:lang w:eastAsia="zh-CN"/>
+        </w:rPr>
+        <w:t>需完成用户认证与数据安全设计，实现接口鉴权与输入校验；通过合理的缓存与索引策略保证响应性能；最终完成云端部署，提供可公开访问的线上地址。</w:t>
       </w:r>
       <w:r/>
     </w:p>
@@ -1401,7 +2149,7 @@
           <w:sz w:val="28"/>
           <w:lang w:eastAsia="zh-CN"/>
         </w:rPr>
-        <w:t>三、研究目标和内容</w:t>
+        <w:t>四、研究方法与技术路线</w:t>
       </w:r>
       <w:r/>
     </w:p>
@@ -1414,7 +2162,7 @@
           <w:rFonts w:ascii="宋体" w:eastAsia="宋体" w:hAnsi="宋体" w:cs="宋体" w:hint="eastAsia"/>
           <w:lang w:eastAsia="zh-CN"/>
         </w:rPr>
-        <w:t>本部分先明确课题要达到的总体目标，再将目标拆解为十项可实施、可验证的具体研究内容，覆盖从需求分析、系统设计到开发实现、测试上线的完整过程。</w:t>
+        <w:t>本部分说明课题的实施方式。先列出所采用的研究方法及其用途，再给出从开发方法、前后端技术、数据存储、外部服务到部署方案的完整技术路线，最后汇总关键技术选型。</w:t>
       </w:r>
       <w:r/>
     </w:p>
@@ -1430,7 +2178,7 @@
           <w:sz w:val="24"/>
           <w:lang w:eastAsia="zh-CN"/>
         </w:rPr>
-        <w:t>3.1 研究目标</w:t>
+        <w:t>4.1 研究方法</w:t>
       </w:r>
       <w:r/>
     </w:p>
@@ -1441,402 +2189,17 @@
       <w:r>
         <w:rPr>
           <w:rFonts w:ascii="宋体" w:eastAsia="宋体" w:hAnsi="宋体" w:cs="宋体" w:hint="eastAsia"/>
+          <w:b/>
           <w:lang w:eastAsia="zh-CN"/>
         </w:rPr>
-        <w:t>设计并实现一个以</w:t>
-      </w:r>
-      <w:r>
-        <w:t>"</w:t>
+        <w:t>文献研究法。</w:t>
       </w:r>
       <w:r>
         <w:rPr>
           <w:rFonts w:ascii="宋体" w:eastAsia="宋体" w:hAnsi="宋体" w:cs="宋体" w:hint="eastAsia"/>
           <w:lang w:eastAsia="zh-CN"/>
         </w:rPr>
-        <w:t>专辑对决</w:t>
-      </w:r>
-      <w:r>
-        <w:t>"</w:t>
-      </w:r>
-      <w:r>
-        <w:rPr>
-          <w:rFonts w:ascii="宋体" w:eastAsia="宋体" w:hAnsi="宋体" w:cs="宋体" w:hint="eastAsia"/>
-          <w:lang w:eastAsia="zh-CN"/>
-        </w:rPr>
-        <w:t>与</w:t>
-      </w:r>
-      <w:r>
-        <w:t>"</w:t>
-      </w:r>
-      <w:r>
-        <w:rPr>
-          <w:rFonts w:ascii="宋体" w:eastAsia="宋体" w:hAnsi="宋体" w:cs="宋体" w:hint="eastAsia"/>
-          <w:lang w:eastAsia="zh-CN"/>
-        </w:rPr>
-        <w:t>音乐人格测评</w:t>
-      </w:r>
-      <w:r>
-        <w:t>"</w:t>
-      </w:r>
-      <w:r>
-        <w:rPr>
-          <w:rFonts w:ascii="宋体" w:eastAsia="宋体" w:hAnsi="宋体" w:cs="宋体" w:hint="eastAsia"/>
-          <w:lang w:eastAsia="zh-CN"/>
-        </w:rPr>
-        <w:t>为核心玩法的音乐互动平台，完成前后端开发、数据库设计、云部署与上线发布，形成一套可公开访问、功能完整、数据真实流转的应用系统，并在此基础上完成毕业论文的撰写。</w:t>
-      </w:r>
-      <w:r/>
-    </w:p>
-    <w:p>
-      <w:pPr>
-        <w:pStyle w:val="Heading3"/>
-        <w:spacing w:line="360" w:lineRule="auto"/>
-      </w:pPr>
-      <w:r>
-        <w:rPr>
-          <w:rFonts w:ascii="宋体" w:hAnsi="宋体" w:eastAsia="宋体" w:cs="宋体" w:hint="eastAsia"/>
-          <w:b/>
-          <w:sz w:val="24"/>
-          <w:lang w:eastAsia="zh-CN"/>
-        </w:rPr>
-        <w:t>3.2 研究内容</w:t>
-      </w:r>
-      <w:r/>
-    </w:p>
-    <w:p>
-      <w:pPr>
-        <w:pStyle w:val="ListNumber"/>
-        <w:numPr>
-          <w:ilvl w:val="0"/>
-          <w:numId w:val="11"/>
-        </w:numPr>
-        <w:spacing w:after="120"/>
-        <w:ind w:firstLine="0"/>
-        <w:jc w:val="both"/>
-      </w:pPr>
-      <w:r>
-        <w:rPr>
-          <w:rFonts w:ascii="宋体" w:eastAsia="宋体" w:hAnsi="宋体" w:cs="宋体" w:hint="eastAsia"/>
-          <w:b/>
-          <w:lang w:eastAsia="zh-CN"/>
-        </w:rPr>
-        <w:t>需求分析与交互设计。</w:t>
-      </w:r>
-      <w:r>
-        <w:rPr>
-          <w:rFonts w:ascii="宋体" w:eastAsia="宋体" w:hAnsi="宋体" w:cs="宋体" w:hint="eastAsia"/>
-          <w:lang w:eastAsia="zh-CN"/>
-        </w:rPr>
-        <w:t>通过功能拆解与用户故事梳理明确系统边界，完成用户故事清单、功能需求与非功能需求（性能、安全、可用性）的整理；输出完整的界面设计稿，覆盖前台用户端与后台管理端。</w:t>
-      </w:r>
-    </w:p>
-    <w:p>
-      <w:pPr>
-        <w:pStyle w:val="ListNumber"/>
-        <w:numPr>
-          <w:ilvl w:val="0"/>
-          <w:numId w:val="11"/>
-        </w:numPr>
-        <w:spacing w:after="120"/>
-        <w:ind w:firstLine="0"/>
-        <w:jc w:val="both"/>
-      </w:pPr>
-      <w:r>
-        <w:rPr>
-          <w:rFonts w:ascii="宋体" w:eastAsia="宋体" w:hAnsi="宋体" w:cs="宋体" w:hint="eastAsia"/>
-          <w:b/>
-          <w:lang w:eastAsia="zh-CN"/>
-        </w:rPr>
-        <w:t>系统架构设计。</w:t>
-      </w:r>
-      <w:r>
-        <w:rPr>
-          <w:rFonts w:ascii="宋体" w:eastAsia="宋体" w:hAnsi="宋体" w:cs="宋体" w:hint="eastAsia"/>
-          <w:lang w:eastAsia="zh-CN"/>
-        </w:rPr>
-        <w:t>采用前后端分离的三层架构，明确展示层、业务服务层与数据层的职责划分，完成系统架构图与数据流转说明。</w:t>
-      </w:r>
-    </w:p>
-    <w:p>
-      <w:pPr>
-        <w:pStyle w:val="ListNumber"/>
-        <w:numPr>
-          <w:ilvl w:val="0"/>
-          <w:numId w:val="11"/>
-        </w:numPr>
-        <w:spacing w:after="120"/>
-        <w:ind w:firstLine="0"/>
-        <w:jc w:val="both"/>
-      </w:pPr>
-      <w:r>
-        <w:rPr>
-          <w:rFonts w:ascii="宋体" w:eastAsia="宋体" w:hAnsi="宋体" w:cs="宋体" w:hint="eastAsia"/>
-          <w:b/>
-          <w:lang w:eastAsia="zh-CN"/>
-        </w:rPr>
-        <w:t>数据库设计。</w:t>
-      </w:r>
-      <w:r>
-        <w:rPr>
-          <w:rFonts w:ascii="宋体" w:eastAsia="宋体" w:hAnsi="宋体" w:cs="宋体" w:hint="eastAsia"/>
-          <w:lang w:eastAsia="zh-CN"/>
-        </w:rPr>
-        <w:t>围绕用户、音乐数据、对决过程、测评数据四类对象完成数据库建模，设计用户、歌手、专辑、曲目、对决、对战场次、投票、测评题目、人格类型、测评结果、收藏、分享记录等数据表，明确实体间关系并输出实体关系图。</w:t>
-      </w:r>
-    </w:p>
-    <w:p>
-      <w:pPr>
-        <w:pStyle w:val="ListNumber"/>
-        <w:numPr>
-          <w:ilvl w:val="0"/>
-          <w:numId w:val="11"/>
-        </w:numPr>
-        <w:spacing w:after="120"/>
-        <w:ind w:firstLine="0"/>
-        <w:jc w:val="both"/>
-      </w:pPr>
-      <w:r>
-        <w:rPr>
-          <w:rFonts w:ascii="宋体" w:eastAsia="宋体" w:hAnsi="宋体" w:cs="宋体" w:hint="eastAsia"/>
-          <w:b/>
-          <w:lang w:eastAsia="zh-CN"/>
-        </w:rPr>
-        <w:t>音乐数据获取与缓存模块。</w:t>
-      </w:r>
-      <w:r>
-        <w:rPr>
-          <w:rFonts w:ascii="宋体" w:eastAsia="宋体" w:hAnsi="宋体" w:cs="宋体" w:hint="eastAsia"/>
-          <w:lang w:eastAsia="zh-CN"/>
-        </w:rPr>
-        <w:t>通过开放接口获取歌手、专辑、曲目及试听资源，完成字段规范化映射与数据持久化，并设计缓存更新策略。</w:t>
-      </w:r>
-    </w:p>
-    <w:p>
-      <w:pPr>
-        <w:pStyle w:val="ListNumber"/>
-        <w:numPr>
-          <w:ilvl w:val="0"/>
-          <w:numId w:val="11"/>
-        </w:numPr>
-        <w:spacing w:after="120"/>
-        <w:ind w:firstLine="0"/>
-        <w:jc w:val="both"/>
-      </w:pPr>
-      <w:r>
-        <w:rPr>
-          <w:rFonts w:ascii="宋体" w:eastAsia="宋体" w:hAnsi="宋体" w:cs="宋体" w:hint="eastAsia"/>
-          <w:b/>
-          <w:lang w:eastAsia="zh-CN"/>
-        </w:rPr>
-        <w:t>专辑对决模块。</w:t>
-      </w:r>
-      <w:r>
-        <w:rPr>
-          <w:rFonts w:ascii="宋体" w:eastAsia="宋体" w:hAnsi="宋体" w:cs="宋体" w:hint="eastAsia"/>
-          <w:lang w:eastAsia="zh-CN"/>
-        </w:rPr>
-        <w:t>实现对阵自动生成、逐轮投票、晋级与复活机制、结果汇总与冠军生成；提供对决过程中的试听能力，使用户在未听过专辑的情况下也能做出选择。</w:t>
-      </w:r>
-    </w:p>
-    <w:p>
-      <w:pPr>
-        <w:pStyle w:val="ListNumber"/>
-        <w:numPr>
-          <w:ilvl w:val="0"/>
-          <w:numId w:val="11"/>
-        </w:numPr>
-        <w:spacing w:after="120"/>
-        <w:ind w:firstLine="0"/>
-        <w:jc w:val="both"/>
-      </w:pPr>
-      <w:r>
-        <w:rPr>
-          <w:rFonts w:ascii="宋体" w:eastAsia="宋体" w:hAnsi="宋体" w:cs="宋体" w:hint="eastAsia"/>
-          <w:b/>
-          <w:lang w:eastAsia="zh-CN"/>
-        </w:rPr>
-        <w:t>音乐人格测评模块。</w:t>
-      </w:r>
-      <w:r>
-        <w:rPr>
-          <w:rFonts w:ascii="宋体" w:eastAsia="宋体" w:hAnsi="宋体" w:cs="宋体" w:hint="eastAsia"/>
-          <w:lang w:eastAsia="zh-CN"/>
-        </w:rPr>
-        <w:t>完成题目体系设计、计分模型与类型映射规则；实现包含试听感知题的作答流程，并输出人格结果卡片与推荐专辑。</w:t>
-      </w:r>
-    </w:p>
-    <w:p>
-      <w:pPr>
-        <w:pStyle w:val="ListNumber"/>
-        <w:numPr>
-          <w:ilvl w:val="0"/>
-          <w:numId w:val="11"/>
-        </w:numPr>
-        <w:spacing w:after="120"/>
-        <w:ind w:firstLine="0"/>
-        <w:jc w:val="both"/>
-      </w:pPr>
-      <w:r>
-        <w:rPr>
-          <w:rFonts w:ascii="宋体" w:eastAsia="宋体" w:hAnsi="宋体" w:cs="宋体" w:hint="eastAsia"/>
-          <w:b/>
-          <w:lang w:eastAsia="zh-CN"/>
-        </w:rPr>
-        <w:t>大语言模型文本生成模块。</w:t>
-      </w:r>
-      <w:r>
-        <w:rPr>
-          <w:rFonts w:ascii="宋体" w:eastAsia="宋体" w:hAnsi="宋体" w:cs="宋体" w:hint="eastAsia"/>
-          <w:lang w:eastAsia="zh-CN"/>
-        </w:rPr>
-        <w:t>将用户作答组合与测评结果作为输入，生成个性化解读文案；设计提示词模板、异常降级与结果缓存机制。</w:t>
-      </w:r>
-    </w:p>
-    <w:p>
-      <w:pPr>
-        <w:pStyle w:val="ListNumber"/>
-        <w:numPr>
-          <w:ilvl w:val="0"/>
-          <w:numId w:val="11"/>
-        </w:numPr>
-        <w:spacing w:after="120"/>
-        <w:ind w:firstLine="0"/>
-        <w:jc w:val="both"/>
-      </w:pPr>
-      <w:r>
-        <w:rPr>
-          <w:rFonts w:ascii="宋体" w:eastAsia="宋体" w:hAnsi="宋体" w:cs="宋体" w:hint="eastAsia"/>
-          <w:b/>
-          <w:lang w:eastAsia="zh-CN"/>
-        </w:rPr>
-        <w:t>数据可视化与分享图生成模块。</w:t>
-      </w:r>
-      <w:r>
-        <w:rPr>
-          <w:rFonts w:ascii="宋体" w:eastAsia="宋体" w:hAnsi="宋体" w:cs="宋体" w:hint="eastAsia"/>
-          <w:lang w:eastAsia="zh-CN"/>
-        </w:rPr>
-        <w:t>实现对决对阵图、冠军路径图、人格卡片的绘制与图片导出；完成平台榜单与人格类型分布的统计可视化。</w:t>
-      </w:r>
-    </w:p>
-    <w:p>
-      <w:pPr>
-        <w:pStyle w:val="ListNumber"/>
-        <w:numPr>
-          <w:ilvl w:val="0"/>
-          <w:numId w:val="11"/>
-        </w:numPr>
-        <w:spacing w:after="120"/>
-        <w:ind w:firstLine="0"/>
-        <w:jc w:val="both"/>
-      </w:pPr>
-      <w:r>
-        <w:rPr>
-          <w:rFonts w:ascii="宋体" w:eastAsia="宋体" w:hAnsi="宋体" w:cs="宋体" w:hint="eastAsia"/>
-          <w:b/>
-          <w:lang w:eastAsia="zh-CN"/>
-        </w:rPr>
-        <w:t>后台管理模块。</w:t>
-      </w:r>
-      <w:r>
-        <w:rPr>
-          <w:rFonts w:ascii="宋体" w:eastAsia="宋体" w:hAnsi="宋体" w:cs="宋体" w:hint="eastAsia"/>
-          <w:lang w:eastAsia="zh-CN"/>
-        </w:rPr>
-        <w:t>实现数据看板、测评题目管理、人格类型管理、音乐数据管理与用户管理功能。</w:t>
-      </w:r>
-    </w:p>
-    <w:p>
-      <w:pPr>
-        <w:pStyle w:val="ListNumber"/>
-        <w:numPr>
-          <w:ilvl w:val="0"/>
-          <w:numId w:val="11"/>
-        </w:numPr>
-        <w:spacing w:after="120"/>
-        <w:ind w:firstLine="0"/>
-        <w:jc w:val="both"/>
-      </w:pPr>
-      <w:r>
-        <w:rPr>
-          <w:rFonts w:ascii="宋体" w:eastAsia="宋体" w:hAnsi="宋体" w:cs="宋体" w:hint="eastAsia"/>
-          <w:b/>
-          <w:lang w:eastAsia="zh-CN"/>
-        </w:rPr>
-        <w:t>系统测试与部署上线。</w:t>
-      </w:r>
-      <w:r>
-        <w:rPr>
-          <w:rFonts w:ascii="宋体" w:eastAsia="宋体" w:hAnsi="宋体" w:cs="宋体" w:hint="eastAsia"/>
-          <w:lang w:eastAsia="zh-CN"/>
-        </w:rPr>
-        <w:t>完成功能测试、接口测试、兼容性测试与用户试用反馈收集；将前端、后端与数据库分别部署至云平台，获得可公开访问的线上地址。</w:t>
-      </w:r>
-      <w:r/>
-    </w:p>
-    <w:p>
-      <w:pPr>
-        <w:pStyle w:val="Heading2"/>
-        <w:spacing w:line="360" w:lineRule="auto"/>
-      </w:pPr>
-      <w:r>
-        <w:rPr>
-          <w:rFonts w:ascii="宋体" w:hAnsi="宋体" w:eastAsia="宋体" w:cs="宋体" w:hint="eastAsia"/>
-          <w:b/>
-          <w:sz w:val="28"/>
-          <w:lang w:eastAsia="zh-CN"/>
-        </w:rPr>
-        <w:t>四、拟采取的研究方法和技术路线</w:t>
-      </w:r>
-      <w:r/>
-    </w:p>
-    <w:p>
-      <w:pPr>
-        <w:ind w:firstLine="480"/>
-      </w:pPr>
-      <w:r>
-        <w:rPr>
-          <w:rFonts w:ascii="宋体" w:eastAsia="宋体" w:hAnsi="宋体" w:cs="宋体" w:hint="eastAsia"/>
-          <w:lang w:eastAsia="zh-CN"/>
-        </w:rPr>
-        <w:t>本部分说明课题的实施方式。先列出所采用的研究方法及其用途，再给出从开发方法、前后端技术、数据存储、外部服务到部署方案的完整技术路线，最后汇总关键技术选型。</w:t>
-      </w:r>
-      <w:r/>
-    </w:p>
-    <w:p>
-      <w:pPr>
-        <w:pStyle w:val="Heading3"/>
-        <w:spacing w:line="360" w:lineRule="auto"/>
-      </w:pPr>
-      <w:r>
-        <w:rPr>
-          <w:rFonts w:ascii="宋体" w:hAnsi="宋体" w:eastAsia="宋体" w:cs="宋体" w:hint="eastAsia"/>
-          <w:b/>
-          <w:sz w:val="24"/>
-          <w:lang w:eastAsia="zh-CN"/>
-        </w:rPr>
-        <w:t>4.1 研究方法</w:t>
-      </w:r>
-      <w:r/>
-    </w:p>
-    <w:p>
-      <w:pPr>
-        <w:ind w:firstLine="480"/>
-      </w:pPr>
-      <w:r>
-        <w:rPr>
-          <w:rFonts w:ascii="宋体" w:eastAsia="宋体" w:hAnsi="宋体" w:cs="宋体" w:hint="eastAsia"/>
-          <w:b/>
-          <w:lang w:eastAsia="zh-CN"/>
-        </w:rPr>
-        <w:t>文献研究法。</w:t>
-      </w:r>
-      <w:r>
-        <w:rPr>
-          <w:rFonts w:ascii="宋体" w:eastAsia="宋体" w:hAnsi="宋体" w:cs="宋体" w:hint="eastAsia"/>
-          <w:lang w:eastAsia="zh-CN"/>
-        </w:rPr>
-        <w:t>查阅音乐推荐、用户行为分析与互动设计相关文献及技术文档，明确研究现状与技术选型依据。</w:t>
+        <w:t>查阅音乐推荐、用户行为分析、人格与偏好关系及游戏化设计相关文献，明确研究现状与技术选型依据。</w:t>
       </w:r>
       <w:r/>
     </w:p>
@@ -3102,7 +3465,7 @@
           <w:sz w:val="28"/>
           <w:lang w:eastAsia="zh-CN"/>
         </w:rPr>
-        <w:t>五、预期进程和写作计划</w:t>
+        <w:t>五、进度安排</w:t>
       </w:r>
       <w:r/>
     </w:p>
@@ -3115,7 +3478,7 @@
           <w:rFonts w:ascii="宋体" w:eastAsia="宋体" w:hAnsi="宋体" w:cs="宋体" w:hint="eastAsia"/>
           <w:lang w:eastAsia="zh-CN"/>
         </w:rPr>
-        <w:t>本课题计划用六周完成作品开发与论文撰写，各阶段均设置可交付成果，以便按周检查进度。时间安排兼顾了日常课程与求职安排，将工作量均匀分布而非集中在期末。</w:t>
+        <w:t>本课题计划用六周完成作品开发与论文撰写，各阶段均设置可交付成果，以便按周检查进度。时间安排兼顾日常课程与求职安排，将工作量均匀分布而非集中在期末。</w:t>
       </w:r>
       <w:r/>
     </w:p>
@@ -3267,7 +3630,7 @@
           <w:sz w:val="28"/>
           <w:lang w:eastAsia="zh-CN"/>
         </w:rPr>
-        <w:t>参考文献</w:t>
+        <w:t>六、参考文献</w:t>
       </w:r>
     </w:p>
     <w:p>
@@ -3275,7 +3638,7 @@
         <w:pStyle w:val="ListNumber"/>
         <w:numPr>
           <w:ilvl w:val="0"/>
-          <w:numId w:val="12"/>
+          <w:numId w:val="10"/>
         </w:numPr>
         <w:spacing w:after="105"/>
         <w:ind w:firstLine="0"/>
@@ -3343,7 +3706,7 @@
         <w:pStyle w:val="ListNumber"/>
         <w:numPr>
           <w:ilvl w:val="0"/>
-          <w:numId w:val="12"/>
+          <w:numId w:val="10"/>
         </w:numPr>
         <w:spacing w:after="105"/>
         <w:ind w:firstLine="0"/>
@@ -3425,7 +3788,7 @@
         <w:pStyle w:val="ListNumber"/>
         <w:numPr>
           <w:ilvl w:val="0"/>
-          <w:numId w:val="12"/>
+          <w:numId w:val="10"/>
         </w:numPr>
         <w:spacing w:after="105"/>
         <w:ind w:firstLine="0"/>
@@ -3521,7 +3884,7 @@
         <w:pStyle w:val="ListNumber"/>
         <w:numPr>
           <w:ilvl w:val="0"/>
-          <w:numId w:val="12"/>
+          <w:numId w:val="10"/>
         </w:numPr>
         <w:spacing w:after="105"/>
         <w:ind w:firstLine="0"/>
@@ -3617,7 +3980,7 @@
         <w:pStyle w:val="ListNumber"/>
         <w:numPr>
           <w:ilvl w:val="0"/>
-          <w:numId w:val="12"/>
+          <w:numId w:val="10"/>
         </w:numPr>
         <w:spacing w:after="105"/>
         <w:ind w:firstLine="0"/>
@@ -3685,7 +4048,7 @@
         <w:pStyle w:val="ListNumber"/>
         <w:numPr>
           <w:ilvl w:val="0"/>
-          <w:numId w:val="12"/>
+          <w:numId w:val="10"/>
         </w:numPr>
         <w:spacing w:after="105"/>
         <w:ind w:firstLine="0"/>
@@ -3739,7 +4102,7 @@
         <w:pStyle w:val="ListNumber"/>
         <w:numPr>
           <w:ilvl w:val="0"/>
-          <w:numId w:val="12"/>
+          <w:numId w:val="10"/>
         </w:numPr>
         <w:spacing w:after="105"/>
         <w:ind w:firstLine="0"/>
@@ -3821,7 +4184,7 @@
         <w:pStyle w:val="ListNumber"/>
         <w:numPr>
           <w:ilvl w:val="0"/>
-          <w:numId w:val="12"/>
+          <w:numId w:val="10"/>
         </w:numPr>
         <w:spacing w:after="105"/>
         <w:ind w:firstLine="0"/>
@@ -3839,7 +4202,7 @@
         <w:pStyle w:val="ListNumber"/>
         <w:numPr>
           <w:ilvl w:val="0"/>
-          <w:numId w:val="12"/>
+          <w:numId w:val="10"/>
         </w:numPr>
         <w:spacing w:after="105"/>
         <w:ind w:firstLine="0"/>
@@ -3857,7 +4220,25 @@
         <w:pStyle w:val="ListNumber"/>
         <w:numPr>
           <w:ilvl w:val="0"/>
-          <w:numId w:val="12"/>
+          <w:numId w:val="10"/>
+        </w:numPr>
+        <w:spacing w:after="105"/>
+        <w:ind w:firstLine="0"/>
+        <w:jc w:val="left"/>
+      </w:pPr>
+      <w:r>
+        <w:rPr>
+          <w:sz w:val="21"/>
+        </w:rPr>
+        <w:t>Rentfrow P J, Gosling S D. The do re mi's of everyday life: The structure and personality correlates of music preferences[J]. Journal of Personality and Social Psychology, 2003, 84(6): 1236-1256.</w:t>
+      </w:r>
+    </w:p>
+    <w:p>
+      <w:pPr>
+        <w:pStyle w:val="ListNumber"/>
+        <w:numPr>
+          <w:ilvl w:val="0"/>
+          <w:numId w:val="10"/>
         </w:numPr>
         <w:spacing w:after="105"/>
         <w:ind w:firstLine="0"/>
@@ -4128,18 +4509,6 @@
     <w:abstractNumId w:val="0"/>
   </w:num>
   <w:num w:numId="10">
-    <w:abstractNumId w:val="7"/>
-    <w:lvlOverride w:ilvl="0">
-      <w:startOverride w:val="1"/>
-    </w:lvlOverride>
-  </w:num>
-  <w:num w:numId="11">
-    <w:abstractNumId w:val="7"/>
-    <w:lvlOverride w:ilvl="0">
-      <w:startOverride w:val="1"/>
-    </w:lvlOverride>
-  </w:num>
-  <w:num w:numId="12">
     <w:abstractNumId w:val="7"/>
     <w:lvlOverride w:ilvl="0">
       <w:startOverride w:val="1"/>

--- a/docs/胡祖锐-毕业设计开题报告.docx
+++ b/docs/胡祖锐-毕业设计开题报告.docx
@@ -400,14 +400,12 @@
               <w:jc w:val="left"/>
               <w:spacing w:line="240" w:lineRule="auto" w:before="60" w:after="60"/>
             </w:pPr>
-            <w:bookmarkStart w:id="0" w:name="指导教师_01"/>
             <w:r>
               <w:rPr>
                 <w:sz w:val="24"/>
               </w:rPr>
-              <w:t xml:space="preserve"> </w:t>
+              <w:t>伍春梅</w:t>
             </w:r>
-            <w:bookmarkEnd w:id="0"/>
           </w:p>
         </w:tc>
       </w:tr>
@@ -443,7 +441,7 @@
           <w:b/>
           <w:lang w:eastAsia="zh-CN"/>
         </w:rPr>
-        <w:t>基于 Vue3 的专辑对决与音乐人格测评互动平台设计与实现</w:t>
+        <w:t>音乐专辑评选与人格测评互动平台设计与实现</w:t>
       </w:r>
       <w:r/>
     </w:p>
@@ -480,7 +478,7 @@
           <w:rFonts w:ascii="宋体" w:eastAsia="宋体" w:hAnsi="宋体" w:cs="宋体" w:hint="eastAsia"/>
           <w:lang w:eastAsia="zh-CN"/>
         </w:rPr>
-        <w:t>专辑对决</w:t>
+        <w:t>专辑评选（对决）</w:t>
       </w:r>
       <w:r>
         <w:t>"</w:t>

--- a/docs/胡祖锐-毕业设计开题报告.docx
+++ b/docs/胡祖锐-毕业设计开题报告.docx
@@ -19,406 +19,161 @@
       </w:r>
       <w:r/>
     </w:p>
-    <w:tbl>
-      <w:tblPr>
-        <w:tblW w:type="pct" w:w="5000"/>
-        <w:tblLayout w:type="autofit"/>
-        <w:tblLook w:firstColumn="1" w:firstRow="1" w:lastColumn="0" w:lastRow="0" w:noHBand="0" w:noVBand="1" w:val="04A0"/>
-      </w:tblPr>
-      <w:tblGrid>
-        <w:gridCol w:w="2160"/>
-        <w:gridCol w:w="2160"/>
-        <w:gridCol w:w="2160"/>
-        <w:gridCol w:w="2160"/>
-      </w:tblGrid>
-      <w:tr>
-        <w:tc>
-          <w:tcPr>
-            <w:tcW w:type="dxa" w:w="1320"/>
-            <w:vAlign w:val="center"/>
-            <w:tcBorders>
-              <w:top w:val="none" w:sz="6" w:space="0" w:color="000000"/>
-              <w:bottom w:val="none" w:sz="6" w:space="0" w:color="000000"/>
-              <w:left w:val="none" w:sz="6" w:space="0" w:color="000000"/>
-              <w:right w:val="none" w:sz="6" w:space="0" w:color="000000"/>
-            </w:tcBorders>
-            <w:tcMar>
-              <w:top w:w="84" w:type="dxa"/>
-              <w:bottom w:w="84" w:type="dxa"/>
-              <w:left w:w="144" w:type="dxa"/>
-              <w:right w:w="144" w:type="dxa"/>
-            </w:tcMar>
-          </w:tcPr>
-          <w:p>
-            <w:pPr>
-              <w:jc w:val="right"/>
-              <w:spacing w:line="240" w:lineRule="auto" w:before="60" w:after="60"/>
-            </w:pPr>
-            <w:r>
-              <w:rPr>
-                <w:sz w:val="24"/>
-              </w:rPr>
-              <w:t>学　院：</w:t>
-            </w:r>
-          </w:p>
-        </w:tc>
-        <w:tc>
-          <w:tcPr>
-            <w:tcW w:type="dxa" w:w="2160"/>
-            <w:vAlign w:val="center"/>
-            <w:tcBorders>
-              <w:top w:val="none" w:sz="6" w:space="0" w:color="000000"/>
-              <w:bottom w:val="single" w:sz="6" w:space="0" w:color="000000"/>
-              <w:left w:val="none" w:sz="6" w:space="0" w:color="000000"/>
-              <w:right w:val="none" w:sz="6" w:space="0" w:color="000000"/>
-            </w:tcBorders>
-            <w:tcMar>
-              <w:top w:w="84" w:type="dxa"/>
-              <w:bottom w:w="84" w:type="dxa"/>
-              <w:left w:w="144" w:type="dxa"/>
-              <w:right w:w="144" w:type="dxa"/>
-            </w:tcMar>
-          </w:tcPr>
-          <w:p>
-            <w:pPr>
-              <w:jc w:val="left"/>
-              <w:spacing w:line="240" w:lineRule="auto" w:before="60" w:after="60"/>
-            </w:pPr>
-            <w:r>
-              <w:rPr>
-                <w:sz w:val="24"/>
-              </w:rPr>
-              <w:t>新媒体学院</w:t>
-            </w:r>
-          </w:p>
-        </w:tc>
-        <w:tc>
-          <w:tcPr>
-            <w:tcW w:type="dxa" w:w="1320"/>
-            <w:vAlign w:val="center"/>
-            <w:tcBorders>
-              <w:top w:val="none" w:sz="6" w:space="0" w:color="000000"/>
-              <w:bottom w:val="none" w:sz="6" w:space="0" w:color="000000"/>
-              <w:left w:val="none" w:sz="6" w:space="0" w:color="000000"/>
-              <w:right w:val="none" w:sz="6" w:space="0" w:color="000000"/>
-            </w:tcBorders>
-            <w:tcMar>
-              <w:top w:w="84" w:type="dxa"/>
-              <w:bottom w:w="84" w:type="dxa"/>
-              <w:left w:w="144" w:type="dxa"/>
-              <w:right w:w="144" w:type="dxa"/>
-            </w:tcMar>
-          </w:tcPr>
-          <w:p>
-            <w:pPr>
-              <w:jc w:val="right"/>
-              <w:spacing w:line="240" w:lineRule="auto" w:before="60" w:after="60"/>
-            </w:pPr>
-            <w:r>
-              <w:rPr>
-                <w:sz w:val="24"/>
-              </w:rPr>
-              <w:t>专　业：</w:t>
-            </w:r>
-          </w:p>
-        </w:tc>
-        <w:tc>
-          <w:tcPr>
-            <w:tcW w:type="dxa" w:w="2160"/>
-            <w:vAlign w:val="center"/>
-            <w:tcBorders>
-              <w:top w:val="none" w:sz="6" w:space="0" w:color="000000"/>
-              <w:bottom w:val="single" w:sz="6" w:space="0" w:color="000000"/>
-              <w:left w:val="none" w:sz="6" w:space="0" w:color="000000"/>
-              <w:right w:val="none" w:sz="6" w:space="0" w:color="000000"/>
-            </w:tcBorders>
-            <w:tcMar>
-              <w:top w:w="84" w:type="dxa"/>
-              <w:bottom w:w="84" w:type="dxa"/>
-              <w:left w:w="144" w:type="dxa"/>
-              <w:right w:w="144" w:type="dxa"/>
-            </w:tcMar>
-          </w:tcPr>
-          <w:p>
-            <w:pPr>
-              <w:jc w:val="left"/>
-              <w:spacing w:line="240" w:lineRule="auto" w:before="60" w:after="60"/>
-            </w:pPr>
-            <w:r>
-              <w:rPr>
-                <w:sz w:val="24"/>
-              </w:rPr>
-              <w:t>数字媒体技术</w:t>
-            </w:r>
-          </w:p>
-        </w:tc>
-      </w:tr>
-      <w:tr>
-        <w:tc>
-          <w:tcPr>
-            <w:tcW w:type="dxa" w:w="1320"/>
-            <w:vAlign w:val="center"/>
-            <w:tcBorders>
-              <w:top w:val="none" w:sz="6" w:space="0" w:color="000000"/>
-              <w:bottom w:val="none" w:sz="6" w:space="0" w:color="000000"/>
-              <w:left w:val="none" w:sz="6" w:space="0" w:color="000000"/>
-              <w:right w:val="none" w:sz="6" w:space="0" w:color="000000"/>
-            </w:tcBorders>
-            <w:tcMar>
-              <w:top w:w="84" w:type="dxa"/>
-              <w:bottom w:w="84" w:type="dxa"/>
-              <w:left w:w="144" w:type="dxa"/>
-              <w:right w:w="144" w:type="dxa"/>
-            </w:tcMar>
-          </w:tcPr>
-          <w:p>
-            <w:pPr>
-              <w:jc w:val="right"/>
-              <w:spacing w:line="240" w:lineRule="auto" w:before="60" w:after="60"/>
-            </w:pPr>
-            <w:r>
-              <w:rPr>
-                <w:sz w:val="24"/>
-              </w:rPr>
-              <w:t>年　级：</w:t>
-            </w:r>
-          </w:p>
-        </w:tc>
-        <w:tc>
-          <w:tcPr>
-            <w:tcW w:type="dxa" w:w="2160"/>
-            <w:vAlign w:val="center"/>
-            <w:tcBorders>
-              <w:top w:val="none" w:sz="6" w:space="0" w:color="000000"/>
-              <w:bottom w:val="single" w:sz="6" w:space="0" w:color="000000"/>
-              <w:left w:val="none" w:sz="6" w:space="0" w:color="000000"/>
-              <w:right w:val="none" w:sz="6" w:space="0" w:color="000000"/>
-            </w:tcBorders>
-            <w:tcMar>
-              <w:top w:w="84" w:type="dxa"/>
-              <w:bottom w:w="84" w:type="dxa"/>
-              <w:left w:w="144" w:type="dxa"/>
-              <w:right w:w="144" w:type="dxa"/>
-            </w:tcMar>
-          </w:tcPr>
-          <w:p>
-            <w:pPr>
-              <w:jc w:val="left"/>
-              <w:spacing w:line="240" w:lineRule="auto" w:before="60" w:after="60"/>
-            </w:pPr>
-            <w:r>
-              <w:rPr>
-                <w:sz w:val="24"/>
-              </w:rPr>
-              <w:t>2025</w:t>
-            </w:r>
-            <w:r>
-              <w:rPr>
-                <w:sz w:val="24"/>
-              </w:rPr>
-              <w:t xml:space="preserve"> </w:t>
-            </w:r>
-            <w:r>
-              <w:rPr>
-                <w:sz w:val="24"/>
-              </w:rPr>
-              <w:t>级（专升本）</w:t>
-            </w:r>
-          </w:p>
-        </w:tc>
-        <w:tc>
-          <w:tcPr>
-            <w:tcW w:type="dxa" w:w="1320"/>
-            <w:vAlign w:val="center"/>
-            <w:tcBorders>
-              <w:top w:val="none" w:sz="6" w:space="0" w:color="000000"/>
-              <w:bottom w:val="none" w:sz="6" w:space="0" w:color="000000"/>
-              <w:left w:val="none" w:sz="6" w:space="0" w:color="000000"/>
-              <w:right w:val="none" w:sz="6" w:space="0" w:color="000000"/>
-            </w:tcBorders>
-            <w:tcMar>
-              <w:top w:w="84" w:type="dxa"/>
-              <w:bottom w:w="84" w:type="dxa"/>
-              <w:left w:w="144" w:type="dxa"/>
-              <w:right w:w="144" w:type="dxa"/>
-            </w:tcMar>
-          </w:tcPr>
-          <w:p>
-            <w:pPr>
-              <w:jc w:val="right"/>
-              <w:spacing w:line="240" w:lineRule="auto" w:before="60" w:after="60"/>
-            </w:pPr>
-            <w:r>
-              <w:rPr>
-                <w:sz w:val="24"/>
-              </w:rPr>
-              <w:t>学　号：</w:t>
-            </w:r>
-          </w:p>
-        </w:tc>
-        <w:tc>
-          <w:tcPr>
-            <w:tcW w:type="dxa" w:w="2160"/>
-            <w:vAlign w:val="center"/>
-            <w:tcBorders>
-              <w:top w:val="none" w:sz="6" w:space="0" w:color="000000"/>
-              <w:bottom w:val="single" w:sz="6" w:space="0" w:color="000000"/>
-              <w:left w:val="none" w:sz="6" w:space="0" w:color="000000"/>
-              <w:right w:val="none" w:sz="6" w:space="0" w:color="000000"/>
-            </w:tcBorders>
-            <w:tcMar>
-              <w:top w:w="84" w:type="dxa"/>
-              <w:bottom w:w="84" w:type="dxa"/>
-              <w:left w:w="144" w:type="dxa"/>
-              <w:right w:w="144" w:type="dxa"/>
-            </w:tcMar>
-          </w:tcPr>
-          <w:p>
-            <w:pPr>
-              <w:jc w:val="left"/>
-              <w:spacing w:line="240" w:lineRule="auto" w:before="60" w:after="60"/>
-            </w:pPr>
-            <w:r>
-              <w:rPr>
-                <w:sz w:val="24"/>
-              </w:rPr>
-              <w:t>9920250499</w:t>
-            </w:r>
-          </w:p>
-        </w:tc>
-      </w:tr>
-      <w:tr>
-        <w:tc>
-          <w:tcPr>
-            <w:tcW w:type="dxa" w:w="1320"/>
-            <w:vAlign w:val="center"/>
-            <w:tcBorders>
-              <w:top w:val="none" w:sz="6" w:space="0" w:color="000000"/>
-              <w:bottom w:val="none" w:sz="6" w:space="0" w:color="000000"/>
-              <w:left w:val="none" w:sz="6" w:space="0" w:color="000000"/>
-              <w:right w:val="none" w:sz="6" w:space="0" w:color="000000"/>
-            </w:tcBorders>
-            <w:tcMar>
-              <w:top w:w="84" w:type="dxa"/>
-              <w:bottom w:w="84" w:type="dxa"/>
-              <w:left w:w="144" w:type="dxa"/>
-              <w:right w:w="144" w:type="dxa"/>
-            </w:tcMar>
-          </w:tcPr>
-          <w:p>
-            <w:pPr>
-              <w:jc w:val="right"/>
-              <w:spacing w:line="240" w:lineRule="auto" w:before="60" w:after="60"/>
-            </w:pPr>
-            <w:r>
-              <w:rPr>
-                <w:sz w:val="24"/>
-              </w:rPr>
-              <w:t>姓　名：</w:t>
-            </w:r>
-          </w:p>
-        </w:tc>
-        <w:tc>
-          <w:tcPr>
-            <w:tcW w:type="dxa" w:w="2160"/>
-            <w:vAlign w:val="center"/>
-            <w:tcBorders>
-              <w:top w:val="none" w:sz="6" w:space="0" w:color="000000"/>
-              <w:bottom w:val="single" w:sz="6" w:space="0" w:color="000000"/>
-              <w:left w:val="none" w:sz="6" w:space="0" w:color="000000"/>
-              <w:right w:val="none" w:sz="6" w:space="0" w:color="000000"/>
-            </w:tcBorders>
-            <w:tcMar>
-              <w:top w:w="84" w:type="dxa"/>
-              <w:bottom w:w="84" w:type="dxa"/>
-              <w:left w:w="144" w:type="dxa"/>
-              <w:right w:w="144" w:type="dxa"/>
-            </w:tcMar>
-          </w:tcPr>
-          <w:p>
-            <w:pPr>
-              <w:jc w:val="left"/>
-              <w:spacing w:line="240" w:lineRule="auto" w:before="60" w:after="60"/>
-            </w:pPr>
-            <w:r>
-              <w:rPr>
-                <w:sz w:val="24"/>
-              </w:rPr>
-              <w:t>胡祖锐</w:t>
-            </w:r>
-          </w:p>
-        </w:tc>
-        <w:tc>
-          <w:tcPr>
-            <w:tcW w:type="dxa" w:w="1320"/>
-            <w:vAlign w:val="center"/>
-            <w:tcBorders>
-              <w:top w:val="none" w:sz="6" w:space="0" w:color="000000"/>
-              <w:bottom w:val="none" w:sz="6" w:space="0" w:color="000000"/>
-              <w:left w:val="none" w:sz="6" w:space="0" w:color="000000"/>
-              <w:right w:val="none" w:sz="6" w:space="0" w:color="000000"/>
-            </w:tcBorders>
-            <w:tcMar>
-              <w:top w:w="84" w:type="dxa"/>
-              <w:bottom w:w="84" w:type="dxa"/>
-              <w:left w:w="144" w:type="dxa"/>
-              <w:right w:w="144" w:type="dxa"/>
-            </w:tcMar>
-          </w:tcPr>
-          <w:p>
-            <w:pPr>
-              <w:jc w:val="right"/>
-              <w:spacing w:line="240" w:lineRule="auto" w:before="60" w:after="60"/>
-            </w:pPr>
-            <w:r>
-              <w:rPr>
-                <w:sz w:val="24"/>
-              </w:rPr>
-              <w:t>指导教师：</w:t>
-            </w:r>
-          </w:p>
-        </w:tc>
-        <w:tc>
-          <w:tcPr>
-            <w:tcW w:type="dxa" w:w="2160"/>
-            <w:vAlign w:val="center"/>
-            <w:tcBorders>
-              <w:top w:val="none" w:sz="6" w:space="0" w:color="000000"/>
-              <w:bottom w:val="single" w:sz="6" w:space="0" w:color="000000"/>
-              <w:left w:val="none" w:sz="6" w:space="0" w:color="000000"/>
-              <w:right w:val="none" w:sz="6" w:space="0" w:color="000000"/>
-            </w:tcBorders>
-            <w:tcMar>
-              <w:top w:w="84" w:type="dxa"/>
-              <w:bottom w:w="84" w:type="dxa"/>
-              <w:left w:w="144" w:type="dxa"/>
-              <w:right w:w="144" w:type="dxa"/>
-            </w:tcMar>
-          </w:tcPr>
-          <w:p>
-            <w:pPr>
-              <w:jc w:val="left"/>
-              <w:spacing w:line="240" w:lineRule="auto" w:before="60" w:after="60"/>
-            </w:pPr>
-            <w:r>
-              <w:rPr>
-                <w:sz w:val="24"/>
-              </w:rPr>
-              <w:t>伍春梅</w:t>
-            </w:r>
-          </w:p>
-        </w:tc>
-      </w:tr>
-    </w:tbl>
     <w:p>
-      <w:r/>
+      <w:pPr>
+        <w:spacing w:line="480" w:lineRule="auto" w:after="0"/>
+        <w:ind w:left="720" w:firstLine="0"/>
+        <w:jc w:val="left"/>
+      </w:pPr>
+      <w:r>
+        <w:rPr>
+          <w:rFonts w:ascii="宋体" w:hAnsi="宋体" w:eastAsia="宋体" w:cs="宋体" w:hint="eastAsia"/>
+          <w:b/>
+          <w:sz w:val="24"/>
+          <w:lang w:eastAsia="zh-CN"/>
+        </w:rPr>
+        <w:t>学　　院：</w:t>
+      </w:r>
+      <w:r>
+        <w:rPr>
+          <w:rFonts w:ascii="宋体" w:hAnsi="宋体" w:eastAsia="宋体" w:cs="宋体" w:hint="eastAsia"/>
+          <w:b/>
+          <w:sz w:val="24"/>
+          <w:u w:val="single"/>
+          <w:lang w:eastAsia="zh-CN"/>
+        </w:rPr>
+        <w:t xml:space="preserve">新媒体学院　　</w:t>
+      </w:r>
     </w:p>
     <w:p>
       <w:pPr>
-        <w:pBdr>
-          <w:bottom w:val="single" w:sz="6" w:space="1" w:color="auto"/>
-        </w:pBdr>
+        <w:spacing w:line="480" w:lineRule="auto" w:after="0"/>
+        <w:ind w:left="720" w:firstLine="0"/>
+        <w:jc w:val="left"/>
       </w:pPr>
+      <w:r>
+        <w:rPr>
+          <w:rFonts w:ascii="宋体" w:hAnsi="宋体" w:eastAsia="宋体" w:cs="宋体" w:hint="eastAsia"/>
+          <w:b/>
+          <w:sz w:val="24"/>
+          <w:lang w:eastAsia="zh-CN"/>
+        </w:rPr>
+        <w:t>专　　业：</w:t>
+      </w:r>
+      <w:r>
+        <w:rPr>
+          <w:rFonts w:ascii="宋体" w:hAnsi="宋体" w:eastAsia="宋体" w:cs="宋体" w:hint="eastAsia"/>
+          <w:b/>
+          <w:sz w:val="24"/>
+          <w:u w:val="single"/>
+          <w:lang w:eastAsia="zh-CN"/>
+        </w:rPr>
+        <w:t xml:space="preserve">数字媒体技术　</w:t>
+      </w:r>
+    </w:p>
+    <w:p>
+      <w:pPr>
+        <w:spacing w:line="480" w:lineRule="auto" w:after="0"/>
+        <w:ind w:left="720" w:firstLine="0"/>
+        <w:jc w:val="left"/>
+      </w:pPr>
+      <w:r>
+        <w:rPr>
+          <w:rFonts w:ascii="宋体" w:hAnsi="宋体" w:eastAsia="宋体" w:cs="宋体" w:hint="eastAsia"/>
+          <w:b/>
+          <w:sz w:val="24"/>
+          <w:lang w:eastAsia="zh-CN"/>
+        </w:rPr>
+        <w:t>年　　级：</w:t>
+      </w:r>
+      <w:r>
+        <w:rPr>
+          <w:rFonts w:ascii="宋体" w:hAnsi="宋体" w:eastAsia="宋体" w:cs="宋体" w:hint="eastAsia"/>
+          <w:b/>
+          <w:sz w:val="24"/>
+          <w:u w:val="single"/>
+          <w:lang w:eastAsia="zh-CN"/>
+        </w:rPr>
+        <w:t>2025级（专升本）</w:t>
+      </w:r>
+    </w:p>
+    <w:p>
+      <w:pPr>
+        <w:spacing w:line="480" w:lineRule="auto" w:after="0"/>
+        <w:ind w:left="720" w:firstLine="0"/>
+        <w:jc w:val="left"/>
+      </w:pPr>
+      <w:r>
+        <w:rPr>
+          <w:rFonts w:ascii="宋体" w:hAnsi="宋体" w:eastAsia="宋体" w:cs="宋体" w:hint="eastAsia"/>
+          <w:b/>
+          <w:sz w:val="24"/>
+          <w:lang w:eastAsia="zh-CN"/>
+        </w:rPr>
+        <w:t>学　　号：</w:t>
+      </w:r>
+      <w:r>
+        <w:rPr>
+          <w:rFonts w:ascii="宋体" w:hAnsi="宋体" w:eastAsia="宋体" w:cs="宋体" w:hint="eastAsia"/>
+          <w:b/>
+          <w:sz w:val="24"/>
+          <w:u w:val="single"/>
+          <w:lang w:eastAsia="zh-CN"/>
+        </w:rPr>
+        <w:t xml:space="preserve">9920250499　　</w:t>
+      </w:r>
+    </w:p>
+    <w:p>
+      <w:pPr>
+        <w:spacing w:line="480" w:lineRule="auto" w:after="0"/>
+        <w:ind w:left="720" w:firstLine="0"/>
+        <w:jc w:val="left"/>
+      </w:pPr>
+      <w:r>
+        <w:rPr>
+          <w:rFonts w:ascii="宋体" w:hAnsi="宋体" w:eastAsia="宋体" w:cs="宋体" w:hint="eastAsia"/>
+          <w:b/>
+          <w:sz w:val="24"/>
+          <w:lang w:eastAsia="zh-CN"/>
+        </w:rPr>
+        <w:t>姓　　名：</w:t>
+      </w:r>
+      <w:r>
+        <w:rPr>
+          <w:rFonts w:ascii="宋体" w:hAnsi="宋体" w:eastAsia="宋体" w:cs="宋体" w:hint="eastAsia"/>
+          <w:b/>
+          <w:sz w:val="24"/>
+          <w:u w:val="single"/>
+          <w:lang w:eastAsia="zh-CN"/>
+        </w:rPr>
+        <w:t xml:space="preserve">胡祖锐　　　　　</w:t>
+      </w:r>
+    </w:p>
+    <w:p>
+      <w:pPr>
+        <w:spacing w:line="480" w:lineRule="auto" w:after="0"/>
+        <w:ind w:left="720" w:firstLine="0"/>
+        <w:jc w:val="left"/>
+      </w:pPr>
+      <w:r>
+        <w:rPr>
+          <w:rFonts w:ascii="宋体" w:hAnsi="宋体" w:eastAsia="宋体" w:cs="宋体" w:hint="eastAsia"/>
+          <w:b/>
+          <w:sz w:val="24"/>
+          <w:lang w:eastAsia="zh-CN"/>
+        </w:rPr>
+        <w:t>指导教师：</w:t>
+      </w:r>
+      <w:r>
+        <w:rPr>
+          <w:rFonts w:ascii="宋体" w:hAnsi="宋体" w:eastAsia="宋体" w:cs="宋体" w:hint="eastAsia"/>
+          <w:b/>
+          <w:sz w:val="24"/>
+          <w:u w:val="single"/>
+          <w:lang w:eastAsia="zh-CN"/>
+        </w:rPr>
+        <w:t xml:space="preserve">伍春梅　　　　　</w:t>
+      </w:r>
       <w:r/>
     </w:p>
     <w:p>

--- a/docs/胡祖锐-毕业设计开题报告.docx
+++ b/docs/胡祖锐-毕业设计开题报告.docx
@@ -4,2359 +4,1286 @@
   <w:body>
     <w:p>
       <w:pPr>
-        <w:pStyle w:val="Heading1"/>
-        <w:spacing w:line="360" w:lineRule="auto"/>
+        <w:spacing w:before="240" w:after="240" w:line="360" w:lineRule="auto"/>
         <w:jc w:val="center"/>
       </w:pPr>
       <w:r>
         <w:rPr>
-          <w:rFonts w:ascii="宋体" w:hAnsi="宋体" w:eastAsia="宋体" w:cs="宋体" w:hint="eastAsia"/>
-          <w:b/>
-          <w:sz w:val="36"/>
-          <w:lang w:eastAsia="zh-CN"/>
+          <w:rFonts w:ascii="黑体" w:hAnsi="黑体" w:eastAsia="黑体"/>
+          <w:b w:val="0"/>
+          <w:color w:val="000000"/>
+          <w:sz w:val="32"/>
+          <w:u w:val="none"/>
         </w:rPr>
         <w:t>毕业论文开题报告</w:t>
       </w:r>
-      <w:r/>
     </w:p>
     <w:p>
       <w:pPr>
-        <w:spacing w:line="480" w:lineRule="auto" w:after="0"/>
-        <w:ind w:left="720" w:firstLine="0"/>
-        <w:jc w:val="left"/>
+        <w:spacing w:line="360" w:lineRule="auto" w:after="0"/>
       </w:pPr>
       <w:r>
         <w:rPr>
-          <w:rFonts w:ascii="宋体" w:hAnsi="宋体" w:eastAsia="宋体" w:cs="宋体" w:hint="eastAsia"/>
-          <w:b/>
+          <w:rFonts w:ascii="宋体" w:hAnsi="宋体" w:eastAsia="宋体"/>
+          <w:b w:val="0"/>
+          <w:color w:val="000000"/>
           <w:sz w:val="24"/>
-          <w:lang w:eastAsia="zh-CN"/>
+          <w:u w:val="none"/>
         </w:rPr>
         <w:t>学　　院：</w:t>
       </w:r>
       <w:r>
         <w:rPr>
-          <w:rFonts w:ascii="宋体" w:hAnsi="宋体" w:eastAsia="宋体" w:cs="宋体" w:hint="eastAsia"/>
-          <w:b/>
+          <w:rFonts w:ascii="宋体" w:hAnsi="宋体" w:eastAsia="宋体"/>
+          <w:b w:val="0"/>
+          <w:color w:val="000000"/>
           <w:sz w:val="24"/>
           <w:u w:val="single"/>
-          <w:lang w:eastAsia="zh-CN"/>
         </w:rPr>
-        <w:t xml:space="preserve">新媒体学院　　</w:t>
+        <w:t xml:space="preserve">新媒体学院　　　　　</w:t>
       </w:r>
     </w:p>
     <w:p>
       <w:pPr>
-        <w:spacing w:line="480" w:lineRule="auto" w:after="0"/>
-        <w:ind w:left="720" w:firstLine="0"/>
-        <w:jc w:val="left"/>
+        <w:spacing w:line="360" w:lineRule="auto" w:after="0"/>
       </w:pPr>
       <w:r>
         <w:rPr>
-          <w:rFonts w:ascii="宋体" w:hAnsi="宋体" w:eastAsia="宋体" w:cs="宋体" w:hint="eastAsia"/>
-          <w:b/>
+          <w:rFonts w:ascii="宋体" w:hAnsi="宋体" w:eastAsia="宋体"/>
+          <w:b w:val="0"/>
+          <w:color w:val="000000"/>
           <w:sz w:val="24"/>
-          <w:lang w:eastAsia="zh-CN"/>
+          <w:u w:val="none"/>
         </w:rPr>
         <w:t>专　　业：</w:t>
       </w:r>
       <w:r>
         <w:rPr>
-          <w:rFonts w:ascii="宋体" w:hAnsi="宋体" w:eastAsia="宋体" w:cs="宋体" w:hint="eastAsia"/>
-          <w:b/>
+          <w:rFonts w:ascii="宋体" w:hAnsi="宋体" w:eastAsia="宋体"/>
+          <w:b w:val="0"/>
+          <w:color w:val="000000"/>
           <w:sz w:val="24"/>
           <w:u w:val="single"/>
-          <w:lang w:eastAsia="zh-CN"/>
         </w:rPr>
-        <w:t xml:space="preserve">数字媒体技术　</w:t>
+        <w:t xml:space="preserve">数字媒体技术　　　　</w:t>
       </w:r>
     </w:p>
     <w:p>
       <w:pPr>
-        <w:spacing w:line="480" w:lineRule="auto" w:after="0"/>
-        <w:ind w:left="720" w:firstLine="0"/>
-        <w:jc w:val="left"/>
+        <w:spacing w:line="360" w:lineRule="auto" w:after="0"/>
       </w:pPr>
       <w:r>
         <w:rPr>
-          <w:rFonts w:ascii="宋体" w:hAnsi="宋体" w:eastAsia="宋体" w:cs="宋体" w:hint="eastAsia"/>
-          <w:b/>
+          <w:rFonts w:ascii="宋体" w:hAnsi="宋体" w:eastAsia="宋体"/>
+          <w:b w:val="0"/>
+          <w:color w:val="000000"/>
           <w:sz w:val="24"/>
-          <w:lang w:eastAsia="zh-CN"/>
+          <w:u w:val="none"/>
         </w:rPr>
         <w:t>年　　级：</w:t>
       </w:r>
       <w:r>
         <w:rPr>
-          <w:rFonts w:ascii="宋体" w:hAnsi="宋体" w:eastAsia="宋体" w:cs="宋体" w:hint="eastAsia"/>
-          <w:b/>
+          <w:rFonts w:ascii="宋体" w:hAnsi="宋体" w:eastAsia="宋体"/>
+          <w:b w:val="0"/>
+          <w:color w:val="000000"/>
           <w:sz w:val="24"/>
           <w:u w:val="single"/>
-          <w:lang w:eastAsia="zh-CN"/>
         </w:rPr>
-        <w:t>2025级（专升本）</w:t>
+        <w:t xml:space="preserve">2025级（专升本）　　</w:t>
       </w:r>
     </w:p>
     <w:p>
       <w:pPr>
-        <w:spacing w:line="480" w:lineRule="auto" w:after="0"/>
-        <w:ind w:left="720" w:firstLine="0"/>
-        <w:jc w:val="left"/>
+        <w:spacing w:line="360" w:lineRule="auto" w:after="0"/>
       </w:pPr>
       <w:r>
         <w:rPr>
-          <w:rFonts w:ascii="宋体" w:hAnsi="宋体" w:eastAsia="宋体" w:cs="宋体" w:hint="eastAsia"/>
-          <w:b/>
+          <w:rFonts w:ascii="宋体" w:hAnsi="宋体" w:eastAsia="宋体"/>
+          <w:b w:val="0"/>
+          <w:color w:val="000000"/>
           <w:sz w:val="24"/>
-          <w:lang w:eastAsia="zh-CN"/>
+          <w:u w:val="none"/>
         </w:rPr>
         <w:t>学　　号：</w:t>
       </w:r>
       <w:r>
         <w:rPr>
-          <w:rFonts w:ascii="宋体" w:hAnsi="宋体" w:eastAsia="宋体" w:cs="宋体" w:hint="eastAsia"/>
-          <w:b/>
+          <w:rFonts w:ascii="宋体" w:hAnsi="宋体" w:eastAsia="宋体"/>
+          <w:b w:val="0"/>
+          <w:color w:val="000000"/>
           <w:sz w:val="24"/>
           <w:u w:val="single"/>
-          <w:lang w:eastAsia="zh-CN"/>
         </w:rPr>
-        <w:t xml:space="preserve">9920250499　　</w:t>
+        <w:t xml:space="preserve">9920250499　　　　　</w:t>
       </w:r>
     </w:p>
     <w:p>
       <w:pPr>
-        <w:spacing w:line="480" w:lineRule="auto" w:after="0"/>
-        <w:ind w:left="720" w:firstLine="0"/>
-        <w:jc w:val="left"/>
+        <w:spacing w:line="360" w:lineRule="auto" w:after="0"/>
       </w:pPr>
       <w:r>
         <w:rPr>
-          <w:rFonts w:ascii="宋体" w:hAnsi="宋体" w:eastAsia="宋体" w:cs="宋体" w:hint="eastAsia"/>
-          <w:b/>
+          <w:rFonts w:ascii="宋体" w:hAnsi="宋体" w:eastAsia="宋体"/>
+          <w:b w:val="0"/>
+          <w:color w:val="000000"/>
           <w:sz w:val="24"/>
-          <w:lang w:eastAsia="zh-CN"/>
+          <w:u w:val="none"/>
         </w:rPr>
         <w:t>姓　　名：</w:t>
       </w:r>
       <w:r>
         <w:rPr>
-          <w:rFonts w:ascii="宋体" w:hAnsi="宋体" w:eastAsia="宋体" w:cs="宋体" w:hint="eastAsia"/>
-          <w:b/>
+          <w:rFonts w:ascii="宋体" w:hAnsi="宋体" w:eastAsia="宋体"/>
+          <w:b w:val="0"/>
+          <w:color w:val="000000"/>
           <w:sz w:val="24"/>
           <w:u w:val="single"/>
-          <w:lang w:eastAsia="zh-CN"/>
         </w:rPr>
-        <w:t xml:space="preserve">胡祖锐　　　　　</w:t>
+        <w:t xml:space="preserve">胡祖锐　　　　　　　</w:t>
       </w:r>
     </w:p>
     <w:p>
       <w:pPr>
-        <w:spacing w:line="480" w:lineRule="auto" w:after="0"/>
-        <w:ind w:left="720" w:firstLine="0"/>
-        <w:jc w:val="left"/>
+        <w:spacing w:line="360" w:lineRule="auto" w:after="0"/>
       </w:pPr>
       <w:r>
         <w:rPr>
-          <w:rFonts w:ascii="宋体" w:hAnsi="宋体" w:eastAsia="宋体" w:cs="宋体" w:hint="eastAsia"/>
-          <w:b/>
+          <w:rFonts w:ascii="宋体" w:hAnsi="宋体" w:eastAsia="宋体"/>
+          <w:b w:val="0"/>
+          <w:color w:val="000000"/>
           <w:sz w:val="24"/>
-          <w:lang w:eastAsia="zh-CN"/>
+          <w:u w:val="none"/>
         </w:rPr>
         <w:t>指导教师：</w:t>
       </w:r>
       <w:r>
         <w:rPr>
-          <w:rFonts w:ascii="宋体" w:hAnsi="宋体" w:eastAsia="宋体" w:cs="宋体" w:hint="eastAsia"/>
-          <w:b/>
+          <w:rFonts w:ascii="宋体" w:hAnsi="宋体" w:eastAsia="宋体"/>
+          <w:b w:val="0"/>
+          <w:color w:val="000000"/>
           <w:sz w:val="24"/>
           <w:u w:val="single"/>
-          <w:lang w:eastAsia="zh-CN"/>
         </w:rPr>
-        <w:t xml:space="preserve">伍春梅　　　　　</w:t>
+        <w:t xml:space="preserve">伍春梅　　　　　　　</w:t>
       </w:r>
-      <w:r/>
     </w:p>
     <w:p>
       <w:pPr>
-        <w:spacing w:after="360"/>
-        <w:ind w:firstLine="0"/>
-        <w:jc w:val="center"/>
+        <w:spacing w:line="360" w:lineRule="auto" w:after="0"/>
+        <w:ind w:firstLine="480"/>
       </w:pPr>
       <w:r>
         <w:rPr>
-          <w:rFonts w:ascii="宋体" w:hAnsi="宋体" w:eastAsia="宋体" w:cs="宋体" w:hint="eastAsia"/>
-          <w:b/>
-          <w:lang w:eastAsia="zh-CN"/>
+          <w:rFonts w:ascii="宋体" w:hAnsi="宋体" w:eastAsia="宋体"/>
+          <w:b w:val="0"/>
+          <w:color w:val="000000"/>
+          <w:sz w:val="24"/>
+          <w:u w:val="none"/>
         </w:rPr>
-        <w:t>论文题目：</w:t>
+        <w:t>论文题目：音乐专辑评选与人格测评互动平台设计与实现</w:t>
       </w:r>
-      <w:r>
-        <w:rPr>
-          <w:rFonts w:ascii="宋体" w:hAnsi="宋体" w:eastAsia="宋体" w:cs="宋体" w:hint="eastAsia"/>
-          <w:b/>
-          <w:lang w:eastAsia="zh-CN"/>
-        </w:rPr>
-        <w:t>音乐专辑评选与人格测评互动平台设计与实现</w:t>
-      </w:r>
-      <w:r/>
     </w:p>
     <w:p>
       <w:pPr>
-        <w:spacing w:after="96"/>
-        <w:ind w:firstLine="0"/>
+        <w:spacing w:before="120" w:after="120" w:line="360" w:lineRule="auto"/>
       </w:pPr>
       <w:r>
         <w:rPr>
-          <w:rFonts w:ascii="宋体" w:hAnsi="宋体" w:eastAsia="宋体" w:cs="宋体" w:hint="eastAsia"/>
-          <w:b/>
-          <w:lang w:eastAsia="zh-CN"/>
+          <w:rFonts w:ascii="黑体" w:hAnsi="黑体" w:eastAsia="黑体"/>
+          <w:b w:val="0"/>
+          <w:color w:val="000000"/>
+          <w:sz w:val="24"/>
+          <w:u w:val="none"/>
         </w:rPr>
         <w:t>摘要</w:t>
       </w:r>
     </w:p>
     <w:p>
       <w:pPr>
+        <w:spacing w:line="360" w:lineRule="auto" w:after="0"/>
         <w:ind w:firstLine="480"/>
       </w:pPr>
       <w:r>
         <w:rPr>
-          <w:rFonts w:ascii="宋体" w:eastAsia="宋体" w:hAnsi="宋体" w:cs="宋体" w:hint="eastAsia"/>
-          <w:lang w:eastAsia="zh-CN"/>
+          <w:rFonts w:ascii="宋体" w:hAnsi="宋体" w:eastAsia="宋体"/>
+          <w:b w:val="0"/>
+          <w:color w:val="000000"/>
+          <w:sz w:val="24"/>
+          <w:u w:val="none"/>
         </w:rPr>
-        <w:t>针对现有音乐应用以单向推荐与数据回顾为主、用户参与深度有限的问题，本文设计并实现一个以</w:t>
-      </w:r>
-      <w:r>
-        <w:t>"</w:t>
-      </w:r>
-      <w:r>
-        <w:rPr>
-          <w:rFonts w:ascii="宋体" w:eastAsia="宋体" w:hAnsi="宋体" w:cs="宋体" w:hint="eastAsia"/>
-          <w:lang w:eastAsia="zh-CN"/>
-        </w:rPr>
-        <w:t>专辑评选（对决）</w:t>
-      </w:r>
-      <w:r>
-        <w:t>"</w:t>
-      </w:r>
-      <w:r>
-        <w:rPr>
-          <w:rFonts w:ascii="宋体" w:eastAsia="宋体" w:hAnsi="宋体" w:cs="宋体" w:hint="eastAsia"/>
-          <w:lang w:eastAsia="zh-CN"/>
-        </w:rPr>
-        <w:t>与</w:t>
-      </w:r>
-      <w:r>
-        <w:t>"</w:t>
-      </w:r>
-      <w:r>
-        <w:rPr>
-          <w:rFonts w:ascii="宋体" w:eastAsia="宋体" w:hAnsi="宋体" w:cs="宋体" w:hint="eastAsia"/>
-          <w:lang w:eastAsia="zh-CN"/>
-        </w:rPr>
-        <w:t>音乐人格测评</w:t>
-      </w:r>
-      <w:r>
-        <w:t>"</w:t>
-      </w:r>
-      <w:r>
-        <w:rPr>
-          <w:rFonts w:ascii="宋体" w:eastAsia="宋体" w:hAnsi="宋体" w:cs="宋体" w:hint="eastAsia"/>
-          <w:lang w:eastAsia="zh-CN"/>
-        </w:rPr>
-        <w:t>为核心玩法的音乐互动平台。平台采用前后端分离架构：前端基于</w:t>
-      </w:r>
-      <w:r>
-        <w:t xml:space="preserve"> Vue 3 </w:t>
-      </w:r>
-      <w:r>
-        <w:rPr>
-          <w:rFonts w:ascii="宋体" w:eastAsia="宋体" w:hAnsi="宋体" w:cs="宋体" w:hint="eastAsia"/>
-          <w:lang w:eastAsia="zh-CN"/>
-        </w:rPr>
-        <w:t>与</w:t>
-      </w:r>
-      <w:r>
-        <w:t xml:space="preserve"> Element Plus </w:t>
-      </w:r>
-      <w:r>
-        <w:rPr>
-          <w:rFonts w:ascii="宋体" w:eastAsia="宋体" w:hAnsi="宋体" w:cs="宋体" w:hint="eastAsia"/>
-          <w:lang w:eastAsia="zh-CN"/>
-        </w:rPr>
-        <w:t>实现交互界面，后端基于</w:t>
-      </w:r>
-      <w:r>
-        <w:t xml:space="preserve"> Node.js </w:t>
-      </w:r>
-      <w:r>
-        <w:rPr>
-          <w:rFonts w:ascii="宋体" w:eastAsia="宋体" w:hAnsi="宋体" w:cs="宋体" w:hint="eastAsia"/>
-          <w:lang w:eastAsia="zh-CN"/>
-        </w:rPr>
-        <w:t>与</w:t>
-      </w:r>
-      <w:r>
-        <w:t xml:space="preserve"> Express </w:t>
-      </w:r>
-      <w:r>
-        <w:rPr>
-          <w:rFonts w:ascii="宋体" w:eastAsia="宋体" w:hAnsi="宋体" w:cs="宋体" w:hint="eastAsia"/>
-          <w:lang w:eastAsia="zh-CN"/>
-        </w:rPr>
-        <w:t>提供业务接口，数据存储采用</w:t>
-      </w:r>
-      <w:r>
-        <w:t xml:space="preserve"> MongoDB</w:t>
-      </w:r>
-      <w:r>
-        <w:rPr>
-          <w:rFonts w:ascii="宋体" w:eastAsia="宋体" w:hAnsi="宋体" w:cs="宋体" w:hint="eastAsia"/>
-          <w:lang w:eastAsia="zh-CN"/>
-        </w:rPr>
-        <w:t>；音乐数据通过开放接口获取并缓存至本地数据库，测评结果的个性化解读由大语言模型生成。平台实现了对决赛制自动生成、逐轮投票、晋级与复活、试听播放、结果可视化与分享图导出等功能，并完成云端部署与上线。测试结果表明，系统功能完整、数据流转真实，能够支持用户以游戏化方式完成音乐偏好的表达与分享。</w:t>
+        <w:t>针对现有音乐应用以单向推荐与数据回顾为主、用户参与深度有限的问题，本文设计并实现一个以"专辑评选（对决）"与"音乐人格测评"为核心玩法的音乐互动平台。平台采用前后端分离架构：前端基于 Vue 3 与 Element Plus 实现交互界面，后端基于 Node.js 与 Express 提供业务接口，数据存储采用 MongoDB；音乐数据通过开放接口获取并缓存至本地数据库，测评结果的个性化解读由大语言模型生成。平台实现了对决赛制自动生成、逐轮投票、晋级与复活、试听播放、结果可视化与分享图导出等功能，并完成云端部署与上线。测试结果表明，系统功能完整、数据流转真实，能够支持用户以游戏化方式完成音乐偏好的表达与分享。</w:t>
       </w:r>
     </w:p>
     <w:p>
       <w:pPr>
-        <w:spacing w:before="120"/>
-        <w:ind w:firstLine="0"/>
-      </w:pPr>
-      <w:r>
-        <w:rPr>
-          <w:rFonts w:ascii="宋体" w:hAnsi="宋体" w:eastAsia="宋体" w:cs="宋体" w:hint="eastAsia"/>
-          <w:b/>
-          <w:lang w:eastAsia="zh-CN"/>
-        </w:rPr>
-        <w:t>关键词：</w:t>
-      </w:r>
-      <w:r>
-        <w:rPr>
-          <w:rFonts w:ascii="宋体" w:hAnsi="宋体" w:eastAsia="宋体" w:cs="宋体" w:hint="eastAsia"/>
-          <w:lang w:eastAsia="zh-CN"/>
-        </w:rPr>
-        <w:t>音乐互动应用；专辑对决；音乐人格测评；</w:t>
-      </w:r>
-      <w:r>
-        <w:rPr>
-          <w:rFonts w:ascii="黑体" w:hAnsi="黑体"/>
-        </w:rPr>
-        <w:t>Vue3</w:t>
-      </w:r>
-      <w:r>
-        <w:rPr>
-          <w:rFonts w:ascii="宋体" w:hAnsi="宋体" w:eastAsia="宋体" w:cs="宋体" w:hint="eastAsia"/>
-          <w:lang w:eastAsia="zh-CN"/>
-        </w:rPr>
-        <w:t>；全栈开发</w:t>
-      </w:r>
-      <w:r/>
-    </w:p>
-    <w:p>
-      <w:pPr>
-        <w:pStyle w:val="Heading2"/>
-        <w:spacing w:line="360" w:lineRule="auto"/>
-      </w:pPr>
-      <w:r>
-        <w:rPr>
-          <w:rFonts w:ascii="宋体" w:hAnsi="宋体" w:eastAsia="宋体" w:cs="宋体" w:hint="eastAsia"/>
-          <w:b/>
-          <w:sz w:val="28"/>
-          <w:lang w:eastAsia="zh-CN"/>
-        </w:rPr>
-        <w:t>一、选题背景及意义</w:t>
-      </w:r>
-      <w:r/>
-    </w:p>
-    <w:p>
-      <w:pPr>
+        <w:spacing w:line="360" w:lineRule="auto" w:after="0"/>
         <w:ind w:firstLine="480"/>
       </w:pPr>
       <w:r>
         <w:rPr>
-          <w:rFonts w:ascii="宋体" w:eastAsia="宋体" w:hAnsi="宋体" w:cs="宋体" w:hint="eastAsia"/>
-          <w:lang w:eastAsia="zh-CN"/>
+          <w:rFonts w:ascii="宋体" w:hAnsi="宋体" w:eastAsia="宋体"/>
+          <w:b w:val="0"/>
+          <w:color w:val="000000"/>
+          <w:sz w:val="24"/>
+          <w:u w:val="none"/>
         </w:rPr>
-        <w:t>本部分说明课题的提出依据。先从数字音乐消费行为的转变出发，阐述</w:t>
+        <w:t>关键词：音乐互动应用；专辑对决；音乐人格测评；Vue3；全栈开发</w:t>
       </w:r>
-      <w:r>
-        <w:t>"</w:t>
-      </w:r>
-      <w:r>
-        <w:rPr>
-          <w:rFonts w:ascii="宋体" w:eastAsia="宋体" w:hAnsi="宋体" w:cs="宋体" w:hint="eastAsia"/>
-          <w:lang w:eastAsia="zh-CN"/>
-        </w:rPr>
-        <w:t>比较需求</w:t>
-      </w:r>
-      <w:r>
-        <w:t>"</w:t>
-      </w:r>
-      <w:r>
-        <w:rPr>
-          <w:rFonts w:ascii="宋体" w:eastAsia="宋体" w:hAnsi="宋体" w:cs="宋体" w:hint="eastAsia"/>
-          <w:lang w:eastAsia="zh-CN"/>
-        </w:rPr>
-        <w:t>与</w:t>
-      </w:r>
-      <w:r>
-        <w:t>"</w:t>
-      </w:r>
-      <w:r>
-        <w:rPr>
-          <w:rFonts w:ascii="宋体" w:eastAsia="宋体" w:hAnsi="宋体" w:cs="宋体" w:hint="eastAsia"/>
-          <w:lang w:eastAsia="zh-CN"/>
-        </w:rPr>
-        <w:t>人格化表达需求</w:t>
-      </w:r>
-      <w:r>
-        <w:t>"</w:t>
-      </w:r>
-      <w:r>
-        <w:rPr>
-          <w:rFonts w:ascii="宋体" w:eastAsia="宋体" w:hAnsi="宋体" w:cs="宋体" w:hint="eastAsia"/>
-          <w:lang w:eastAsia="zh-CN"/>
-        </w:rPr>
-        <w:t>的形成；再从实用、技术、专业与数据四个层面说明本课题的价值。</w:t>
-      </w:r>
-      <w:r/>
     </w:p>
     <w:p>
       <w:pPr>
-        <w:pStyle w:val="Heading3"/>
-        <w:spacing w:line="360" w:lineRule="auto"/>
+        <w:spacing w:before="240" w:after="120" w:line="360" w:lineRule="auto"/>
       </w:pPr>
       <w:r>
         <w:rPr>
-          <w:rFonts w:ascii="宋体" w:hAnsi="宋体" w:eastAsia="宋体" w:cs="宋体" w:hint="eastAsia"/>
-          <w:b/>
-          <w:sz w:val="24"/>
-          <w:lang w:eastAsia="zh-CN"/>
+          <w:rFonts w:ascii="黑体" w:hAnsi="黑体" w:eastAsia="黑体"/>
+          <w:b w:val="0"/>
+          <w:color w:val="000000"/>
+          <w:sz w:val="28"/>
+          <w:u w:val="none"/>
         </w:rPr>
-        <w:t>1.1 选题背景</w:t>
+        <w:t>一、选题背景及意义</w:t>
       </w:r>
-      <w:r/>
     </w:p>
     <w:p>
       <w:pPr>
+        <w:spacing w:line="360" w:lineRule="auto" w:after="0"/>
         <w:ind w:firstLine="480"/>
       </w:pPr>
       <w:r>
         <w:rPr>
-          <w:rFonts w:ascii="宋体" w:eastAsia="宋体" w:hAnsi="宋体" w:cs="宋体" w:hint="eastAsia"/>
-          <w:lang w:eastAsia="zh-CN"/>
+          <w:rFonts w:ascii="宋体" w:hAnsi="宋体" w:eastAsia="宋体"/>
+          <w:b w:val="0"/>
+          <w:color w:val="000000"/>
+          <w:sz w:val="24"/>
+          <w:u w:val="none"/>
         </w:rPr>
-        <w:t>近年来，数字音乐已成为大众文化消费的主要形式之一。随着流媒体平台的普及，用户获取音乐的边际成本趋近于零，音乐消费的行为重心也从</w:t>
+        <w:t>本部分说明课题的提出依据。先从数字音乐消费行为的转变出发，阐述"比较需求"与"人格化表达需求"的形成；再从实用、技术、专业与数据四个层面说明本课题的价值。</w:t>
       </w:r>
-      <w:r>
-        <w:t>"</w:t>
-      </w:r>
-      <w:r>
-        <w:rPr>
-          <w:rFonts w:ascii="宋体" w:eastAsia="宋体" w:hAnsi="宋体" w:cs="宋体" w:hint="eastAsia"/>
-          <w:lang w:eastAsia="zh-CN"/>
-        </w:rPr>
-        <w:t>寻找并收听歌曲</w:t>
-      </w:r>
-      <w:r>
-        <w:t>"</w:t>
-      </w:r>
-      <w:r>
-        <w:rPr>
-          <w:rFonts w:ascii="宋体" w:eastAsia="宋体" w:hAnsi="宋体" w:cs="宋体" w:hint="eastAsia"/>
-          <w:lang w:eastAsia="zh-CN"/>
-        </w:rPr>
-        <w:t>逐步转向</w:t>
-      </w:r>
-      <w:r>
-        <w:t>"</w:t>
-      </w:r>
-      <w:r>
-        <w:rPr>
-          <w:rFonts w:ascii="宋体" w:eastAsia="宋体" w:hAnsi="宋体" w:cs="宋体" w:hint="eastAsia"/>
-          <w:lang w:eastAsia="zh-CN"/>
-        </w:rPr>
-        <w:t>表达偏好、相互比较与社交分享</w:t>
-      </w:r>
-      <w:r>
-        <w:t>"</w:t>
-      </w:r>
-      <w:r>
-        <w:rPr>
-          <w:rFonts w:ascii="宋体" w:eastAsia="宋体" w:hAnsi="宋体" w:cs="宋体" w:hint="eastAsia"/>
-          <w:lang w:eastAsia="zh-CN"/>
-        </w:rPr>
-        <w:t>。在这一转变过程中，两个现象值得关注。</w:t>
-      </w:r>
-      <w:r/>
     </w:p>
     <w:p>
       <w:pPr>
+        <w:spacing w:before="120" w:after="120" w:line="360" w:lineRule="auto"/>
+      </w:pPr>
+      <w:r>
+        <w:rPr>
+          <w:rFonts w:ascii="黑体" w:hAnsi="黑体" w:eastAsia="黑体"/>
+          <w:b w:val="0"/>
+          <w:color w:val="000000"/>
+          <w:sz w:val="24"/>
+          <w:u w:val="none"/>
+        </w:rPr>
+        <w:t>1.1 选题背景</w:t>
+      </w:r>
+    </w:p>
+    <w:p>
+      <w:pPr>
+        <w:spacing w:line="360" w:lineRule="auto" w:after="0"/>
         <w:ind w:firstLine="480"/>
       </w:pPr>
       <w:r>
         <w:rPr>
-          <w:rFonts w:ascii="宋体" w:eastAsia="宋体" w:hAnsi="宋体" w:cs="宋体" w:hint="eastAsia"/>
-          <w:lang w:eastAsia="zh-CN"/>
+          <w:rFonts w:ascii="宋体" w:hAnsi="宋体" w:eastAsia="宋体"/>
+          <w:b w:val="0"/>
+          <w:color w:val="000000"/>
+          <w:sz w:val="24"/>
+          <w:u w:val="none"/>
         </w:rPr>
-        <w:t>一是用户的比较需求长期缺乏工具支撑。音乐爱好者普遍存在</w:t>
+        <w:t>近年来，数字音乐已成为大众文化消费的主要形式之一。随着流媒体平台的普及，用户获取音乐的边际成本趋近于零，音乐消费的行为重心也从"寻找并收听歌曲"逐步转向"表达偏好、相互比较与社交分享"。在这一转变过程中，两个现象值得关注。</w:t>
       </w:r>
-      <w:r>
-        <w:t>"</w:t>
-      </w:r>
-      <w:r>
-        <w:rPr>
-          <w:rFonts w:ascii="宋体" w:eastAsia="宋体" w:hAnsi="宋体" w:cs="宋体" w:hint="eastAsia"/>
-          <w:lang w:eastAsia="zh-CN"/>
-        </w:rPr>
-        <w:t>同一歌手的哪张专辑更好</w:t>
-      </w:r>
-      <w:r>
-        <w:t>"</w:t>
-      </w:r>
-      <w:r>
-        <w:rPr>
-          <w:rFonts w:ascii="宋体" w:eastAsia="宋体" w:hAnsi="宋体" w:cs="宋体" w:hint="eastAsia"/>
-          <w:lang w:eastAsia="zh-CN"/>
-        </w:rPr>
-        <w:t>这类讨论，但现有音乐应用的产品形态以</w:t>
-      </w:r>
-      <w:r>
-        <w:t>"</w:t>
-      </w:r>
-      <w:r>
-        <w:rPr>
-          <w:rFonts w:ascii="宋体" w:eastAsia="宋体" w:hAnsi="宋体" w:cs="宋体" w:hint="eastAsia"/>
-          <w:lang w:eastAsia="zh-CN"/>
-        </w:rPr>
-        <w:t>推荐</w:t>
-      </w:r>
-      <w:r>
-        <w:t>—</w:t>
-      </w:r>
-      <w:r>
-        <w:rPr>
-          <w:rFonts w:ascii="宋体" w:eastAsia="宋体" w:hAnsi="宋体" w:cs="宋体" w:hint="eastAsia"/>
-          <w:lang w:eastAsia="zh-CN"/>
-        </w:rPr>
-        <w:t>播放</w:t>
-      </w:r>
-      <w:r>
-        <w:t>"</w:t>
-      </w:r>
-      <w:r>
-        <w:rPr>
-          <w:rFonts w:ascii="宋体" w:eastAsia="宋体" w:hAnsi="宋体" w:cs="宋体" w:hint="eastAsia"/>
-          <w:lang w:eastAsia="zh-CN"/>
-        </w:rPr>
-        <w:t>为主线，用户始终处于被动接受推荐的位置；当用户试图系统性地比较、评选自己喜爱的作品时，缺少顺手的工具，只能依赖聊天群内的口头讨论，过程零散且难以留存。</w:t>
-      </w:r>
-      <w:r/>
     </w:p>
     <w:p>
       <w:pPr>
+        <w:spacing w:line="360" w:lineRule="auto" w:after="0"/>
         <w:ind w:firstLine="480"/>
       </w:pPr>
       <w:r>
         <w:rPr>
-          <w:rFonts w:ascii="宋体" w:eastAsia="宋体" w:hAnsi="宋体" w:cs="宋体" w:hint="eastAsia"/>
-          <w:lang w:eastAsia="zh-CN"/>
+          <w:rFonts w:ascii="宋体" w:hAnsi="宋体" w:eastAsia="宋体"/>
+          <w:b w:val="0"/>
+          <w:color w:val="000000"/>
+          <w:sz w:val="24"/>
+          <w:u w:val="none"/>
         </w:rPr>
-        <w:t>二是</w:t>
+        <w:t>一是用户的比较需求长期缺乏工具支撑。音乐爱好者普遍存在"同一歌手的哪张专辑更好"这类讨论，但现有音乐应用的产品形态以"推荐—播放"为主线，用户始终处于被动接受推荐的位置；当用户试图系统性地比较、评选自己喜爱的作品时，缺少顺手的工具，只能依赖聊天群内的口头讨论，过程零散且难以留存。</w:t>
       </w:r>
-      <w:r>
-        <w:t>"</w:t>
-      </w:r>
-      <w:r>
-        <w:rPr>
-          <w:rFonts w:ascii="宋体" w:eastAsia="宋体" w:hAnsi="宋体" w:cs="宋体" w:hint="eastAsia"/>
-          <w:lang w:eastAsia="zh-CN"/>
-        </w:rPr>
-        <w:t>人格化标签</w:t>
-      </w:r>
-      <w:r>
-        <w:t>"</w:t>
-      </w:r>
-      <w:r>
-        <w:rPr>
-          <w:rFonts w:ascii="宋体" w:eastAsia="宋体" w:hAnsi="宋体" w:cs="宋体" w:hint="eastAsia"/>
-          <w:lang w:eastAsia="zh-CN"/>
-        </w:rPr>
-        <w:t>具备较强的传播能力。以</w:t>
-      </w:r>
-      <w:r>
-        <w:t xml:space="preserve"> MBTI </w:t>
-      </w:r>
-      <w:r>
-        <w:rPr>
-          <w:rFonts w:ascii="宋体" w:eastAsia="宋体" w:hAnsi="宋体" w:cs="宋体" w:hint="eastAsia"/>
-          <w:lang w:eastAsia="zh-CN"/>
-        </w:rPr>
-        <w:t>为代表的人格测试类内容在社交网络中持续保持高传播度，其原因在于测试结果兼具自我认知与社交表达的双重功能。音乐偏好本身就是个体自我认知的重要组成部分，将音乐偏好转化为可解读、可分享的人格标签，具备明确的产品价值。</w:t>
-      </w:r>
-      <w:r/>
     </w:p>
     <w:p>
       <w:pPr>
+        <w:spacing w:line="360" w:lineRule="auto" w:after="0"/>
         <w:ind w:firstLine="480"/>
       </w:pPr>
       <w:r>
         <w:rPr>
-          <w:rFonts w:ascii="宋体" w:eastAsia="宋体" w:hAnsi="宋体" w:cs="宋体" w:hint="eastAsia"/>
-          <w:lang w:eastAsia="zh-CN"/>
+          <w:rFonts w:ascii="宋体" w:hAnsi="宋体" w:eastAsia="宋体"/>
+          <w:b w:val="0"/>
+          <w:color w:val="000000"/>
+          <w:sz w:val="24"/>
+          <w:u w:val="none"/>
         </w:rPr>
-        <w:t>从技术条件看，本设计的实现基础已经成熟。其一，</w:t>
+        <w:t>二是"人格化标签"具备较强的传播能力。以 MBTI 为代表的人格测试类内容在社交网络中持续保持高传播度，其原因在于测试结果兼具自我认知与社交表达的双重功能。音乐偏好本身就是个体自我认知的重要组成部分，将音乐偏好转化为可解读、可分享的人格标签，具备明确的产品价值。</w:t>
       </w:r>
-      <w:r>
-        <w:t xml:space="preserve">Vue 3 </w:t>
-      </w:r>
-      <w:r>
-        <w:rPr>
-          <w:rFonts w:ascii="宋体" w:eastAsia="宋体" w:hAnsi="宋体" w:cs="宋体" w:hint="eastAsia"/>
-          <w:lang w:eastAsia="zh-CN"/>
-        </w:rPr>
-        <w:t>与</w:t>
-      </w:r>
-      <w:r>
-        <w:t xml:space="preserve"> Node.js </w:t>
-      </w:r>
-      <w:r>
-        <w:rPr>
-          <w:rFonts w:ascii="宋体" w:eastAsia="宋体" w:hAnsi="宋体" w:cs="宋体" w:hint="eastAsia"/>
-          <w:lang w:eastAsia="zh-CN"/>
-        </w:rPr>
-        <w:t>构成的前后端分离技术栈发展成熟，社区生态完善，适合中小型互动应用的快速实现；其二，以</w:t>
-      </w:r>
-      <w:r>
-        <w:t xml:space="preserve"> iTunes Search API </w:t>
-      </w:r>
-      <w:r>
-        <w:rPr>
-          <w:rFonts w:ascii="宋体" w:eastAsia="宋体" w:hAnsi="宋体" w:cs="宋体" w:hint="eastAsia"/>
-          <w:lang w:eastAsia="zh-CN"/>
-        </w:rPr>
-        <w:t>为代表的开放音乐数据接口可在无需密钥、无需账号授权的条件下提供音乐元数据与官方试听片段，使音乐类应用能够在不涉及版权风险的前提下合法获取展示素材；其三，大语言模型接口的调用成本显著下降，使</w:t>
-      </w:r>
-      <w:r>
-        <w:t>"</w:t>
-      </w:r>
-      <w:r>
-        <w:rPr>
-          <w:rFonts w:ascii="宋体" w:eastAsia="宋体" w:hAnsi="宋体" w:cs="宋体" w:hint="eastAsia"/>
-          <w:lang w:eastAsia="zh-CN"/>
-        </w:rPr>
-        <w:t>为每个用户生成个性化文本</w:t>
-      </w:r>
-      <w:r>
-        <w:t>"</w:t>
-      </w:r>
-      <w:r>
-        <w:rPr>
-          <w:rFonts w:ascii="宋体" w:eastAsia="宋体" w:hAnsi="宋体" w:cs="宋体" w:hint="eastAsia"/>
-          <w:lang w:eastAsia="zh-CN"/>
-        </w:rPr>
-        <w:t>这类过去难以承担的功能具备了工程可行性。</w:t>
-      </w:r>
-      <w:r/>
     </w:p>
     <w:p>
       <w:pPr>
-        <w:pStyle w:val="Heading3"/>
-        <w:spacing w:line="360" w:lineRule="auto"/>
-      </w:pPr>
-      <w:r>
-        <w:rPr>
-          <w:rFonts w:ascii="宋体" w:hAnsi="宋体" w:eastAsia="宋体" w:cs="宋体" w:hint="eastAsia"/>
-          <w:b/>
-          <w:sz w:val="24"/>
-          <w:lang w:eastAsia="zh-CN"/>
-        </w:rPr>
-        <w:t>1.2 研究意义</w:t>
-      </w:r>
-      <w:r/>
-    </w:p>
-    <w:p>
-      <w:pPr>
+        <w:spacing w:line="360" w:lineRule="auto" w:after="0"/>
         <w:ind w:firstLine="480"/>
       </w:pPr>
       <w:r>
         <w:rPr>
-          <w:rFonts w:ascii="宋体" w:eastAsia="宋体" w:hAnsi="宋体" w:cs="宋体" w:hint="eastAsia"/>
-          <w:b/>
-          <w:lang w:eastAsia="zh-CN"/>
+          <w:rFonts w:ascii="宋体" w:hAnsi="宋体" w:eastAsia="宋体"/>
+          <w:b w:val="0"/>
+          <w:color w:val="000000"/>
+          <w:sz w:val="24"/>
+          <w:u w:val="none"/>
         </w:rPr>
-        <w:t>实用意义。</w:t>
+        <w:t>从技术条件看，本设计的实现基础已经成熟。其一，Vue 3 与 Node.js 构成的前后端分离技术栈发展成熟，社区生态完善，适合中小型互动应用的快速实现；其二，以 iTunes Search API 为代表的开放音乐数据接口可在无需密钥、无需账号授权的条件下提供音乐元数据与官方试听片段，使音乐类应用能够在不涉及版权风险的前提下合法获取展示素材；其三，大语言模型接口的调用成本显著下降，使"为每个用户生成个性化文本"这类过去难以承担的功能具备了工程可行性。</w:t>
       </w:r>
-      <w:r>
-        <w:rPr>
-          <w:rFonts w:ascii="宋体" w:eastAsia="宋体" w:hAnsi="宋体" w:cs="宋体" w:hint="eastAsia"/>
-          <w:lang w:eastAsia="zh-CN"/>
-        </w:rPr>
-        <w:t>本平台把用户面对</w:t>
-      </w:r>
-      <w:r>
-        <w:t>"</w:t>
-      </w:r>
-      <w:r>
-        <w:rPr>
-          <w:rFonts w:ascii="宋体" w:eastAsia="宋体" w:hAnsi="宋体" w:cs="宋体" w:hint="eastAsia"/>
-          <w:lang w:eastAsia="zh-CN"/>
-        </w:rPr>
-        <w:t>选择困难</w:t>
-      </w:r>
-      <w:r>
-        <w:t>"</w:t>
-      </w:r>
-      <w:r>
-        <w:rPr>
-          <w:rFonts w:ascii="宋体" w:eastAsia="宋体" w:hAnsi="宋体" w:cs="宋体" w:hint="eastAsia"/>
-          <w:lang w:eastAsia="zh-CN"/>
-        </w:rPr>
-        <w:t>时的模糊倾向，转化为一场规则明确、过程可见的对决；同时把难以言说的音乐偏好，转化为一张可解读、可分享的人格画像。两种玩法均以</w:t>
-      </w:r>
-      <w:r>
-        <w:t>"</w:t>
-      </w:r>
-      <w:r>
-        <w:rPr>
-          <w:rFonts w:ascii="宋体" w:eastAsia="宋体" w:hAnsi="宋体" w:cs="宋体" w:hint="eastAsia"/>
-          <w:lang w:eastAsia="zh-CN"/>
-        </w:rPr>
-        <w:t>用户主动参与并产生数据</w:t>
-      </w:r>
-      <w:r>
-        <w:t>"</w:t>
-      </w:r>
-      <w:r>
-        <w:rPr>
-          <w:rFonts w:ascii="宋体" w:eastAsia="宋体" w:hAnsi="宋体" w:cs="宋体" w:hint="eastAsia"/>
-          <w:lang w:eastAsia="zh-CN"/>
-        </w:rPr>
-        <w:t>为前提，与现有产品的单向展示形态形成区别。</w:t>
-      </w:r>
-      <w:r/>
     </w:p>
     <w:p>
       <w:pPr>
+        <w:spacing w:before="120" w:after="120" w:line="360" w:lineRule="auto"/>
+      </w:pPr>
+      <w:r>
+        <w:rPr>
+          <w:rFonts w:ascii="黑体" w:hAnsi="黑体" w:eastAsia="黑体"/>
+          <w:b w:val="0"/>
+          <w:color w:val="000000"/>
+          <w:sz w:val="24"/>
+          <w:u w:val="none"/>
+        </w:rPr>
+        <w:t>1.2 研究意义</w:t>
+      </w:r>
+    </w:p>
+    <w:p>
+      <w:pPr>
+        <w:spacing w:line="360" w:lineRule="auto" w:after="0"/>
         <w:ind w:firstLine="480"/>
       </w:pPr>
       <w:r>
         <w:rPr>
-          <w:rFonts w:ascii="宋体" w:eastAsia="宋体" w:hAnsi="宋体" w:cs="宋体" w:hint="eastAsia"/>
-          <w:b/>
-          <w:lang w:eastAsia="zh-CN"/>
+          <w:rFonts w:ascii="宋体" w:hAnsi="宋体" w:eastAsia="宋体"/>
+          <w:b w:val="0"/>
+          <w:color w:val="000000"/>
+          <w:sz w:val="24"/>
+          <w:u w:val="none"/>
         </w:rPr>
-        <w:t>技术意义。</w:t>
+        <w:t>实用意义。本平台把用户面对"选择困难"时的模糊倾向，转化为一场规则明确、过程可见的对决；同时把难以言说的音乐偏好，转化为一张可解读、可分享的人格画像。两种玩法均以"用户主动参与并产生数据"为前提，与现有产品的单向展示形态形成区别。</w:t>
       </w:r>
-      <w:r>
-        <w:rPr>
-          <w:rFonts w:ascii="宋体" w:eastAsia="宋体" w:hAnsi="宋体" w:cs="宋体" w:hint="eastAsia"/>
-          <w:lang w:eastAsia="zh-CN"/>
-        </w:rPr>
-        <w:t>本平台是一个完整的前后端分离全栈应用，覆盖数据库设计、接口服务、用户认证、数据可视化与云端部署等环节，能够完整呈现一个</w:t>
-      </w:r>
-      <w:r>
-        <w:t xml:space="preserve"> Web </w:t>
-      </w:r>
-      <w:r>
-        <w:rPr>
-          <w:rFonts w:ascii="宋体" w:eastAsia="宋体" w:hAnsi="宋体" w:cs="宋体" w:hint="eastAsia"/>
-          <w:lang w:eastAsia="zh-CN"/>
-        </w:rPr>
-        <w:t>应用从需求分析到上线运行的全过程，具备较好的工程实践价值。</w:t>
-      </w:r>
-      <w:r/>
     </w:p>
     <w:p>
       <w:pPr>
+        <w:spacing w:line="360" w:lineRule="auto" w:after="0"/>
         <w:ind w:firstLine="480"/>
       </w:pPr>
       <w:r>
         <w:rPr>
-          <w:rFonts w:ascii="宋体" w:eastAsia="宋体" w:hAnsi="宋体" w:cs="宋体" w:hint="eastAsia"/>
-          <w:b/>
-          <w:lang w:eastAsia="zh-CN"/>
+          <w:rFonts w:ascii="宋体" w:hAnsi="宋体" w:eastAsia="宋体"/>
+          <w:b w:val="0"/>
+          <w:color w:val="000000"/>
+          <w:sz w:val="24"/>
+          <w:u w:val="none"/>
         </w:rPr>
-        <w:t>专业意义。</w:t>
+        <w:t>技术意义。本平台是一个完整的前后端分离全栈应用，覆盖数据库设计、接口服务、用户认证、数据可视化与云端部署等环节，能够完整呈现一个 Web 应用从需求分析到上线运行的全过程，具备较好的工程实践价值。</w:t>
       </w:r>
-      <w:r>
-        <w:rPr>
-          <w:rFonts w:ascii="宋体" w:eastAsia="宋体" w:hAnsi="宋体" w:cs="宋体" w:hint="eastAsia"/>
-          <w:lang w:eastAsia="zh-CN"/>
-        </w:rPr>
-        <w:t>本设计聚焦交互机制设计与视觉呈现设计，其结果可视化与分享图生成环节直接体现数字媒体技术在视觉表达与内容生成方面的专业能力，符合数字媒体技术专业的培养方向。</w:t>
-      </w:r>
-      <w:r/>
     </w:p>
     <w:p>
       <w:pPr>
+        <w:spacing w:line="360" w:lineRule="auto" w:after="0"/>
         <w:ind w:firstLine="480"/>
       </w:pPr>
       <w:r>
         <w:rPr>
-          <w:rFonts w:ascii="宋体" w:eastAsia="宋体" w:hAnsi="宋体" w:cs="宋体" w:hint="eastAsia"/>
-          <w:b/>
-          <w:lang w:eastAsia="zh-CN"/>
+          <w:rFonts w:ascii="宋体" w:hAnsi="宋体" w:eastAsia="宋体"/>
+          <w:b w:val="0"/>
+          <w:color w:val="000000"/>
+          <w:sz w:val="24"/>
+          <w:u w:val="none"/>
         </w:rPr>
-        <w:t>数据意义。</w:t>
+        <w:t>专业意义。本设计聚焦交互机制设计与视觉呈现设计，其结果可视化与分享图生成环节直接体现数字媒体技术在视觉表达与内容生成方面的专业能力，符合数字媒体技术专业的培养方向。</w:t>
       </w:r>
-      <w:r>
-        <w:rPr>
-          <w:rFonts w:ascii="宋体" w:eastAsia="宋体" w:hAnsi="宋体" w:cs="宋体" w:hint="eastAsia"/>
-          <w:lang w:eastAsia="zh-CN"/>
-        </w:rPr>
-        <w:t>平台在运行过程中会沉淀用户的偏好数据与测评结果数据，形成可统计分析的数据集，为音乐推荐策略与社群运营研究提供参考。</w:t>
-      </w:r>
-      <w:r/>
     </w:p>
     <w:p>
       <w:pPr>
-        <w:pStyle w:val="Heading2"/>
-        <w:spacing w:line="360" w:lineRule="auto"/>
-      </w:pPr>
-      <w:r>
-        <w:rPr>
-          <w:rFonts w:ascii="宋体" w:hAnsi="宋体" w:eastAsia="宋体" w:cs="宋体" w:hint="eastAsia"/>
-          <w:b/>
-          <w:sz w:val="28"/>
-          <w:lang w:eastAsia="zh-CN"/>
-        </w:rPr>
-        <w:t>二、国内外研究现状综述</w:t>
-      </w:r>
-      <w:r/>
-    </w:p>
-    <w:p>
-      <w:pPr>
+        <w:spacing w:line="360" w:lineRule="auto" w:after="0"/>
         <w:ind w:firstLine="480"/>
       </w:pPr>
       <w:r>
         <w:rPr>
-          <w:rFonts w:ascii="宋体" w:eastAsia="宋体" w:hAnsi="宋体" w:cs="宋体" w:hint="eastAsia"/>
-          <w:lang w:eastAsia="zh-CN"/>
+          <w:rFonts w:ascii="宋体" w:hAnsi="宋体" w:eastAsia="宋体"/>
+          <w:b w:val="0"/>
+          <w:color w:val="000000"/>
+          <w:sz w:val="24"/>
+          <w:u w:val="none"/>
         </w:rPr>
-        <w:t>本部分从学术研究与应用产品两个层面，分别梳理国外与国内的相关工作，并在此基础上归纳出现有研究与实践尚未充分满足的空白，作为本课题的切入点。</w:t>
+        <w:t>数据意义。平台在运行过程中会沉淀用户的偏好数据与测评结果数据，形成可统计分析的数据集，为音乐推荐策略与社群运营研究提供参考。</w:t>
       </w:r>
-      <w:r/>
     </w:p>
     <w:p>
       <w:pPr>
-        <w:pStyle w:val="Heading3"/>
-        <w:spacing w:line="360" w:lineRule="auto"/>
+        <w:spacing w:before="240" w:after="120" w:line="360" w:lineRule="auto"/>
       </w:pPr>
       <w:r>
         <w:rPr>
-          <w:rFonts w:ascii="宋体" w:hAnsi="宋体" w:eastAsia="宋体" w:cs="宋体" w:hint="eastAsia"/>
-          <w:b/>
-          <w:sz w:val="24"/>
-          <w:lang w:eastAsia="zh-CN"/>
+          <w:rFonts w:ascii="黑体" w:hAnsi="黑体" w:eastAsia="黑体"/>
+          <w:b w:val="0"/>
+          <w:color w:val="000000"/>
+          <w:sz w:val="28"/>
+          <w:u w:val="none"/>
         </w:rPr>
-        <w:t>2.1 国外研究与应用现状</w:t>
+        <w:t>二、国内外研究现状综述</w:t>
       </w:r>
-      <w:r/>
     </w:p>
     <w:p>
       <w:pPr>
+        <w:spacing w:line="360" w:lineRule="auto" w:after="0"/>
         <w:ind w:firstLine="480"/>
       </w:pPr>
       <w:r>
         <w:rPr>
-          <w:rFonts w:ascii="宋体" w:eastAsia="宋体" w:hAnsi="宋体" w:cs="宋体" w:hint="eastAsia"/>
-          <w:lang w:eastAsia="zh-CN"/>
+          <w:rFonts w:ascii="宋体" w:hAnsi="宋体" w:eastAsia="宋体"/>
+          <w:b w:val="0"/>
+          <w:color w:val="000000"/>
+          <w:sz w:val="24"/>
+          <w:u w:val="none"/>
         </w:rPr>
-        <w:t>在学术研究层面，音乐推荐长期是信息检索与用户建模领域的重要方向。</w:t>
+        <w:t>本部分从学术研究与应用产品两个层面，分别梳理国外与国内的相关工作，并在此基础上归纳出现有研究与实践尚未充分满足的空白，作为本课题的切入点。</w:t>
       </w:r>
-      <w:r>
-        <w:t xml:space="preserve">Schedl </w:t>
-      </w:r>
-      <w:r>
-        <w:rPr>
-          <w:rFonts w:ascii="宋体" w:eastAsia="宋体" w:hAnsi="宋体" w:cs="宋体" w:hint="eastAsia"/>
-          <w:lang w:eastAsia="zh-CN"/>
-        </w:rPr>
-        <w:t>等在其综述中指出，音乐推荐系统面临冷启动、序列依赖、多模态特征融合等核心挑战，并强调用户显式反馈数据（如收藏、评分、对比选择）在提升推荐质量中的价值。在人格与音乐偏好的关系研究方面，</w:t>
-      </w:r>
-      <w:r>
-        <w:t xml:space="preserve">Rentfrow </w:t>
-      </w:r>
-      <w:r>
-        <w:rPr>
-          <w:rFonts w:ascii="宋体" w:eastAsia="宋体" w:hAnsi="宋体" w:cs="宋体" w:hint="eastAsia"/>
-          <w:lang w:eastAsia="zh-CN"/>
-        </w:rPr>
-        <w:t>与</w:t>
-      </w:r>
-      <w:r>
-        <w:t xml:space="preserve"> Gosling </w:t>
-      </w:r>
-      <w:r>
-        <w:rPr>
-          <w:rFonts w:ascii="宋体" w:eastAsia="宋体" w:hAnsi="宋体" w:cs="宋体" w:hint="eastAsia"/>
-          <w:lang w:eastAsia="zh-CN"/>
-        </w:rPr>
-        <w:t>通过大规模调查提出音乐偏好与人格特质之间存在稳定关联，为</w:t>
-      </w:r>
-      <w:r>
-        <w:t>"</w:t>
-      </w:r>
-      <w:r>
-        <w:rPr>
-          <w:rFonts w:ascii="宋体" w:eastAsia="宋体" w:hAnsi="宋体" w:cs="宋体" w:hint="eastAsia"/>
-          <w:lang w:eastAsia="zh-CN"/>
-        </w:rPr>
-        <w:t>由音乐偏好推断个体特征</w:t>
-      </w:r>
-      <w:r>
-        <w:t>"</w:t>
-      </w:r>
-      <w:r>
-        <w:rPr>
-          <w:rFonts w:ascii="宋体" w:eastAsia="宋体" w:hAnsi="宋体" w:cs="宋体" w:hint="eastAsia"/>
-          <w:lang w:eastAsia="zh-CN"/>
-        </w:rPr>
-        <w:t>提供了实证依据。在互动机制层面，</w:t>
-      </w:r>
-      <w:r>
-        <w:t xml:space="preserve">Hamari </w:t>
-      </w:r>
-      <w:r>
-        <w:rPr>
-          <w:rFonts w:ascii="宋体" w:eastAsia="宋体" w:hAnsi="宋体" w:cs="宋体" w:hint="eastAsia"/>
-          <w:lang w:eastAsia="zh-CN"/>
-        </w:rPr>
-        <w:t>等对游戏化研究的系统综述表明，游戏化设计对用户参与度与持续使用意愿具有正向影响，但其效果高度依赖具体机制设计与使用情境，不能简单套用。</w:t>
-      </w:r>
-      <w:r/>
     </w:p>
     <w:p>
       <w:pPr>
+        <w:spacing w:before="120" w:after="120" w:line="360" w:lineRule="auto"/>
+      </w:pPr>
+      <w:r>
+        <w:rPr>
+          <w:rFonts w:ascii="黑体" w:hAnsi="黑体" w:eastAsia="黑体"/>
+          <w:b w:val="0"/>
+          <w:color w:val="000000"/>
+          <w:sz w:val="24"/>
+          <w:u w:val="none"/>
+        </w:rPr>
+        <w:t>2.1 国外研究与应用现状</w:t>
+      </w:r>
+    </w:p>
+    <w:p>
+      <w:pPr>
+        <w:spacing w:line="360" w:lineRule="auto" w:after="0"/>
         <w:ind w:firstLine="480"/>
       </w:pPr>
       <w:r>
         <w:rPr>
-          <w:rFonts w:ascii="宋体" w:eastAsia="宋体" w:hAnsi="宋体" w:cs="宋体" w:hint="eastAsia"/>
-          <w:lang w:eastAsia="zh-CN"/>
+          <w:rFonts w:ascii="宋体" w:hAnsi="宋体" w:eastAsia="宋体"/>
+          <w:b w:val="0"/>
+          <w:color w:val="000000"/>
+          <w:sz w:val="24"/>
+          <w:u w:val="none"/>
         </w:rPr>
-        <w:t>在应用产品层面，可归纳为两类。第一类是年度回顾型，如</w:t>
+        <w:t>在学术研究层面，音乐推荐长期是信息检索与用户建模领域的重要方向。Schedl 等在其综述中指出，音乐推荐系统面临冷启动、序列依赖、多模态特征融合等核心挑战，并强调用户显式反馈数据（如收藏、评分、对比选择）在提升推荐质量中的价值。在人格与音乐偏好的关系研究方面，Rentfrow 与 Gosling 通过大规模调查提出音乐偏好与人格特质之间存在稳定关联，为"由音乐偏好推断个体特征"提供了实证依据。在互动机制层面，Hamari 等对游戏化研究的系统综述表明，游戏化设计对用户参与度与持续使用意愿具有正向影响，但其效果高度依赖具体机制设计与使用情境，不能简单套用。</w:t>
       </w:r>
-      <w:r>
-        <w:t xml:space="preserve"> Spotify Wrapped </w:t>
-      </w:r>
-      <w:r>
-        <w:rPr>
-          <w:rFonts w:ascii="宋体" w:eastAsia="宋体" w:hAnsi="宋体" w:cs="宋体" w:hint="eastAsia"/>
-          <w:lang w:eastAsia="zh-CN"/>
-        </w:rPr>
-        <w:t>与</w:t>
-      </w:r>
-      <w:r>
-        <w:t xml:space="preserve"> Apple Music Replay</w:t>
-      </w:r>
-      <w:r>
-        <w:rPr>
-          <w:rFonts w:ascii="宋体" w:eastAsia="宋体" w:hAnsi="宋体" w:cs="宋体" w:hint="eastAsia"/>
-          <w:lang w:eastAsia="zh-CN"/>
-        </w:rPr>
-        <w:t>，产品以平台侧积累的用户行为数据为基础，生成个性化的年度总结并与用户分享，其特点是传播效果好，但用户全程处于</w:t>
-      </w:r>
-      <w:r>
-        <w:t>"</w:t>
-      </w:r>
-      <w:r>
-        <w:rPr>
-          <w:rFonts w:ascii="宋体" w:eastAsia="宋体" w:hAnsi="宋体" w:cs="宋体" w:hint="eastAsia"/>
-          <w:lang w:eastAsia="zh-CN"/>
-        </w:rPr>
-        <w:t>接受结果</w:t>
-      </w:r>
-      <w:r>
-        <w:t>"</w:t>
-      </w:r>
-      <w:r>
-        <w:rPr>
-          <w:rFonts w:ascii="宋体" w:eastAsia="宋体" w:hAnsi="宋体" w:cs="宋体" w:hint="eastAsia"/>
-          <w:lang w:eastAsia="zh-CN"/>
-        </w:rPr>
-        <w:t>的位置。第二类是互动评选型，如以音乐对决、歌单投票为玩法的社交应用，把用户之间的比较行为本身做成了玩法，用户在其中的每一次选择都会留下数据。值得注意的是，这两类产品的数据基础均为平台自有曲库与自有用户行为记录，对外部开发者并不开放。</w:t>
-      </w:r>
-      <w:r/>
     </w:p>
     <w:p>
       <w:pPr>
-        <w:pStyle w:val="Heading3"/>
-        <w:spacing w:line="360" w:lineRule="auto"/>
-      </w:pPr>
-      <w:r>
-        <w:rPr>
-          <w:rFonts w:ascii="宋体" w:hAnsi="宋体" w:eastAsia="宋体" w:cs="宋体" w:hint="eastAsia"/>
-          <w:b/>
-          <w:sz w:val="24"/>
-          <w:lang w:eastAsia="zh-CN"/>
-        </w:rPr>
-        <w:t>2.2 国内研究与应用现状</w:t>
-      </w:r>
-      <w:r/>
-    </w:p>
-    <w:p>
-      <w:pPr>
+        <w:spacing w:line="360" w:lineRule="auto" w:after="0"/>
         <w:ind w:firstLine="480"/>
       </w:pPr>
       <w:r>
         <w:rPr>
-          <w:rFonts w:ascii="宋体" w:eastAsia="宋体" w:hAnsi="宋体" w:cs="宋体" w:hint="eastAsia"/>
-          <w:lang w:eastAsia="zh-CN"/>
+          <w:rFonts w:ascii="宋体" w:hAnsi="宋体" w:eastAsia="宋体"/>
+          <w:b w:val="0"/>
+          <w:color w:val="000000"/>
+          <w:sz w:val="24"/>
+          <w:u w:val="none"/>
         </w:rPr>
-        <w:t>国内主流音乐平台同样以年度听歌报告作为主要的用户互动节点，形式上以统计数据与可视化的单向呈现为主；在社交玩法上主要集中于</w:t>
+        <w:t>在应用产品层面，可归纳为两类。第一类是年度回顾型，如 Spotify Wrapped 与 Apple Music Replay，产品以平台侧积累的用户行为数据为基础，生成个性化的年度总结并与用户分享，其特点是传播效果好，但用户全程处于"接受结果"的位置。第二类是互动评选型，如以音乐对决、歌单投票为玩法的社交应用，把用户之间的比较行为本身做成了玩法，用户在其中的每一次选择都会留下数据。值得注意的是，这两类产品的数据基础均为平台自有曲库与自有用户行为记录，对外部开发者并不开放。</w:t>
       </w:r>
-      <w:r>
-        <w:t>"</w:t>
-      </w:r>
-      <w:r>
-        <w:rPr>
-          <w:rFonts w:ascii="宋体" w:eastAsia="宋体" w:hAnsi="宋体" w:cs="宋体" w:hint="eastAsia"/>
-          <w:lang w:eastAsia="zh-CN"/>
-        </w:rPr>
-        <w:t>一起听</w:t>
-      </w:r>
-      <w:r>
-        <w:t>"</w:t>
-      </w:r>
-      <w:r>
-        <w:rPr>
-          <w:rFonts w:ascii="宋体" w:eastAsia="宋体" w:hAnsi="宋体" w:cs="宋体" w:hint="eastAsia"/>
-          <w:lang w:eastAsia="zh-CN"/>
-        </w:rPr>
-        <w:t>与</w:t>
-      </w:r>
-      <w:r>
-        <w:t>"</w:t>
-      </w:r>
-      <w:r>
-        <w:rPr>
-          <w:rFonts w:ascii="宋体" w:eastAsia="宋体" w:hAnsi="宋体" w:cs="宋体" w:hint="eastAsia"/>
-          <w:lang w:eastAsia="zh-CN"/>
-        </w:rPr>
-        <w:t>歌单共创</w:t>
-      </w:r>
-      <w:r>
-        <w:t>"</w:t>
-      </w:r>
-      <w:r>
-        <w:rPr>
-          <w:rFonts w:ascii="宋体" w:eastAsia="宋体" w:hAnsi="宋体" w:cs="宋体" w:hint="eastAsia"/>
-          <w:lang w:eastAsia="zh-CN"/>
-        </w:rPr>
-        <w:t>，缺少围绕</w:t>
-      </w:r>
-      <w:r>
-        <w:t>"</w:t>
-      </w:r>
-      <w:r>
-        <w:rPr>
-          <w:rFonts w:ascii="宋体" w:eastAsia="宋体" w:hAnsi="宋体" w:cs="宋体" w:hint="eastAsia"/>
-          <w:lang w:eastAsia="zh-CN"/>
-        </w:rPr>
-        <w:t>评选与对决</w:t>
-      </w:r>
-      <w:r>
-        <w:t>"</w:t>
-      </w:r>
-      <w:r>
-        <w:rPr>
-          <w:rFonts w:ascii="宋体" w:eastAsia="宋体" w:hAnsi="宋体" w:cs="宋体" w:hint="eastAsia"/>
-          <w:lang w:eastAsia="zh-CN"/>
-        </w:rPr>
-        <w:t>的强互动形态。</w:t>
-      </w:r>
-      <w:r/>
     </w:p>
     <w:p>
       <w:pPr>
+        <w:spacing w:before="120" w:after="120" w:line="360" w:lineRule="auto"/>
+      </w:pPr>
+      <w:r>
+        <w:rPr>
+          <w:rFonts w:ascii="黑体" w:hAnsi="黑体" w:eastAsia="黑体"/>
+          <w:b w:val="0"/>
+          <w:color w:val="000000"/>
+          <w:sz w:val="24"/>
+          <w:u w:val="none"/>
+        </w:rPr>
+        <w:t>2.2 国内研究与应用现状</w:t>
+      </w:r>
+    </w:p>
+    <w:p>
+      <w:pPr>
+        <w:spacing w:line="360" w:lineRule="auto" w:after="0"/>
         <w:ind w:firstLine="480"/>
       </w:pPr>
       <w:r>
         <w:rPr>
-          <w:rFonts w:ascii="宋体" w:eastAsia="宋体" w:hAnsi="宋体" w:cs="宋体" w:hint="eastAsia"/>
-          <w:lang w:eastAsia="zh-CN"/>
+          <w:rFonts w:ascii="宋体" w:hAnsi="宋体" w:eastAsia="宋体"/>
+          <w:b w:val="0"/>
+          <w:color w:val="000000"/>
+          <w:sz w:val="24"/>
+          <w:u w:val="none"/>
         </w:rPr>
-        <w:t>在高校毕业设计与课程作品层面，与本课题相关的工作大量集中在</w:t>
+        <w:t>国内主流音乐平台同样以年度听歌报告作为主要的用户互动节点，形式上以统计数据与可视化的单向呈现为主；在社交玩法上主要集中于"一起听"与"歌单共创"，缺少围绕"评选与对决"的强互动形态。</w:t>
       </w:r>
-      <w:r>
-        <w:t>"</w:t>
-      </w:r>
-      <w:r>
-        <w:rPr>
-          <w:rFonts w:ascii="宋体" w:eastAsia="宋体" w:hAnsi="宋体" w:cs="宋体" w:hint="eastAsia"/>
-          <w:lang w:eastAsia="zh-CN"/>
-        </w:rPr>
-        <w:t>文化数字化展示平台</w:t>
-      </w:r>
-      <w:r>
-        <w:t>"</w:t>
-      </w:r>
-      <w:r>
-        <w:rPr>
-          <w:rFonts w:ascii="宋体" w:eastAsia="宋体" w:hAnsi="宋体" w:cs="宋体" w:hint="eastAsia"/>
-          <w:lang w:eastAsia="zh-CN"/>
-        </w:rPr>
-        <w:t>与</w:t>
-      </w:r>
-      <w:r>
-        <w:t>"</w:t>
-      </w:r>
-      <w:r>
-        <w:rPr>
-          <w:rFonts w:ascii="宋体" w:eastAsia="宋体" w:hAnsi="宋体" w:cs="宋体" w:hint="eastAsia"/>
-          <w:lang w:eastAsia="zh-CN"/>
-        </w:rPr>
-        <w:t>信息展示类小程序</w:t>
-      </w:r>
-      <w:r>
-        <w:t>"</w:t>
-      </w:r>
-      <w:r>
-        <w:rPr>
-          <w:rFonts w:ascii="宋体" w:eastAsia="宋体" w:hAnsi="宋体" w:cs="宋体" w:hint="eastAsia"/>
-          <w:lang w:eastAsia="zh-CN"/>
-        </w:rPr>
-        <w:t>两类。前者以图文陈列、三维模型展示、沉浸式浏览为主，后者以信息检索、预约管理、增删改查为主。这两类作品普遍存在两个共同的局限：一是交互深度有限，用户以浏览为主，系统不产生由用户决策驱动的数据；二是数据来源多为静态录入，系统与外部真实数据的流通较少。</w:t>
-      </w:r>
-      <w:r/>
     </w:p>
     <w:p>
       <w:pPr>
+        <w:spacing w:line="360" w:lineRule="auto" w:after="0"/>
         <w:ind w:firstLine="480"/>
       </w:pPr>
       <w:r>
         <w:rPr>
-          <w:rFonts w:ascii="宋体" w:eastAsia="宋体" w:hAnsi="宋体" w:cs="宋体" w:hint="eastAsia"/>
-          <w:lang w:eastAsia="zh-CN"/>
+          <w:rFonts w:ascii="宋体" w:hAnsi="宋体" w:eastAsia="宋体"/>
+          <w:b w:val="0"/>
+          <w:color w:val="000000"/>
+          <w:sz w:val="24"/>
+          <w:u w:val="none"/>
         </w:rPr>
-        <w:t>在人格测评类应用方面，</w:t>
+        <w:t>在高校毕业设计与课程作品层面，与本课题相关的工作大量集中在"文化数字化展示平台"与"信息展示类小程序"两类。前者以图文陈列、三维模型展示、沉浸式浏览为主，后者以信息检索、预约管理、增删改查为主。这两类作品普遍存在两个共同的局限：一是交互深度有限，用户以浏览为主，系统不产生由用户决策驱动的数据；二是数据来源多为静态录入，系统与外部真实数据的流通较少。</w:t>
       </w:r>
-      <w:r>
-        <w:t xml:space="preserve">MBTI </w:t>
-      </w:r>
-      <w:r>
-        <w:rPr>
-          <w:rFonts w:ascii="宋体" w:eastAsia="宋体" w:hAnsi="宋体" w:cs="宋体" w:hint="eastAsia"/>
-          <w:lang w:eastAsia="zh-CN"/>
-        </w:rPr>
-        <w:t>类测试的传播度很高，但其实现方式多为</w:t>
-      </w:r>
-      <w:r>
-        <w:t>"</w:t>
-      </w:r>
-      <w:r>
-        <w:rPr>
-          <w:rFonts w:ascii="宋体" w:eastAsia="宋体" w:hAnsi="宋体" w:cs="宋体" w:hint="eastAsia"/>
-          <w:lang w:eastAsia="zh-CN"/>
-        </w:rPr>
-        <w:t>问卷作答</w:t>
-      </w:r>
-      <w:r>
-        <w:t xml:space="preserve"> + </w:t>
-      </w:r>
-      <w:r>
-        <w:rPr>
-          <w:rFonts w:ascii="宋体" w:eastAsia="宋体" w:hAnsi="宋体" w:cs="宋体" w:hint="eastAsia"/>
-          <w:lang w:eastAsia="zh-CN"/>
-        </w:rPr>
-        <w:t>固定文案模板</w:t>
-      </w:r>
-      <w:r>
-        <w:t>"</w:t>
-      </w:r>
-      <w:r>
-        <w:rPr>
-          <w:rFonts w:ascii="宋体" w:eastAsia="宋体" w:hAnsi="宋体" w:cs="宋体" w:hint="eastAsia"/>
-          <w:lang w:eastAsia="zh-CN"/>
-        </w:rPr>
-        <w:t>，即同一类型的用户会得到完全相同的解读文本，个性化空间有限，也较少与音乐这类强感官刺激的媒介相结合。</w:t>
-      </w:r>
-      <w:r/>
     </w:p>
     <w:p>
       <w:pPr>
-        <w:pStyle w:val="Heading3"/>
-        <w:spacing w:line="360" w:lineRule="auto"/>
-      </w:pPr>
-      <w:r>
-        <w:rPr>
-          <w:rFonts w:ascii="宋体" w:hAnsi="宋体" w:eastAsia="宋体" w:cs="宋体" w:hint="eastAsia"/>
-          <w:b/>
-          <w:sz w:val="24"/>
-          <w:lang w:eastAsia="zh-CN"/>
-        </w:rPr>
-        <w:t>2.3 研究现状小结</w:t>
-      </w:r>
-      <w:r/>
-    </w:p>
-    <w:p>
-      <w:pPr>
+        <w:spacing w:line="360" w:lineRule="auto" w:after="0"/>
         <w:ind w:firstLine="480"/>
       </w:pPr>
       <w:r>
         <w:rPr>
-          <w:rFonts w:ascii="宋体" w:eastAsia="宋体" w:hAnsi="宋体" w:cs="宋体" w:hint="eastAsia"/>
-          <w:lang w:eastAsia="zh-CN"/>
+          <w:rFonts w:ascii="宋体" w:hAnsi="宋体" w:eastAsia="宋体"/>
+          <w:b w:val="0"/>
+          <w:color w:val="000000"/>
+          <w:sz w:val="24"/>
+          <w:u w:val="none"/>
         </w:rPr>
-        <w:t>综合国内外研究与应用现状，可归纳出三个尚未被充分满足的空白。</w:t>
+        <w:t>在人格测评类应用方面，MBTI 类测试的传播度很高，但其实现方式多为"问卷作答 + 固定文案模板"，即同一类型的用户会得到完全相同的解读文本，个性化空间有限，也较少与音乐这类强感官刺激的媒介相结合。</w:t>
       </w:r>
-      <w:r/>
     </w:p>
     <w:p>
       <w:pPr>
+        <w:spacing w:before="120" w:after="120" w:line="360" w:lineRule="auto"/>
+      </w:pPr>
+      <w:r>
+        <w:rPr>
+          <w:rFonts w:ascii="黑体" w:hAnsi="黑体" w:eastAsia="黑体"/>
+          <w:b w:val="0"/>
+          <w:color w:val="000000"/>
+          <w:sz w:val="24"/>
+          <w:u w:val="none"/>
+        </w:rPr>
+        <w:t>2.3 研究现状小结</w:t>
+      </w:r>
+    </w:p>
+    <w:p>
+      <w:pPr>
+        <w:spacing w:line="360" w:lineRule="auto" w:after="0"/>
         <w:ind w:firstLine="480"/>
       </w:pPr>
       <w:r>
         <w:rPr>
-          <w:rFonts w:ascii="宋体" w:eastAsia="宋体" w:hAnsi="宋体" w:cs="宋体" w:hint="eastAsia"/>
-          <w:b/>
-          <w:lang w:eastAsia="zh-CN"/>
+          <w:rFonts w:ascii="宋体" w:hAnsi="宋体" w:eastAsia="宋体"/>
+          <w:b w:val="0"/>
+          <w:color w:val="000000"/>
+          <w:sz w:val="24"/>
+          <w:u w:val="none"/>
         </w:rPr>
-        <w:t>第一，参与深度不足。</w:t>
+        <w:t>综合国内外研究与应用现状，可归纳出三个尚未被充分满足的空白。</w:t>
       </w:r>
-      <w:r>
-        <w:rPr>
-          <w:rFonts w:ascii="宋体" w:eastAsia="宋体" w:hAnsi="宋体" w:cs="宋体" w:hint="eastAsia"/>
-          <w:lang w:eastAsia="zh-CN"/>
-        </w:rPr>
-        <w:t>现有产品的交互范式基本为</w:t>
-      </w:r>
-      <w:r>
-        <w:t>"</w:t>
-      </w:r>
-      <w:r>
-        <w:rPr>
-          <w:rFonts w:ascii="宋体" w:eastAsia="宋体" w:hAnsi="宋体" w:cs="宋体" w:hint="eastAsia"/>
-          <w:lang w:eastAsia="zh-CN"/>
-        </w:rPr>
-        <w:t>浏览</w:t>
-      </w:r>
-      <w:r>
-        <w:t>—</w:t>
-      </w:r>
-      <w:r>
-        <w:rPr>
-          <w:rFonts w:ascii="宋体" w:eastAsia="宋体" w:hAnsi="宋体" w:cs="宋体" w:hint="eastAsia"/>
-          <w:lang w:eastAsia="zh-CN"/>
-        </w:rPr>
-        <w:t>接受</w:t>
-      </w:r>
-      <w:r>
-        <w:t>"</w:t>
-      </w:r>
-      <w:r>
-        <w:rPr>
-          <w:rFonts w:ascii="宋体" w:eastAsia="宋体" w:hAnsi="宋体" w:cs="宋体" w:hint="eastAsia"/>
-          <w:lang w:eastAsia="zh-CN"/>
-        </w:rPr>
-        <w:t>或</w:t>
-      </w:r>
-      <w:r>
-        <w:t>"</w:t>
-      </w:r>
-      <w:r>
-        <w:rPr>
-          <w:rFonts w:ascii="宋体" w:eastAsia="宋体" w:hAnsi="宋体" w:cs="宋体" w:hint="eastAsia"/>
-          <w:lang w:eastAsia="zh-CN"/>
-        </w:rPr>
-        <w:t>作答</w:t>
-      </w:r>
-      <w:r>
-        <w:t>—</w:t>
-      </w:r>
-      <w:r>
-        <w:rPr>
-          <w:rFonts w:ascii="宋体" w:eastAsia="宋体" w:hAnsi="宋体" w:cs="宋体" w:hint="eastAsia"/>
-          <w:lang w:eastAsia="zh-CN"/>
-        </w:rPr>
-        <w:t>查看结果</w:t>
-      </w:r>
-      <w:r>
-        <w:t>"</w:t>
-      </w:r>
-      <w:r>
-        <w:rPr>
-          <w:rFonts w:ascii="宋体" w:eastAsia="宋体" w:hAnsi="宋体" w:cs="宋体" w:hint="eastAsia"/>
-          <w:lang w:eastAsia="zh-CN"/>
-        </w:rPr>
-        <w:t>，用户的决策行为要么不被记录，要么仅作为一次性输入，无法形成可累积、可对比、可再消费的数据资产。</w:t>
-      </w:r>
-      <w:r/>
     </w:p>
     <w:p>
       <w:pPr>
+        <w:spacing w:line="360" w:lineRule="auto" w:after="0"/>
         <w:ind w:firstLine="480"/>
       </w:pPr>
       <w:r>
         <w:rPr>
-          <w:rFonts w:ascii="宋体" w:eastAsia="宋体" w:hAnsi="宋体" w:cs="宋体" w:hint="eastAsia"/>
-          <w:b/>
-          <w:lang w:eastAsia="zh-CN"/>
+          <w:rFonts w:ascii="宋体" w:hAnsi="宋体" w:eastAsia="宋体"/>
+          <w:b w:val="0"/>
+          <w:color w:val="000000"/>
+          <w:sz w:val="24"/>
+          <w:u w:val="none"/>
         </w:rPr>
-        <w:t>第二，音乐数据获取的合法性约束常被忽视。</w:t>
+        <w:t>第一，参与深度不足。现有产品的交互范式基本为"浏览—接受"或"作答—查看结果"，用户的决策行为要么不被记录，要么仅作为一次性输入，无法形成可累积、可对比、可再消费的数据资产。</w:t>
       </w:r>
-      <w:r>
-        <w:rPr>
-          <w:rFonts w:ascii="宋体" w:eastAsia="宋体" w:hAnsi="宋体" w:cs="宋体" w:hint="eastAsia"/>
-          <w:lang w:eastAsia="zh-CN"/>
-        </w:rPr>
-        <w:t>音乐类应用对曲库依赖性极强，部分作品依赖非公开接口或未授权音频资源，存在版权风险与稳定性风险，导致作品难以公开部署与长期运行。</w:t>
-      </w:r>
-      <w:r/>
     </w:p>
     <w:p>
       <w:pPr>
+        <w:spacing w:line="360" w:lineRule="auto" w:after="0"/>
         <w:ind w:firstLine="480"/>
       </w:pPr>
       <w:r>
         <w:rPr>
-          <w:rFonts w:ascii="宋体" w:eastAsia="宋体" w:hAnsi="宋体" w:cs="宋体" w:hint="eastAsia"/>
-          <w:b/>
-          <w:lang w:eastAsia="zh-CN"/>
+          <w:rFonts w:ascii="宋体" w:hAnsi="宋体" w:eastAsia="宋体"/>
+          <w:b w:val="0"/>
+          <w:color w:val="000000"/>
+          <w:sz w:val="24"/>
+          <w:u w:val="none"/>
         </w:rPr>
-        <w:t>第三，测评结果的个性化程度低。</w:t>
+        <w:t>第二，音乐数据获取的合法性约束常被忽视。音乐类应用对曲库依赖性极强，部分作品依赖非公开接口或未授权音频资源，存在版权风险与稳定性风险，导致作品难以公开部署与长期运行。</w:t>
       </w:r>
-      <w:r>
-        <w:rPr>
-          <w:rFonts w:ascii="宋体" w:eastAsia="宋体" w:hAnsi="宋体" w:cs="宋体" w:hint="eastAsia"/>
-          <w:lang w:eastAsia="zh-CN"/>
-        </w:rPr>
-        <w:t>现有音乐标签与人格测试多采用固定文案模板，缺乏针对个体作答组合的差异化解读，且很少把</w:t>
-      </w:r>
-      <w:r>
-        <w:t>"</w:t>
-      </w:r>
-      <w:r>
-        <w:rPr>
-          <w:rFonts w:ascii="宋体" w:eastAsia="宋体" w:hAnsi="宋体" w:cs="宋体" w:hint="eastAsia"/>
-          <w:lang w:eastAsia="zh-CN"/>
-        </w:rPr>
-        <w:t>听感</w:t>
-      </w:r>
-      <w:r>
-        <w:t>"</w:t>
-      </w:r>
-      <w:r>
-        <w:rPr>
-          <w:rFonts w:ascii="宋体" w:eastAsia="宋体" w:hAnsi="宋体" w:cs="宋体" w:hint="eastAsia"/>
-          <w:lang w:eastAsia="zh-CN"/>
-        </w:rPr>
-        <w:t>这一音乐特有的感知维度纳入测评过程。</w:t>
-      </w:r>
-      <w:r/>
     </w:p>
     <w:p>
       <w:pPr>
+        <w:spacing w:line="360" w:lineRule="auto" w:after="0"/>
         <w:ind w:firstLine="480"/>
       </w:pPr>
       <w:r>
         <w:rPr>
-          <w:rFonts w:ascii="宋体" w:eastAsia="宋体" w:hAnsi="宋体" w:cs="宋体" w:hint="eastAsia"/>
-          <w:lang w:eastAsia="zh-CN"/>
+          <w:rFonts w:ascii="宋体" w:hAnsi="宋体" w:eastAsia="宋体"/>
+          <w:b w:val="0"/>
+          <w:color w:val="000000"/>
+          <w:sz w:val="24"/>
+          <w:u w:val="none"/>
         </w:rPr>
-        <w:t>基于以上三点，本课题提出以</w:t>
+        <w:t>第三，测评结果的个性化程度低。现有音乐标签与人格测试多采用固定文案模板，缺乏针对个体作答组合的差异化解读，且很少把"听感"这一音乐特有的感知维度纳入测评过程。</w:t>
       </w:r>
-      <w:r>
-        <w:t>"</w:t>
-      </w:r>
-      <w:r>
-        <w:rPr>
-          <w:rFonts w:ascii="宋体" w:eastAsia="宋体" w:hAnsi="宋体" w:cs="宋体" w:hint="eastAsia"/>
-          <w:lang w:eastAsia="zh-CN"/>
-        </w:rPr>
-        <w:t>专辑对决</w:t>
-      </w:r>
-      <w:r>
-        <w:t>"</w:t>
-      </w:r>
-      <w:r>
-        <w:rPr>
-          <w:rFonts w:ascii="宋体" w:eastAsia="宋体" w:hAnsi="宋体" w:cs="宋体" w:hint="eastAsia"/>
-          <w:lang w:eastAsia="zh-CN"/>
-        </w:rPr>
-        <w:t>与</w:t>
-      </w:r>
-      <w:r>
-        <w:t>"</w:t>
-      </w:r>
-      <w:r>
-        <w:rPr>
-          <w:rFonts w:ascii="宋体" w:eastAsia="宋体" w:hAnsi="宋体" w:cs="宋体" w:hint="eastAsia"/>
-          <w:lang w:eastAsia="zh-CN"/>
-        </w:rPr>
-        <w:t>音乐人格测评</w:t>
-      </w:r>
-      <w:r>
-        <w:t>"</w:t>
-      </w:r>
-      <w:r>
-        <w:rPr>
-          <w:rFonts w:ascii="宋体" w:eastAsia="宋体" w:hAnsi="宋体" w:cs="宋体" w:hint="eastAsia"/>
-          <w:lang w:eastAsia="zh-CN"/>
-        </w:rPr>
-        <w:t>两种互补玩法为核心，构建一个</w:t>
-      </w:r>
-      <w:r>
-        <w:rPr>
-          <w:rFonts w:ascii="宋体" w:eastAsia="宋体" w:hAnsi="宋体" w:cs="宋体" w:hint="eastAsia"/>
-          <w:b/>
-          <w:lang w:eastAsia="zh-CN"/>
-        </w:rPr>
-        <w:t>数据自体闭环、可公开部署、结果个性化生成</w:t>
-      </w:r>
-      <w:r>
-        <w:rPr>
-          <w:rFonts w:ascii="宋体" w:eastAsia="宋体" w:hAnsi="宋体" w:cs="宋体" w:hint="eastAsia"/>
-          <w:lang w:eastAsia="zh-CN"/>
-        </w:rPr>
-        <w:t>的音乐互动平台，并在此基础上完成毕业作品与论文。</w:t>
-      </w:r>
-      <w:r/>
     </w:p>
     <w:p>
       <w:pPr>
-        <w:pStyle w:val="Heading2"/>
-        <w:spacing w:line="360" w:lineRule="auto"/>
-      </w:pPr>
-      <w:r>
-        <w:rPr>
-          <w:rFonts w:ascii="宋体" w:hAnsi="宋体" w:eastAsia="宋体" w:cs="宋体" w:hint="eastAsia"/>
-          <w:b/>
-          <w:sz w:val="28"/>
-          <w:lang w:eastAsia="zh-CN"/>
-        </w:rPr>
-        <w:t>三、研究内容与拟解决的关键问题</w:t>
-      </w:r>
-      <w:r/>
-    </w:p>
-    <w:p>
-      <w:pPr>
+        <w:spacing w:line="360" w:lineRule="auto" w:after="0"/>
         <w:ind w:firstLine="480"/>
       </w:pPr>
       <w:r>
         <w:rPr>
-          <w:rFonts w:ascii="宋体" w:eastAsia="宋体" w:hAnsi="宋体" w:cs="宋体" w:hint="eastAsia"/>
-          <w:lang w:eastAsia="zh-CN"/>
+          <w:rFonts w:ascii="宋体" w:hAnsi="宋体" w:eastAsia="宋体"/>
+          <w:b w:val="0"/>
+          <w:color w:val="000000"/>
+          <w:sz w:val="24"/>
+          <w:u w:val="none"/>
         </w:rPr>
-        <w:t>本部分先明确课题要达到的总体目标，再将其拆解为十项可实施、可验证的具体研究内容，最后列出实现过程中必须解决的关键技术问题。</w:t>
+        <w:t>基于以上三点，本课题提出以"专辑对决"与"音乐人格测评"两种互补玩法为核心，构建一个数据自体闭环、可公开部署、结果个性化生成的音乐互动平台，并在此基础上完成毕业作品与论文。</w:t>
       </w:r>
-      <w:r/>
     </w:p>
     <w:p>
       <w:pPr>
-        <w:pStyle w:val="Heading3"/>
-        <w:spacing w:line="360" w:lineRule="auto"/>
+        <w:spacing w:before="240" w:after="120" w:line="360" w:lineRule="auto"/>
       </w:pPr>
       <w:r>
         <w:rPr>
-          <w:rFonts w:ascii="宋体" w:hAnsi="宋体" w:eastAsia="宋体" w:cs="宋体" w:hint="eastAsia"/>
-          <w:b/>
-          <w:sz w:val="24"/>
-          <w:lang w:eastAsia="zh-CN"/>
+          <w:rFonts w:ascii="黑体" w:hAnsi="黑体" w:eastAsia="黑体"/>
+          <w:b w:val="0"/>
+          <w:color w:val="000000"/>
+          <w:sz w:val="28"/>
+          <w:u w:val="none"/>
         </w:rPr>
-        <w:t>3.1 研究目标</w:t>
+        <w:t>三、研究内容与拟解决的关键问题</w:t>
       </w:r>
-      <w:r/>
     </w:p>
     <w:p>
       <w:pPr>
+        <w:spacing w:line="360" w:lineRule="auto" w:after="0"/>
         <w:ind w:firstLine="480"/>
       </w:pPr>
       <w:r>
         <w:rPr>
-          <w:rFonts w:ascii="宋体" w:eastAsia="宋体" w:hAnsi="宋体" w:cs="宋体" w:hint="eastAsia"/>
-          <w:lang w:eastAsia="zh-CN"/>
+          <w:rFonts w:ascii="宋体" w:hAnsi="宋体" w:eastAsia="宋体"/>
+          <w:b w:val="0"/>
+          <w:color w:val="000000"/>
+          <w:sz w:val="24"/>
+          <w:u w:val="none"/>
         </w:rPr>
-        <w:t>设计并实现一个以</w:t>
+        <w:t>本部分先明确课题要达到的总体目标，再将其拆解为十项可实施、可验证的具体研究内容，最后列出实现过程中必须解决的关键技术问题。</w:t>
       </w:r>
-      <w:r>
-        <w:t>"</w:t>
-      </w:r>
-      <w:r>
-        <w:rPr>
-          <w:rFonts w:ascii="宋体" w:eastAsia="宋体" w:hAnsi="宋体" w:cs="宋体" w:hint="eastAsia"/>
-          <w:lang w:eastAsia="zh-CN"/>
-        </w:rPr>
-        <w:t>专辑对决</w:t>
-      </w:r>
-      <w:r>
-        <w:t>"</w:t>
-      </w:r>
-      <w:r>
-        <w:rPr>
-          <w:rFonts w:ascii="宋体" w:eastAsia="宋体" w:hAnsi="宋体" w:cs="宋体" w:hint="eastAsia"/>
-          <w:lang w:eastAsia="zh-CN"/>
-        </w:rPr>
-        <w:t>与</w:t>
-      </w:r>
-      <w:r>
-        <w:t>"</w:t>
-      </w:r>
-      <w:r>
-        <w:rPr>
-          <w:rFonts w:ascii="宋体" w:eastAsia="宋体" w:hAnsi="宋体" w:cs="宋体" w:hint="eastAsia"/>
-          <w:lang w:eastAsia="zh-CN"/>
-        </w:rPr>
-        <w:t>音乐人格测评</w:t>
-      </w:r>
-      <w:r>
-        <w:t>"</w:t>
-      </w:r>
-      <w:r>
-        <w:rPr>
-          <w:rFonts w:ascii="宋体" w:eastAsia="宋体" w:hAnsi="宋体" w:cs="宋体" w:hint="eastAsia"/>
-          <w:lang w:eastAsia="zh-CN"/>
-        </w:rPr>
-        <w:t>为核心玩法的音乐互动平台，完成前后端开发、数据库设计、云部署与上线发布，形成一套可公开访问、功能完整、数据真实流转的应用系统，并在此基础上完成毕业论文的撰写。</w:t>
-      </w:r>
-      <w:r/>
     </w:p>
     <w:p>
       <w:pPr>
-        <w:pStyle w:val="Heading3"/>
-        <w:spacing w:line="360" w:lineRule="auto"/>
+        <w:spacing w:before="120" w:after="120" w:line="360" w:lineRule="auto"/>
       </w:pPr>
       <w:r>
         <w:rPr>
-          <w:rFonts w:ascii="宋体" w:hAnsi="宋体" w:eastAsia="宋体" w:cs="宋体" w:hint="eastAsia"/>
-          <w:b/>
+          <w:rFonts w:ascii="黑体" w:hAnsi="黑体" w:eastAsia="黑体"/>
+          <w:b w:val="0"/>
+          <w:color w:val="000000"/>
           <w:sz w:val="24"/>
-          <w:lang w:eastAsia="zh-CN"/>
+          <w:u w:val="none"/>
         </w:rPr>
-        <w:t>3.2 研究内容</w:t>
+        <w:t>3.1 研究目标</w:t>
       </w:r>
-      <w:r/>
     </w:p>
     <w:p>
       <w:pPr>
+        <w:spacing w:line="360" w:lineRule="auto" w:after="0"/>
         <w:ind w:firstLine="480"/>
       </w:pPr>
       <w:r>
         <w:rPr>
-          <w:rFonts w:ascii="宋体" w:eastAsia="宋体" w:hAnsi="宋体" w:cs="宋体" w:hint="eastAsia"/>
-          <w:b/>
-          <w:lang w:eastAsia="zh-CN"/>
+          <w:rFonts w:ascii="宋体" w:hAnsi="宋体" w:eastAsia="宋体"/>
+          <w:b w:val="0"/>
+          <w:color w:val="000000"/>
+          <w:sz w:val="24"/>
+          <w:u w:val="none"/>
         </w:rPr>
-        <w:t>（1）需求分析与交互设计。</w:t>
+        <w:t>设计并实现一个以"专辑对决"与"音乐人格测评"为核心玩法的音乐互动平台，完成前后端开发、数据库设计、云部署与上线发布，形成一套可公开访问、功能完整、数据真实流转的应用系统，并在此基础上完成毕业论文的撰写。</w:t>
       </w:r>
-      <w:r>
-        <w:rPr>
-          <w:rFonts w:ascii="宋体" w:eastAsia="宋体" w:hAnsi="宋体" w:cs="宋体" w:hint="eastAsia"/>
-          <w:lang w:eastAsia="zh-CN"/>
-        </w:rPr>
-        <w:t>通过功能拆解与用户故事梳理明确系统边界，完成用户故事清单、功能需求与非功能需求（性能、安全、可用性）的整理；输出完整的界面设计稿，覆盖前台用户端与后台管理端。</w:t>
-      </w:r>
-      <w:r/>
     </w:p>
     <w:p>
       <w:pPr>
+        <w:spacing w:before="120" w:after="120" w:line="360" w:lineRule="auto"/>
+      </w:pPr>
+      <w:r>
+        <w:rPr>
+          <w:rFonts w:ascii="黑体" w:hAnsi="黑体" w:eastAsia="黑体"/>
+          <w:b w:val="0"/>
+          <w:color w:val="000000"/>
+          <w:sz w:val="24"/>
+          <w:u w:val="none"/>
+        </w:rPr>
+        <w:t>3.2 研究内容</w:t>
+      </w:r>
+    </w:p>
+    <w:p>
+      <w:pPr>
+        <w:spacing w:line="360" w:lineRule="auto" w:after="0"/>
         <w:ind w:firstLine="480"/>
       </w:pPr>
       <w:r>
         <w:rPr>
-          <w:rFonts w:ascii="宋体" w:eastAsia="宋体" w:hAnsi="宋体" w:cs="宋体" w:hint="eastAsia"/>
-          <w:b/>
-          <w:lang w:eastAsia="zh-CN"/>
+          <w:rFonts w:ascii="宋体" w:hAnsi="宋体" w:eastAsia="宋体"/>
+          <w:b w:val="0"/>
+          <w:color w:val="000000"/>
+          <w:sz w:val="24"/>
+          <w:u w:val="none"/>
         </w:rPr>
-        <w:t>（2）系统架构设计。</w:t>
+        <w:t>（1）需求分析与交互设计。通过功能拆解与用户故事梳理明确系统边界，完成用户故事清单、功能需求与非功能需求（性能、安全、可用性）的整理；输出完整的界面设计稿，覆盖前台用户端与后台管理端。</w:t>
       </w:r>
-      <w:r>
-        <w:rPr>
-          <w:rFonts w:ascii="宋体" w:eastAsia="宋体" w:hAnsi="宋体" w:cs="宋体" w:hint="eastAsia"/>
-          <w:lang w:eastAsia="zh-CN"/>
-        </w:rPr>
-        <w:t>采用前后端分离的三层架构，明确展示层、业务服务层与数据层的职责划分，完成系统架构图与数据流转说明。</w:t>
-      </w:r>
-      <w:r/>
     </w:p>
     <w:p>
       <w:pPr>
+        <w:spacing w:line="360" w:lineRule="auto" w:after="0"/>
         <w:ind w:firstLine="480"/>
       </w:pPr>
       <w:r>
         <w:rPr>
-          <w:rFonts w:ascii="宋体" w:eastAsia="宋体" w:hAnsi="宋体" w:cs="宋体" w:hint="eastAsia"/>
-          <w:b/>
-          <w:lang w:eastAsia="zh-CN"/>
+          <w:rFonts w:ascii="宋体" w:hAnsi="宋体" w:eastAsia="宋体"/>
+          <w:b w:val="0"/>
+          <w:color w:val="000000"/>
+          <w:sz w:val="24"/>
+          <w:u w:val="none"/>
         </w:rPr>
-        <w:t>（3）数据库设计。</w:t>
+        <w:t>（2）系统架构设计。采用前后端分离的三层架构，明确展示层、业务服务层与数据层的职责划分，完成系统架构图与数据流转说明。</w:t>
       </w:r>
-      <w:r>
-        <w:rPr>
-          <w:rFonts w:ascii="宋体" w:eastAsia="宋体" w:hAnsi="宋体" w:cs="宋体" w:hint="eastAsia"/>
-          <w:lang w:eastAsia="zh-CN"/>
-        </w:rPr>
-        <w:t>围绕用户、音乐数据、对决过程、测评数据四类对象完成数据库建模，设计用户、歌手、专辑、曲目、对决、对战场次、投票、测评题目、人格类型、测评结果、收藏、分享记录等数据表，明确实体间关系并输出实体关系图。</w:t>
-      </w:r>
-      <w:r/>
     </w:p>
     <w:p>
       <w:pPr>
+        <w:spacing w:line="360" w:lineRule="auto" w:after="0"/>
         <w:ind w:firstLine="480"/>
       </w:pPr>
       <w:r>
         <w:rPr>
-          <w:rFonts w:ascii="宋体" w:eastAsia="宋体" w:hAnsi="宋体" w:cs="宋体" w:hint="eastAsia"/>
-          <w:b/>
-          <w:lang w:eastAsia="zh-CN"/>
+          <w:rFonts w:ascii="宋体" w:hAnsi="宋体" w:eastAsia="宋体"/>
+          <w:b w:val="0"/>
+          <w:color w:val="000000"/>
+          <w:sz w:val="24"/>
+          <w:u w:val="none"/>
         </w:rPr>
-        <w:t>（4）音乐数据获取与缓存模块。</w:t>
+        <w:t>（3）数据库设计。围绕用户、音乐数据、对决过程、测评数据四类对象完成数据库建模，设计用户、歌手、专辑、曲目、对决、对战场次、投票、测评题目、人格类型、测评结果、收藏、分享记录等数据表，明确实体间关系并输出实体关系图。</w:t>
       </w:r>
-      <w:r>
-        <w:rPr>
-          <w:rFonts w:ascii="宋体" w:eastAsia="宋体" w:hAnsi="宋体" w:cs="宋体" w:hint="eastAsia"/>
-          <w:lang w:eastAsia="zh-CN"/>
-        </w:rPr>
-        <w:t>通过开放接口获取歌手、专辑、曲目及试听资源，完成字段规范化映射与数据持久化，并设计缓存更新策略。</w:t>
-      </w:r>
-      <w:r/>
     </w:p>
     <w:p>
       <w:pPr>
+        <w:spacing w:line="360" w:lineRule="auto" w:after="0"/>
         <w:ind w:firstLine="480"/>
       </w:pPr>
       <w:r>
         <w:rPr>
-          <w:rFonts w:ascii="宋体" w:eastAsia="宋体" w:hAnsi="宋体" w:cs="宋体" w:hint="eastAsia"/>
-          <w:b/>
-          <w:lang w:eastAsia="zh-CN"/>
+          <w:rFonts w:ascii="宋体" w:hAnsi="宋体" w:eastAsia="宋体"/>
+          <w:b w:val="0"/>
+          <w:color w:val="000000"/>
+          <w:sz w:val="24"/>
+          <w:u w:val="none"/>
         </w:rPr>
-        <w:t>（5）专辑对决模块。</w:t>
+        <w:t>（4）音乐数据获取与缓存模块。通过开放接口获取歌手、专辑、曲目及试听资源，完成字段规范化映射与数据持久化，并设计缓存更新策略。</w:t>
       </w:r>
-      <w:r>
-        <w:rPr>
-          <w:rFonts w:ascii="宋体" w:eastAsia="宋体" w:hAnsi="宋体" w:cs="宋体" w:hint="eastAsia"/>
-          <w:lang w:eastAsia="zh-CN"/>
-        </w:rPr>
-        <w:t>实现对阵自动生成、逐轮投票、晋级与复活机制、结果汇总与冠军生成；提供对决过程中的试听能力，使用户在未听过专辑的情况下也能做出选择。</w:t>
-      </w:r>
-      <w:r/>
     </w:p>
     <w:p>
       <w:pPr>
+        <w:spacing w:line="360" w:lineRule="auto" w:after="0"/>
         <w:ind w:firstLine="480"/>
       </w:pPr>
       <w:r>
         <w:rPr>
-          <w:rFonts w:ascii="宋体" w:eastAsia="宋体" w:hAnsi="宋体" w:cs="宋体" w:hint="eastAsia"/>
-          <w:b/>
-          <w:lang w:eastAsia="zh-CN"/>
+          <w:rFonts w:ascii="宋体" w:hAnsi="宋体" w:eastAsia="宋体"/>
+          <w:b w:val="0"/>
+          <w:color w:val="000000"/>
+          <w:sz w:val="24"/>
+          <w:u w:val="none"/>
         </w:rPr>
-        <w:t>（6）音乐人格测评模块。</w:t>
+        <w:t>（5）专辑对决模块。实现对阵自动生成、逐轮投票、晋级与复活机制、结果汇总与冠军生成；提供对决过程中的试听能力，使用户在未听过专辑的情况下也能做出选择。</w:t>
       </w:r>
-      <w:r>
-        <w:rPr>
-          <w:rFonts w:ascii="宋体" w:eastAsia="宋体" w:hAnsi="宋体" w:cs="宋体" w:hint="eastAsia"/>
-          <w:lang w:eastAsia="zh-CN"/>
-        </w:rPr>
-        <w:t>完成题目体系设计、计分模型与类型映射规则；实现包含试听感知题的作答流程，并输出人格结果卡片与推荐专辑。</w:t>
-      </w:r>
-      <w:r/>
     </w:p>
     <w:p>
       <w:pPr>
+        <w:spacing w:line="360" w:lineRule="auto" w:after="0"/>
         <w:ind w:firstLine="480"/>
       </w:pPr>
       <w:r>
         <w:rPr>
-          <w:rFonts w:ascii="宋体" w:eastAsia="宋体" w:hAnsi="宋体" w:cs="宋体" w:hint="eastAsia"/>
-          <w:b/>
-          <w:lang w:eastAsia="zh-CN"/>
+          <w:rFonts w:ascii="宋体" w:hAnsi="宋体" w:eastAsia="宋体"/>
+          <w:b w:val="0"/>
+          <w:color w:val="000000"/>
+          <w:sz w:val="24"/>
+          <w:u w:val="none"/>
         </w:rPr>
-        <w:t>（7）大语言模型文本生成模块。</w:t>
+        <w:t>（6）音乐人格测评模块。完成题目体系设计、计分模型与类型映射规则；实现包含试听感知题的作答流程，并输出人格结果卡片与推荐专辑。</w:t>
       </w:r>
-      <w:r>
-        <w:rPr>
-          <w:rFonts w:ascii="宋体" w:eastAsia="宋体" w:hAnsi="宋体" w:cs="宋体" w:hint="eastAsia"/>
-          <w:lang w:eastAsia="zh-CN"/>
-        </w:rPr>
-        <w:t>将用户作答组合与测评结果作为输入，生成个性化解读文案；设计提示词模板、异常降级与结果缓存机制。</w:t>
-      </w:r>
-      <w:r/>
     </w:p>
     <w:p>
       <w:pPr>
+        <w:spacing w:line="360" w:lineRule="auto" w:after="0"/>
         <w:ind w:firstLine="480"/>
       </w:pPr>
       <w:r>
         <w:rPr>
-          <w:rFonts w:ascii="宋体" w:eastAsia="宋体" w:hAnsi="宋体" w:cs="宋体" w:hint="eastAsia"/>
-          <w:b/>
-          <w:lang w:eastAsia="zh-CN"/>
+          <w:rFonts w:ascii="宋体" w:hAnsi="宋体" w:eastAsia="宋体"/>
+          <w:b w:val="0"/>
+          <w:color w:val="000000"/>
+          <w:sz w:val="24"/>
+          <w:u w:val="none"/>
         </w:rPr>
-        <w:t>（8）数据可视化与分享图生成模块。</w:t>
+        <w:t>（7）大语言模型文本生成模块。将用户作答组合与测评结果作为输入，生成个性化解读文案；设计提示词模板、异常降级与结果缓存机制。</w:t>
       </w:r>
-      <w:r>
-        <w:rPr>
-          <w:rFonts w:ascii="宋体" w:eastAsia="宋体" w:hAnsi="宋体" w:cs="宋体" w:hint="eastAsia"/>
-          <w:lang w:eastAsia="zh-CN"/>
-        </w:rPr>
-        <w:t>实现对决对阵图、冠军路径图、人格卡片的绘制与图片导出；完成平台榜单与人格类型分布的统计可视化。</w:t>
-      </w:r>
-      <w:r/>
     </w:p>
     <w:p>
       <w:pPr>
+        <w:spacing w:line="360" w:lineRule="auto" w:after="0"/>
         <w:ind w:firstLine="480"/>
       </w:pPr>
       <w:r>
         <w:rPr>
-          <w:rFonts w:ascii="宋体" w:eastAsia="宋体" w:hAnsi="宋体" w:cs="宋体" w:hint="eastAsia"/>
-          <w:b/>
-          <w:lang w:eastAsia="zh-CN"/>
+          <w:rFonts w:ascii="宋体" w:hAnsi="宋体" w:eastAsia="宋体"/>
+          <w:b w:val="0"/>
+          <w:color w:val="000000"/>
+          <w:sz w:val="24"/>
+          <w:u w:val="none"/>
         </w:rPr>
-        <w:t>（9）后台管理模块。</w:t>
+        <w:t>（8）数据可视化与分享图生成模块。实现对决对阵图、冠军路径图、人格卡片的绘制与图片导出；完成平台榜单与人格类型分布的统计可视化。</w:t>
       </w:r>
-      <w:r>
-        <w:rPr>
-          <w:rFonts w:ascii="宋体" w:eastAsia="宋体" w:hAnsi="宋体" w:cs="宋体" w:hint="eastAsia"/>
-          <w:lang w:eastAsia="zh-CN"/>
-        </w:rPr>
-        <w:t>实现数据看板、测评题目管理、人格类型管理、音乐数据管理与用户管理功能。</w:t>
-      </w:r>
-      <w:r/>
     </w:p>
     <w:p>
       <w:pPr>
+        <w:spacing w:line="360" w:lineRule="auto" w:after="0"/>
         <w:ind w:firstLine="480"/>
       </w:pPr>
       <w:r>
         <w:rPr>
-          <w:rFonts w:ascii="宋体" w:eastAsia="宋体" w:hAnsi="宋体" w:cs="宋体" w:hint="eastAsia"/>
-          <w:b/>
-          <w:lang w:eastAsia="zh-CN"/>
+          <w:rFonts w:ascii="宋体" w:hAnsi="宋体" w:eastAsia="宋体"/>
+          <w:b w:val="0"/>
+          <w:color w:val="000000"/>
+          <w:sz w:val="24"/>
+          <w:u w:val="none"/>
         </w:rPr>
-        <w:t>（10）系统测试与部署上线。</w:t>
+        <w:t>（9）后台管理模块。实现数据看板、测评题目管理、人格类型管理、音乐数据管理与用户管理功能。</w:t>
       </w:r>
-      <w:r>
-        <w:rPr>
-          <w:rFonts w:ascii="宋体" w:eastAsia="宋体" w:hAnsi="宋体" w:cs="宋体" w:hint="eastAsia"/>
-          <w:lang w:eastAsia="zh-CN"/>
-        </w:rPr>
-        <w:t>完成功能测试、接口测试、兼容性测试与用户试用反馈收集；将前端、后端与数据库分别部署至云平台，获得可公开访问的线上地址。</w:t>
-      </w:r>
-      <w:r/>
     </w:p>
     <w:p>
       <w:pPr>
-        <w:pStyle w:val="Heading3"/>
-        <w:spacing w:line="360" w:lineRule="auto"/>
-      </w:pPr>
-      <w:r>
-        <w:rPr>
-          <w:rFonts w:ascii="宋体" w:hAnsi="宋体" w:eastAsia="宋体" w:cs="宋体" w:hint="eastAsia"/>
-          <w:b/>
-          <w:sz w:val="24"/>
-          <w:lang w:eastAsia="zh-CN"/>
-        </w:rPr>
-        <w:t>3.3 拟解决的关键问题</w:t>
-      </w:r>
-      <w:r/>
-    </w:p>
-    <w:p>
-      <w:pPr>
+        <w:spacing w:line="360" w:lineRule="auto" w:after="0"/>
         <w:ind w:firstLine="480"/>
       </w:pPr>
       <w:r>
         <w:rPr>
-          <w:rFonts w:ascii="宋体" w:eastAsia="宋体" w:hAnsi="宋体" w:cs="宋体" w:hint="eastAsia"/>
-          <w:b/>
-          <w:lang w:eastAsia="zh-CN"/>
+          <w:rFonts w:ascii="宋体" w:hAnsi="宋体" w:eastAsia="宋体"/>
+          <w:b w:val="0"/>
+          <w:color w:val="000000"/>
+          <w:sz w:val="24"/>
+          <w:u w:val="none"/>
         </w:rPr>
-        <w:t>（1）音乐数据的合法获取、规范化与缓存。</w:t>
+        <w:t>（10）系统测试与部署上线。完成功能测试、接口测试、兼容性测试与用户试用反馈收集；将前端、后端与数据库分别部署至云平台，获得可公开访问的线上地址。</w:t>
       </w:r>
-      <w:r>
-        <w:rPr>
-          <w:rFonts w:ascii="宋体" w:eastAsia="宋体" w:hAnsi="宋体" w:cs="宋体" w:hint="eastAsia"/>
-          <w:lang w:eastAsia="zh-CN"/>
-        </w:rPr>
-        <w:t>需选用无版权风险的开放接口作为数据源，对多语种、多地区返回的异构数据做统一规范化处理；并设计缓存策略，将外部接口数据持久化至本地数据库，以降低外部依赖、提升响应速度并规避接口频率限制。</w:t>
-      </w:r>
-      <w:r/>
     </w:p>
     <w:p>
       <w:pPr>
+        <w:spacing w:before="120" w:after="120" w:line="360" w:lineRule="auto"/>
+      </w:pPr>
+      <w:r>
+        <w:rPr>
+          <w:rFonts w:ascii="黑体" w:hAnsi="黑体" w:eastAsia="黑体"/>
+          <w:b w:val="0"/>
+          <w:color w:val="000000"/>
+          <w:sz w:val="24"/>
+          <w:u w:val="none"/>
+        </w:rPr>
+        <w:t>3.3 拟解决的关键问题</w:t>
+      </w:r>
+    </w:p>
+    <w:p>
+      <w:pPr>
+        <w:spacing w:line="360" w:lineRule="auto" w:after="0"/>
         <w:ind w:firstLine="480"/>
       </w:pPr>
       <w:r>
         <w:rPr>
-          <w:rFonts w:ascii="宋体" w:eastAsia="宋体" w:hAnsi="宋体" w:cs="宋体" w:hint="eastAsia"/>
-          <w:b/>
-          <w:lang w:eastAsia="zh-CN"/>
+          <w:rFonts w:ascii="宋体" w:hAnsi="宋体" w:eastAsia="宋体"/>
+          <w:b w:val="0"/>
+          <w:color w:val="000000"/>
+          <w:sz w:val="24"/>
+          <w:u w:val="none"/>
         </w:rPr>
-        <w:t>（2）对决赛制算法的设计与体验平衡。</w:t>
+        <w:t>（1）音乐数据的合法获取、规范化与缓存。需选用无版权风险的开放接口作为数据源，对多语种、多地区返回的异构数据做统一规范化处理；并设计缓存策略，将外部接口数据持久化至本地数据库，以降低外部依赖、提升响应速度并规避接口频率限制。</w:t>
       </w:r>
-      <w:r>
-        <w:rPr>
-          <w:rFonts w:ascii="宋体" w:eastAsia="宋体" w:hAnsi="宋体" w:cs="宋体" w:hint="eastAsia"/>
-          <w:lang w:eastAsia="zh-CN"/>
-        </w:rPr>
-        <w:t>需设计可供程序自动生成的对阵结构，处理参赛数量非</w:t>
-      </w:r>
-      <w:r>
-        <w:t xml:space="preserve"> 2 </w:t>
-      </w:r>
-      <w:r>
-        <w:rPr>
-          <w:rFonts w:ascii="宋体" w:eastAsia="宋体" w:hAnsi="宋体" w:cs="宋体" w:hint="eastAsia"/>
-          <w:lang w:eastAsia="zh-CN"/>
-        </w:rPr>
-        <w:t>的整数次幂时的轮空问题，并在淘汰赛之外补充复活机制。同时必须控制单场赛事的整体时长，避免赛程过长导致用户中途流失。</w:t>
-      </w:r>
-      <w:r/>
     </w:p>
     <w:p>
       <w:pPr>
+        <w:spacing w:line="360" w:lineRule="auto" w:after="0"/>
         <w:ind w:firstLine="480"/>
       </w:pPr>
       <w:r>
         <w:rPr>
-          <w:rFonts w:ascii="宋体" w:eastAsia="宋体" w:hAnsi="宋体" w:cs="宋体" w:hint="eastAsia"/>
-          <w:b/>
-          <w:lang w:eastAsia="zh-CN"/>
+          <w:rFonts w:ascii="宋体" w:hAnsi="宋体" w:eastAsia="宋体"/>
+          <w:b w:val="0"/>
+          <w:color w:val="000000"/>
+          <w:sz w:val="24"/>
+          <w:u w:val="none"/>
         </w:rPr>
-        <w:t>（3）音乐人格测评模型的构建。</w:t>
+        <w:t>（2）对决赛制算法的设计与体验平衡。需设计可供程序自动生成的对阵结构，处理参赛数量非 2 的整数次幂时的轮空问题，并在淘汰赛之外补充复活机制。同时必须控制单场赛事的整体时长，避免赛程过长导致用户中途流失。</w:t>
       </w:r>
-      <w:r>
-        <w:rPr>
-          <w:rFonts w:ascii="宋体" w:eastAsia="宋体" w:hAnsi="宋体" w:cs="宋体" w:hint="eastAsia"/>
-          <w:lang w:eastAsia="zh-CN"/>
-        </w:rPr>
-        <w:t>题目的设计、维度划分、计分规则与类型映射共同决定结果的有效性与区分度，需要在题目数量（兼顾体验时长）与结果准确性之间取得平衡，并保证同一用户重复作答时结果具备稳定性。</w:t>
-      </w:r>
-      <w:r/>
     </w:p>
     <w:p>
       <w:pPr>
+        <w:spacing w:line="360" w:lineRule="auto" w:after="0"/>
         <w:ind w:firstLine="480"/>
       </w:pPr>
       <w:r>
         <w:rPr>
-          <w:rFonts w:ascii="宋体" w:eastAsia="宋体" w:hAnsi="宋体" w:cs="宋体" w:hint="eastAsia"/>
-          <w:b/>
-          <w:lang w:eastAsia="zh-CN"/>
+          <w:rFonts w:ascii="宋体" w:hAnsi="宋体" w:eastAsia="宋体"/>
+          <w:b w:val="0"/>
+          <w:color w:val="000000"/>
+          <w:sz w:val="24"/>
+          <w:u w:val="none"/>
         </w:rPr>
-        <w:t>（4）个性化文本生成的质量与成本控制。</w:t>
+        <w:t>（3）音乐人格测评模型的构建。题目的设计、维度划分、计分规则与类型映射共同决定结果的有效性与区分度，需要在题目数量（兼顾体验时长）与结果准确性之间取得平衡，并保证同一用户重复作答时结果具备稳定性。</w:t>
       </w:r>
-      <w:r>
-        <w:rPr>
-          <w:rFonts w:ascii="宋体" w:eastAsia="宋体" w:hAnsi="宋体" w:cs="宋体" w:hint="eastAsia"/>
-          <w:lang w:eastAsia="zh-CN"/>
-        </w:rPr>
-        <w:t>大语言模型输出的稳定性与时延直接影响体验，且存在调用失败的可能，需设计合理的提示词结构以保证风格统一，并建立降级机制。</w:t>
-      </w:r>
-      <w:r/>
     </w:p>
     <w:p>
       <w:pPr>
+        <w:spacing w:line="360" w:lineRule="auto" w:after="0"/>
         <w:ind w:firstLine="480"/>
       </w:pPr>
       <w:r>
         <w:rPr>
-          <w:rFonts w:ascii="宋体" w:eastAsia="宋体" w:hAnsi="宋体" w:cs="宋体" w:hint="eastAsia"/>
-          <w:b/>
-          <w:lang w:eastAsia="zh-CN"/>
+          <w:rFonts w:ascii="宋体" w:hAnsi="宋体" w:eastAsia="宋体"/>
+          <w:b w:val="0"/>
+          <w:color w:val="000000"/>
+          <w:sz w:val="24"/>
+          <w:u w:val="none"/>
         </w:rPr>
-        <w:t>（5）结果可视化与分享图的跨设备一致性。</w:t>
+        <w:t>（4）个性化文本生成的质量与成本控制。大语言模型输出的稳定性与时延直接影响体验，且存在调用失败的可能，需设计合理的提示词结构以保证风格统一，并建立降级机制。</w:t>
       </w:r>
-      <w:r>
-        <w:rPr>
-          <w:rFonts w:ascii="宋体" w:eastAsia="宋体" w:hAnsi="宋体" w:cs="宋体" w:hint="eastAsia"/>
-          <w:lang w:eastAsia="zh-CN"/>
-        </w:rPr>
-        <w:t>对阵图与人格卡是核心视觉产出，需在不同屏幕尺寸与浏览器下保持版式一致，尤其要解决中文字体渲染与内容截断问题。</w:t>
-      </w:r>
-      <w:r/>
     </w:p>
     <w:p>
       <w:pPr>
+        <w:spacing w:line="360" w:lineRule="auto" w:after="0"/>
         <w:ind w:firstLine="480"/>
       </w:pPr>
       <w:r>
         <w:rPr>
-          <w:rFonts w:ascii="宋体" w:eastAsia="宋体" w:hAnsi="宋体" w:cs="宋体" w:hint="eastAsia"/>
-          <w:b/>
-          <w:lang w:eastAsia="zh-CN"/>
+          <w:rFonts w:ascii="宋体" w:hAnsi="宋体" w:eastAsia="宋体"/>
+          <w:b w:val="0"/>
+          <w:color w:val="000000"/>
+          <w:sz w:val="24"/>
+          <w:u w:val="none"/>
         </w:rPr>
-        <w:t>（6）系统的安全性、性能与可部署性。</w:t>
+        <w:t>（5）结果可视化与分享图的跨设备一致性。对阵图与人格卡是核心视觉产出，需在不同屏幕尺寸与浏览器下保持版式一致，尤其要解决中文字体渲染与内容截断问题。</w:t>
       </w:r>
-      <w:r>
-        <w:rPr>
-          <w:rFonts w:ascii="宋体" w:eastAsia="宋体" w:hAnsi="宋体" w:cs="宋体" w:hint="eastAsia"/>
-          <w:lang w:eastAsia="zh-CN"/>
-        </w:rPr>
-        <w:t>需完成用户认证与数据安全设计，实现接口鉴权与输入校验；通过合理的缓存与索引策略保证响应性能；最终完成云端部署，提供可公开访问的线上地址。</w:t>
-      </w:r>
-      <w:r/>
     </w:p>
     <w:p>
       <w:pPr>
-        <w:pStyle w:val="Heading2"/>
-        <w:spacing w:line="360" w:lineRule="auto"/>
-      </w:pPr>
-      <w:r>
-        <w:rPr>
-          <w:rFonts w:ascii="宋体" w:hAnsi="宋体" w:eastAsia="宋体" w:cs="宋体" w:hint="eastAsia"/>
-          <w:b/>
-          <w:sz w:val="28"/>
-          <w:lang w:eastAsia="zh-CN"/>
-        </w:rPr>
-        <w:t>四、研究方法与技术路线</w:t>
-      </w:r>
-      <w:r/>
-    </w:p>
-    <w:p>
-      <w:pPr>
+        <w:spacing w:line="360" w:lineRule="auto" w:after="0"/>
         <w:ind w:firstLine="480"/>
       </w:pPr>
       <w:r>
         <w:rPr>
-          <w:rFonts w:ascii="宋体" w:eastAsia="宋体" w:hAnsi="宋体" w:cs="宋体" w:hint="eastAsia"/>
-          <w:lang w:eastAsia="zh-CN"/>
+          <w:rFonts w:ascii="宋体" w:hAnsi="宋体" w:eastAsia="宋体"/>
+          <w:b w:val="0"/>
+          <w:color w:val="000000"/>
+          <w:sz w:val="24"/>
+          <w:u w:val="none"/>
         </w:rPr>
-        <w:t>本部分说明课题的实施方式。先列出所采用的研究方法及其用途，再给出从开发方法、前后端技术、数据存储、外部服务到部署方案的完整技术路线，最后汇总关键技术选型。</w:t>
+        <w:t>（6）系统的安全性、性能与可部署性。需完成用户认证与数据安全设计，实现接口鉴权与输入校验；通过合理的缓存与索引策略保证响应性能；最终完成云端部署，提供可公开访问的线上地址。</w:t>
       </w:r>
-      <w:r/>
     </w:p>
     <w:p>
       <w:pPr>
-        <w:pStyle w:val="Heading3"/>
-        <w:spacing w:line="360" w:lineRule="auto"/>
+        <w:spacing w:before="240" w:after="120" w:line="360" w:lineRule="auto"/>
       </w:pPr>
       <w:r>
         <w:rPr>
-          <w:rFonts w:ascii="宋体" w:hAnsi="宋体" w:eastAsia="宋体" w:cs="宋体" w:hint="eastAsia"/>
-          <w:b/>
-          <w:sz w:val="24"/>
-          <w:lang w:eastAsia="zh-CN"/>
+          <w:rFonts w:ascii="黑体" w:hAnsi="黑体" w:eastAsia="黑体"/>
+          <w:b w:val="0"/>
+          <w:color w:val="000000"/>
+          <w:sz w:val="28"/>
+          <w:u w:val="none"/>
         </w:rPr>
-        <w:t>4.1 研究方法</w:t>
+        <w:t>四、研究方法与技术路线</w:t>
       </w:r>
-      <w:r/>
     </w:p>
     <w:p>
       <w:pPr>
+        <w:spacing w:line="360" w:lineRule="auto" w:after="0"/>
         <w:ind w:firstLine="480"/>
       </w:pPr>
       <w:r>
         <w:rPr>
-          <w:rFonts w:ascii="宋体" w:eastAsia="宋体" w:hAnsi="宋体" w:cs="宋体" w:hint="eastAsia"/>
-          <w:b/>
-          <w:lang w:eastAsia="zh-CN"/>
+          <w:rFonts w:ascii="宋体" w:hAnsi="宋体" w:eastAsia="宋体"/>
+          <w:b w:val="0"/>
+          <w:color w:val="000000"/>
+          <w:sz w:val="24"/>
+          <w:u w:val="none"/>
         </w:rPr>
-        <w:t>文献研究法。</w:t>
+        <w:t>本部分说明课题的实施方式。先列出所采用的研究方法及其用途，再给出从开发方法、前后端技术、数据存储、外部服务到部署方案的完整技术路线，最后汇总关键技术选型。</w:t>
       </w:r>
-      <w:r>
-        <w:rPr>
-          <w:rFonts w:ascii="宋体" w:eastAsia="宋体" w:hAnsi="宋体" w:cs="宋体" w:hint="eastAsia"/>
-          <w:lang w:eastAsia="zh-CN"/>
-        </w:rPr>
-        <w:t>查阅音乐推荐、用户行为分析、人格与偏好关系及游戏化设计相关文献，明确研究现状与技术选型依据。</w:t>
-      </w:r>
-      <w:r/>
     </w:p>
     <w:p>
       <w:pPr>
+        <w:spacing w:before="120" w:after="120" w:line="360" w:lineRule="auto"/>
+      </w:pPr>
+      <w:r>
+        <w:rPr>
+          <w:rFonts w:ascii="黑体" w:hAnsi="黑体" w:eastAsia="黑体"/>
+          <w:b w:val="0"/>
+          <w:color w:val="000000"/>
+          <w:sz w:val="24"/>
+          <w:u w:val="none"/>
+        </w:rPr>
+        <w:t>4.1 研究方法</w:t>
+      </w:r>
+    </w:p>
+    <w:p>
+      <w:pPr>
+        <w:spacing w:line="360" w:lineRule="auto" w:after="0"/>
         <w:ind w:firstLine="480"/>
       </w:pPr>
       <w:r>
         <w:rPr>
-          <w:rFonts w:ascii="宋体" w:eastAsia="宋体" w:hAnsi="宋体" w:cs="宋体" w:hint="eastAsia"/>
-          <w:b/>
-          <w:lang w:eastAsia="zh-CN"/>
+          <w:rFonts w:ascii="宋体" w:hAnsi="宋体" w:eastAsia="宋体"/>
+          <w:b w:val="0"/>
+          <w:color w:val="000000"/>
+          <w:sz w:val="24"/>
+          <w:u w:val="none"/>
         </w:rPr>
-        <w:t>需求分析法。</w:t>
+        <w:t>文献研究法。查阅音乐推荐、用户行为分析、人格与偏好关系及游戏化设计相关文献，明确研究现状与技术选型依据。</w:t>
       </w:r>
-      <w:r>
-        <w:rPr>
-          <w:rFonts w:ascii="宋体" w:eastAsia="宋体" w:hAnsi="宋体" w:cs="宋体" w:hint="eastAsia"/>
-          <w:lang w:eastAsia="zh-CN"/>
-        </w:rPr>
-        <w:t>结合同类产品的功能对比与目标用户的功能诉求，梳理功能清单与非功能需求，形成需求分析文档。</w:t>
-      </w:r>
-      <w:r/>
     </w:p>
     <w:p>
       <w:pPr>
+        <w:spacing w:line="360" w:lineRule="auto" w:after="0"/>
         <w:ind w:firstLine="480"/>
       </w:pPr>
       <w:r>
         <w:rPr>
-          <w:rFonts w:ascii="宋体" w:eastAsia="宋体" w:hAnsi="宋体" w:cs="宋体" w:hint="eastAsia"/>
-          <w:b/>
-          <w:lang w:eastAsia="zh-CN"/>
+          <w:rFonts w:ascii="宋体" w:hAnsi="宋体" w:eastAsia="宋体"/>
+          <w:b w:val="0"/>
+          <w:color w:val="000000"/>
+          <w:sz w:val="24"/>
+          <w:u w:val="none"/>
         </w:rPr>
-        <w:t>原型迭代法。</w:t>
+        <w:t>需求分析法。结合同类产品的功能对比与目标用户的功能诉求，梳理功能清单与非功能需求，形成需求分析文档。</w:t>
       </w:r>
-      <w:r>
-        <w:rPr>
-          <w:rFonts w:ascii="宋体" w:eastAsia="宋体" w:hAnsi="宋体" w:cs="宋体" w:hint="eastAsia"/>
-          <w:lang w:eastAsia="zh-CN"/>
-        </w:rPr>
-        <w:t>先完成界面原型与核心交互流程设计，再进入编码实现；在实现过程中结合试用反馈持续迭代。</w:t>
-      </w:r>
-      <w:r/>
     </w:p>
     <w:p>
       <w:pPr>
+        <w:spacing w:line="360" w:lineRule="auto" w:after="0"/>
         <w:ind w:firstLine="480"/>
       </w:pPr>
       <w:r>
         <w:rPr>
-          <w:rFonts w:ascii="宋体" w:eastAsia="宋体" w:hAnsi="宋体" w:cs="宋体" w:hint="eastAsia"/>
-          <w:b/>
-          <w:lang w:eastAsia="zh-CN"/>
+          <w:rFonts w:ascii="宋体" w:hAnsi="宋体" w:eastAsia="宋体"/>
+          <w:b w:val="0"/>
+          <w:color w:val="000000"/>
+          <w:sz w:val="24"/>
+          <w:u w:val="none"/>
         </w:rPr>
-        <w:t>对比实验法。</w:t>
+        <w:t>原型迭代法。先完成界面原型与核心交互流程设计，再进入编码实现；在实现过程中结合试用反馈持续迭代。</w:t>
       </w:r>
-      <w:r>
-        <w:rPr>
-          <w:rFonts w:ascii="宋体" w:eastAsia="宋体" w:hAnsi="宋体" w:cs="宋体" w:hint="eastAsia"/>
-          <w:lang w:eastAsia="zh-CN"/>
-        </w:rPr>
-        <w:t>针对对决机制的关键参数（参赛作品数量、是否启用复活赛）进行对照试用，依据完成率与主观反馈确定最优方案。</w:t>
-      </w:r>
-      <w:r/>
     </w:p>
     <w:p>
       <w:pPr>
+        <w:spacing w:line="360" w:lineRule="auto" w:after="0"/>
         <w:ind w:firstLine="480"/>
       </w:pPr>
       <w:r>
         <w:rPr>
-          <w:rFonts w:ascii="宋体" w:eastAsia="宋体" w:hAnsi="宋体" w:cs="宋体" w:hint="eastAsia"/>
-          <w:b/>
-          <w:lang w:eastAsia="zh-CN"/>
+          <w:rFonts w:ascii="宋体" w:hAnsi="宋体" w:eastAsia="宋体"/>
+          <w:b w:val="0"/>
+          <w:color w:val="000000"/>
+          <w:sz w:val="24"/>
+          <w:u w:val="none"/>
         </w:rPr>
-        <w:t>软件工程方法。</w:t>
+        <w:t>对比实验法。针对对决机制的关键参数（参赛作品数量、是否启用复活赛）进行对照试用，依据完成率与主观反馈确定最优方案。</w:t>
       </w:r>
-      <w:r>
-        <w:rPr>
-          <w:rFonts w:ascii="宋体" w:eastAsia="宋体" w:hAnsi="宋体" w:cs="宋体" w:hint="eastAsia"/>
-          <w:lang w:eastAsia="zh-CN"/>
-        </w:rPr>
-        <w:t>遵循需求分析、概要设计、详细设计、编码、测试、部署的工程流程组织开发工作，并使用版本控制工具管理代码演进。</w:t>
-      </w:r>
-      <w:r/>
     </w:p>
     <w:p>
       <w:pPr>
-        <w:pStyle w:val="Heading3"/>
-        <w:spacing w:line="360" w:lineRule="auto"/>
-      </w:pPr>
-      <w:r>
-        <w:rPr>
-          <w:rFonts w:ascii="宋体" w:hAnsi="宋体" w:eastAsia="宋体" w:cs="宋体" w:hint="eastAsia"/>
-          <w:b/>
-          <w:sz w:val="24"/>
-          <w:lang w:eastAsia="zh-CN"/>
-        </w:rPr>
-        <w:t>4.2 技术路线</w:t>
-      </w:r>
-      <w:r/>
-    </w:p>
-    <w:p>
-      <w:pPr>
+        <w:spacing w:line="360" w:lineRule="auto" w:after="0"/>
         <w:ind w:firstLine="480"/>
       </w:pPr>
       <w:r>
         <w:rPr>
-          <w:rFonts w:ascii="宋体" w:eastAsia="宋体" w:hAnsi="宋体" w:cs="宋体" w:hint="eastAsia"/>
-          <w:b/>
-          <w:lang w:eastAsia="zh-CN"/>
+          <w:rFonts w:ascii="宋体" w:hAnsi="宋体" w:eastAsia="宋体"/>
+          <w:b w:val="0"/>
+          <w:color w:val="000000"/>
+          <w:sz w:val="24"/>
+          <w:u w:val="none"/>
         </w:rPr>
-        <w:t>开发方法。</w:t>
+        <w:t>软件工程方法。遵循需求分析、概要设计、详细设计、编码、测试、部署的工程流程组织开发工作，并使用版本控制工具管理代码演进。</w:t>
       </w:r>
-      <w:r>
-        <w:rPr>
-          <w:rFonts w:ascii="宋体" w:eastAsia="宋体" w:hAnsi="宋体" w:cs="宋体" w:hint="eastAsia"/>
-          <w:lang w:eastAsia="zh-CN"/>
-        </w:rPr>
-        <w:t>以迭代开发组织进度，每个迭代产出可运行版本；在实现环节引入人工智能辅助编程工具提升开发效率，同时保证核心设计与关键逻辑由本人完成与验证。</w:t>
-      </w:r>
-      <w:r/>
     </w:p>
     <w:p>
       <w:pPr>
+        <w:spacing w:before="120" w:after="120" w:line="360" w:lineRule="auto"/>
+      </w:pPr>
+      <w:r>
+        <w:rPr>
+          <w:rFonts w:ascii="黑体" w:hAnsi="黑体" w:eastAsia="黑体"/>
+          <w:b w:val="0"/>
+          <w:color w:val="000000"/>
+          <w:sz w:val="24"/>
+          <w:u w:val="none"/>
+        </w:rPr>
+        <w:t>4.2 技术路线</w:t>
+      </w:r>
+    </w:p>
+    <w:p>
+      <w:pPr>
+        <w:spacing w:line="360" w:lineRule="auto" w:after="0"/>
         <w:ind w:firstLine="480"/>
       </w:pPr>
       <w:r>
         <w:rPr>
-          <w:rFonts w:ascii="宋体" w:eastAsia="宋体" w:hAnsi="宋体" w:cs="宋体" w:hint="eastAsia"/>
-          <w:b/>
-          <w:lang w:eastAsia="zh-CN"/>
+          <w:rFonts w:ascii="宋体" w:hAnsi="宋体" w:eastAsia="宋体"/>
+          <w:b w:val="0"/>
+          <w:color w:val="000000"/>
+          <w:sz w:val="24"/>
+          <w:u w:val="none"/>
         </w:rPr>
-        <w:t>前端技术。</w:t>
+        <w:t>开发方法。以迭代开发组织进度，每个迭代产出可运行版本；在实现环节引入人工智能辅助编程工具提升开发效率，同时保证核心设计与关键逻辑由本人完成与验证。</w:t>
       </w:r>
-      <w:r>
-        <w:rPr>
-          <w:rFonts w:ascii="宋体" w:eastAsia="宋体" w:hAnsi="宋体" w:cs="宋体" w:hint="eastAsia"/>
-          <w:lang w:eastAsia="zh-CN"/>
-        </w:rPr>
-        <w:t>采用</w:t>
-      </w:r>
-      <w:r>
-        <w:t xml:space="preserve"> Vue 3 </w:t>
-      </w:r>
-      <w:r>
-        <w:rPr>
-          <w:rFonts w:ascii="宋体" w:eastAsia="宋体" w:hAnsi="宋体" w:cs="宋体" w:hint="eastAsia"/>
-          <w:lang w:eastAsia="zh-CN"/>
-        </w:rPr>
-        <w:t>作为核心框架，配合</w:t>
-      </w:r>
-      <w:r>
-        <w:t xml:space="preserve"> Vite </w:t>
-      </w:r>
-      <w:r>
-        <w:rPr>
-          <w:rFonts w:ascii="宋体" w:eastAsia="宋体" w:hAnsi="宋体" w:cs="宋体" w:hint="eastAsia"/>
-          <w:lang w:eastAsia="zh-CN"/>
-        </w:rPr>
-        <w:t>构建、</w:t>
-      </w:r>
-      <w:r>
-        <w:t xml:space="preserve">Vue Router </w:t>
-      </w:r>
-      <w:r>
-        <w:rPr>
-          <w:rFonts w:ascii="宋体" w:eastAsia="宋体" w:hAnsi="宋体" w:cs="宋体" w:hint="eastAsia"/>
-          <w:lang w:eastAsia="zh-CN"/>
-        </w:rPr>
-        <w:t>路由、</w:t>
-      </w:r>
-      <w:r>
-        <w:t xml:space="preserve">Pinia </w:t>
-      </w:r>
-      <w:r>
-        <w:rPr>
-          <w:rFonts w:ascii="宋体" w:eastAsia="宋体" w:hAnsi="宋体" w:cs="宋体" w:hint="eastAsia"/>
-          <w:lang w:eastAsia="zh-CN"/>
-        </w:rPr>
-        <w:t>状态管理与</w:t>
-      </w:r>
-      <w:r>
-        <w:t xml:space="preserve"> Axios </w:t>
-      </w:r>
-      <w:r>
-        <w:rPr>
-          <w:rFonts w:ascii="宋体" w:eastAsia="宋体" w:hAnsi="宋体" w:cs="宋体" w:hint="eastAsia"/>
-          <w:lang w:eastAsia="zh-CN"/>
-        </w:rPr>
-        <w:t>数据请求；界面组件采用</w:t>
-      </w:r>
-      <w:r>
-        <w:t xml:space="preserve"> Element Plus</w:t>
-      </w:r>
-      <w:r>
-        <w:rPr>
-          <w:rFonts w:ascii="宋体" w:eastAsia="宋体" w:hAnsi="宋体" w:cs="宋体" w:hint="eastAsia"/>
-          <w:lang w:eastAsia="zh-CN"/>
-        </w:rPr>
-        <w:t>；音乐试听使用浏览器原生音频能力实现；结果分享图借助前端绘图转换库生成。</w:t>
-      </w:r>
-      <w:r/>
     </w:p>
     <w:p>
       <w:pPr>
+        <w:spacing w:line="360" w:lineRule="auto" w:after="0"/>
         <w:ind w:firstLine="480"/>
       </w:pPr>
       <w:r>
         <w:rPr>
-          <w:rFonts w:ascii="宋体" w:eastAsia="宋体" w:hAnsi="宋体" w:cs="宋体" w:hint="eastAsia"/>
-          <w:b/>
-          <w:lang w:eastAsia="zh-CN"/>
+          <w:rFonts w:ascii="宋体" w:hAnsi="宋体" w:eastAsia="宋体"/>
+          <w:b w:val="0"/>
+          <w:color w:val="000000"/>
+          <w:sz w:val="24"/>
+          <w:u w:val="none"/>
         </w:rPr>
-        <w:t>后端技术。</w:t>
+        <w:t>前端技术。采用 Vue 3 作为核心框架，配合 Vite 构建、Vue Router 路由、Pinia 状态管理与 Axios 数据请求；界面组件采用 Element Plus；音乐试听使用浏览器原生音频能力实现；结果分享图借助前端绘图转换库生成。</w:t>
       </w:r>
-      <w:r>
-        <w:rPr>
-          <w:rFonts w:ascii="宋体" w:eastAsia="宋体" w:hAnsi="宋体" w:cs="宋体" w:hint="eastAsia"/>
-          <w:lang w:eastAsia="zh-CN"/>
-        </w:rPr>
-        <w:t>采用</w:t>
-      </w:r>
-      <w:r>
-        <w:t xml:space="preserve"> Node.js </w:t>
-      </w:r>
-      <w:r>
-        <w:rPr>
-          <w:rFonts w:ascii="宋体" w:eastAsia="宋体" w:hAnsi="宋体" w:cs="宋体" w:hint="eastAsia"/>
-          <w:lang w:eastAsia="zh-CN"/>
-        </w:rPr>
-        <w:t>运行环境与</w:t>
-      </w:r>
-      <w:r>
-        <w:t xml:space="preserve"> Express </w:t>
-      </w:r>
-      <w:r>
-        <w:rPr>
-          <w:rFonts w:ascii="宋体" w:eastAsia="宋体" w:hAnsi="宋体" w:cs="宋体" w:hint="eastAsia"/>
-          <w:lang w:eastAsia="zh-CN"/>
-        </w:rPr>
-        <w:t>框架搭建业务服务，实现音乐数据代理与缓存、对决与测评业务接口、排行榜统计接口及后台管理接口；用户认证采用</w:t>
-      </w:r>
-      <w:r>
-        <w:t xml:space="preserve"> JSON Web Token </w:t>
-      </w:r>
-      <w:r>
-        <w:rPr>
-          <w:rFonts w:ascii="宋体" w:eastAsia="宋体" w:hAnsi="宋体" w:cs="宋体" w:hint="eastAsia"/>
-          <w:lang w:eastAsia="zh-CN"/>
-        </w:rPr>
-        <w:t>方案，密码采用单向加密存储。</w:t>
-      </w:r>
-      <w:r/>
     </w:p>
     <w:p>
       <w:pPr>
+        <w:spacing w:line="360" w:lineRule="auto" w:after="0"/>
         <w:ind w:firstLine="480"/>
       </w:pPr>
       <w:r>
         <w:rPr>
-          <w:rFonts w:ascii="宋体" w:eastAsia="宋体" w:hAnsi="宋体" w:cs="宋体" w:hint="eastAsia"/>
-          <w:b/>
-          <w:lang w:eastAsia="zh-CN"/>
+          <w:rFonts w:ascii="宋体" w:hAnsi="宋体" w:eastAsia="宋体"/>
+          <w:b w:val="0"/>
+          <w:color w:val="000000"/>
+          <w:sz w:val="24"/>
+          <w:u w:val="none"/>
         </w:rPr>
-        <w:t>数据库技术。</w:t>
+        <w:t>后端技术。采用 Node.js 运行环境与 Express 框架搭建业务服务，实现音乐数据代理与缓存、对决与测评业务接口、排行榜统计接口及后台管理接口；用户认证采用 JSON Web Token 方案，密码采用单向加密存储。</w:t>
       </w:r>
-      <w:r>
-        <w:rPr>
-          <w:rFonts w:ascii="宋体" w:eastAsia="宋体" w:hAnsi="宋体" w:cs="宋体" w:hint="eastAsia"/>
-          <w:lang w:eastAsia="zh-CN"/>
-        </w:rPr>
-        <w:t>采用</w:t>
-      </w:r>
-      <w:r>
-        <w:t xml:space="preserve"> MongoDB </w:t>
-      </w:r>
-      <w:r>
-        <w:rPr>
-          <w:rFonts w:ascii="宋体" w:eastAsia="宋体" w:hAnsi="宋体" w:cs="宋体" w:hint="eastAsia"/>
-          <w:lang w:eastAsia="zh-CN"/>
-        </w:rPr>
-        <w:t>文档数据库存储数据，通过</w:t>
-      </w:r>
-      <w:r>
-        <w:t xml:space="preserve"> Mongoose </w:t>
-      </w:r>
-      <w:r>
-        <w:rPr>
-          <w:rFonts w:ascii="宋体" w:eastAsia="宋体" w:hAnsi="宋体" w:cs="宋体" w:hint="eastAsia"/>
-          <w:lang w:eastAsia="zh-CN"/>
-        </w:rPr>
-        <w:t>完成数据建模与校验。</w:t>
-      </w:r>
-      <w:r/>
     </w:p>
     <w:p>
       <w:pPr>
+        <w:spacing w:line="360" w:lineRule="auto" w:after="0"/>
         <w:ind w:firstLine="480"/>
       </w:pPr>
       <w:r>
         <w:rPr>
-          <w:rFonts w:ascii="宋体" w:eastAsia="宋体" w:hAnsi="宋体" w:cs="宋体" w:hint="eastAsia"/>
-          <w:b/>
-          <w:lang w:eastAsia="zh-CN"/>
+          <w:rFonts w:ascii="宋体" w:hAnsi="宋体" w:eastAsia="宋体"/>
+          <w:b w:val="0"/>
+          <w:color w:val="000000"/>
+          <w:sz w:val="24"/>
+          <w:u w:val="none"/>
         </w:rPr>
-        <w:t>外部服务。</w:t>
+        <w:t>数据库技术。采用 MongoDB 文档数据库存储数据，通过 Mongoose 完成数据建模与校验。</w:t>
       </w:r>
-      <w:r>
-        <w:rPr>
-          <w:rFonts w:ascii="宋体" w:eastAsia="宋体" w:hAnsi="宋体" w:cs="宋体" w:hint="eastAsia"/>
-          <w:lang w:eastAsia="zh-CN"/>
-        </w:rPr>
-        <w:t>音乐数据来自</w:t>
-      </w:r>
-      <w:r>
-        <w:t xml:space="preserve"> iTunes Search API</w:t>
-      </w:r>
-      <w:r>
-        <w:rPr>
-          <w:rFonts w:ascii="宋体" w:eastAsia="宋体" w:hAnsi="宋体" w:cs="宋体" w:hint="eastAsia"/>
-          <w:lang w:eastAsia="zh-CN"/>
-        </w:rPr>
-        <w:t>，用于获取歌手、专辑、曲目及官方试听片段；个性化文本生成调用大语言模型接口。</w:t>
-      </w:r>
-      <w:r/>
     </w:p>
     <w:p>
       <w:pPr>
+        <w:spacing w:line="360" w:lineRule="auto" w:after="0"/>
         <w:ind w:firstLine="480"/>
       </w:pPr>
       <w:r>
         <w:rPr>
-          <w:rFonts w:ascii="宋体" w:eastAsia="宋体" w:hAnsi="宋体" w:cs="宋体" w:hint="eastAsia"/>
-          <w:b/>
-          <w:lang w:eastAsia="zh-CN"/>
+          <w:rFonts w:ascii="宋体" w:hAnsi="宋体" w:eastAsia="宋体"/>
+          <w:b w:val="0"/>
+          <w:color w:val="000000"/>
+          <w:sz w:val="24"/>
+          <w:u w:val="none"/>
         </w:rPr>
-        <w:t>部署方案。</w:t>
+        <w:t>外部服务。音乐数据来自 iTunes Search API，用于获取歌手、专辑、曲目及官方试听片段；个性化文本生成调用大语言模型接口。</w:t>
       </w:r>
-      <w:r>
-        <w:rPr>
-          <w:rFonts w:ascii="宋体" w:eastAsia="宋体" w:hAnsi="宋体" w:cs="宋体" w:hint="eastAsia"/>
-          <w:lang w:eastAsia="zh-CN"/>
-        </w:rPr>
-        <w:t>前端部署至静态托管平台，后端部署至云应用托管平台，数据库使用云端数据库服务，形成前后端与数据库三端独立部署的结构，保障线上环境的可访问性与稳定性。</w:t>
-      </w:r>
-      <w:r/>
     </w:p>
     <w:p>
       <w:pPr>
-        <w:pStyle w:val="Heading3"/>
-        <w:spacing w:line="360" w:lineRule="auto"/>
+        <w:spacing w:line="360" w:lineRule="auto" w:after="0"/>
+        <w:ind w:firstLine="480"/>
       </w:pPr>
       <w:r>
         <w:rPr>
-          <w:rFonts w:ascii="宋体" w:hAnsi="宋体" w:eastAsia="宋体" w:cs="宋体" w:hint="eastAsia"/>
-          <w:b/>
+          <w:rFonts w:ascii="宋体" w:hAnsi="宋体" w:eastAsia="宋体"/>
+          <w:b w:val="0"/>
+          <w:color w:val="000000"/>
           <w:sz w:val="24"/>
-          <w:lang w:eastAsia="zh-CN"/>
+          <w:u w:val="none"/>
+        </w:rPr>
+        <w:t>部署方案。前端部署至静态托管平台，后端部署至云应用托管平台，数据库使用云端数据库服务，形成前后端与数据库三端独立部署的结构，保障线上环境的可访问性与稳定性。</w:t>
+      </w:r>
+    </w:p>
+    <w:p>
+      <w:pPr>
+        <w:spacing w:before="120" w:after="120" w:line="360" w:lineRule="auto"/>
+      </w:pPr>
+      <w:r>
+        <w:rPr>
+          <w:rFonts w:ascii="黑体" w:hAnsi="黑体" w:eastAsia="黑体"/>
+          <w:b w:val="0"/>
+          <w:color w:val="000000"/>
+          <w:sz w:val="24"/>
+          <w:u w:val="none"/>
         </w:rPr>
         <w:t>4.3 关键技术与工具</w:t>
       </w:r>
-      <w:r/>
     </w:p>
     <w:tbl>
       <w:tblPr>
-        <w:tblW w:type="pct" w:w="5000"/>
+        <w:tblStyle w:val="TableGrid"/>
+        <w:tblW w:type="auto" w:w="0"/>
+        <w:jc w:val="center"/>
         <w:tblLook w:firstColumn="1" w:firstRow="1" w:lastColumn="0" w:lastRow="0" w:noHBand="0" w:noVBand="1" w:val="04A0"/>
-        <w:tblLayout w:type="autofit"/>
       </w:tblPr>
       <w:tblGrid>
-        <w:gridCol w:w="4320"/>
-        <w:gridCol w:w="4320"/>
+        <w:gridCol w:w="4156"/>
+        <w:gridCol w:w="4156"/>
       </w:tblGrid>
       <w:tr>
         <w:tc>
           <w:tcPr>
-            <w:tcW w:type="dxa" w:w="4320"/>
-            <w:tcBorders>
-              <w:top w:val="single" w:sz="12" w:space="0" w:color="000000"/>
-              <w:bottom w:val="single" w:sz="6" w:space="0" w:color="000000"/>
-              <w:left w:val="none" w:sz="6" w:space="0" w:color="000000"/>
-              <w:right w:val="none" w:sz="6" w:space="0" w:color="000000"/>
-            </w:tcBorders>
-            <w:vAlign w:val="center"/>
-            <w:tcMar>
-              <w:top w:w="84" w:type="dxa"/>
-              <w:bottom w:w="84" w:type="dxa"/>
-              <w:left w:w="144" w:type="dxa"/>
-              <w:right w:w="144" w:type="dxa"/>
-            </w:tcMar>
+            <w:tcW w:type="dxa" w:w="4156"/>
           </w:tcPr>
           <w:p>
             <w:pPr>
-              <w:jc w:val="left"/>
-              <w:spacing w:line="240" w:lineRule="auto" w:before="52" w:after="52"/>
-              <w:ind w:firstLine="0"/>
+              <w:spacing w:line="240" w:lineRule="auto"/>
             </w:pPr>
+            <w:r/>
             <w:r>
               <w:rPr>
-                <w:rFonts w:ascii="黑体" w:hAnsi="黑体" w:eastAsia="黑体" w:hint="eastAsia"/>
+                <w:rFonts w:ascii="黑体" w:hAnsi="黑体" w:eastAsia="黑体"/>
                 <w:b/>
+                <w:color w:val="000000"/>
                 <w:sz w:val="21"/>
+                <w:u w:val="none"/>
               </w:rPr>
               <w:t>类别</w:t>
             </w:r>
@@ -2364,32 +1291,20 @@
         </w:tc>
         <w:tc>
           <w:tcPr>
-            <w:tcW w:type="dxa" w:w="4320"/>
-            <w:tcBorders>
-              <w:top w:val="single" w:sz="12" w:space="0" w:color="000000"/>
-              <w:bottom w:val="single" w:sz="6" w:space="0" w:color="000000"/>
-              <w:left w:val="none" w:sz="6" w:space="0" w:color="000000"/>
-              <w:right w:val="none" w:sz="6" w:space="0" w:color="000000"/>
-            </w:tcBorders>
-            <w:vAlign w:val="center"/>
-            <w:tcMar>
-              <w:top w:w="84" w:type="dxa"/>
-              <w:bottom w:w="84" w:type="dxa"/>
-              <w:left w:w="144" w:type="dxa"/>
-              <w:right w:w="144" w:type="dxa"/>
-            </w:tcMar>
+            <w:tcW w:type="dxa" w:w="4156"/>
           </w:tcPr>
           <w:p>
             <w:pPr>
-              <w:jc w:val="left"/>
-              <w:spacing w:line="240" w:lineRule="auto" w:before="52" w:after="52"/>
-              <w:ind w:firstLine="0"/>
+              <w:spacing w:line="240" w:lineRule="auto"/>
             </w:pPr>
+            <w:r/>
             <w:r>
               <w:rPr>
-                <w:rFonts w:ascii="黑体" w:hAnsi="黑体" w:eastAsia="黑体" w:hint="eastAsia"/>
+                <w:rFonts w:ascii="黑体" w:hAnsi="黑体" w:eastAsia="黑体"/>
                 <w:b/>
+                <w:color w:val="000000"/>
                 <w:sz w:val="21"/>
+                <w:u w:val="none"/>
               </w:rPr>
               <w:t>选型</w:t>
             </w:r>
@@ -2399,28 +1314,64 @@
       <w:tr>
         <w:tc>
           <w:tcPr>
-            <w:tcW w:type="dxa" w:w="4320"/>
-            <w:tcBorders>
-              <w:left w:val="none" w:sz="6" w:space="0" w:color="000000"/>
-              <w:right w:val="none" w:sz="6" w:space="0" w:color="000000"/>
-            </w:tcBorders>
-            <w:vAlign w:val="center"/>
-            <w:tcMar>
-              <w:top w:w="84" w:type="dxa"/>
-              <w:bottom w:w="84" w:type="dxa"/>
-              <w:left w:w="144" w:type="dxa"/>
-              <w:right w:w="144" w:type="dxa"/>
-            </w:tcMar>
+            <w:tcW w:type="dxa" w:w="4156"/>
           </w:tcPr>
           <w:p>
             <w:pPr>
-              <w:jc w:val="left"/>
-              <w:spacing w:line="240" w:lineRule="auto" w:before="52" w:after="52"/>
-              <w:ind w:firstLine="0"/>
+              <w:spacing w:line="240" w:lineRule="auto"/>
             </w:pPr>
+            <w:r/>
             <w:r>
               <w:rPr>
+                <w:rFonts w:ascii="宋体" w:hAnsi="宋体" w:eastAsia="宋体"/>
+                <w:b w:val="0"/>
+                <w:color w:val="000000"/>
                 <w:sz w:val="21"/>
+                <w:u w:val="none"/>
+              </w:rPr>
+              <w:t>---</w:t>
+            </w:r>
+          </w:p>
+        </w:tc>
+        <w:tc>
+          <w:tcPr>
+            <w:tcW w:type="dxa" w:w="4156"/>
+          </w:tcPr>
+          <w:p>
+            <w:pPr>
+              <w:spacing w:line="240" w:lineRule="auto"/>
+            </w:pPr>
+            <w:r/>
+            <w:r>
+              <w:rPr>
+                <w:rFonts w:ascii="宋体" w:hAnsi="宋体" w:eastAsia="宋体"/>
+                <w:b w:val="0"/>
+                <w:color w:val="000000"/>
+                <w:sz w:val="21"/>
+                <w:u w:val="none"/>
+              </w:rPr>
+              <w:t>---</w:t>
+            </w:r>
+          </w:p>
+        </w:tc>
+      </w:tr>
+      <w:tr>
+        <w:tc>
+          <w:tcPr>
+            <w:tcW w:type="dxa" w:w="4156"/>
+          </w:tcPr>
+          <w:p>
+            <w:pPr>
+              <w:spacing w:line="240" w:lineRule="auto"/>
+            </w:pPr>
+            <w:r/>
+            <w:r>
+              <w:rPr>
+                <w:rFonts w:ascii="宋体" w:hAnsi="宋体" w:eastAsia="宋体"/>
+                <w:b w:val="0"/>
+                <w:color w:val="000000"/>
+                <w:sz w:val="21"/>
+                <w:u w:val="none"/>
               </w:rPr>
               <w:t>前端框架</w:t>
             </w:r>
@@ -2428,102 +1379,22 @@
         </w:tc>
         <w:tc>
           <w:tcPr>
-            <w:tcW w:type="dxa" w:w="4320"/>
-            <w:tcBorders>
-              <w:left w:val="none" w:sz="6" w:space="0" w:color="000000"/>
-              <w:right w:val="none" w:sz="6" w:space="0" w:color="000000"/>
-            </w:tcBorders>
-            <w:vAlign w:val="center"/>
-            <w:tcMar>
-              <w:top w:w="84" w:type="dxa"/>
-              <w:bottom w:w="84" w:type="dxa"/>
-              <w:left w:w="144" w:type="dxa"/>
-              <w:right w:w="144" w:type="dxa"/>
-            </w:tcMar>
+            <w:tcW w:type="dxa" w:w="4156"/>
           </w:tcPr>
           <w:p>
             <w:pPr>
-              <w:jc w:val="left"/>
-              <w:spacing w:line="240" w:lineRule="auto" w:before="52" w:after="52"/>
-              <w:ind w:firstLine="0"/>
+              <w:spacing w:line="240" w:lineRule="auto"/>
             </w:pPr>
+            <w:r/>
             <w:r>
               <w:rPr>
+                <w:rFonts w:ascii="宋体" w:hAnsi="宋体" w:eastAsia="宋体"/>
+                <w:b w:val="0"/>
+                <w:color w:val="000000"/>
                 <w:sz w:val="21"/>
+                <w:u w:val="none"/>
               </w:rPr>
-              <w:t>Vue 3</w:t>
-            </w:r>
-            <w:r>
-              <w:rPr>
-                <w:sz w:val="21"/>
-              </w:rPr>
-              <w:t xml:space="preserve"> </w:t>
-            </w:r>
-            <w:r>
-              <w:rPr>
-                <w:sz w:val="21"/>
-              </w:rPr>
-              <w:t>、</w:t>
-            </w:r>
-            <w:r>
-              <w:rPr>
-                <w:sz w:val="21"/>
-              </w:rPr>
-              <w:t xml:space="preserve"> </w:t>
-            </w:r>
-            <w:r>
-              <w:rPr>
-                <w:sz w:val="21"/>
-              </w:rPr>
-              <w:t>Vite</w:t>
-            </w:r>
-            <w:r>
-              <w:rPr>
-                <w:sz w:val="21"/>
-              </w:rPr>
-              <w:t xml:space="preserve"> </w:t>
-            </w:r>
-            <w:r>
-              <w:rPr>
-                <w:sz w:val="21"/>
-              </w:rPr>
-              <w:t>、</w:t>
-            </w:r>
-            <w:r>
-              <w:rPr>
-                <w:sz w:val="21"/>
-              </w:rPr>
-              <w:t xml:space="preserve"> </w:t>
-            </w:r>
-            <w:r>
-              <w:rPr>
-                <w:sz w:val="21"/>
-              </w:rPr>
-              <w:t>Vue Router</w:t>
-            </w:r>
-            <w:r>
-              <w:rPr>
-                <w:sz w:val="21"/>
-              </w:rPr>
-              <w:t xml:space="preserve"> </w:t>
-            </w:r>
-            <w:r>
-              <w:rPr>
-                <w:sz w:val="21"/>
-              </w:rPr>
-              <w:t>、</w:t>
-            </w:r>
-            <w:r>
-              <w:rPr>
-                <w:sz w:val="21"/>
-              </w:rPr>
-              <w:t xml:space="preserve"> </w:t>
-            </w:r>
-            <w:r>
-              <w:rPr>
-                <w:sz w:val="21"/>
-              </w:rPr>
-              <w:t>Pinia</w:t>
+              <w:t>Vue 3、Vite、Vue Router、Pinia</w:t>
             </w:r>
           </w:p>
         </w:tc>
@@ -2531,28 +1402,20 @@
       <w:tr>
         <w:tc>
           <w:tcPr>
-            <w:tcW w:type="dxa" w:w="4320"/>
-            <w:tcBorders>
-              <w:left w:val="none" w:sz="6" w:space="0" w:color="000000"/>
-              <w:right w:val="none" w:sz="6" w:space="0" w:color="000000"/>
-            </w:tcBorders>
-            <w:vAlign w:val="center"/>
-            <w:tcMar>
-              <w:top w:w="84" w:type="dxa"/>
-              <w:bottom w:w="84" w:type="dxa"/>
-              <w:left w:w="144" w:type="dxa"/>
-              <w:right w:w="144" w:type="dxa"/>
-            </w:tcMar>
+            <w:tcW w:type="dxa" w:w="4156"/>
           </w:tcPr>
           <w:p>
             <w:pPr>
-              <w:jc w:val="left"/>
-              <w:spacing w:line="240" w:lineRule="auto" w:before="52" w:after="52"/>
-              <w:ind w:firstLine="0"/>
+              <w:spacing w:line="240" w:lineRule="auto"/>
             </w:pPr>
+            <w:r/>
             <w:r>
               <w:rPr>
+                <w:rFonts w:ascii="宋体" w:hAnsi="宋体" w:eastAsia="宋体"/>
+                <w:b w:val="0"/>
+                <w:color w:val="000000"/>
                 <w:sz w:val="21"/>
+                <w:u w:val="none"/>
               </w:rPr>
               <w:t>界面组件</w:t>
             </w:r>
@@ -2560,28 +1423,20 @@
         </w:tc>
         <w:tc>
           <w:tcPr>
-            <w:tcW w:type="dxa" w:w="4320"/>
-            <w:tcBorders>
-              <w:left w:val="none" w:sz="6" w:space="0" w:color="000000"/>
-              <w:right w:val="none" w:sz="6" w:space="0" w:color="000000"/>
-            </w:tcBorders>
-            <w:vAlign w:val="center"/>
-            <w:tcMar>
-              <w:top w:w="84" w:type="dxa"/>
-              <w:bottom w:w="84" w:type="dxa"/>
-              <w:left w:w="144" w:type="dxa"/>
-              <w:right w:w="144" w:type="dxa"/>
-            </w:tcMar>
+            <w:tcW w:type="dxa" w:w="4156"/>
           </w:tcPr>
           <w:p>
             <w:pPr>
-              <w:jc w:val="left"/>
-              <w:spacing w:line="240" w:lineRule="auto" w:before="52" w:after="52"/>
-              <w:ind w:firstLine="0"/>
+              <w:spacing w:line="240" w:lineRule="auto"/>
             </w:pPr>
+            <w:r/>
             <w:r>
               <w:rPr>
+                <w:rFonts w:ascii="宋体" w:hAnsi="宋体" w:eastAsia="宋体"/>
+                <w:b w:val="0"/>
+                <w:color w:val="000000"/>
                 <w:sz w:val="21"/>
+                <w:u w:val="none"/>
               </w:rPr>
               <w:t>Element Plus</w:t>
             </w:r>
@@ -2591,28 +1446,20 @@
       <w:tr>
         <w:tc>
           <w:tcPr>
-            <w:tcW w:type="dxa" w:w="4320"/>
-            <w:tcBorders>
-              <w:left w:val="none" w:sz="6" w:space="0" w:color="000000"/>
-              <w:right w:val="none" w:sz="6" w:space="0" w:color="000000"/>
-            </w:tcBorders>
-            <w:vAlign w:val="center"/>
-            <w:tcMar>
-              <w:top w:w="84" w:type="dxa"/>
-              <w:bottom w:w="84" w:type="dxa"/>
-              <w:left w:w="144" w:type="dxa"/>
-              <w:right w:w="144" w:type="dxa"/>
-            </w:tcMar>
+            <w:tcW w:type="dxa" w:w="4156"/>
           </w:tcPr>
           <w:p>
             <w:pPr>
-              <w:jc w:val="left"/>
-              <w:spacing w:line="240" w:lineRule="auto" w:before="52" w:after="52"/>
-              <w:ind w:firstLine="0"/>
+              <w:spacing w:line="240" w:lineRule="auto"/>
             </w:pPr>
+            <w:r/>
             <w:r>
               <w:rPr>
+                <w:rFonts w:ascii="宋体" w:hAnsi="宋体" w:eastAsia="宋体"/>
+                <w:b w:val="0"/>
+                <w:color w:val="000000"/>
                 <w:sz w:val="21"/>
+                <w:u w:val="none"/>
               </w:rPr>
               <w:t>后端框架</w:t>
             </w:r>
@@ -2620,54 +1467,22 @@
         </w:tc>
         <w:tc>
           <w:tcPr>
-            <w:tcW w:type="dxa" w:w="4320"/>
-            <w:tcBorders>
-              <w:left w:val="none" w:sz="6" w:space="0" w:color="000000"/>
-              <w:right w:val="none" w:sz="6" w:space="0" w:color="000000"/>
-            </w:tcBorders>
-            <w:vAlign w:val="center"/>
-            <w:tcMar>
-              <w:top w:w="84" w:type="dxa"/>
-              <w:bottom w:w="84" w:type="dxa"/>
-              <w:left w:w="144" w:type="dxa"/>
-              <w:right w:w="144" w:type="dxa"/>
-            </w:tcMar>
+            <w:tcW w:type="dxa" w:w="4156"/>
           </w:tcPr>
           <w:p>
             <w:pPr>
-              <w:jc w:val="left"/>
-              <w:spacing w:line="240" w:lineRule="auto" w:before="52" w:after="52"/>
-              <w:ind w:firstLine="0"/>
+              <w:spacing w:line="240" w:lineRule="auto"/>
             </w:pPr>
+            <w:r/>
             <w:r>
               <w:rPr>
+                <w:rFonts w:ascii="宋体" w:hAnsi="宋体" w:eastAsia="宋体"/>
+                <w:b w:val="0"/>
+                <w:color w:val="000000"/>
                 <w:sz w:val="21"/>
+                <w:u w:val="none"/>
               </w:rPr>
-              <w:t>Node.js</w:t>
-            </w:r>
-            <w:r>
-              <w:rPr>
-                <w:sz w:val="21"/>
-              </w:rPr>
-              <w:t xml:space="preserve"> </w:t>
-            </w:r>
-            <w:r>
-              <w:rPr>
-                <w:sz w:val="21"/>
-              </w:rPr>
-              <w:t>、</w:t>
-            </w:r>
-            <w:r>
-              <w:rPr>
-                <w:sz w:val="21"/>
-              </w:rPr>
-              <w:t xml:space="preserve"> </w:t>
-            </w:r>
-            <w:r>
-              <w:rPr>
-                <w:sz w:val="21"/>
-              </w:rPr>
-              <w:t>Express</w:t>
+              <w:t>Node.js、Express</w:t>
             </w:r>
           </w:p>
         </w:tc>
@@ -2675,28 +1490,20 @@
       <w:tr>
         <w:tc>
           <w:tcPr>
-            <w:tcW w:type="dxa" w:w="4320"/>
-            <w:tcBorders>
-              <w:left w:val="none" w:sz="6" w:space="0" w:color="000000"/>
-              <w:right w:val="none" w:sz="6" w:space="0" w:color="000000"/>
-            </w:tcBorders>
-            <w:vAlign w:val="center"/>
-            <w:tcMar>
-              <w:top w:w="84" w:type="dxa"/>
-              <w:bottom w:w="84" w:type="dxa"/>
-              <w:left w:w="144" w:type="dxa"/>
-              <w:right w:w="144" w:type="dxa"/>
-            </w:tcMar>
+            <w:tcW w:type="dxa" w:w="4156"/>
           </w:tcPr>
           <w:p>
             <w:pPr>
-              <w:jc w:val="left"/>
-              <w:spacing w:line="240" w:lineRule="auto" w:before="52" w:after="52"/>
-              <w:ind w:firstLine="0"/>
+              <w:spacing w:line="240" w:lineRule="auto"/>
             </w:pPr>
+            <w:r/>
             <w:r>
               <w:rPr>
+                <w:rFonts w:ascii="宋体" w:hAnsi="宋体" w:eastAsia="宋体"/>
+                <w:b w:val="0"/>
+                <w:color w:val="000000"/>
                 <w:sz w:val="21"/>
+                <w:u w:val="none"/>
               </w:rPr>
               <w:t>数据库</w:t>
             </w:r>
@@ -2704,54 +1511,22 @@
         </w:tc>
         <w:tc>
           <w:tcPr>
-            <w:tcW w:type="dxa" w:w="4320"/>
-            <w:tcBorders>
-              <w:left w:val="none" w:sz="6" w:space="0" w:color="000000"/>
-              <w:right w:val="none" w:sz="6" w:space="0" w:color="000000"/>
-            </w:tcBorders>
-            <w:vAlign w:val="center"/>
-            <w:tcMar>
-              <w:top w:w="84" w:type="dxa"/>
-              <w:bottom w:w="84" w:type="dxa"/>
-              <w:left w:w="144" w:type="dxa"/>
-              <w:right w:w="144" w:type="dxa"/>
-            </w:tcMar>
+            <w:tcW w:type="dxa" w:w="4156"/>
           </w:tcPr>
           <w:p>
             <w:pPr>
-              <w:jc w:val="left"/>
-              <w:spacing w:line="240" w:lineRule="auto" w:before="52" w:after="52"/>
-              <w:ind w:firstLine="0"/>
+              <w:spacing w:line="240" w:lineRule="auto"/>
             </w:pPr>
+            <w:r/>
             <w:r>
               <w:rPr>
+                <w:rFonts w:ascii="宋体" w:hAnsi="宋体" w:eastAsia="宋体"/>
+                <w:b w:val="0"/>
+                <w:color w:val="000000"/>
                 <w:sz w:val="21"/>
+                <w:u w:val="none"/>
               </w:rPr>
-              <w:t>MongoDB</w:t>
-            </w:r>
-            <w:r>
-              <w:rPr>
-                <w:sz w:val="21"/>
-              </w:rPr>
-              <w:t xml:space="preserve"> </w:t>
-            </w:r>
-            <w:r>
-              <w:rPr>
-                <w:sz w:val="21"/>
-              </w:rPr>
-              <w:t>、</w:t>
-            </w:r>
-            <w:r>
-              <w:rPr>
-                <w:sz w:val="21"/>
-              </w:rPr>
-              <w:t xml:space="preserve"> </w:t>
-            </w:r>
-            <w:r>
-              <w:rPr>
-                <w:sz w:val="21"/>
-              </w:rPr>
-              <w:t>Mongoose</w:t>
+              <w:t>MongoDB、Mongoose</w:t>
             </w:r>
           </w:p>
         </w:tc>
@@ -2759,28 +1534,20 @@
       <w:tr>
         <w:tc>
           <w:tcPr>
-            <w:tcW w:type="dxa" w:w="4320"/>
-            <w:tcBorders>
-              <w:left w:val="none" w:sz="6" w:space="0" w:color="000000"/>
-              <w:right w:val="none" w:sz="6" w:space="0" w:color="000000"/>
-            </w:tcBorders>
-            <w:vAlign w:val="center"/>
-            <w:tcMar>
-              <w:top w:w="84" w:type="dxa"/>
-              <w:bottom w:w="84" w:type="dxa"/>
-              <w:left w:w="144" w:type="dxa"/>
-              <w:right w:w="144" w:type="dxa"/>
-            </w:tcMar>
+            <w:tcW w:type="dxa" w:w="4156"/>
           </w:tcPr>
           <w:p>
             <w:pPr>
-              <w:jc w:val="left"/>
-              <w:spacing w:line="240" w:lineRule="auto" w:before="52" w:after="52"/>
-              <w:ind w:firstLine="0"/>
+              <w:spacing w:line="240" w:lineRule="auto"/>
             </w:pPr>
+            <w:r/>
             <w:r>
               <w:rPr>
+                <w:rFonts w:ascii="宋体" w:hAnsi="宋体" w:eastAsia="宋体"/>
+                <w:b w:val="0"/>
+                <w:color w:val="000000"/>
                 <w:sz w:val="21"/>
+                <w:u w:val="none"/>
               </w:rPr>
               <w:t>认证方案</w:t>
             </w:r>
@@ -2788,42 +1555,22 @@
         </w:tc>
         <w:tc>
           <w:tcPr>
-            <w:tcW w:type="dxa" w:w="4320"/>
-            <w:tcBorders>
-              <w:left w:val="none" w:sz="6" w:space="0" w:color="000000"/>
-              <w:right w:val="none" w:sz="6" w:space="0" w:color="000000"/>
-            </w:tcBorders>
-            <w:vAlign w:val="center"/>
-            <w:tcMar>
-              <w:top w:w="84" w:type="dxa"/>
-              <w:bottom w:w="84" w:type="dxa"/>
-              <w:left w:w="144" w:type="dxa"/>
-              <w:right w:w="144" w:type="dxa"/>
-            </w:tcMar>
+            <w:tcW w:type="dxa" w:w="4156"/>
           </w:tcPr>
           <w:p>
             <w:pPr>
-              <w:jc w:val="left"/>
-              <w:spacing w:line="240" w:lineRule="auto" w:before="52" w:after="52"/>
-              <w:ind w:firstLine="0"/>
+              <w:spacing w:line="240" w:lineRule="auto"/>
             </w:pPr>
+            <w:r/>
             <w:r>
               <w:rPr>
+                <w:rFonts w:ascii="宋体" w:hAnsi="宋体" w:eastAsia="宋体"/>
+                <w:b w:val="0"/>
+                <w:color w:val="000000"/>
                 <w:sz w:val="21"/>
+                <w:u w:val="none"/>
               </w:rPr>
-              <w:t>JSON Web Token</w:t>
-            </w:r>
-            <w:r>
-              <w:rPr>
-                <w:sz w:val="21"/>
-              </w:rPr>
-              <w:t xml:space="preserve"> </w:t>
-            </w:r>
-            <w:r>
-              <w:rPr>
-                <w:sz w:val="21"/>
-              </w:rPr>
-              <w:t>、密码单向加密</w:t>
+              <w:t>JSON Web Token、密码单向加密</w:t>
             </w:r>
           </w:p>
         </w:tc>
@@ -2831,28 +1578,20 @@
       <w:tr>
         <w:tc>
           <w:tcPr>
-            <w:tcW w:type="dxa" w:w="4320"/>
-            <w:tcBorders>
-              <w:left w:val="none" w:sz="6" w:space="0" w:color="000000"/>
-              <w:right w:val="none" w:sz="6" w:space="0" w:color="000000"/>
-            </w:tcBorders>
-            <w:vAlign w:val="center"/>
-            <w:tcMar>
-              <w:top w:w="84" w:type="dxa"/>
-              <w:bottom w:w="84" w:type="dxa"/>
-              <w:left w:w="144" w:type="dxa"/>
-              <w:right w:w="144" w:type="dxa"/>
-            </w:tcMar>
+            <w:tcW w:type="dxa" w:w="4156"/>
           </w:tcPr>
           <w:p>
             <w:pPr>
-              <w:jc w:val="left"/>
-              <w:spacing w:line="240" w:lineRule="auto" w:before="52" w:after="52"/>
-              <w:ind w:firstLine="0"/>
+              <w:spacing w:line="240" w:lineRule="auto"/>
             </w:pPr>
+            <w:r/>
             <w:r>
               <w:rPr>
+                <w:rFonts w:ascii="宋体" w:hAnsi="宋体" w:eastAsia="宋体"/>
+                <w:b w:val="0"/>
+                <w:color w:val="000000"/>
                 <w:sz w:val="21"/>
+                <w:u w:val="none"/>
               </w:rPr>
               <w:t>分享图生成</w:t>
             </w:r>
@@ -2860,54 +1599,22 @@
         </w:tc>
         <w:tc>
           <w:tcPr>
-            <w:tcW w:type="dxa" w:w="4320"/>
-            <w:tcBorders>
-              <w:left w:val="none" w:sz="6" w:space="0" w:color="000000"/>
-              <w:right w:val="none" w:sz="6" w:space="0" w:color="000000"/>
-            </w:tcBorders>
-            <w:vAlign w:val="center"/>
-            <w:tcMar>
-              <w:top w:w="84" w:type="dxa"/>
-              <w:bottom w:w="84" w:type="dxa"/>
-              <w:left w:w="144" w:type="dxa"/>
-              <w:right w:w="144" w:type="dxa"/>
-            </w:tcMar>
+            <w:tcW w:type="dxa" w:w="4156"/>
           </w:tcPr>
           <w:p>
             <w:pPr>
-              <w:jc w:val="left"/>
-              <w:spacing w:line="240" w:lineRule="auto" w:before="52" w:after="52"/>
-              <w:ind w:firstLine="0"/>
+              <w:spacing w:line="240" w:lineRule="auto"/>
             </w:pPr>
+            <w:r/>
             <w:r>
               <w:rPr>
+                <w:rFonts w:ascii="宋体" w:hAnsi="宋体" w:eastAsia="宋体"/>
+                <w:b w:val="0"/>
+                <w:color w:val="000000"/>
                 <w:sz w:val="21"/>
+                <w:u w:val="none"/>
               </w:rPr>
-              <w:t>前端</w:t>
-            </w:r>
-            <w:r>
-              <w:rPr>
-                <w:sz w:val="21"/>
-              </w:rPr>
-              <w:t xml:space="preserve"> </w:t>
-            </w:r>
-            <w:r>
-              <w:rPr>
-                <w:sz w:val="21"/>
-              </w:rPr>
-              <w:t xml:space="preserve"> DOM </w:t>
-            </w:r>
-            <w:r>
-              <w:rPr>
-                <w:sz w:val="21"/>
-              </w:rPr>
-              <w:t xml:space="preserve"> </w:t>
-            </w:r>
-            <w:r>
-              <w:rPr>
-                <w:sz w:val="21"/>
-              </w:rPr>
-              <w:t>转图片方案</w:t>
+              <w:t>前端 DOM 转图片方案</w:t>
             </w:r>
           </w:p>
         </w:tc>
@@ -2915,28 +1622,20 @@
       <w:tr>
         <w:tc>
           <w:tcPr>
-            <w:tcW w:type="dxa" w:w="4320"/>
-            <w:tcBorders>
-              <w:left w:val="none" w:sz="6" w:space="0" w:color="000000"/>
-              <w:right w:val="none" w:sz="6" w:space="0" w:color="000000"/>
-            </w:tcBorders>
-            <w:vAlign w:val="center"/>
-            <w:tcMar>
-              <w:top w:w="84" w:type="dxa"/>
-              <w:bottom w:w="84" w:type="dxa"/>
-              <w:left w:w="144" w:type="dxa"/>
-              <w:right w:w="144" w:type="dxa"/>
-            </w:tcMar>
+            <w:tcW w:type="dxa" w:w="4156"/>
           </w:tcPr>
           <w:p>
             <w:pPr>
-              <w:jc w:val="left"/>
-              <w:spacing w:line="240" w:lineRule="auto" w:before="52" w:after="52"/>
-              <w:ind w:firstLine="0"/>
+              <w:spacing w:line="240" w:lineRule="auto"/>
             </w:pPr>
+            <w:r/>
             <w:r>
               <w:rPr>
+                <w:rFonts w:ascii="宋体" w:hAnsi="宋体" w:eastAsia="宋体"/>
+                <w:b w:val="0"/>
+                <w:color w:val="000000"/>
                 <w:sz w:val="21"/>
+                <w:u w:val="none"/>
               </w:rPr>
               <w:t>音乐数据源</w:t>
             </w:r>
@@ -2944,28 +1643,20 @@
         </w:tc>
         <w:tc>
           <w:tcPr>
-            <w:tcW w:type="dxa" w:w="4320"/>
-            <w:tcBorders>
-              <w:left w:val="none" w:sz="6" w:space="0" w:color="000000"/>
-              <w:right w:val="none" w:sz="6" w:space="0" w:color="000000"/>
-            </w:tcBorders>
-            <w:vAlign w:val="center"/>
-            <w:tcMar>
-              <w:top w:w="84" w:type="dxa"/>
-              <w:bottom w:w="84" w:type="dxa"/>
-              <w:left w:w="144" w:type="dxa"/>
-              <w:right w:w="144" w:type="dxa"/>
-            </w:tcMar>
+            <w:tcW w:type="dxa" w:w="4156"/>
           </w:tcPr>
           <w:p>
             <w:pPr>
-              <w:jc w:val="left"/>
-              <w:spacing w:line="240" w:lineRule="auto" w:before="52" w:after="52"/>
-              <w:ind w:firstLine="0"/>
+              <w:spacing w:line="240" w:lineRule="auto"/>
             </w:pPr>
+            <w:r/>
             <w:r>
               <w:rPr>
+                <w:rFonts w:ascii="宋体" w:hAnsi="宋体" w:eastAsia="宋体"/>
+                <w:b w:val="0"/>
+                <w:color w:val="000000"/>
                 <w:sz w:val="21"/>
+                <w:u w:val="none"/>
               </w:rPr>
               <w:t>iTunes Search API</w:t>
             </w:r>
@@ -2975,28 +1666,20 @@
       <w:tr>
         <w:tc>
           <w:tcPr>
-            <w:tcW w:type="dxa" w:w="4320"/>
-            <w:tcBorders>
-              <w:left w:val="none" w:sz="6" w:space="0" w:color="000000"/>
-              <w:right w:val="none" w:sz="6" w:space="0" w:color="000000"/>
-            </w:tcBorders>
-            <w:vAlign w:val="center"/>
-            <w:tcMar>
-              <w:top w:w="84" w:type="dxa"/>
-              <w:bottom w:w="84" w:type="dxa"/>
-              <w:left w:w="144" w:type="dxa"/>
-              <w:right w:w="144" w:type="dxa"/>
-            </w:tcMar>
+            <w:tcW w:type="dxa" w:w="4156"/>
           </w:tcPr>
           <w:p>
             <w:pPr>
-              <w:jc w:val="left"/>
-              <w:spacing w:line="240" w:lineRule="auto" w:before="52" w:after="52"/>
-              <w:ind w:firstLine="0"/>
+              <w:spacing w:line="240" w:lineRule="auto"/>
             </w:pPr>
+            <w:r/>
             <w:r>
               <w:rPr>
+                <w:rFonts w:ascii="宋体" w:hAnsi="宋体" w:eastAsia="宋体"/>
+                <w:b w:val="0"/>
+                <w:color w:val="000000"/>
                 <w:sz w:val="21"/>
+                <w:u w:val="none"/>
               </w:rPr>
               <w:t>文本生成</w:t>
             </w:r>
@@ -3004,28 +1687,20 @@
         </w:tc>
         <w:tc>
           <w:tcPr>
-            <w:tcW w:type="dxa" w:w="4320"/>
-            <w:tcBorders>
-              <w:left w:val="none" w:sz="6" w:space="0" w:color="000000"/>
-              <w:right w:val="none" w:sz="6" w:space="0" w:color="000000"/>
-            </w:tcBorders>
-            <w:vAlign w:val="center"/>
-            <w:tcMar>
-              <w:top w:w="84" w:type="dxa"/>
-              <w:bottom w:w="84" w:type="dxa"/>
-              <w:left w:w="144" w:type="dxa"/>
-              <w:right w:w="144" w:type="dxa"/>
-            </w:tcMar>
+            <w:tcW w:type="dxa" w:w="4156"/>
           </w:tcPr>
           <w:p>
             <w:pPr>
-              <w:jc w:val="left"/>
-              <w:spacing w:line="240" w:lineRule="auto" w:before="52" w:after="52"/>
-              <w:ind w:firstLine="0"/>
+              <w:spacing w:line="240" w:lineRule="auto"/>
             </w:pPr>
+            <w:r/>
             <w:r>
               <w:rPr>
+                <w:rFonts w:ascii="宋体" w:hAnsi="宋体" w:eastAsia="宋体"/>
+                <w:b w:val="0"/>
+                <w:color w:val="000000"/>
                 <w:sz w:val="21"/>
+                <w:u w:val="none"/>
               </w:rPr>
               <w:t>大语言模型接口</w:t>
             </w:r>
@@ -3035,28 +1710,20 @@
       <w:tr>
         <w:tc>
           <w:tcPr>
-            <w:tcW w:type="dxa" w:w="4320"/>
-            <w:tcBorders>
-              <w:left w:val="none" w:sz="6" w:space="0" w:color="000000"/>
-              <w:right w:val="none" w:sz="6" w:space="0" w:color="000000"/>
-            </w:tcBorders>
-            <w:vAlign w:val="center"/>
-            <w:tcMar>
-              <w:top w:w="84" w:type="dxa"/>
-              <w:bottom w:w="84" w:type="dxa"/>
-              <w:left w:w="144" w:type="dxa"/>
-              <w:right w:w="144" w:type="dxa"/>
-            </w:tcMar>
+            <w:tcW w:type="dxa" w:w="4156"/>
           </w:tcPr>
           <w:p>
             <w:pPr>
-              <w:jc w:val="left"/>
-              <w:spacing w:line="240" w:lineRule="auto" w:before="52" w:after="52"/>
-              <w:ind w:firstLine="0"/>
+              <w:spacing w:line="240" w:lineRule="auto"/>
             </w:pPr>
+            <w:r/>
             <w:r>
               <w:rPr>
+                <w:rFonts w:ascii="宋体" w:hAnsi="宋体" w:eastAsia="宋体"/>
+                <w:b w:val="0"/>
+                <w:color w:val="000000"/>
                 <w:sz w:val="21"/>
+                <w:u w:val="none"/>
               </w:rPr>
               <w:t>版本管理</w:t>
             </w:r>
@@ -3064,28 +1731,20 @@
         </w:tc>
         <w:tc>
           <w:tcPr>
-            <w:tcW w:type="dxa" w:w="4320"/>
-            <w:tcBorders>
-              <w:left w:val="none" w:sz="6" w:space="0" w:color="000000"/>
-              <w:right w:val="none" w:sz="6" w:space="0" w:color="000000"/>
-            </w:tcBorders>
-            <w:vAlign w:val="center"/>
-            <w:tcMar>
-              <w:top w:w="84" w:type="dxa"/>
-              <w:bottom w:w="84" w:type="dxa"/>
-              <w:left w:w="144" w:type="dxa"/>
-              <w:right w:w="144" w:type="dxa"/>
-            </w:tcMar>
+            <w:tcW w:type="dxa" w:w="4156"/>
           </w:tcPr>
           <w:p>
             <w:pPr>
-              <w:jc w:val="left"/>
-              <w:spacing w:line="240" w:lineRule="auto" w:before="52" w:after="52"/>
-              <w:ind w:firstLine="0"/>
+              <w:spacing w:line="240" w:lineRule="auto"/>
             </w:pPr>
+            <w:r/>
             <w:r>
               <w:rPr>
+                <w:rFonts w:ascii="宋体" w:hAnsi="宋体" w:eastAsia="宋体"/>
+                <w:b w:val="0"/>
+                <w:color w:val="000000"/>
                 <w:sz w:val="21"/>
+                <w:u w:val="none"/>
               </w:rPr>
               <w:t>Git</w:t>
             </w:r>
@@ -3095,29 +1754,20 @@
       <w:tr>
         <w:tc>
           <w:tcPr>
-            <w:tcW w:type="dxa" w:w="4320"/>
-            <w:tcBorders>
-              <w:bottom w:val="single" w:sz="12" w:space="0" w:color="000000"/>
-              <w:left w:val="none" w:sz="6" w:space="0" w:color="000000"/>
-              <w:right w:val="none" w:sz="6" w:space="0" w:color="000000"/>
-            </w:tcBorders>
-            <w:vAlign w:val="center"/>
-            <w:tcMar>
-              <w:top w:w="84" w:type="dxa"/>
-              <w:bottom w:w="84" w:type="dxa"/>
-              <w:left w:w="144" w:type="dxa"/>
-              <w:right w:w="144" w:type="dxa"/>
-            </w:tcMar>
+            <w:tcW w:type="dxa" w:w="4156"/>
           </w:tcPr>
           <w:p>
             <w:pPr>
-              <w:jc w:val="left"/>
-              <w:spacing w:line="240" w:lineRule="auto" w:before="52" w:after="52"/>
-              <w:ind w:firstLine="0"/>
+              <w:spacing w:line="240" w:lineRule="auto"/>
             </w:pPr>
+            <w:r/>
             <w:r>
               <w:rPr>
+                <w:rFonts w:ascii="宋体" w:hAnsi="宋体" w:eastAsia="宋体"/>
+                <w:b w:val="0"/>
+                <w:color w:val="000000"/>
                 <w:sz w:val="21"/>
+                <w:u w:val="none"/>
               </w:rPr>
               <w:t>部署平台</w:t>
             </w:r>
@@ -3125,931 +1775,376 @@
         </w:tc>
         <w:tc>
           <w:tcPr>
-            <w:tcW w:type="dxa" w:w="4320"/>
-            <w:tcBorders>
-              <w:bottom w:val="single" w:sz="12" w:space="0" w:color="000000"/>
-              <w:left w:val="none" w:sz="6" w:space="0" w:color="000000"/>
-              <w:right w:val="none" w:sz="6" w:space="0" w:color="000000"/>
-            </w:tcBorders>
-            <w:vAlign w:val="center"/>
-            <w:tcMar>
-              <w:top w:w="84" w:type="dxa"/>
-              <w:bottom w:w="84" w:type="dxa"/>
-              <w:left w:w="144" w:type="dxa"/>
-              <w:right w:w="144" w:type="dxa"/>
-            </w:tcMar>
+            <w:tcW w:type="dxa" w:w="4156"/>
           </w:tcPr>
           <w:p>
             <w:pPr>
-              <w:jc w:val="left"/>
-              <w:spacing w:line="240" w:lineRule="auto" w:before="52" w:after="52"/>
-              <w:ind w:firstLine="0"/>
+              <w:spacing w:line="240" w:lineRule="auto"/>
             </w:pPr>
+            <w:r/>
             <w:r>
               <w:rPr>
+                <w:rFonts w:ascii="宋体" w:hAnsi="宋体" w:eastAsia="宋体"/>
+                <w:b w:val="0"/>
+                <w:color w:val="000000"/>
                 <w:sz w:val="21"/>
+                <w:u w:val="none"/>
               </w:rPr>
-              <w:t>静态托管平台</w:t>
-            </w:r>
-            <w:r>
-              <w:rPr>
-                <w:sz w:val="21"/>
-              </w:rPr>
-              <w:t xml:space="preserve"> </w:t>
-            </w:r>
-            <w:r>
-              <w:rPr>
-                <w:sz w:val="21"/>
-              </w:rPr>
-              <w:t xml:space="preserve"> + </w:t>
-            </w:r>
-            <w:r>
-              <w:rPr>
-                <w:sz w:val="21"/>
-              </w:rPr>
-              <w:t xml:space="preserve"> </w:t>
-            </w:r>
-            <w:r>
-              <w:rPr>
-                <w:sz w:val="21"/>
-              </w:rPr>
-              <w:t>云应用托管平台</w:t>
-            </w:r>
-            <w:r>
-              <w:rPr>
-                <w:sz w:val="21"/>
-              </w:rPr>
-              <w:t xml:space="preserve"> </w:t>
-            </w:r>
-            <w:r>
-              <w:rPr>
-                <w:sz w:val="21"/>
-              </w:rPr>
-              <w:t xml:space="preserve"> + </w:t>
-            </w:r>
-            <w:r>
-              <w:rPr>
-                <w:sz w:val="21"/>
-              </w:rPr>
-              <w:t xml:space="preserve"> </w:t>
-            </w:r>
-            <w:r>
-              <w:rPr>
-                <w:sz w:val="21"/>
-              </w:rPr>
-              <w:t>云数据库</w:t>
+              <w:t>静态托管平台 + 云应用托管平台 + 云数据库</w:t>
             </w:r>
           </w:p>
         </w:tc>
       </w:tr>
     </w:tbl>
     <w:p>
-      <w:r/>
+      <w:pPr>
+        <w:spacing w:before="240" w:after="120" w:line="360" w:lineRule="auto"/>
+      </w:pPr>
+      <w:r>
+        <w:rPr>
+          <w:rFonts w:ascii="黑体" w:hAnsi="黑体" w:eastAsia="黑体"/>
+          <w:b w:val="0"/>
+          <w:color w:val="000000"/>
+          <w:sz w:val="28"/>
+          <w:u w:val="none"/>
+        </w:rPr>
+        <w:t>五、进度安排</w:t>
+      </w:r>
     </w:p>
     <w:p>
       <w:pPr>
-        <w:pStyle w:val="Heading2"/>
-        <w:spacing w:line="360" w:lineRule="auto"/>
-      </w:pPr>
-      <w:r>
-        <w:rPr>
-          <w:rFonts w:ascii="宋体" w:hAnsi="宋体" w:eastAsia="宋体" w:cs="宋体" w:hint="eastAsia"/>
-          <w:b/>
-          <w:sz w:val="28"/>
-          <w:lang w:eastAsia="zh-CN"/>
-        </w:rPr>
-        <w:t>五、进度安排</w:t>
-      </w:r>
-      <w:r/>
-    </w:p>
-    <w:p>
-      <w:pPr>
+        <w:spacing w:line="360" w:lineRule="auto" w:after="0"/>
         <w:ind w:firstLine="480"/>
       </w:pPr>
       <w:r>
         <w:rPr>
-          <w:rFonts w:ascii="宋体" w:eastAsia="宋体" w:hAnsi="宋体" w:cs="宋体" w:hint="eastAsia"/>
-          <w:lang w:eastAsia="zh-CN"/>
+          <w:rFonts w:ascii="宋体" w:hAnsi="宋体" w:eastAsia="宋体"/>
+          <w:b w:val="0"/>
+          <w:color w:val="000000"/>
+          <w:sz w:val="24"/>
+          <w:u w:val="none"/>
         </w:rPr>
         <w:t>本课题计划用六周完成作品开发与论文撰写，各阶段均设置可交付成果，以便按周检查进度。时间安排兼顾日常课程与求职安排，将工作量均匀分布而非集中在期末。</w:t>
       </w:r>
-      <w:r/>
     </w:p>
     <w:p>
       <w:pPr>
+        <w:spacing w:line="360" w:lineRule="auto" w:after="0"/>
         <w:ind w:firstLine="480"/>
       </w:pPr>
       <w:r>
         <w:rPr>
-          <w:rFonts w:ascii="宋体" w:eastAsia="宋体" w:hAnsi="宋体" w:cs="宋体" w:hint="eastAsia"/>
-          <w:b/>
-          <w:lang w:eastAsia="zh-CN"/>
+          <w:rFonts w:ascii="宋体" w:hAnsi="宋体" w:eastAsia="宋体"/>
+          <w:b w:val="0"/>
+          <w:color w:val="000000"/>
+          <w:sz w:val="24"/>
+          <w:u w:val="none"/>
         </w:rPr>
-        <w:t>第一阶段（第 1 周）——需求分析与系统设计。</w:t>
+        <w:t>第一阶段（第 1 周）——需求分析与系统设计。完成需求分析文档、系统架构图、数据库实体关系图与全部界面设计稿，搭建代码仓库并完成首次提交。</w:t>
       </w:r>
-      <w:r>
-        <w:rPr>
-          <w:rFonts w:ascii="宋体" w:eastAsia="宋体" w:hAnsi="宋体" w:cs="宋体" w:hint="eastAsia"/>
-          <w:lang w:eastAsia="zh-CN"/>
-        </w:rPr>
-        <w:t>完成需求分析文档、系统架构图、数据库实体关系图与全部界面设计稿，搭建代码仓库并完成首次提交。</w:t>
-      </w:r>
-      <w:r/>
     </w:p>
     <w:p>
       <w:pPr>
+        <w:spacing w:line="360" w:lineRule="auto" w:after="0"/>
         <w:ind w:firstLine="480"/>
       </w:pPr>
       <w:r>
         <w:rPr>
-          <w:rFonts w:ascii="宋体" w:eastAsia="宋体" w:hAnsi="宋体" w:cs="宋体" w:hint="eastAsia"/>
-          <w:b/>
-          <w:lang w:eastAsia="zh-CN"/>
+          <w:rFonts w:ascii="宋体" w:hAnsi="宋体" w:eastAsia="宋体"/>
+          <w:b w:val="0"/>
+          <w:color w:val="000000"/>
+          <w:sz w:val="24"/>
+          <w:u w:val="none"/>
         </w:rPr>
-        <w:t>第二阶段（第 2 周）——后端与数据库实现。</w:t>
+        <w:t>第二阶段（第 2 周）——后端与数据库实现。完成数据表建模、用户认证模块、音乐数据获取与缓存模块，以及对决、测评、榜单与后台管理等业务接口的开发与联调。</w:t>
       </w:r>
-      <w:r>
-        <w:rPr>
-          <w:rFonts w:ascii="宋体" w:eastAsia="宋体" w:hAnsi="宋体" w:cs="宋体" w:hint="eastAsia"/>
-          <w:lang w:eastAsia="zh-CN"/>
-        </w:rPr>
-        <w:t>完成数据表建模、用户认证模块、音乐数据获取与缓存模块，以及对决、测评、榜单与后台管理等业务接口的开发与联调。</w:t>
-      </w:r>
-      <w:r/>
     </w:p>
     <w:p>
       <w:pPr>
+        <w:spacing w:line="360" w:lineRule="auto" w:after="0"/>
         <w:ind w:firstLine="480"/>
       </w:pPr>
       <w:r>
         <w:rPr>
-          <w:rFonts w:ascii="宋体" w:eastAsia="宋体" w:hAnsi="宋体" w:cs="宋体" w:hint="eastAsia"/>
-          <w:b/>
-          <w:lang w:eastAsia="zh-CN"/>
+          <w:rFonts w:ascii="宋体" w:hAnsi="宋体" w:eastAsia="宋体"/>
+          <w:b w:val="0"/>
+          <w:color w:val="000000"/>
+          <w:sz w:val="24"/>
+          <w:u w:val="none"/>
         </w:rPr>
-        <w:t>第三阶段（第 3 周）——前端页面与核心玩法实现。</w:t>
+        <w:t>第三阶段（第 3 周）——前端页面与核心玩法实现。完成前台与后台全部页面的开发，实现专辑对决与音乐人格测评两条完整业务流程，完成试听播放与分享图生成功能。</w:t>
       </w:r>
-      <w:r>
-        <w:rPr>
-          <w:rFonts w:ascii="宋体" w:eastAsia="宋体" w:hAnsi="宋体" w:cs="宋体" w:hint="eastAsia"/>
-          <w:lang w:eastAsia="zh-CN"/>
-        </w:rPr>
-        <w:t>完成前台与后台全部页面的开发，实现专辑对决与音乐人格测评两条完整业务流程，完成试听播放与分享图生成功能。</w:t>
-      </w:r>
-      <w:r/>
     </w:p>
     <w:p>
       <w:pPr>
+        <w:spacing w:line="360" w:lineRule="auto" w:after="0"/>
         <w:ind w:firstLine="480"/>
       </w:pPr>
       <w:r>
         <w:rPr>
-          <w:rFonts w:ascii="宋体" w:eastAsia="宋体" w:hAnsi="宋体" w:cs="宋体" w:hint="eastAsia"/>
-          <w:b/>
-          <w:lang w:eastAsia="zh-CN"/>
+          <w:rFonts w:ascii="宋体" w:hAnsi="宋体" w:eastAsia="宋体"/>
+          <w:b w:val="0"/>
+          <w:color w:val="000000"/>
+          <w:sz w:val="24"/>
+          <w:u w:val="none"/>
         </w:rPr>
-        <w:t>第四阶段（第 4 周）——模型接入、后台完善与部署上线。</w:t>
+        <w:t>第四阶段（第 4 周）——模型接入、后台完善与部署上线。完成大语言模型文本生成模块及其降级机制，完善后台管理功能，完成三端云部署并获取线上访问地址。</w:t>
       </w:r>
-      <w:r>
-        <w:rPr>
-          <w:rFonts w:ascii="宋体" w:eastAsia="宋体" w:hAnsi="宋体" w:cs="宋体" w:hint="eastAsia"/>
-          <w:lang w:eastAsia="zh-CN"/>
-        </w:rPr>
-        <w:t>完成大语言模型文本生成模块及其降级机制，完善后台管理功能，完成三端云部署并获取线上访问地址。</w:t>
-      </w:r>
-      <w:r/>
     </w:p>
     <w:p>
       <w:pPr>
+        <w:spacing w:line="360" w:lineRule="auto" w:after="0"/>
         <w:ind w:firstLine="480"/>
       </w:pPr>
       <w:r>
         <w:rPr>
-          <w:rFonts w:ascii="宋体" w:eastAsia="宋体" w:hAnsi="宋体" w:cs="宋体" w:hint="eastAsia"/>
-          <w:b/>
-          <w:lang w:eastAsia="zh-CN"/>
+          <w:rFonts w:ascii="宋体" w:hAnsi="宋体" w:eastAsia="宋体"/>
+          <w:b w:val="0"/>
+          <w:color w:val="000000"/>
+          <w:sz w:val="24"/>
+          <w:u w:val="none"/>
         </w:rPr>
-        <w:t>第五阶段（第 5 周）——系统测试与用户反馈。</w:t>
+        <w:t>第五阶段（第 5 周）——系统测试与用户反馈。开展功能测试、接口测试与兼容性测试，组织不少于 5 名用户进行试用并收集反馈，针对问题完成优化与迭代。</w:t>
       </w:r>
-      <w:r>
-        <w:rPr>
-          <w:rFonts w:ascii="宋体" w:eastAsia="宋体" w:hAnsi="宋体" w:cs="宋体" w:hint="eastAsia"/>
-          <w:lang w:eastAsia="zh-CN"/>
-        </w:rPr>
-        <w:t>开展功能测试、接口测试与兼容性测试，组织不少于</w:t>
-      </w:r>
-      <w:r>
-        <w:t xml:space="preserve"> 5 </w:t>
-      </w:r>
-      <w:r>
-        <w:rPr>
-          <w:rFonts w:ascii="宋体" w:eastAsia="宋体" w:hAnsi="宋体" w:cs="宋体" w:hint="eastAsia"/>
-          <w:lang w:eastAsia="zh-CN"/>
-        </w:rPr>
-        <w:t>名用户进行试用并收集反馈，针对问题完成优化与迭代。</w:t>
-      </w:r>
-      <w:r/>
     </w:p>
     <w:p>
       <w:pPr>
+        <w:spacing w:line="360" w:lineRule="auto" w:after="0"/>
         <w:ind w:firstLine="480"/>
       </w:pPr>
       <w:r>
         <w:rPr>
-          <w:rFonts w:ascii="宋体" w:eastAsia="宋体" w:hAnsi="宋体" w:cs="宋体" w:hint="eastAsia"/>
-          <w:b/>
-          <w:lang w:eastAsia="zh-CN"/>
+          <w:rFonts w:ascii="宋体" w:hAnsi="宋体" w:eastAsia="宋体"/>
+          <w:b w:val="0"/>
+          <w:color w:val="000000"/>
+          <w:sz w:val="24"/>
+          <w:u w:val="none"/>
         </w:rPr>
-        <w:t>第六阶段（第 6 周）——论文撰写与答辩准备。</w:t>
+        <w:t>第六阶段（第 6 周）——论文撰写与答辩准备。整理开发过程材料与图表，完成毕业论文初稿；根据指导意见修改完善，制作答辩演示文稿，准备系统演示与答辩。</w:t>
       </w:r>
-      <w:r>
-        <w:rPr>
-          <w:rFonts w:ascii="宋体" w:eastAsia="宋体" w:hAnsi="宋体" w:cs="宋体" w:hint="eastAsia"/>
-          <w:lang w:eastAsia="zh-CN"/>
-        </w:rPr>
-        <w:t>整理开发过程材料与图表，完成毕业论文初稿；根据指导意见修改完善，制作答辩演示文稿，准备系统演示与答辩。</w:t>
-      </w:r>
-      <w:r/>
     </w:p>
     <w:p>
       <w:pPr>
-        <w:pStyle w:val="Heading2"/>
-        <w:spacing w:line="360" w:lineRule="auto"/>
+        <w:spacing w:before="240" w:after="120" w:line="360" w:lineRule="auto"/>
       </w:pPr>
       <w:r>
         <w:rPr>
-          <w:rFonts w:ascii="宋体" w:hAnsi="宋体" w:eastAsia="宋体" w:cs="宋体" w:hint="eastAsia"/>
-          <w:b/>
+          <w:rFonts w:ascii="黑体" w:hAnsi="黑体" w:eastAsia="黑体"/>
+          <w:b w:val="0"/>
+          <w:color w:val="000000"/>
           <w:sz w:val="28"/>
-          <w:lang w:eastAsia="zh-CN"/>
+          <w:u w:val="none"/>
         </w:rPr>
         <w:t>六、参考文献</w:t>
       </w:r>
     </w:p>
     <w:p>
       <w:pPr>
-        <w:pStyle w:val="ListNumber"/>
-        <w:numPr>
-          <w:ilvl w:val="0"/>
-          <w:numId w:val="10"/>
-        </w:numPr>
-        <w:spacing w:after="105"/>
-        <w:ind w:firstLine="0"/>
-        <w:jc w:val="left"/>
+        <w:spacing w:line="360" w:lineRule="auto" w:after="0"/>
+        <w:ind w:left="480"/>
       </w:pPr>
       <w:r>
         <w:rPr>
-          <w:rFonts w:ascii="宋体" w:eastAsia="宋体" w:hAnsi="宋体" w:cs="宋体" w:hint="eastAsia"/>
-          <w:sz w:val="21"/>
-          <w:lang w:eastAsia="zh-CN"/>
+          <w:rFonts w:ascii="宋体" w:hAnsi="宋体" w:eastAsia="宋体"/>
+          <w:b w:val="0"/>
+          <w:color w:val="000000"/>
+          <w:sz w:val="24"/>
+          <w:u w:val="none"/>
         </w:rPr>
-        <w:t>项亮</w:t>
-      </w:r>
-      <w:r>
-        <w:rPr>
-          <w:sz w:val="21"/>
-        </w:rPr>
-        <w:t xml:space="preserve">. </w:t>
-      </w:r>
-      <w:r>
-        <w:rPr>
-          <w:rFonts w:ascii="宋体" w:eastAsia="宋体" w:hAnsi="宋体" w:cs="宋体" w:hint="eastAsia"/>
-          <w:sz w:val="21"/>
-          <w:lang w:eastAsia="zh-CN"/>
-        </w:rPr>
-        <w:t>推荐系统实践</w:t>
-      </w:r>
-      <w:r>
-        <w:rPr>
-          <w:sz w:val="21"/>
-        </w:rPr>
-        <w:t xml:space="preserve">[M]. </w:t>
-      </w:r>
-      <w:r>
-        <w:rPr>
-          <w:rFonts w:ascii="宋体" w:eastAsia="宋体" w:hAnsi="宋体" w:cs="宋体" w:hint="eastAsia"/>
-          <w:sz w:val="21"/>
-          <w:lang w:eastAsia="zh-CN"/>
-        </w:rPr>
-        <w:t>北京</w:t>
-      </w:r>
-      <w:r>
-        <w:rPr>
-          <w:sz w:val="21"/>
-        </w:rPr>
-        <w:t xml:space="preserve">: </w:t>
-      </w:r>
-      <w:r>
-        <w:rPr>
-          <w:rFonts w:ascii="宋体" w:eastAsia="宋体" w:hAnsi="宋体" w:cs="宋体" w:hint="eastAsia"/>
-          <w:sz w:val="21"/>
-          <w:lang w:eastAsia="zh-CN"/>
-        </w:rPr>
-        <w:t>人民邮电出版社</w:t>
-      </w:r>
-      <w:r>
-        <w:rPr>
-          <w:sz w:val="21"/>
-        </w:rPr>
-        <w:t>, 2012.</w:t>
+        <w:t>· 项亮. 推荐系统实践[M]. 北京: 人民邮电出版社, 2012.</w:t>
       </w:r>
     </w:p>
     <w:p>
       <w:pPr>
-        <w:pStyle w:val="ListNumber"/>
-        <w:numPr>
-          <w:ilvl w:val="0"/>
-          <w:numId w:val="10"/>
-        </w:numPr>
-        <w:spacing w:after="105"/>
-        <w:ind w:firstLine="0"/>
-        <w:jc w:val="left"/>
+        <w:spacing w:line="360" w:lineRule="auto" w:after="0"/>
+        <w:ind w:left="480"/>
       </w:pPr>
       <w:r>
         <w:rPr>
-          <w:rFonts w:ascii="宋体" w:eastAsia="宋体" w:hAnsi="宋体" w:cs="宋体" w:hint="eastAsia"/>
-          <w:sz w:val="21"/>
-          <w:lang w:eastAsia="zh-CN"/>
+          <w:rFonts w:ascii="宋体" w:hAnsi="宋体" w:eastAsia="宋体"/>
+          <w:b w:val="0"/>
+          <w:color w:val="000000"/>
+          <w:sz w:val="24"/>
+          <w:u w:val="none"/>
         </w:rPr>
-        <w:t>李航</w:t>
-      </w:r>
-      <w:r>
-        <w:rPr>
-          <w:sz w:val="21"/>
-        </w:rPr>
-        <w:t xml:space="preserve">. </w:t>
-      </w:r>
-      <w:r>
-        <w:rPr>
-          <w:rFonts w:ascii="宋体" w:eastAsia="宋体" w:hAnsi="宋体" w:cs="宋体" w:hint="eastAsia"/>
-          <w:sz w:val="21"/>
-          <w:lang w:eastAsia="zh-CN"/>
-        </w:rPr>
-        <w:t>统计学习方法</w:t>
-      </w:r>
-      <w:r>
-        <w:rPr>
-          <w:sz w:val="21"/>
-        </w:rPr>
-        <w:t>[M]. 2</w:t>
-      </w:r>
-      <w:r>
-        <w:rPr>
-          <w:rFonts w:ascii="宋体" w:eastAsia="宋体" w:hAnsi="宋体" w:cs="宋体" w:hint="eastAsia"/>
-          <w:sz w:val="21"/>
-          <w:lang w:eastAsia="zh-CN"/>
-        </w:rPr>
-        <w:t>版</w:t>
-      </w:r>
-      <w:r>
-        <w:rPr>
-          <w:sz w:val="21"/>
-        </w:rPr>
-        <w:t xml:space="preserve">. </w:t>
-      </w:r>
-      <w:r>
-        <w:rPr>
-          <w:rFonts w:ascii="宋体" w:eastAsia="宋体" w:hAnsi="宋体" w:cs="宋体" w:hint="eastAsia"/>
-          <w:sz w:val="21"/>
-          <w:lang w:eastAsia="zh-CN"/>
-        </w:rPr>
-        <w:t>北京</w:t>
-      </w:r>
-      <w:r>
-        <w:rPr>
-          <w:sz w:val="21"/>
-        </w:rPr>
-        <w:t xml:space="preserve">: </w:t>
-      </w:r>
-      <w:r>
-        <w:rPr>
-          <w:rFonts w:ascii="宋体" w:eastAsia="宋体" w:hAnsi="宋体" w:cs="宋体" w:hint="eastAsia"/>
-          <w:sz w:val="21"/>
-          <w:lang w:eastAsia="zh-CN"/>
-        </w:rPr>
-        <w:t>清华大学出版社</w:t>
-      </w:r>
-      <w:r>
-        <w:rPr>
-          <w:sz w:val="21"/>
-        </w:rPr>
-        <w:t>, 2019.</w:t>
+        <w:t>· 李航. 统计学习方法[M]. 2版. 北京: 清华大学出版社, 2019.</w:t>
       </w:r>
     </w:p>
     <w:p>
       <w:pPr>
-        <w:pStyle w:val="ListNumber"/>
-        <w:numPr>
-          <w:ilvl w:val="0"/>
-          <w:numId w:val="10"/>
-        </w:numPr>
-        <w:spacing w:after="105"/>
-        <w:ind w:firstLine="0"/>
-        <w:jc w:val="left"/>
+        <w:spacing w:line="360" w:lineRule="auto" w:after="0"/>
+        <w:ind w:left="480"/>
       </w:pPr>
       <w:r>
         <w:rPr>
-          <w:rFonts w:ascii="宋体" w:eastAsia="宋体" w:hAnsi="宋体" w:cs="宋体" w:hint="eastAsia"/>
-          <w:sz w:val="21"/>
-          <w:lang w:eastAsia="zh-CN"/>
+          <w:rFonts w:ascii="宋体" w:hAnsi="宋体" w:eastAsia="宋体"/>
+          <w:b w:val="0"/>
+          <w:color w:val="000000"/>
+          <w:sz w:val="24"/>
+          <w:u w:val="none"/>
         </w:rPr>
-        <w:t>王珊</w:t>
-      </w:r>
-      <w:r>
-        <w:rPr>
-          <w:sz w:val="21"/>
-        </w:rPr>
-        <w:t xml:space="preserve">, </w:t>
-      </w:r>
-      <w:r>
-        <w:rPr>
-          <w:rFonts w:ascii="宋体" w:eastAsia="宋体" w:hAnsi="宋体" w:cs="宋体" w:hint="eastAsia"/>
-          <w:sz w:val="21"/>
-          <w:lang w:eastAsia="zh-CN"/>
-        </w:rPr>
-        <w:t>萨师煊</w:t>
-      </w:r>
-      <w:r>
-        <w:rPr>
-          <w:sz w:val="21"/>
-        </w:rPr>
-        <w:t xml:space="preserve">. </w:t>
-      </w:r>
-      <w:r>
-        <w:rPr>
-          <w:rFonts w:ascii="宋体" w:eastAsia="宋体" w:hAnsi="宋体" w:cs="宋体" w:hint="eastAsia"/>
-          <w:sz w:val="21"/>
-          <w:lang w:eastAsia="zh-CN"/>
-        </w:rPr>
-        <w:t>数据库系统概论</w:t>
-      </w:r>
-      <w:r>
-        <w:rPr>
-          <w:sz w:val="21"/>
-        </w:rPr>
-        <w:t>[M]. 5</w:t>
-      </w:r>
-      <w:r>
-        <w:rPr>
-          <w:rFonts w:ascii="宋体" w:eastAsia="宋体" w:hAnsi="宋体" w:cs="宋体" w:hint="eastAsia"/>
-          <w:sz w:val="21"/>
-          <w:lang w:eastAsia="zh-CN"/>
-        </w:rPr>
-        <w:t>版</w:t>
-      </w:r>
-      <w:r>
-        <w:rPr>
-          <w:sz w:val="21"/>
-        </w:rPr>
-        <w:t xml:space="preserve">. </w:t>
-      </w:r>
-      <w:r>
-        <w:rPr>
-          <w:rFonts w:ascii="宋体" w:eastAsia="宋体" w:hAnsi="宋体" w:cs="宋体" w:hint="eastAsia"/>
-          <w:sz w:val="21"/>
-          <w:lang w:eastAsia="zh-CN"/>
-        </w:rPr>
-        <w:t>北京</w:t>
-      </w:r>
-      <w:r>
-        <w:rPr>
-          <w:sz w:val="21"/>
-        </w:rPr>
-        <w:t xml:space="preserve">: </w:t>
-      </w:r>
-      <w:r>
-        <w:rPr>
-          <w:rFonts w:ascii="宋体" w:eastAsia="宋体" w:hAnsi="宋体" w:cs="宋体" w:hint="eastAsia"/>
-          <w:sz w:val="21"/>
-          <w:lang w:eastAsia="zh-CN"/>
-        </w:rPr>
-        <w:t>高等教育出版社</w:t>
-      </w:r>
-      <w:r>
-        <w:rPr>
-          <w:sz w:val="21"/>
-        </w:rPr>
-        <w:t>, 2014.</w:t>
+        <w:t>· 王珊, 萨师煊. 数据库系统概论[M]. 5版. 北京: 高等教育出版社, 2014.</w:t>
       </w:r>
     </w:p>
     <w:p>
       <w:pPr>
-        <w:pStyle w:val="ListNumber"/>
-        <w:numPr>
-          <w:ilvl w:val="0"/>
-          <w:numId w:val="10"/>
-        </w:numPr>
-        <w:spacing w:after="105"/>
-        <w:ind w:firstLine="0"/>
-        <w:jc w:val="left"/>
+        <w:spacing w:line="360" w:lineRule="auto" w:after="0"/>
+        <w:ind w:left="480"/>
       </w:pPr>
       <w:r>
         <w:rPr>
-          <w:rFonts w:ascii="宋体" w:eastAsia="宋体" w:hAnsi="宋体" w:cs="宋体" w:hint="eastAsia"/>
-          <w:sz w:val="21"/>
-          <w:lang w:eastAsia="zh-CN"/>
+          <w:rFonts w:ascii="宋体" w:hAnsi="宋体" w:eastAsia="宋体"/>
+          <w:b w:val="0"/>
+          <w:color w:val="000000"/>
+          <w:sz w:val="24"/>
+          <w:u w:val="none"/>
         </w:rPr>
-        <w:t>张伟</w:t>
-      </w:r>
-      <w:r>
-        <w:rPr>
-          <w:sz w:val="21"/>
-        </w:rPr>
-        <w:t xml:space="preserve">, </w:t>
-      </w:r>
-      <w:r>
-        <w:rPr>
-          <w:rFonts w:ascii="宋体" w:eastAsia="宋体" w:hAnsi="宋体" w:cs="宋体" w:hint="eastAsia"/>
-          <w:sz w:val="21"/>
-          <w:lang w:eastAsia="zh-CN"/>
-        </w:rPr>
-        <w:t>李明</w:t>
-      </w:r>
-      <w:r>
-        <w:rPr>
-          <w:sz w:val="21"/>
-        </w:rPr>
-        <w:t xml:space="preserve">. </w:t>
-      </w:r>
-      <w:r>
-        <w:rPr>
-          <w:rFonts w:ascii="宋体" w:eastAsia="宋体" w:hAnsi="宋体" w:cs="宋体" w:hint="eastAsia"/>
-          <w:sz w:val="21"/>
-          <w:lang w:eastAsia="zh-CN"/>
-        </w:rPr>
-        <w:t>基于</w:t>
-      </w:r>
-      <w:r>
-        <w:rPr>
-          <w:sz w:val="21"/>
-        </w:rPr>
-        <w:t xml:space="preserve"> Vue </w:t>
-      </w:r>
-      <w:r>
-        <w:rPr>
-          <w:rFonts w:ascii="宋体" w:eastAsia="宋体" w:hAnsi="宋体" w:cs="宋体" w:hint="eastAsia"/>
-          <w:sz w:val="21"/>
-          <w:lang w:eastAsia="zh-CN"/>
-        </w:rPr>
-        <w:t>的前后端分离</w:t>
-      </w:r>
-      <w:r>
-        <w:rPr>
-          <w:sz w:val="21"/>
-        </w:rPr>
-        <w:t xml:space="preserve"> Web </w:t>
-      </w:r>
-      <w:r>
-        <w:rPr>
-          <w:rFonts w:ascii="宋体" w:eastAsia="宋体" w:hAnsi="宋体" w:cs="宋体" w:hint="eastAsia"/>
-          <w:sz w:val="21"/>
-          <w:lang w:eastAsia="zh-CN"/>
-        </w:rPr>
-        <w:t>应用设计与实现</w:t>
-      </w:r>
-      <w:r>
-        <w:rPr>
-          <w:sz w:val="21"/>
-        </w:rPr>
-        <w:t xml:space="preserve">[J]. </w:t>
-      </w:r>
-      <w:r>
-        <w:rPr>
-          <w:rFonts w:ascii="宋体" w:eastAsia="宋体" w:hAnsi="宋体" w:cs="宋体" w:hint="eastAsia"/>
-          <w:sz w:val="21"/>
-          <w:lang w:eastAsia="zh-CN"/>
-        </w:rPr>
-        <w:t>计算机应用与软件</w:t>
-      </w:r>
-      <w:r>
-        <w:rPr>
-          <w:sz w:val="21"/>
-        </w:rPr>
-        <w:t>, 2022, 39(6): 88-93.</w:t>
+        <w:t>· 张伟, 李明. 基于 Vue 的前后端分离 Web 应用设计与实现[J]. 计算机应用与软件, 2022, 39(6): 88-93.</w:t>
       </w:r>
     </w:p>
     <w:p>
       <w:pPr>
-        <w:pStyle w:val="ListNumber"/>
-        <w:numPr>
-          <w:ilvl w:val="0"/>
-          <w:numId w:val="10"/>
-        </w:numPr>
-        <w:spacing w:after="105"/>
-        <w:ind w:firstLine="0"/>
-        <w:jc w:val="left"/>
+        <w:spacing w:line="360" w:lineRule="auto" w:after="0"/>
+        <w:ind w:left="480"/>
       </w:pPr>
       <w:r>
         <w:rPr>
-          <w:rFonts w:ascii="宋体" w:eastAsia="宋体" w:hAnsi="宋体" w:cs="宋体" w:hint="eastAsia"/>
-          <w:sz w:val="21"/>
-          <w:lang w:eastAsia="zh-CN"/>
+          <w:rFonts w:ascii="宋体" w:hAnsi="宋体" w:eastAsia="宋体"/>
+          <w:b w:val="0"/>
+          <w:color w:val="000000"/>
+          <w:sz w:val="24"/>
+          <w:u w:val="none"/>
         </w:rPr>
-        <w:t>陈静</w:t>
-      </w:r>
-      <w:r>
-        <w:rPr>
-          <w:sz w:val="21"/>
-        </w:rPr>
-        <w:t xml:space="preserve">, </w:t>
-      </w:r>
-      <w:r>
-        <w:rPr>
-          <w:rFonts w:ascii="宋体" w:eastAsia="宋体" w:hAnsi="宋体" w:cs="宋体" w:hint="eastAsia"/>
-          <w:sz w:val="21"/>
-          <w:lang w:eastAsia="zh-CN"/>
-        </w:rPr>
-        <w:t>刘洋</w:t>
-      </w:r>
-      <w:r>
-        <w:rPr>
-          <w:sz w:val="21"/>
-        </w:rPr>
-        <w:t xml:space="preserve">. </w:t>
-      </w:r>
-      <w:r>
-        <w:rPr>
-          <w:rFonts w:ascii="宋体" w:eastAsia="宋体" w:hAnsi="宋体" w:cs="宋体" w:hint="eastAsia"/>
-          <w:sz w:val="21"/>
-          <w:lang w:eastAsia="zh-CN"/>
-        </w:rPr>
-        <w:t>游戏化设计在移动应用用户留存中的应用研究</w:t>
-      </w:r>
-      <w:r>
-        <w:rPr>
-          <w:sz w:val="21"/>
-        </w:rPr>
-        <w:t xml:space="preserve">[J]. </w:t>
-      </w:r>
-      <w:r>
-        <w:rPr>
-          <w:rFonts w:ascii="宋体" w:eastAsia="宋体" w:hAnsi="宋体" w:cs="宋体" w:hint="eastAsia"/>
-          <w:sz w:val="21"/>
-          <w:lang w:eastAsia="zh-CN"/>
-        </w:rPr>
-        <w:t>包装工程</w:t>
-      </w:r>
-      <w:r>
-        <w:rPr>
-          <w:sz w:val="21"/>
-        </w:rPr>
-        <w:t>, 2021, 42(12): 210-216.</w:t>
+        <w:t>· 陈静, 刘洋. 游戏化设计在移动应用用户留存中的应用研究[J]. 包装工程, 2021, 42(12): 210-216.</w:t>
       </w:r>
     </w:p>
     <w:p>
       <w:pPr>
-        <w:pStyle w:val="ListNumber"/>
-        <w:numPr>
-          <w:ilvl w:val="0"/>
-          <w:numId w:val="10"/>
-        </w:numPr>
-        <w:spacing w:after="105"/>
-        <w:ind w:firstLine="0"/>
-        <w:jc w:val="left"/>
+        <w:spacing w:line="360" w:lineRule="auto" w:after="0"/>
+        <w:ind w:left="480"/>
       </w:pPr>
       <w:r>
         <w:rPr>
-          <w:rFonts w:ascii="宋体" w:eastAsia="宋体" w:hAnsi="宋体" w:cs="宋体" w:hint="eastAsia"/>
-          <w:sz w:val="21"/>
-          <w:lang w:eastAsia="zh-CN"/>
+          <w:rFonts w:ascii="宋体" w:hAnsi="宋体" w:eastAsia="宋体"/>
+          <w:b w:val="0"/>
+          <w:color w:val="000000"/>
+          <w:sz w:val="24"/>
+          <w:u w:val="none"/>
         </w:rPr>
-        <w:t>赵敏</w:t>
-      </w:r>
-      <w:r>
-        <w:rPr>
-          <w:sz w:val="21"/>
-        </w:rPr>
-        <w:t xml:space="preserve">. </w:t>
-      </w:r>
-      <w:r>
-        <w:rPr>
-          <w:rFonts w:ascii="宋体" w:eastAsia="宋体" w:hAnsi="宋体" w:cs="宋体" w:hint="eastAsia"/>
-          <w:sz w:val="21"/>
-          <w:lang w:eastAsia="zh-CN"/>
-        </w:rPr>
-        <w:t>音乐推荐系统中用户行为数据的挖掘与应用</w:t>
-      </w:r>
-      <w:r>
-        <w:rPr>
-          <w:sz w:val="21"/>
-        </w:rPr>
-        <w:t xml:space="preserve">[J]. </w:t>
-      </w:r>
-      <w:r>
-        <w:rPr>
-          <w:rFonts w:ascii="宋体" w:eastAsia="宋体" w:hAnsi="宋体" w:cs="宋体" w:hint="eastAsia"/>
-          <w:sz w:val="21"/>
-          <w:lang w:eastAsia="zh-CN"/>
-        </w:rPr>
-        <w:t>现代信息科技</w:t>
-      </w:r>
-      <w:r>
-        <w:rPr>
-          <w:sz w:val="21"/>
-        </w:rPr>
-        <w:t>, 2023, 7(4): 45-49.</w:t>
+        <w:t>· 赵敏. 音乐推荐系统中用户行为数据的挖掘与应用[J]. 现代信息科技, 2023, 7(4): 45-49.</w:t>
       </w:r>
     </w:p>
     <w:p>
       <w:pPr>
-        <w:pStyle w:val="ListNumber"/>
-        <w:numPr>
-          <w:ilvl w:val="0"/>
-          <w:numId w:val="10"/>
-        </w:numPr>
-        <w:spacing w:after="105"/>
-        <w:ind w:firstLine="0"/>
-        <w:jc w:val="left"/>
+        <w:spacing w:line="360" w:lineRule="auto" w:after="0"/>
+        <w:ind w:left="480"/>
       </w:pPr>
       <w:r>
         <w:rPr>
-          <w:rFonts w:ascii="宋体" w:eastAsia="宋体" w:hAnsi="宋体" w:cs="宋体" w:hint="eastAsia"/>
-          <w:sz w:val="21"/>
-          <w:lang w:eastAsia="zh-CN"/>
+          <w:rFonts w:ascii="宋体" w:hAnsi="宋体" w:eastAsia="宋体"/>
+          <w:b w:val="0"/>
+          <w:color w:val="000000"/>
+          <w:sz w:val="24"/>
+          <w:u w:val="none"/>
         </w:rPr>
-        <w:t>刘畅</w:t>
-      </w:r>
-      <w:r>
-        <w:rPr>
-          <w:sz w:val="21"/>
-        </w:rPr>
-        <w:t xml:space="preserve">, </w:t>
-      </w:r>
-      <w:r>
-        <w:rPr>
-          <w:rFonts w:ascii="宋体" w:eastAsia="宋体" w:hAnsi="宋体" w:cs="宋体" w:hint="eastAsia"/>
-          <w:sz w:val="21"/>
-          <w:lang w:eastAsia="zh-CN"/>
-        </w:rPr>
-        <w:t>王芳</w:t>
-      </w:r>
-      <w:r>
-        <w:rPr>
-          <w:sz w:val="21"/>
-        </w:rPr>
-        <w:t xml:space="preserve">. </w:t>
-      </w:r>
-      <w:r>
-        <w:rPr>
-          <w:rFonts w:ascii="宋体" w:eastAsia="宋体" w:hAnsi="宋体" w:cs="宋体" w:hint="eastAsia"/>
-          <w:sz w:val="21"/>
-          <w:lang w:eastAsia="zh-CN"/>
-        </w:rPr>
-        <w:t>基于</w:t>
-      </w:r>
-      <w:r>
-        <w:rPr>
-          <w:sz w:val="21"/>
-        </w:rPr>
-        <w:t xml:space="preserve"> Web Audio API </w:t>
-      </w:r>
-      <w:r>
-        <w:rPr>
-          <w:rFonts w:ascii="宋体" w:eastAsia="宋体" w:hAnsi="宋体" w:cs="宋体" w:hint="eastAsia"/>
-          <w:sz w:val="21"/>
-          <w:lang w:eastAsia="zh-CN"/>
-        </w:rPr>
-        <w:t>的网页音频交互设计研究</w:t>
-      </w:r>
-      <w:r>
-        <w:rPr>
-          <w:sz w:val="21"/>
-        </w:rPr>
-        <w:t xml:space="preserve">[J]. </w:t>
-      </w:r>
-      <w:r>
-        <w:rPr>
-          <w:rFonts w:ascii="宋体" w:eastAsia="宋体" w:hAnsi="宋体" w:cs="宋体" w:hint="eastAsia"/>
-          <w:sz w:val="21"/>
-          <w:lang w:eastAsia="zh-CN"/>
-        </w:rPr>
-        <w:t>数字技术与应用</w:t>
-      </w:r>
-      <w:r>
-        <w:rPr>
-          <w:sz w:val="21"/>
-        </w:rPr>
-        <w:t>, 2022, 40(9): 132-135.</w:t>
+        <w:t>· 刘畅, 王芳. 基于 Web Audio API 的网页音频交互设计研究[J]. 数字技术与应用, 2022, 40(9): 132-135.</w:t>
       </w:r>
     </w:p>
     <w:p>
       <w:pPr>
-        <w:pStyle w:val="ListNumber"/>
-        <w:numPr>
-          <w:ilvl w:val="0"/>
-          <w:numId w:val="10"/>
-        </w:numPr>
-        <w:spacing w:after="105"/>
-        <w:ind w:firstLine="0"/>
-        <w:jc w:val="left"/>
+        <w:spacing w:line="360" w:lineRule="auto" w:after="0"/>
+        <w:ind w:left="480"/>
       </w:pPr>
       <w:r>
         <w:rPr>
-          <w:sz w:val="21"/>
+          <w:rFonts w:ascii="宋体" w:hAnsi="宋体" w:eastAsia="宋体"/>
+          <w:b w:val="0"/>
+          <w:color w:val="000000"/>
+          <w:sz w:val="24"/>
+          <w:u w:val="none"/>
         </w:rPr>
-        <w:t>Norman D A. The Design of Everyday Things[M]. Revised ed. New York: Basic Books, 2013.</w:t>
+        <w:t>· Norman D A. The Design of Everyday Things[M]. Revised ed. New York: Basic Books, 2013.</w:t>
       </w:r>
     </w:p>
     <w:p>
       <w:pPr>
-        <w:pStyle w:val="ListNumber"/>
-        <w:numPr>
-          <w:ilvl w:val="0"/>
-          <w:numId w:val="10"/>
-        </w:numPr>
-        <w:spacing w:after="105"/>
-        <w:ind w:firstLine="0"/>
-        <w:jc w:val="left"/>
+        <w:spacing w:line="360" w:lineRule="auto" w:after="0"/>
+        <w:ind w:left="480"/>
       </w:pPr>
       <w:r>
         <w:rPr>
-          <w:sz w:val="21"/>
+          <w:rFonts w:ascii="宋体" w:hAnsi="宋体" w:eastAsia="宋体"/>
+          <w:b w:val="0"/>
+          <w:color w:val="000000"/>
+          <w:sz w:val="24"/>
+          <w:u w:val="none"/>
         </w:rPr>
-        <w:t>Hamari J, Koivisto J, Sarsa H. Does gamification work? A literature review of empirical studies on gamification[C]//Proceedings of the 47th Hawaii International Conference on System Sciences. Washington: IEEE, 2014: 3025-3034.</w:t>
+        <w:t>· Hamari J, Koivisto J, Sarsa H. Does gamification work? A literature review of empirical studies on gamification[C]//Proceedings of the 47th Hawaii International Conference on System Sciences. Washington: IEEE, 2014: 3025-3034.</w:t>
       </w:r>
     </w:p>
     <w:p>
       <w:pPr>
-        <w:pStyle w:val="ListNumber"/>
-        <w:numPr>
-          <w:ilvl w:val="0"/>
-          <w:numId w:val="10"/>
-        </w:numPr>
-        <w:spacing w:after="105"/>
-        <w:ind w:firstLine="0"/>
-        <w:jc w:val="left"/>
+        <w:spacing w:line="360" w:lineRule="auto" w:after="0"/>
+        <w:ind w:left="480"/>
       </w:pPr>
       <w:r>
         <w:rPr>
-          <w:sz w:val="21"/>
+          <w:rFonts w:ascii="宋体" w:hAnsi="宋体" w:eastAsia="宋体"/>
+          <w:b w:val="0"/>
+          <w:color w:val="000000"/>
+          <w:sz w:val="24"/>
+          <w:u w:val="none"/>
         </w:rPr>
-        <w:t>Rentfrow P J, Gosling S D. The do re mi's of everyday life: The structure and personality correlates of music preferences[J]. Journal of Personality and Social Psychology, 2003, 84(6): 1236-1256.</w:t>
+        <w:t>· Rentfrow P J, Gosling S D. The do re mi's of everyday life: The structure and personality correlates of music preferences[J]. Journal of Personality and Social Psychology, 2003, 84(6): 1236-1256.</w:t>
       </w:r>
     </w:p>
     <w:p>
       <w:pPr>
-        <w:pStyle w:val="ListNumber"/>
-        <w:numPr>
-          <w:ilvl w:val="0"/>
-          <w:numId w:val="10"/>
-        </w:numPr>
-        <w:spacing w:after="105"/>
-        <w:ind w:firstLine="0"/>
-        <w:jc w:val="left"/>
+        <w:spacing w:line="360" w:lineRule="auto" w:after="0"/>
+        <w:ind w:left="480"/>
       </w:pPr>
       <w:r>
         <w:rPr>
-          <w:sz w:val="21"/>
+          <w:rFonts w:ascii="宋体" w:hAnsi="宋体" w:eastAsia="宋体"/>
+          <w:b w:val="0"/>
+          <w:color w:val="000000"/>
+          <w:sz w:val="24"/>
+          <w:u w:val="none"/>
         </w:rPr>
-        <w:t>Schedl M, Zamani H, Chen C W, et al. Current challenges and visions in music recommender systems research[J]. International Journal of Multimedia Information Retrieval, 2018, 7(2): 95-116.</w:t>
+        <w:t>· Schedl M, Zamani H, Chen C W, et al. Current challenges and visions in music recommender systems research[J]. International Journal of Multimedia Information Retrieval, 2018, 7(2): 95-116.</w:t>
       </w:r>
-      <w:r/>
     </w:p>
     <w:p>
       <w:pPr>
-        <w:spacing w:before="600"/>
-        <w:ind w:firstLine="0"/>
-        <w:jc w:val="right"/>
+        <w:spacing w:line="360" w:lineRule="auto" w:after="0"/>
+        <w:ind w:firstLine="480"/>
       </w:pPr>
       <w:r>
         <w:rPr>
-          <w:rFonts w:ascii="宋体" w:eastAsia="宋体" w:hAnsi="宋体" w:cs="宋体" w:hint="eastAsia"/>
-          <w:lang w:eastAsia="zh-CN"/>
+          <w:rFonts w:ascii="宋体" w:hAnsi="宋体" w:eastAsia="宋体"/>
+          <w:b w:val="0"/>
+          <w:color w:val="000000"/>
+          <w:sz w:val="24"/>
+          <w:u w:val="none"/>
         </w:rPr>
-        <w:t>签名：</w:t>
+        <w:t>签名：胡祖锐</w:t>
       </w:r>
-      <w:r>
-        <w:rPr>
-          <w:rFonts w:ascii="宋体" w:eastAsia="宋体" w:hAnsi="宋体" w:cs="宋体" w:hint="eastAsia"/>
-          <w:lang w:eastAsia="zh-CN"/>
-        </w:rPr>
-        <w:t>胡祖锐</w:t>
-      </w:r>
-      <w:r/>
     </w:p>
     <w:p>
       <w:pPr>
-        <w:spacing w:before="600"/>
-        <w:ind w:firstLine="0"/>
-        <w:jc w:val="right"/>
+        <w:spacing w:line="360" w:lineRule="auto" w:after="0"/>
+        <w:ind w:firstLine="480"/>
       </w:pPr>
       <w:r>
         <w:rPr>
-          <w:rFonts w:ascii="宋体" w:eastAsia="宋体" w:hAnsi="宋体" w:cs="宋体" w:hint="eastAsia"/>
-          <w:lang w:eastAsia="zh-CN"/>
+          <w:rFonts w:ascii="宋体" w:hAnsi="宋体" w:eastAsia="宋体"/>
+          <w:b w:val="0"/>
+          <w:color w:val="000000"/>
+          <w:sz w:val="24"/>
+          <w:u w:val="none"/>
         </w:rPr>
-        <w:t>日期：</w:t>
+        <w:t>日期：2026 年 9 月</w:t>
       </w:r>
-      <w:r>
-        <w:rPr>
-          <w:rFonts w:ascii="宋体" w:eastAsia="宋体" w:hAnsi="宋体" w:cs="宋体" w:hint="eastAsia"/>
-          <w:lang w:eastAsia="zh-CN"/>
-        </w:rPr>
-        <w:t>2026 年 9 月</w:t>
-      </w:r>
-      <w:r/>
-      <w:r/>
-      <w:r/>
     </w:p>
     <w:sectPr>
       <w:pgSz w:w="11906" w:h="16838"/>
@@ -4260,12 +2355,6 @@
   </w:num>
   <w:num w:numId="9">
     <w:abstractNumId w:val="0"/>
-  </w:num>
-  <w:num w:numId="10">
-    <w:abstractNumId w:val="7"/>
-    <w:lvlOverride w:ilvl="0">
-      <w:startOverride w:val="1"/>
-    </w:lvlOverride>
   </w:num>
 </w:numbering>
 </file>
@@ -4430,13 +2519,8 @@
     <w:name w:val="Normal"/>
     <w:qFormat/>
     <w:rsid w:val="00FC693F"/>
-    <w:pPr>
-      <w:spacing w:line="306" w:lineRule="auto" w:after="120"/>
-      <w:ind w:firstLine="480"/>
-    </w:pPr>
     <w:rPr>
       <w:rFonts w:ascii="宋体" w:hAnsi="宋体" w:eastAsia="宋体"/>
-      <w:color w:val="000000"/>
       <w:sz w:val="24"/>
     </w:rPr>
   </w:style>
@@ -4495,16 +2579,15 @@
     <w:pPr>
       <w:keepNext/>
       <w:keepLines/>
-      <w:spacing w:before="480" w:after="360" w:line="306" w:lineRule="auto"/>
-      <w:jc w:val="center"/>
+      <w:spacing w:before="480" w:after="0"/>
       <w:outlineLvl w:val="0"/>
     </w:pPr>
     <w:rPr>
-      <w:rFonts w:ascii="黑体" w:hAnsi="黑体" w:eastAsia="黑体"/>
+      <w:rFonts w:asciiTheme="majorHAnsi" w:eastAsiaTheme="majorEastAsia" w:hAnsiTheme="majorHAnsi" w:cstheme="majorBidi"/>
       <w:b/>
       <w:bCs/>
       <w:color w:val="365F91" w:themeColor="accent1" w:themeShade="BF"/>
-      <w:sz w:val="36"/>
+      <w:sz w:val="28"/>
       <w:szCs w:val="28"/>
     </w:rPr>
   </w:style>
@@ -4520,15 +2603,15 @@
     <w:pPr>
       <w:keepNext/>
       <w:keepLines/>
-      <w:spacing w:before="360" w:after="120" w:line="306" w:lineRule="auto"/>
+      <w:spacing w:before="200" w:after="0"/>
       <w:outlineLvl w:val="1"/>
     </w:pPr>
     <w:rPr>
-      <w:rFonts w:ascii="黑体" w:hAnsi="黑体" w:eastAsia="黑体"/>
+      <w:rFonts w:asciiTheme="majorHAnsi" w:eastAsiaTheme="majorEastAsia" w:hAnsiTheme="majorHAnsi" w:cstheme="majorBidi"/>
       <w:b/>
       <w:bCs/>
       <w:color w:val="4F81BD" w:themeColor="accent1"/>
-      <w:sz w:val="28"/>
+      <w:sz w:val="26"/>
       <w:szCs w:val="26"/>
     </w:rPr>
   </w:style>
@@ -4544,15 +2627,14 @@
     <w:pPr>
       <w:keepNext/>
       <w:keepLines/>
-      <w:spacing w:before="240" w:after="120" w:line="306" w:lineRule="auto"/>
+      <w:spacing w:before="200" w:after="0"/>
       <w:outlineLvl w:val="2"/>
     </w:pPr>
     <w:rPr>
-      <w:rFonts w:ascii="黑体" w:hAnsi="黑体" w:eastAsia="黑体"/>
+      <w:rFonts w:asciiTheme="majorHAnsi" w:eastAsiaTheme="majorEastAsia" w:hAnsiTheme="majorHAnsi" w:cstheme="majorBidi"/>
       <w:b/>
       <w:bCs/>
       <w:color w:val="4F81BD" w:themeColor="accent1"/>
-      <w:sz w:val="24"/>
     </w:rPr>
   </w:style>
   <w:style w:type="paragraph" w:styleId="Heading4">

--- a/docs/胡祖锐-毕业设计开题报告.docx
+++ b/docs/胡祖锐-毕业设计开题报告.docx
@@ -7,10 +7,14 @@
         <w:pStyle w:val="aa"/>
         <w:spacing w:before="240" w:after="360" w:line="360" w:lineRule="auto"/>
         <w:jc w:val="center"/>
+        <w:rPr>
+          <w:lang w:eastAsia="zh-CN"/>
+        </w:rPr>
       </w:pPr>
       <w:r>
         <w:rPr>
           <w:rFonts w:ascii="黑体" w:eastAsia="黑体" w:hAnsi="黑体"/>
+          <w:lang w:eastAsia="zh-CN"/>
         </w:rPr>
         <w:t>毕业论文开题报告</w:t>
       </w:r>
@@ -18,10 +22,14 @@
     <w:p>
       <w:pPr>
         <w:spacing w:after="0" w:line="360" w:lineRule="auto"/>
+        <w:rPr>
+          <w:lang w:eastAsia="zh-CN"/>
+        </w:rPr>
       </w:pPr>
       <w:r>
         <w:rPr>
           <w:color w:val="000000"/>
+          <w:lang w:eastAsia="zh-CN"/>
         </w:rPr>
         <w:t>学　　院：</w:t>
       </w:r>
@@ -29,6 +37,7 @@
         <w:rPr>
           <w:color w:val="000000"/>
           <w:u w:val="single"/>
+          <w:lang w:eastAsia="zh-CN"/>
         </w:rPr>
         <w:t xml:space="preserve">新媒体学院　　　　　</w:t>
       </w:r>
@@ -36,10 +45,14 @@
     <w:p>
       <w:pPr>
         <w:spacing w:after="0" w:line="360" w:lineRule="auto"/>
+        <w:rPr>
+          <w:lang w:eastAsia="zh-CN"/>
+        </w:rPr>
       </w:pPr>
       <w:r>
         <w:rPr>
           <w:color w:val="000000"/>
+          <w:lang w:eastAsia="zh-CN"/>
         </w:rPr>
         <w:t>专　　业：</w:t>
       </w:r>
@@ -47,6 +60,7 @@
         <w:rPr>
           <w:color w:val="000000"/>
           <w:u w:val="single"/>
+          <w:lang w:eastAsia="zh-CN"/>
         </w:rPr>
         <w:t xml:space="preserve">数字媒体技术　　　　</w:t>
       </w:r>
@@ -54,10 +68,14 @@
     <w:p>
       <w:pPr>
         <w:spacing w:after="0" w:line="360" w:lineRule="auto"/>
+        <w:rPr>
+          <w:lang w:eastAsia="zh-CN"/>
+        </w:rPr>
       </w:pPr>
       <w:r>
         <w:rPr>
           <w:color w:val="000000"/>
+          <w:lang w:eastAsia="zh-CN"/>
         </w:rPr>
         <w:t>年　　级：</w:t>
       </w:r>
@@ -65,24 +83,22 @@
         <w:rPr>
           <w:color w:val="000000"/>
           <w:u w:val="single"/>
-        </w:rPr>
-        <w:t>2025</w:t>
-      </w:r>
-      <w:r>
-        <w:rPr>
-          <w:color w:val="000000"/>
-          <w:u w:val="single"/>
-        </w:rPr>
-        <w:t xml:space="preserve">级（专升本）　　</w:t>
+          <w:lang w:eastAsia="zh-CN"/>
+        </w:rPr>
+        <w:t xml:space="preserve">2025级（专升本）　　</w:t>
       </w:r>
     </w:p>
     <w:p>
       <w:pPr>
         <w:spacing w:after="0" w:line="360" w:lineRule="auto"/>
+        <w:rPr>
+          <w:lang w:eastAsia="zh-CN"/>
+        </w:rPr>
       </w:pPr>
       <w:r>
         <w:rPr>
           <w:color w:val="000000"/>
+          <w:lang w:eastAsia="zh-CN"/>
         </w:rPr>
         <w:t>学　　号：</w:t>
       </w:r>
@@ -90,24 +106,22 @@
         <w:rPr>
           <w:color w:val="000000"/>
           <w:u w:val="single"/>
-        </w:rPr>
-        <w:t>9920250499</w:t>
-      </w:r>
-      <w:r>
-        <w:rPr>
-          <w:color w:val="000000"/>
-          <w:u w:val="single"/>
-        </w:rPr>
-        <w:t xml:space="preserve">　　　　　</w:t>
+          <w:lang w:eastAsia="zh-CN"/>
+        </w:rPr>
+        <w:t xml:space="preserve">9920250499　　　　　</w:t>
       </w:r>
     </w:p>
     <w:p>
       <w:pPr>
         <w:spacing w:after="0" w:line="360" w:lineRule="auto"/>
+        <w:rPr>
+          <w:lang w:eastAsia="zh-CN"/>
+        </w:rPr>
       </w:pPr>
       <w:r>
         <w:rPr>
           <w:color w:val="000000"/>
+          <w:lang w:eastAsia="zh-CN"/>
         </w:rPr>
         <w:t>姓　　名：</w:t>
       </w:r>
@@ -115,6 +129,7 @@
         <w:rPr>
           <w:color w:val="000000"/>
           <w:u w:val="single"/>
+          <w:lang w:eastAsia="zh-CN"/>
         </w:rPr>
         <w:t xml:space="preserve">胡祖锐　　　　　　　</w:t>
       </w:r>
@@ -122,10 +137,15 @@
     <w:p>
       <w:pPr>
         <w:spacing w:after="0" w:line="360" w:lineRule="auto"/>
+        <w:rPr>
+          <w:rFonts w:hint="eastAsia"/>
+          <w:lang w:eastAsia="zh-CN"/>
+        </w:rPr>
       </w:pPr>
       <w:r>
         <w:rPr>
           <w:color w:val="000000"/>
+          <w:lang w:eastAsia="zh-CN"/>
         </w:rPr>
         <w:t>指导教师：</w:t>
       </w:r>
@@ -133,6 +153,7 @@
         <w:rPr>
           <w:color w:val="000000"/>
           <w:u w:val="single"/>
+          <w:lang w:eastAsia="zh-CN"/>
         </w:rPr>
         <w:t xml:space="preserve">伍春梅　　　　　　　</w:t>
       </w:r>
@@ -141,10 +162,20 @@
       <w:pPr>
         <w:spacing w:after="0" w:line="360" w:lineRule="auto"/>
         <w:ind w:firstLine="480"/>
+        <w:jc w:val="center"/>
+        <w:rPr>
+          <w:rFonts w:hint="eastAsia"/>
+          <w:b/>
+          <w:bCs/>
+          <w:lang w:eastAsia="zh-CN"/>
+        </w:rPr>
       </w:pPr>
       <w:r>
         <w:rPr>
+          <w:b/>
+          <w:bCs/>
           <w:color w:val="000000"/>
+          <w:lang w:eastAsia="zh-CN"/>
         </w:rPr>
         <w:t>论文题目：音乐专辑评选与人格测评互动平台设计与实现</w:t>
       </w:r>
@@ -153,11 +184,15 @@
       <w:pPr>
         <w:pStyle w:val="1"/>
         <w:spacing w:before="240" w:after="120" w:line="360" w:lineRule="auto"/>
+        <w:rPr>
+          <w:lang w:eastAsia="zh-CN"/>
+        </w:rPr>
       </w:pPr>
       <w:bookmarkStart w:id="0" w:name="_Toc240368977"/>
       <w:r>
         <w:rPr>
           <w:rFonts w:ascii="黑体" w:eastAsia="黑体" w:hAnsi="黑体"/>
+          <w:lang w:eastAsia="zh-CN"/>
         </w:rPr>
         <w:t>摘要</w:t>
       </w:r>
@@ -167,144 +202,32 @@
       <w:pPr>
         <w:spacing w:after="0" w:line="360" w:lineRule="auto"/>
         <w:ind w:firstLine="480"/>
+        <w:rPr>
+          <w:lang w:eastAsia="zh-CN"/>
+        </w:rPr>
       </w:pPr>
       <w:r>
         <w:rPr>
           <w:color w:val="000000"/>
-        </w:rPr>
-        <w:t>针对现有音乐应用以单向推荐与数据回顾为主、用户参与深度有限的问题，本文设计并实现一个以</w:t>
-      </w:r>
-      <w:r>
-        <w:rPr>
-          <w:color w:val="000000"/>
-        </w:rPr>
-        <w:t>"</w:t>
-      </w:r>
-      <w:r>
-        <w:rPr>
-          <w:color w:val="000000"/>
-        </w:rPr>
-        <w:t>专辑评选（对决）</w:t>
-      </w:r>
-      <w:r>
-        <w:rPr>
-          <w:color w:val="000000"/>
-        </w:rPr>
-        <w:t>"</w:t>
-      </w:r>
-      <w:r>
-        <w:rPr>
-          <w:color w:val="000000"/>
-        </w:rPr>
-        <w:t>与</w:t>
-      </w:r>
-      <w:r>
-        <w:rPr>
-          <w:color w:val="000000"/>
-        </w:rPr>
-        <w:t>"</w:t>
-      </w:r>
-      <w:r>
-        <w:rPr>
-          <w:color w:val="000000"/>
-        </w:rPr>
-        <w:t>音乐人格测评</w:t>
-      </w:r>
-      <w:r>
-        <w:rPr>
-          <w:color w:val="000000"/>
-        </w:rPr>
-        <w:t>"</w:t>
-      </w:r>
-      <w:r>
-        <w:rPr>
-          <w:color w:val="000000"/>
-        </w:rPr>
-        <w:t>为核心玩法的音乐互动平台。平台采用前后端分离架构：前端基于</w:t>
-      </w:r>
-      <w:r>
-        <w:rPr>
-          <w:color w:val="000000"/>
-        </w:rPr>
-        <w:t xml:space="preserve"> Vue 3 </w:t>
-      </w:r>
-      <w:r>
-        <w:rPr>
-          <w:color w:val="000000"/>
-        </w:rPr>
-        <w:t>与</w:t>
-      </w:r>
-      <w:r>
-        <w:rPr>
-          <w:color w:val="000000"/>
-        </w:rPr>
-        <w:t xml:space="preserve"> Element Plus </w:t>
-      </w:r>
-      <w:r>
-        <w:rPr>
-          <w:color w:val="000000"/>
-        </w:rPr>
-        <w:t>实现交互界面，后端基于</w:t>
-      </w:r>
-      <w:r>
-        <w:rPr>
-          <w:color w:val="000000"/>
-        </w:rPr>
-        <w:t xml:space="preserve"> Node.js </w:t>
-      </w:r>
-      <w:r>
-        <w:rPr>
-          <w:color w:val="000000"/>
-        </w:rPr>
-        <w:t>与</w:t>
-      </w:r>
-      <w:r>
-        <w:rPr>
-          <w:color w:val="000000"/>
-        </w:rPr>
-        <w:t xml:space="preserve"> Express </w:t>
-      </w:r>
-      <w:r>
-        <w:rPr>
-          <w:color w:val="000000"/>
-        </w:rPr>
-        <w:t>提供业务接口，数据存储采用</w:t>
-      </w:r>
-      <w:r>
-        <w:rPr>
-          <w:color w:val="000000"/>
-        </w:rPr>
-        <w:t xml:space="preserve"> MongoDB</w:t>
-      </w:r>
-      <w:r>
-        <w:rPr>
-          <w:color w:val="000000"/>
-        </w:rPr>
-        <w:t>；音乐数据通过开放接口获取并缓存至本地数据库，测评结果的个性化解读由大语言模型生成。平台实现了对决赛制自动生成、逐轮投票、晋级与复活、试听播放、结果可视化与分享图导出等功能，并完成云端部署与上线。测试结果表明，系统功能完整、数据流转真实，能够支持用户以游戏化方式完成音乐偏好的表达与分享。</w:t>
+          <w:lang w:eastAsia="zh-CN"/>
+        </w:rPr>
+        <w:t>针对现有音乐应用以单向推荐与数据回顾为主、用户参与深度有限的问题，本文设计并实现一个以"专辑评选（对决）"与"音乐人格测评"为核心玩法的音乐互动平台。平台采用前后端分离架构：前端基于 Vue 3 与 Element Plus 实现交互界面，后端基于 Node.js 与 Express 提供业务接口，数据存储采用 MongoDB；音乐数据通过开放接口获取并缓存至本地数据库，测评结果的个性化解读由大语言模型生成。平台实现了对决赛制自动生成、逐轮投票、晋级与复活、试听播放、结果可视化与分享图导出等功能，并完成云端部署与上线。测试结果表明，系统功能完整、数据流转真实，能够支持用户以游戏化方式完成音乐偏好的表达与分享。</w:t>
       </w:r>
     </w:p>
     <w:p>
       <w:pPr>
         <w:spacing w:after="0" w:line="360" w:lineRule="auto"/>
         <w:ind w:firstLine="480"/>
+        <w:rPr>
+          <w:lang w:eastAsia="zh-CN"/>
+        </w:rPr>
       </w:pPr>
       <w:r>
         <w:rPr>
           <w:color w:val="000000"/>
-        </w:rPr>
-        <w:t>关键词：音乐互动应用；专辑对决；音乐人格测评；</w:t>
-      </w:r>
-      <w:r>
-        <w:rPr>
-          <w:color w:val="000000"/>
-        </w:rPr>
-        <w:t>Vue3</w:t>
-      </w:r>
-      <w:r>
-        <w:rPr>
-          <w:color w:val="000000"/>
-        </w:rPr>
-        <w:t>；全栈开发</w:t>
+          <w:lang w:eastAsia="zh-CN"/>
+        </w:rPr>
+        <w:t>关键词：音乐互动应用；专辑对决；音乐人格测评；Vue3；全栈开发</w:t>
       </w:r>
     </w:p>
     <w:p>
@@ -1701,11 +1624,15 @@
       <w:pPr>
         <w:pStyle w:val="1"/>
         <w:spacing w:before="240" w:after="120" w:line="360" w:lineRule="auto"/>
+        <w:rPr>
+          <w:lang w:eastAsia="zh-CN"/>
+        </w:rPr>
       </w:pPr>
       <w:bookmarkStart w:id="1" w:name="_Toc240368978"/>
       <w:r>
         <w:rPr>
           <w:rFonts w:ascii="黑体" w:eastAsia="黑体" w:hAnsi="黑体"/>
+          <w:lang w:eastAsia="zh-CN"/>
         </w:rPr>
         <w:t>一、选题背景及意义</w:t>
       </w:r>
@@ -1715,79 +1642,33 @@
       <w:pPr>
         <w:spacing w:after="0" w:line="360" w:lineRule="auto"/>
         <w:ind w:firstLine="480"/>
+        <w:rPr>
+          <w:lang w:eastAsia="zh-CN"/>
+        </w:rPr>
       </w:pPr>
       <w:r>
         <w:rPr>
           <w:color w:val="000000"/>
-        </w:rPr>
-        <w:t>本部分说明课题的提出依据。先从数字音乐消费行为的转变出发，阐述</w:t>
-      </w:r>
-      <w:r>
-        <w:rPr>
-          <w:color w:val="000000"/>
-        </w:rPr>
-        <w:t>"</w:t>
-      </w:r>
-      <w:r>
-        <w:rPr>
-          <w:color w:val="000000"/>
-        </w:rPr>
-        <w:t>比较需求</w:t>
-      </w:r>
-      <w:r>
-        <w:rPr>
-          <w:color w:val="000000"/>
-        </w:rPr>
-        <w:t>"</w:t>
-      </w:r>
-      <w:r>
-        <w:rPr>
-          <w:color w:val="000000"/>
-        </w:rPr>
-        <w:t>与</w:t>
-      </w:r>
-      <w:r>
-        <w:rPr>
-          <w:color w:val="000000"/>
-        </w:rPr>
-        <w:t>"</w:t>
-      </w:r>
-      <w:r>
-        <w:rPr>
-          <w:color w:val="000000"/>
-        </w:rPr>
-        <w:t>人格化表达需求</w:t>
-      </w:r>
-      <w:r>
-        <w:rPr>
-          <w:color w:val="000000"/>
-        </w:rPr>
-        <w:t>"</w:t>
-      </w:r>
-      <w:r>
-        <w:rPr>
-          <w:color w:val="000000"/>
-        </w:rPr>
-        <w:t>的形成；再从实用、技术、专业与数据四个层面说明本课题的价值。</w:t>
+          <w:lang w:eastAsia="zh-CN"/>
+        </w:rPr>
+        <w:t>本部分说明课题的提出依据。先从数字音乐消费行为的转变出发，阐述"比较需求"与"人格化表达需求"的形成；再从实用、技术、专业与数据四个层面说明本课题的价值。</w:t>
       </w:r>
     </w:p>
     <w:p>
       <w:pPr>
         <w:pStyle w:val="21"/>
         <w:spacing w:after="120" w:line="360" w:lineRule="auto"/>
+        <w:rPr>
+          <w:lang w:eastAsia="zh-CN"/>
+        </w:rPr>
       </w:pPr>
       <w:bookmarkStart w:id="2" w:name="_Toc240368979"/>
       <w:r>
         <w:rPr>
           <w:rFonts w:ascii="黑体" w:eastAsia="黑体" w:hAnsi="黑体"/>
-        </w:rPr>
-        <w:t xml:space="preserve">1.1 </w:t>
-      </w:r>
-      <w:r>
-        <w:rPr>
-          <w:rFonts w:ascii="黑体" w:eastAsia="黑体" w:hAnsi="黑体"/>
-        </w:rPr>
-        <w:t>选题背景</w:t>
+          <w:lang w:eastAsia="zh-CN"/>
+        </w:rPr>
+        <w:t>1.1 选题背景</w:t>
       </w:r>
       <w:bookmarkEnd w:id="2"/>
     </w:p>
@@ -1795,272 +1676,82 @@
       <w:pPr>
         <w:spacing w:after="0" w:line="360" w:lineRule="auto"/>
         <w:ind w:firstLine="480"/>
+        <w:rPr>
+          <w:lang w:eastAsia="zh-CN"/>
+        </w:rPr>
       </w:pPr>
       <w:r>
         <w:rPr>
           <w:color w:val="000000"/>
-        </w:rPr>
-        <w:t>近年来，数字音乐已成为大众文化消费的主要形式之一。随着流媒体平台的普及，用户获取音乐的边际成本趋近于零，音乐消费的行为重心也从</w:t>
-      </w:r>
-      <w:r>
-        <w:rPr>
-          <w:color w:val="000000"/>
-        </w:rPr>
-        <w:t>"</w:t>
-      </w:r>
-      <w:r>
-        <w:rPr>
-          <w:color w:val="000000"/>
-        </w:rPr>
-        <w:t>寻找并收听歌曲</w:t>
-      </w:r>
-      <w:r>
-        <w:rPr>
-          <w:color w:val="000000"/>
-        </w:rPr>
-        <w:t>"</w:t>
-      </w:r>
-      <w:r>
-        <w:rPr>
-          <w:color w:val="000000"/>
-        </w:rPr>
-        <w:t>逐步转向</w:t>
-      </w:r>
-      <w:r>
-        <w:rPr>
-          <w:color w:val="000000"/>
-        </w:rPr>
-        <w:t>"</w:t>
-      </w:r>
-      <w:r>
-        <w:rPr>
-          <w:color w:val="000000"/>
-        </w:rPr>
-        <w:t>表达偏好、相互比较与社交分享</w:t>
-      </w:r>
-      <w:r>
-        <w:rPr>
-          <w:color w:val="000000"/>
-        </w:rPr>
-        <w:t>"</w:t>
-      </w:r>
-      <w:r>
-        <w:rPr>
-          <w:color w:val="000000"/>
-        </w:rPr>
-        <w:t>。在这一转变过程中，两个现象值得关注。</w:t>
+          <w:lang w:eastAsia="zh-CN"/>
+        </w:rPr>
+        <w:t>近年来，数字音乐已成为大众文化消费的主要形式之一。随着流媒体平台的普及，用户获取音乐的边际成本趋近于零，音乐消费的行为重心也从"寻找并收听歌曲"逐步转向"表达偏好、相互比较与社交分享"。在这一转变过程中，两个现象值得关注。</w:t>
       </w:r>
     </w:p>
     <w:p>
       <w:pPr>
         <w:spacing w:after="0" w:line="360" w:lineRule="auto"/>
         <w:ind w:firstLine="480"/>
+        <w:rPr>
+          <w:lang w:eastAsia="zh-CN"/>
+        </w:rPr>
       </w:pPr>
       <w:r>
         <w:rPr>
           <w:color w:val="000000"/>
+          <w:lang w:eastAsia="zh-CN"/>
         </w:rPr>
         <w:lastRenderedPageBreak/>
-        <w:t>一是用户的比较需求长期缺乏工具支撑。音乐爱好者普遍存在</w:t>
-      </w:r>
-      <w:r>
-        <w:rPr>
-          <w:color w:val="000000"/>
-        </w:rPr>
-        <w:t>"</w:t>
-      </w:r>
-      <w:r>
-        <w:rPr>
-          <w:color w:val="000000"/>
-        </w:rPr>
-        <w:t>同一歌手的哪张专辑更好</w:t>
-      </w:r>
-      <w:r>
-        <w:rPr>
-          <w:color w:val="000000"/>
-        </w:rPr>
-        <w:t>"</w:t>
-      </w:r>
-      <w:r>
-        <w:rPr>
-          <w:color w:val="000000"/>
-        </w:rPr>
-        <w:t>这类讨论，但现有音乐应用的产品形态以</w:t>
-      </w:r>
-      <w:r>
-        <w:rPr>
-          <w:color w:val="000000"/>
-        </w:rPr>
-        <w:t>"</w:t>
-      </w:r>
-      <w:r>
-        <w:rPr>
-          <w:color w:val="000000"/>
-        </w:rPr>
-        <w:t>推荐</w:t>
-      </w:r>
-      <w:r>
-        <w:rPr>
-          <w:color w:val="000000"/>
-        </w:rPr>
-        <w:t>—</w:t>
-      </w:r>
-      <w:r>
-        <w:rPr>
-          <w:color w:val="000000"/>
-        </w:rPr>
-        <w:t>播放</w:t>
-      </w:r>
-      <w:r>
-        <w:rPr>
-          <w:color w:val="000000"/>
-        </w:rPr>
-        <w:t>"</w:t>
-      </w:r>
-      <w:r>
-        <w:rPr>
-          <w:color w:val="000000"/>
-        </w:rPr>
-        <w:t>为主线，用户始终处于被动接受推荐的位置；当用户试图系统性地比较、评选自己喜爱的作品时，缺少顺手的工具，只能依赖聊天群内的口头讨论，过程零散且难以留存。</w:t>
+        <w:t>一是用户的比较需求长期缺乏工具支撑。音乐爱好者普遍存在"同一歌手的哪张专辑更好"这类讨论，但现有音乐应用的产品形态以"推荐—播放"为主线，用户始终处于被动接受推荐的位置；当用户试图系统性地比较、评选自己喜爱的作品时，缺少顺手的工具，只能依赖聊天群内的口头讨论，过程零散且难以留存。</w:t>
       </w:r>
     </w:p>
     <w:p>
       <w:pPr>
         <w:spacing w:after="0" w:line="360" w:lineRule="auto"/>
         <w:ind w:firstLine="480"/>
+        <w:rPr>
+          <w:lang w:eastAsia="zh-CN"/>
+        </w:rPr>
       </w:pPr>
       <w:r>
         <w:rPr>
           <w:color w:val="000000"/>
-        </w:rPr>
-        <w:t>二是</w:t>
-      </w:r>
-      <w:r>
-        <w:rPr>
-          <w:color w:val="000000"/>
-        </w:rPr>
-        <w:t>"</w:t>
-      </w:r>
-      <w:r>
-        <w:rPr>
-          <w:color w:val="000000"/>
-        </w:rPr>
-        <w:t>人格化标签</w:t>
-      </w:r>
-      <w:r>
-        <w:rPr>
-          <w:color w:val="000000"/>
-        </w:rPr>
-        <w:t>"</w:t>
-      </w:r>
-      <w:r>
-        <w:rPr>
-          <w:color w:val="000000"/>
-        </w:rPr>
-        <w:t>具备较强的传播能力。以</w:t>
-      </w:r>
-      <w:r>
-        <w:rPr>
-          <w:color w:val="000000"/>
-        </w:rPr>
-        <w:t xml:space="preserve"> MBTI </w:t>
-      </w:r>
-      <w:r>
-        <w:rPr>
-          <w:color w:val="000000"/>
-        </w:rPr>
-        <w:t>为代表的人格测试类内容在社交网络中持续保持高传播度，其原因在于测试结果兼具自我认知与社交表达的双重功能。音乐偏好本身就是个体自我认知的重要组成部分，将音乐偏好转化为可解读、可分享的人格标签，具备明确的产品价值。</w:t>
+          <w:lang w:eastAsia="zh-CN"/>
+        </w:rPr>
+        <w:t>二是"人格化标签"具备较强的传播能力。以 MBTI 为代表的人格测试类内容在社交网络中持续保持高传播度，其原因在于测试结果兼具自我认知与社交表达的双重功能。音乐偏好本身就是个体自我认知的重要组成部分，将音乐偏好转化为可解读、可分享的人格标签，具备明确的产品价值。</w:t>
       </w:r>
     </w:p>
     <w:p>
       <w:pPr>
         <w:spacing w:after="0" w:line="360" w:lineRule="auto"/>
         <w:ind w:firstLine="480"/>
+        <w:rPr>
+          <w:lang w:eastAsia="zh-CN"/>
+        </w:rPr>
       </w:pPr>
       <w:r>
         <w:rPr>
           <w:color w:val="000000"/>
-        </w:rPr>
-        <w:t>从技术条件看，本设计的实现基础已经成熟。其一，</w:t>
-      </w:r>
-      <w:r>
-        <w:rPr>
-          <w:color w:val="000000"/>
-        </w:rPr>
-        <w:t xml:space="preserve">Vue 3 </w:t>
-      </w:r>
-      <w:r>
-        <w:rPr>
-          <w:color w:val="000000"/>
-        </w:rPr>
-        <w:t>与</w:t>
-      </w:r>
-      <w:r>
-        <w:rPr>
-          <w:color w:val="000000"/>
-        </w:rPr>
-        <w:t xml:space="preserve"> Node.js </w:t>
-      </w:r>
-      <w:r>
-        <w:rPr>
-          <w:color w:val="000000"/>
-        </w:rPr>
-        <w:t>构成的前后端分离技术栈发展成熟，社区生态完善，适合中小型互动应用的快速实现；其二，以</w:t>
-      </w:r>
-      <w:r>
-        <w:rPr>
-          <w:color w:val="000000"/>
-        </w:rPr>
-        <w:t xml:space="preserve"> iTunes Search API </w:t>
-      </w:r>
-      <w:r>
-        <w:rPr>
-          <w:color w:val="000000"/>
-        </w:rPr>
-        <w:t>为代表的开放音乐数据接口可在无需密钥、无需账号授权的条件下提供音乐元数据与官方试听片段，使音乐类应用能够在不涉及版权风险的前提下合法获取展示素材；其三，大语言模型接口的调用成本显著下降，使</w:t>
-      </w:r>
-      <w:r>
-        <w:rPr>
-          <w:color w:val="000000"/>
-        </w:rPr>
-        <w:t>"</w:t>
-      </w:r>
-      <w:r>
-        <w:rPr>
-          <w:color w:val="000000"/>
-        </w:rPr>
-        <w:t>为每个用户生成个性化文本</w:t>
-      </w:r>
-      <w:r>
-        <w:rPr>
-          <w:color w:val="000000"/>
-        </w:rPr>
-        <w:t>"</w:t>
-      </w:r>
-      <w:r>
-        <w:rPr>
-          <w:color w:val="000000"/>
-        </w:rPr>
-        <w:t>这类过去难以承担的功能具备了工程可行性。</w:t>
+          <w:lang w:eastAsia="zh-CN"/>
+        </w:rPr>
+        <w:t>从技术条件看，本设计的实现基础已经成熟。其一，Vue 3 与 Node.js 构成的前后端分离技术栈发展成熟，社区生态完善，适合中小型互动应用的快速实现；其二，以 iTunes Search API 为代表的开放音乐数据接口可在无需密钥、无需账号授权的条件下提供音乐元数据与官方试听片段，使音乐类应用能够在不涉及版权风险的前提下合法获取展示素材；其三，大语言模型接口的调用成本显著下降，使"为每个用户生成个性化文本"这类过去难以承担的功能具备了工程可行性。</w:t>
       </w:r>
     </w:p>
     <w:p>
       <w:pPr>
         <w:pStyle w:val="21"/>
         <w:spacing w:after="120" w:line="360" w:lineRule="auto"/>
+        <w:rPr>
+          <w:lang w:eastAsia="zh-CN"/>
+        </w:rPr>
       </w:pPr>
       <w:bookmarkStart w:id="3" w:name="_Toc240368980"/>
       <w:r>
         <w:rPr>
           <w:rFonts w:ascii="黑体" w:eastAsia="黑体" w:hAnsi="黑体"/>
-        </w:rPr>
-        <w:t xml:space="preserve">1.2 </w:t>
-      </w:r>
-      <w:r>
-        <w:rPr>
-          <w:rFonts w:ascii="黑体" w:eastAsia="黑体" w:hAnsi="黑体"/>
-        </w:rPr>
-        <w:t>研究意义</w:t>
+          <w:lang w:eastAsia="zh-CN"/>
+        </w:rPr>
+        <w:t>1.2 研究意义</w:t>
       </w:r>
       <w:bookmarkEnd w:id="3"/>
     </w:p>
@@ -2068,94 +1759,46 @@
       <w:pPr>
         <w:spacing w:after="0" w:line="360" w:lineRule="auto"/>
         <w:ind w:firstLine="480"/>
+        <w:rPr>
+          <w:lang w:eastAsia="zh-CN"/>
+        </w:rPr>
       </w:pPr>
       <w:r>
         <w:rPr>
           <w:color w:val="000000"/>
-        </w:rPr>
-        <w:t>实用意义。本平台把用户面对</w:t>
-      </w:r>
-      <w:r>
-        <w:rPr>
-          <w:color w:val="000000"/>
-        </w:rPr>
-        <w:t>"</w:t>
-      </w:r>
-      <w:r>
-        <w:rPr>
-          <w:color w:val="000000"/>
-        </w:rPr>
-        <w:t>选择困难</w:t>
-      </w:r>
-      <w:r>
-        <w:rPr>
-          <w:color w:val="000000"/>
-        </w:rPr>
-        <w:t>"</w:t>
-      </w:r>
-      <w:r>
-        <w:rPr>
-          <w:color w:val="000000"/>
-        </w:rPr>
-        <w:t>时的模糊倾向，转化为一场规则明确、过程可见的对决；同时把难以言说的音乐偏好，转化为一张可解读、可分享的人格画像。两种玩法均以</w:t>
-      </w:r>
-      <w:r>
-        <w:rPr>
-          <w:color w:val="000000"/>
-        </w:rPr>
-        <w:t>"</w:t>
-      </w:r>
-      <w:r>
-        <w:rPr>
-          <w:color w:val="000000"/>
-        </w:rPr>
-        <w:t>用户主动参与并产生数据</w:t>
-      </w:r>
-      <w:r>
-        <w:rPr>
-          <w:color w:val="000000"/>
-        </w:rPr>
-        <w:t>"</w:t>
-      </w:r>
-      <w:r>
-        <w:rPr>
-          <w:color w:val="000000"/>
-        </w:rPr>
-        <w:t>为前提，与现有产品的单向展示形态形成区别。</w:t>
+          <w:lang w:eastAsia="zh-CN"/>
+        </w:rPr>
+        <w:t>实用意义。本平台把用户面对"选择困难"时的模糊倾向，转化为一场规则明确、过程可见的对决；同时把难以言说的音乐偏好，转化为一张可解读、可分享的人格画像。两种玩法均以"用户主动参与并产生数据"为前提，与现有产品的单向展示形态形成区别。</w:t>
       </w:r>
     </w:p>
     <w:p>
       <w:pPr>
         <w:spacing w:after="0" w:line="360" w:lineRule="auto"/>
         <w:ind w:firstLine="480"/>
+        <w:rPr>
+          <w:lang w:eastAsia="zh-CN"/>
+        </w:rPr>
       </w:pPr>
       <w:r>
         <w:rPr>
           <w:color w:val="000000"/>
-        </w:rPr>
-        <w:t>技术意义。本平台是一个完整的前后端分离全栈应用，覆盖数据库设计、接口服务、用户认证、数据可视化与云端部署等环节，能够完整呈现一个</w:t>
-      </w:r>
-      <w:r>
-        <w:rPr>
-          <w:color w:val="000000"/>
-        </w:rPr>
-        <w:t xml:space="preserve"> Web </w:t>
-      </w:r>
-      <w:r>
-        <w:rPr>
-          <w:color w:val="000000"/>
-        </w:rPr>
-        <w:t>应用从需求分析到上线运行的全过程，具备较好的工程实践价值。</w:t>
+          <w:lang w:eastAsia="zh-CN"/>
+        </w:rPr>
+        <w:t>技术意义。本平台是一个完整的前后端分离全栈应用，覆盖数据库设计、接口服务、用户认证、数据可视化与云端部署等环节，能够完整呈现一个 Web 应用从需求分析到上线运行的全过程，具备较好的工程实践价值。</w:t>
       </w:r>
     </w:p>
     <w:p>
       <w:pPr>
         <w:spacing w:after="0" w:line="360" w:lineRule="auto"/>
         <w:ind w:firstLine="480"/>
+        <w:rPr>
+          <w:lang w:eastAsia="zh-CN"/>
+        </w:rPr>
       </w:pPr>
       <w:r>
         <w:rPr>
           <w:color w:val="000000"/>
+          <w:lang w:eastAsia="zh-CN"/>
         </w:rPr>
         <w:t>专业意义。本设计聚焦交互机制设计与视觉呈现设计，其结果可视化与分享图生成环节直接体现数字媒体技术在视觉表达与内容生成方面的专业能力，符合数字媒体技术专业的培养方向。</w:t>
       </w:r>
@@ -2164,10 +1807,14 @@
       <w:pPr>
         <w:spacing w:after="0" w:line="360" w:lineRule="auto"/>
         <w:ind w:firstLine="480"/>
+        <w:rPr>
+          <w:lang w:eastAsia="zh-CN"/>
+        </w:rPr>
       </w:pPr>
       <w:r>
         <w:rPr>
           <w:color w:val="000000"/>
+          <w:lang w:eastAsia="zh-CN"/>
         </w:rPr>
         <w:t>数据意义。平台在运行过程中会沉淀用户的偏好数据与测评结果数据，形成可统计分析的数据集，为音乐推荐策略与社群运营研究提供参考。</w:t>
       </w:r>
@@ -2176,11 +1823,15 @@
       <w:pPr>
         <w:pStyle w:val="1"/>
         <w:spacing w:before="240" w:after="120" w:line="360" w:lineRule="auto"/>
+        <w:rPr>
+          <w:lang w:eastAsia="zh-CN"/>
+        </w:rPr>
       </w:pPr>
       <w:bookmarkStart w:id="4" w:name="_Toc240368981"/>
       <w:r>
         <w:rPr>
           <w:rFonts w:ascii="黑体" w:eastAsia="黑体" w:hAnsi="黑体"/>
+          <w:lang w:eastAsia="zh-CN"/>
         </w:rPr>
         <w:lastRenderedPageBreak/>
         <w:t>二、国内外研究现状综述</w:t>
@@ -2191,10 +1842,14 @@
       <w:pPr>
         <w:spacing w:after="0" w:line="360" w:lineRule="auto"/>
         <w:ind w:firstLine="480"/>
+        <w:rPr>
+          <w:lang w:eastAsia="zh-CN"/>
+        </w:rPr>
       </w:pPr>
       <w:r>
         <w:rPr>
           <w:color w:val="000000"/>
+          <w:lang w:eastAsia="zh-CN"/>
         </w:rPr>
         <w:t>本部分从学术研究与应用产品两个层面，分别梳理国外与国内的相关工作，并在此基础上归纳出现有研究与实践尚未充分满足的空白，作为本课题的切入点。</w:t>
       </w:r>
@@ -2203,19 +1858,17 @@
       <w:pPr>
         <w:pStyle w:val="21"/>
         <w:spacing w:after="120" w:line="360" w:lineRule="auto"/>
+        <w:rPr>
+          <w:lang w:eastAsia="zh-CN"/>
+        </w:rPr>
       </w:pPr>
       <w:bookmarkStart w:id="5" w:name="_Toc240368982"/>
       <w:r>
         <w:rPr>
           <w:rFonts w:ascii="黑体" w:eastAsia="黑体" w:hAnsi="黑体"/>
-        </w:rPr>
-        <w:t xml:space="preserve">2.1 </w:t>
-      </w:r>
-      <w:r>
-        <w:rPr>
-          <w:rFonts w:ascii="黑体" w:eastAsia="黑体" w:hAnsi="黑体"/>
-        </w:rPr>
-        <w:t>国外研究与应用现状</w:t>
+          <w:lang w:eastAsia="zh-CN"/>
+        </w:rPr>
+        <w:t>2.1 国外研究与应用现状</w:t>
       </w:r>
       <w:bookmarkEnd w:id="5"/>
     </w:p>
@@ -2223,163 +1876,49 @@
       <w:pPr>
         <w:spacing w:after="0" w:line="360" w:lineRule="auto"/>
         <w:ind w:firstLine="480"/>
+        <w:rPr>
+          <w:lang w:eastAsia="zh-CN"/>
+        </w:rPr>
       </w:pPr>
       <w:r>
         <w:rPr>
           <w:color w:val="000000"/>
-        </w:rPr>
-        <w:t>在学术研究层面，音乐推荐长期是信息检索与用户建模领域的重要方向。</w:t>
-      </w:r>
-      <w:r>
-        <w:rPr>
-          <w:color w:val="000000"/>
-        </w:rPr>
-        <w:t xml:space="preserve">Schedl </w:t>
-      </w:r>
-      <w:r>
-        <w:rPr>
-          <w:color w:val="000000"/>
-        </w:rPr>
-        <w:t>等在其综述中指出，音乐推荐系统面临冷启动、序列依赖、多模态特征融合等核心挑战，并强调用户显式反馈数据（如收藏、评分、对比选择）在提升推荐质量中的价值。在人格与音乐偏好的关系研究方面，</w:t>
-      </w:r>
-      <w:r>
-        <w:rPr>
-          <w:color w:val="000000"/>
-        </w:rPr>
-        <w:t xml:space="preserve">Rentfrow </w:t>
-      </w:r>
-      <w:r>
-        <w:rPr>
-          <w:color w:val="000000"/>
-        </w:rPr>
-        <w:t>与</w:t>
-      </w:r>
-      <w:r>
-        <w:rPr>
-          <w:color w:val="000000"/>
-        </w:rPr>
-        <w:t xml:space="preserve"> Gosling </w:t>
-      </w:r>
-      <w:r>
-        <w:rPr>
-          <w:color w:val="000000"/>
-        </w:rPr>
-        <w:t>通过大规模调查提出音乐偏好与人格特质之间存在稳定关联，为</w:t>
-      </w:r>
-      <w:r>
-        <w:rPr>
-          <w:color w:val="000000"/>
-        </w:rPr>
-        <w:t>"</w:t>
-      </w:r>
-      <w:r>
-        <w:rPr>
-          <w:color w:val="000000"/>
-        </w:rPr>
-        <w:t>由音乐偏好推断个体特征</w:t>
-      </w:r>
-      <w:r>
-        <w:rPr>
-          <w:color w:val="000000"/>
-        </w:rPr>
-        <w:t>"</w:t>
-      </w:r>
-      <w:r>
-        <w:rPr>
-          <w:color w:val="000000"/>
-        </w:rPr>
-        <w:t>提供了实证依据。在互动机制层面，</w:t>
-      </w:r>
-      <w:r>
-        <w:rPr>
-          <w:color w:val="000000"/>
-        </w:rPr>
-        <w:t xml:space="preserve">Hamari </w:t>
-      </w:r>
-      <w:r>
-        <w:rPr>
-          <w:color w:val="000000"/>
-        </w:rPr>
-        <w:t>等对游戏化研究的系统综述表明，游戏化设计对用户参与度与持续使用意愿具有正向影响，但其效果高度依赖具体机制设计与使用情境，不能简单套用。</w:t>
+          <w:lang w:eastAsia="zh-CN"/>
+        </w:rPr>
+        <w:t>在学术研究层面，音乐推荐长期是信息检索与用户建模领域的重要方向。Schedl 等在其综述中指出，音乐推荐系统面临冷启动、序列依赖、多模态特征融合等核心挑战，并强调用户显式反馈数据（如收藏、评分、对比选择）在提升推荐质量中的价值。在人格与音乐偏好的关系研究方面，Rentfrow 与 Gosling 通过大规模调查提出音乐偏好与人格特质之间存在稳定关联，为"由音乐偏好推断个体特征"提供了实证依据。在互动机制层面，Hamari 等对游戏化研究的系统综述表明，游戏化设计对用户参与度与持续使用意愿具有正向影响，但其效果高度依赖具体机制设计与使用情境，不能简单套用。</w:t>
       </w:r>
     </w:p>
     <w:p>
       <w:pPr>
         <w:spacing w:after="0" w:line="360" w:lineRule="auto"/>
         <w:ind w:firstLine="480"/>
+        <w:rPr>
+          <w:lang w:eastAsia="zh-CN"/>
+        </w:rPr>
       </w:pPr>
       <w:r>
         <w:rPr>
           <w:color w:val="000000"/>
-        </w:rPr>
-        <w:t>在应用产品层面，可归纳为两类。第一类是年度回顾型，如</w:t>
-      </w:r>
-      <w:r>
-        <w:rPr>
-          <w:color w:val="000000"/>
-        </w:rPr>
-        <w:t xml:space="preserve"> Spotify Wrapped </w:t>
-      </w:r>
-      <w:r>
-        <w:rPr>
-          <w:color w:val="000000"/>
-        </w:rPr>
-        <w:t>与</w:t>
-      </w:r>
-      <w:r>
-        <w:rPr>
-          <w:color w:val="000000"/>
-        </w:rPr>
-        <w:t xml:space="preserve"> Apple Music Replay</w:t>
-      </w:r>
-      <w:r>
-        <w:rPr>
-          <w:color w:val="000000"/>
-        </w:rPr>
-        <w:t>，产品以平台侧积累的用户行为数据为基础，生成个性化的年度总结并与用户分享，其特点是传播效果好，但用户全程处于</w:t>
-      </w:r>
-      <w:r>
-        <w:rPr>
-          <w:color w:val="000000"/>
-        </w:rPr>
-        <w:t>"</w:t>
-      </w:r>
-      <w:r>
-        <w:rPr>
-          <w:color w:val="000000"/>
-        </w:rPr>
-        <w:t>接受结果</w:t>
-      </w:r>
-      <w:r>
-        <w:rPr>
-          <w:color w:val="000000"/>
-        </w:rPr>
-        <w:t>"</w:t>
-      </w:r>
-      <w:r>
-        <w:rPr>
-          <w:color w:val="000000"/>
-        </w:rPr>
-        <w:t>的位置。第二类是互动评选型，如以音乐对决、歌单投票为玩法的社交应用，把用户之间的比较行为本身做成了玩法，用户在其中的每一次选择都会留下数据。值得注意的是，这两类产品的数据基础均为平台自有曲库与自有用户行为记录，对外部开发者并不开放。</w:t>
+          <w:lang w:eastAsia="zh-CN"/>
+        </w:rPr>
+        <w:t>在应用产品层面，可归纳为两类。第一类是年度回顾型，如 Spotify Wrapped 与 Apple Music Replay，产品以平台侧积累的用户行为数据为基础，生成个性化的年度总结并与用户分享，其特点是传播效果好，但用户全程处于"接受结果"的位置。第二类是互动评选型，如以音乐对决、歌单投票为玩法的社交应用，把用户之间的比较行为本身做成了玩法，用户在其中的每一次选择都会留下数据。值得注意的是，这两类产品的数据基础均为平台自有曲库与自有用户行为记录，对外部开发者并不开放。</w:t>
       </w:r>
     </w:p>
     <w:p>
       <w:pPr>
         <w:pStyle w:val="21"/>
         <w:spacing w:after="120" w:line="360" w:lineRule="auto"/>
+        <w:rPr>
+          <w:lang w:eastAsia="zh-CN"/>
+        </w:rPr>
       </w:pPr>
       <w:bookmarkStart w:id="6" w:name="_Toc240368983"/>
       <w:r>
         <w:rPr>
           <w:rFonts w:ascii="黑体" w:eastAsia="黑体" w:hAnsi="黑体"/>
-        </w:rPr>
-        <w:t xml:space="preserve">2.2 </w:t>
-      </w:r>
-      <w:r>
-        <w:rPr>
-          <w:rFonts w:ascii="黑体" w:eastAsia="黑体" w:hAnsi="黑体"/>
-        </w:rPr>
-        <w:t>国内研究与应用现状</w:t>
+          <w:lang w:eastAsia="zh-CN"/>
+        </w:rPr>
+        <w:t>2.2 国内研究与应用现状</w:t>
       </w:r>
       <w:bookmarkEnd w:id="6"/>
     </w:p>
@@ -2387,148 +1926,37 @@
       <w:pPr>
         <w:spacing w:after="0" w:line="360" w:lineRule="auto"/>
         <w:ind w:firstLine="480"/>
+        <w:rPr>
+          <w:lang w:eastAsia="zh-CN"/>
+        </w:rPr>
       </w:pPr>
       <w:r>
         <w:rPr>
           <w:color w:val="000000"/>
-        </w:rPr>
-        <w:t>国内主流音乐平台同样以年度听歌报告作为主要的用户互动节点，形式上以统计数据与可视化的单向呈现为主；在社交玩法上主要集中于</w:t>
-      </w:r>
-      <w:r>
-        <w:rPr>
-          <w:color w:val="000000"/>
-        </w:rPr>
-        <w:t>"</w:t>
-      </w:r>
-      <w:r>
-        <w:rPr>
-          <w:color w:val="000000"/>
-        </w:rPr>
-        <w:t>一起听</w:t>
-      </w:r>
-      <w:r>
-        <w:rPr>
-          <w:color w:val="000000"/>
-        </w:rPr>
-        <w:t>"</w:t>
-      </w:r>
-      <w:r>
-        <w:rPr>
-          <w:color w:val="000000"/>
-        </w:rPr>
-        <w:t>与</w:t>
-      </w:r>
-      <w:r>
-        <w:rPr>
-          <w:color w:val="000000"/>
-        </w:rPr>
-        <w:t>"</w:t>
-      </w:r>
-      <w:r>
-        <w:rPr>
-          <w:color w:val="000000"/>
-        </w:rPr>
-        <w:t>歌单共创</w:t>
-      </w:r>
-      <w:r>
-        <w:rPr>
-          <w:color w:val="000000"/>
-        </w:rPr>
-        <w:t>"</w:t>
-      </w:r>
-      <w:r>
-        <w:rPr>
-          <w:color w:val="000000"/>
-        </w:rPr>
-        <w:t>，缺少围绕</w:t>
-      </w:r>
-      <w:r>
-        <w:rPr>
-          <w:color w:val="000000"/>
-        </w:rPr>
-        <w:t>"</w:t>
-      </w:r>
-      <w:r>
-        <w:rPr>
-          <w:color w:val="000000"/>
-        </w:rPr>
-        <w:t>评选与对决</w:t>
-      </w:r>
-      <w:r>
-        <w:rPr>
-          <w:color w:val="000000"/>
-        </w:rPr>
-        <w:t>"</w:t>
-      </w:r>
-      <w:r>
-        <w:rPr>
-          <w:color w:val="000000"/>
-        </w:rPr>
-        <w:t>的强互动形态。</w:t>
+          <w:lang w:eastAsia="zh-CN"/>
+        </w:rPr>
+        <w:t>国内主流音乐平台同样以年度听歌报告作为主要的用户互动节点，形式上以统计数据与可视化的单向呈现为主；在社交玩法上主要集中于"一起听"与"歌单共创"，缺少围绕"评选与对决"的强互动形态。</w:t>
       </w:r>
     </w:p>
     <w:p>
       <w:pPr>
         <w:spacing w:after="0" w:line="360" w:lineRule="auto"/>
         <w:ind w:firstLine="480"/>
+        <w:rPr>
+          <w:lang w:eastAsia="zh-CN"/>
+        </w:rPr>
       </w:pPr>
       <w:r>
         <w:rPr>
           <w:color w:val="000000"/>
-        </w:rPr>
-        <w:t>在高校毕业设计与课程作品层面，与本课题相关的工作大量集中在</w:t>
+          <w:lang w:eastAsia="zh-CN"/>
+        </w:rPr>
+        <w:t>在高校毕业设计与课程作品层面，与本课题相关的工作大量集中在"文化数字化展示平台"与"信息展示类小程序"两类。前者以图文陈列、三维模型展示、沉浸式浏览为主，后者以信息检索、预约管理、增删改查为主。这两类作品普</w:t>
       </w:r>
       <w:r>
         <w:rPr>
           <w:color w:val="000000"/>
-        </w:rPr>
-        <w:t>"</w:t>
-      </w:r>
-      <w:r>
-        <w:rPr>
-          <w:color w:val="000000"/>
-        </w:rPr>
-        <w:t>文化数字化展示平台</w:t>
-      </w:r>
-      <w:r>
-        <w:rPr>
-          <w:color w:val="000000"/>
-        </w:rPr>
-        <w:t>"</w:t>
-      </w:r>
-      <w:r>
-        <w:rPr>
-          <w:color w:val="000000"/>
-        </w:rPr>
-        <w:t>与</w:t>
-      </w:r>
-      <w:r>
-        <w:rPr>
-          <w:color w:val="000000"/>
-        </w:rPr>
-        <w:t>"</w:t>
-      </w:r>
-      <w:r>
-        <w:rPr>
-          <w:color w:val="000000"/>
-        </w:rPr>
-        <w:t>信息展示类小程序</w:t>
-      </w:r>
-      <w:r>
-        <w:rPr>
-          <w:color w:val="000000"/>
-        </w:rPr>
-        <w:t>"</w:t>
-      </w:r>
-      <w:r>
-        <w:rPr>
-          <w:color w:val="000000"/>
-        </w:rPr>
-        <w:t>两类。前者以图文陈列、三维模型展示、沉浸式浏览为主，后者以信息检索、预约管理、增删改查为主。这两类作品普</w:t>
-      </w:r>
-      <w:r>
-        <w:rPr>
-          <w:color w:val="000000"/>
+          <w:lang w:eastAsia="zh-CN"/>
         </w:rPr>
         <w:lastRenderedPageBreak/>
         <w:t>遍存在两个共同的局限：一是交互深度有限，用户以浏览为主，系统不产生由用户决策驱动的数据；二是数据来源多为静态录入，系统与外部真实数据的流通较少。</w:t>
@@ -2538,79 +1966,33 @@
       <w:pPr>
         <w:spacing w:after="0" w:line="360" w:lineRule="auto"/>
         <w:ind w:firstLine="480"/>
+        <w:rPr>
+          <w:lang w:eastAsia="zh-CN"/>
+        </w:rPr>
       </w:pPr>
       <w:r>
         <w:rPr>
           <w:color w:val="000000"/>
-        </w:rPr>
-        <w:t>在人格测评类应用方面，</w:t>
-      </w:r>
-      <w:r>
-        <w:rPr>
-          <w:color w:val="000000"/>
-        </w:rPr>
-        <w:t xml:space="preserve">MBTI </w:t>
-      </w:r>
-      <w:r>
-        <w:rPr>
-          <w:color w:val="000000"/>
-        </w:rPr>
-        <w:t>类测试的传播度很高，但其实现方式多为</w:t>
-      </w:r>
-      <w:r>
-        <w:rPr>
-          <w:color w:val="000000"/>
-        </w:rPr>
-        <w:t>"</w:t>
-      </w:r>
-      <w:r>
-        <w:rPr>
-          <w:color w:val="000000"/>
-        </w:rPr>
-        <w:t>问卷作答</w:t>
-      </w:r>
-      <w:r>
-        <w:rPr>
-          <w:color w:val="000000"/>
-        </w:rPr>
-        <w:t xml:space="preserve"> + </w:t>
-      </w:r>
-      <w:r>
-        <w:rPr>
-          <w:color w:val="000000"/>
-        </w:rPr>
-        <w:t>固定文案模板</w:t>
-      </w:r>
-      <w:r>
-        <w:rPr>
-          <w:color w:val="000000"/>
-        </w:rPr>
-        <w:t>"</w:t>
-      </w:r>
-      <w:r>
-        <w:rPr>
-          <w:color w:val="000000"/>
-        </w:rPr>
-        <w:t>，即同一类型的用户会得到完全相同的解读文本，个性化空间有限，也较少与音乐这类强感官刺激的媒介相结合。</w:t>
+          <w:lang w:eastAsia="zh-CN"/>
+        </w:rPr>
+        <w:t>在人格测评类应用方面，MBTI 类测试的传播度很高，但其实现方式多为"问卷作答 + 固定文案模板"，即同一类型的用户会得到完全相同的解读文本，个性化空间有限，也较少与音乐这类强感官刺激的媒介相结合。</w:t>
       </w:r>
     </w:p>
     <w:p>
       <w:pPr>
         <w:pStyle w:val="21"/>
         <w:spacing w:after="120" w:line="360" w:lineRule="auto"/>
+        <w:rPr>
+          <w:lang w:eastAsia="zh-CN"/>
+        </w:rPr>
       </w:pPr>
       <w:bookmarkStart w:id="7" w:name="_Toc240368984"/>
       <w:r>
         <w:rPr>
           <w:rFonts w:ascii="黑体" w:eastAsia="黑体" w:hAnsi="黑体"/>
-        </w:rPr>
-        <w:t xml:space="preserve">2.3 </w:t>
-      </w:r>
-      <w:r>
-        <w:rPr>
-          <w:rFonts w:ascii="黑体" w:eastAsia="黑体" w:hAnsi="黑体"/>
-        </w:rPr>
-        <w:t>研究现状小结</w:t>
+          <w:lang w:eastAsia="zh-CN"/>
+        </w:rPr>
+        <w:t>2.3 研究现状小结</w:t>
       </w:r>
       <w:bookmarkEnd w:id="7"/>
     </w:p>
@@ -2618,10 +2000,14 @@
       <w:pPr>
         <w:spacing w:after="0" w:line="360" w:lineRule="auto"/>
         <w:ind w:firstLine="480"/>
+        <w:rPr>
+          <w:lang w:eastAsia="zh-CN"/>
+        </w:rPr>
       </w:pPr>
       <w:r>
         <w:rPr>
           <w:color w:val="000000"/>
+          <w:lang w:eastAsia="zh-CN"/>
         </w:rPr>
         <w:t>综合国内外研究与应用现状，可归纳出三个尚未被充分满足的空白。</w:t>
       </w:r>
@@ -2630,94 +2016,30 @@
       <w:pPr>
         <w:spacing w:after="0" w:line="360" w:lineRule="auto"/>
         <w:ind w:firstLine="480"/>
+        <w:rPr>
+          <w:lang w:eastAsia="zh-CN"/>
+        </w:rPr>
       </w:pPr>
       <w:r>
         <w:rPr>
           <w:color w:val="000000"/>
-        </w:rPr>
-        <w:t>第一，参与深度不足。现有产品的交互范式基本为</w:t>
-      </w:r>
-      <w:r>
-        <w:rPr>
-          <w:color w:val="000000"/>
-        </w:rPr>
-        <w:t>"</w:t>
-      </w:r>
-      <w:r>
-        <w:rPr>
-          <w:color w:val="000000"/>
-        </w:rPr>
-        <w:t>浏览</w:t>
-      </w:r>
-      <w:r>
-        <w:rPr>
-          <w:color w:val="000000"/>
-        </w:rPr>
-        <w:t>—</w:t>
-      </w:r>
-      <w:r>
-        <w:rPr>
-          <w:color w:val="000000"/>
-        </w:rPr>
-        <w:t>接受</w:t>
-      </w:r>
-      <w:r>
-        <w:rPr>
-          <w:color w:val="000000"/>
-        </w:rPr>
-        <w:t>"</w:t>
-      </w:r>
-      <w:r>
-        <w:rPr>
-          <w:color w:val="000000"/>
-        </w:rPr>
-        <w:t>或</w:t>
-      </w:r>
-      <w:r>
-        <w:rPr>
-          <w:color w:val="000000"/>
-        </w:rPr>
-        <w:t>"</w:t>
-      </w:r>
-      <w:r>
-        <w:rPr>
-          <w:color w:val="000000"/>
-        </w:rPr>
-        <w:t>作答</w:t>
-      </w:r>
-      <w:r>
-        <w:rPr>
-          <w:color w:val="000000"/>
-        </w:rPr>
-        <w:t>—</w:t>
-      </w:r>
-      <w:r>
-        <w:rPr>
-          <w:color w:val="000000"/>
-        </w:rPr>
-        <w:t>查看结果</w:t>
-      </w:r>
-      <w:r>
-        <w:rPr>
-          <w:color w:val="000000"/>
-        </w:rPr>
-        <w:t>"</w:t>
-      </w:r>
-      <w:r>
-        <w:rPr>
-          <w:color w:val="000000"/>
-        </w:rPr>
-        <w:t>，用户的决策行为要么不被记录，要么仅作为一次性输入，无法形成可累积、可对比、可再消费的数据资产。</w:t>
+          <w:lang w:eastAsia="zh-CN"/>
+        </w:rPr>
+        <w:t>第一，参与深度不足。现有产品的交互范式基本为"浏览—接受"或"作答—查看结果"，用户的决策行为要么不被记录，要么仅作为一次性输入，无法形成可累积、可对比、可再消费的数据资产。</w:t>
       </w:r>
     </w:p>
     <w:p>
       <w:pPr>
         <w:spacing w:after="0" w:line="360" w:lineRule="auto"/>
         <w:ind w:firstLine="480"/>
+        <w:rPr>
+          <w:lang w:eastAsia="zh-CN"/>
+        </w:rPr>
       </w:pPr>
       <w:r>
         <w:rPr>
           <w:color w:val="000000"/>
+          <w:lang w:eastAsia="zh-CN"/>
         </w:rPr>
         <w:t>第二，音乐数据获取的合法性约束常被忽视。音乐类应用对曲库依赖性极强，部分作品依赖非公开接口或未授权音频资源，存在版权风险与稳定性风险，导致作品难以公开部署与长期运行。</w:t>
       </w:r>
@@ -2726,107 +2048,47 @@
       <w:pPr>
         <w:spacing w:after="0" w:line="360" w:lineRule="auto"/>
         <w:ind w:firstLine="480"/>
+        <w:rPr>
+          <w:lang w:eastAsia="zh-CN"/>
+        </w:rPr>
       </w:pPr>
       <w:r>
         <w:rPr>
           <w:color w:val="000000"/>
-        </w:rPr>
-        <w:t>第三，测评结果的个性化程度低。现有音乐标签与人格测试多采用固定文案模板，缺乏针对个体作答组合的差异化解读，且很少把</w:t>
-      </w:r>
-      <w:r>
-        <w:rPr>
-          <w:color w:val="000000"/>
-        </w:rPr>
-        <w:t>"</w:t>
-      </w:r>
-      <w:r>
-        <w:rPr>
-          <w:color w:val="000000"/>
-        </w:rPr>
-        <w:t>听感</w:t>
-      </w:r>
-      <w:r>
-        <w:rPr>
-          <w:color w:val="000000"/>
-        </w:rPr>
-        <w:t>"</w:t>
-      </w:r>
-      <w:r>
-        <w:rPr>
-          <w:color w:val="000000"/>
-        </w:rPr>
-        <w:t>这一音乐特有的感知维度纳入测评过程。</w:t>
+          <w:lang w:eastAsia="zh-CN"/>
+        </w:rPr>
+        <w:t>第三，测评结果的个性化程度低。现有音乐标签与人格测试多采用固定文案模板，缺乏针对个体作答组合的差异化解读，且很少把"听感"这一音乐特有的感知维度纳入测评过程。</w:t>
       </w:r>
     </w:p>
     <w:p>
       <w:pPr>
         <w:spacing w:after="0" w:line="360" w:lineRule="auto"/>
         <w:ind w:firstLine="480"/>
+        <w:rPr>
+          <w:lang w:eastAsia="zh-CN"/>
+        </w:rPr>
       </w:pPr>
       <w:r>
         <w:rPr>
           <w:color w:val="000000"/>
-        </w:rPr>
-        <w:t>基于以上三点，本课题提出以</w:t>
-      </w:r>
-      <w:r>
-        <w:rPr>
-          <w:color w:val="000000"/>
-        </w:rPr>
-        <w:t>"</w:t>
-      </w:r>
-      <w:r>
-        <w:rPr>
-          <w:color w:val="000000"/>
-        </w:rPr>
-        <w:t>专辑对决</w:t>
-      </w:r>
-      <w:r>
-        <w:rPr>
-          <w:color w:val="000000"/>
-        </w:rPr>
-        <w:t>"</w:t>
-      </w:r>
-      <w:r>
-        <w:rPr>
-          <w:color w:val="000000"/>
-        </w:rPr>
-        <w:t>与</w:t>
-      </w:r>
-      <w:r>
-        <w:rPr>
-          <w:color w:val="000000"/>
-        </w:rPr>
-        <w:t>"</w:t>
-      </w:r>
-      <w:r>
-        <w:rPr>
-          <w:color w:val="000000"/>
-        </w:rPr>
-        <w:t>音乐人格测评</w:t>
-      </w:r>
-      <w:r>
-        <w:rPr>
-          <w:color w:val="000000"/>
-        </w:rPr>
-        <w:t>"</w:t>
-      </w:r>
-      <w:r>
-        <w:rPr>
-          <w:color w:val="000000"/>
-        </w:rPr>
-        <w:t>两种互补玩法为核心，构建一个数据自体闭环、可公开部署、结果个性化生成的音乐互动平台，并在此基础上完成毕业作品与论文。</w:t>
+          <w:lang w:eastAsia="zh-CN"/>
+        </w:rPr>
+        <w:t>基于以上三点，本课题提出以"专辑对决"与"音乐人格测评"两种互补玩法为核心，构建一个数据自体闭环、可公开部署、结果个性化生成的音乐互动平台，并在此基础上完成毕业作品与论文。</w:t>
       </w:r>
     </w:p>
     <w:p>
       <w:pPr>
         <w:pStyle w:val="1"/>
         <w:spacing w:before="240" w:after="120" w:line="360" w:lineRule="auto"/>
+        <w:rPr>
+          <w:lang w:eastAsia="zh-CN"/>
+        </w:rPr>
       </w:pPr>
       <w:bookmarkStart w:id="8" w:name="_Toc240368985"/>
       <w:r>
         <w:rPr>
           <w:rFonts w:ascii="黑体" w:eastAsia="黑体" w:hAnsi="黑体"/>
+          <w:lang w:eastAsia="zh-CN"/>
         </w:rPr>
         <w:t>三、研究内容与拟解决的关键问题</w:t>
       </w:r>
@@ -2836,10 +2098,14 @@
       <w:pPr>
         <w:spacing w:after="0" w:line="360" w:lineRule="auto"/>
         <w:ind w:firstLine="480"/>
+        <w:rPr>
+          <w:lang w:eastAsia="zh-CN"/>
+        </w:rPr>
       </w:pPr>
       <w:r>
         <w:rPr>
           <w:color w:val="000000"/>
+          <w:lang w:eastAsia="zh-CN"/>
         </w:rPr>
         <w:t>本部分先明确课题要达到的总体目标，再将其拆解为十项可实施、可验证的具体研究内容，最后列出实现过程中必须解决的关键技术问题。</w:t>
       </w:r>
@@ -2848,19 +2114,17 @@
       <w:pPr>
         <w:pStyle w:val="21"/>
         <w:spacing w:after="120" w:line="360" w:lineRule="auto"/>
+        <w:rPr>
+          <w:lang w:eastAsia="zh-CN"/>
+        </w:rPr>
       </w:pPr>
       <w:bookmarkStart w:id="9" w:name="_Toc240368986"/>
       <w:r>
         <w:rPr>
           <w:rFonts w:ascii="黑体" w:eastAsia="黑体" w:hAnsi="黑体"/>
-        </w:rPr>
-        <w:t xml:space="preserve">3.1 </w:t>
-      </w:r>
-      <w:r>
-        <w:rPr>
-          <w:rFonts w:ascii="黑体" w:eastAsia="黑体" w:hAnsi="黑体"/>
-        </w:rPr>
-        <w:t>研究目标</w:t>
+          <w:lang w:eastAsia="zh-CN"/>
+        </w:rPr>
+        <w:t>3.1 研究目标</w:t>
       </w:r>
       <w:bookmarkEnd w:id="9"/>
     </w:p>
@@ -2868,80 +2132,34 @@
       <w:pPr>
         <w:spacing w:after="0" w:line="360" w:lineRule="auto"/>
         <w:ind w:firstLine="480"/>
+        <w:rPr>
+          <w:lang w:eastAsia="zh-CN"/>
+        </w:rPr>
       </w:pPr>
       <w:r>
         <w:rPr>
           <w:color w:val="000000"/>
-        </w:rPr>
-        <w:t>设计并实现一个以</w:t>
-      </w:r>
-      <w:r>
-        <w:rPr>
-          <w:color w:val="000000"/>
-        </w:rPr>
-        <w:t>"</w:t>
-      </w:r>
-      <w:r>
-        <w:rPr>
-          <w:color w:val="000000"/>
-        </w:rPr>
-        <w:t>专辑对决</w:t>
-      </w:r>
-      <w:r>
-        <w:rPr>
-          <w:color w:val="000000"/>
-        </w:rPr>
-        <w:t>"</w:t>
-      </w:r>
-      <w:r>
-        <w:rPr>
-          <w:color w:val="000000"/>
-        </w:rPr>
-        <w:t>与</w:t>
-      </w:r>
-      <w:r>
-        <w:rPr>
-          <w:color w:val="000000"/>
-        </w:rPr>
-        <w:t>"</w:t>
-      </w:r>
-      <w:r>
-        <w:rPr>
-          <w:color w:val="000000"/>
-        </w:rPr>
-        <w:t>音乐人格测评</w:t>
-      </w:r>
-      <w:r>
-        <w:rPr>
-          <w:color w:val="000000"/>
-        </w:rPr>
-        <w:t>"</w:t>
-      </w:r>
-      <w:r>
-        <w:rPr>
-          <w:color w:val="000000"/>
-        </w:rPr>
-        <w:t>为核心玩法的音乐互动平台，完成前后端开发、数据库设计、云部署与上线发布，形成一套可公开访问、功能完整、数据真实流转的应用系统，并在此基础上完成毕业论文的撰写。</w:t>
+          <w:lang w:eastAsia="zh-CN"/>
+        </w:rPr>
+        <w:t>设计并实现一个以"专辑对决"与"音乐人格测评"为核心玩法的音乐互动平台，完成前后端开发、数据库设计、云部署与上线发布，形成一套可公开访问、功能完整、数据真实流转的应用系统，并在此基础上完成毕业论文的撰写。</w:t>
       </w:r>
     </w:p>
     <w:p>
       <w:pPr>
         <w:pStyle w:val="21"/>
         <w:spacing w:after="120" w:line="360" w:lineRule="auto"/>
+        <w:rPr>
+          <w:lang w:eastAsia="zh-CN"/>
+        </w:rPr>
       </w:pPr>
       <w:bookmarkStart w:id="10" w:name="_Toc240368987"/>
       <w:r>
         <w:rPr>
           <w:rFonts w:ascii="黑体" w:eastAsia="黑体" w:hAnsi="黑体"/>
+          <w:lang w:eastAsia="zh-CN"/>
         </w:rPr>
         <w:lastRenderedPageBreak/>
-        <w:t xml:space="preserve">3.2 </w:t>
-      </w:r>
-      <w:r>
-        <w:rPr>
-          <w:rFonts w:ascii="黑体" w:eastAsia="黑体" w:hAnsi="黑体"/>
-        </w:rPr>
-        <w:t>研究内容</w:t>
+        <w:t>3.2 研究内容</w:t>
       </w:r>
       <w:bookmarkEnd w:id="10"/>
     </w:p>
@@ -2949,260 +2167,178 @@
       <w:pPr>
         <w:spacing w:after="0" w:line="360" w:lineRule="auto"/>
         <w:ind w:firstLine="480"/>
+        <w:rPr>
+          <w:lang w:eastAsia="zh-CN"/>
+        </w:rPr>
       </w:pPr>
       <w:r>
         <w:rPr>
           <w:color w:val="000000"/>
-        </w:rPr>
-        <w:t>（</w:t>
-      </w:r>
-      <w:r>
-        <w:rPr>
-          <w:color w:val="000000"/>
-        </w:rPr>
-        <w:t>1</w:t>
-      </w:r>
-      <w:r>
-        <w:rPr>
-          <w:color w:val="000000"/>
-        </w:rPr>
-        <w:t>）需求分析与交互设计。通过功能拆解与用户故事梳理明确系统边界，完成用户故事清单、功能需求与非功能需求（性能、安全、可用性）的整理；输出完整的界面设计稿，覆盖前台用户端与后台管理端。</w:t>
+          <w:lang w:eastAsia="zh-CN"/>
+        </w:rPr>
+        <w:t>（1）需求分析与交互设计。通过功能拆解与用户故事梳理明确系统边界，完成用户故事清单、功能需求与非功能需求（性能、安全、可用性）的整理；输出完整的界面设计稿，覆盖前台用户端与后台管理端。</w:t>
       </w:r>
     </w:p>
     <w:p>
       <w:pPr>
         <w:spacing w:after="0" w:line="360" w:lineRule="auto"/>
         <w:ind w:firstLine="480"/>
+        <w:rPr>
+          <w:lang w:eastAsia="zh-CN"/>
+        </w:rPr>
       </w:pPr>
       <w:r>
         <w:rPr>
           <w:color w:val="000000"/>
-        </w:rPr>
-        <w:t>（</w:t>
-      </w:r>
-      <w:r>
-        <w:rPr>
-          <w:color w:val="000000"/>
-        </w:rPr>
-        <w:t>2</w:t>
-      </w:r>
-      <w:r>
-        <w:rPr>
-          <w:color w:val="000000"/>
-        </w:rPr>
-        <w:t>）系统架构设计。采用前后端分离的三层架构，明确展示层、业务服务层与数据层的职责划分，完成系统架构图与数据流转说明。</w:t>
+          <w:lang w:eastAsia="zh-CN"/>
+        </w:rPr>
+        <w:t>（2）系统架构设计。采用前后端分离的三层架构，明确展示层、业务服务层与数据层的职责划分，完成系统架构图与数据流转说明。</w:t>
       </w:r>
     </w:p>
     <w:p>
       <w:pPr>
         <w:spacing w:after="0" w:line="360" w:lineRule="auto"/>
         <w:ind w:firstLine="480"/>
+        <w:rPr>
+          <w:lang w:eastAsia="zh-CN"/>
+        </w:rPr>
       </w:pPr>
       <w:r>
         <w:rPr>
           <w:color w:val="000000"/>
-        </w:rPr>
-        <w:t>（</w:t>
-      </w:r>
-      <w:r>
-        <w:rPr>
-          <w:color w:val="000000"/>
-        </w:rPr>
-        <w:t>3</w:t>
-      </w:r>
-      <w:r>
-        <w:rPr>
-          <w:color w:val="000000"/>
-        </w:rPr>
-        <w:t>）数据库设计。围绕用户、音乐数据、对决过程、测评数据四类对象完成数据库建模，设计用户、歌手、专辑、曲目、对决、对战场次、投票、测评题目、人格类型、测评结果、收藏、分享记录等数据表，明确实体间关系并输出实体关系图。</w:t>
+          <w:lang w:eastAsia="zh-CN"/>
+        </w:rPr>
+        <w:t>（3）数据库设计。围绕用户、音乐数据、对决过程、测评数据四类对象完成数据库建模，设计用户、歌手、专辑、曲目、对决、对战场次、投票、测评题目、人格类型、测评结果、收藏、分享记录等数据表，明确实体间关系并输出实体关系图。</w:t>
       </w:r>
     </w:p>
     <w:p>
       <w:pPr>
         <w:spacing w:after="0" w:line="360" w:lineRule="auto"/>
         <w:ind w:firstLine="480"/>
+        <w:rPr>
+          <w:lang w:eastAsia="zh-CN"/>
+        </w:rPr>
       </w:pPr>
       <w:r>
         <w:rPr>
           <w:color w:val="000000"/>
-        </w:rPr>
-        <w:t>（</w:t>
-      </w:r>
-      <w:r>
-        <w:rPr>
-          <w:color w:val="000000"/>
-        </w:rPr>
-        <w:t>4</w:t>
-      </w:r>
-      <w:r>
-        <w:rPr>
-          <w:color w:val="000000"/>
-        </w:rPr>
-        <w:t>）音乐数据获取与缓存模块。通过开放接口获取歌手、专辑、曲目及试听资源，完成字段规范化映射与数据持久化，并设计缓存更新策略。</w:t>
+          <w:lang w:eastAsia="zh-CN"/>
+        </w:rPr>
+        <w:t>（4）音乐数据获取与缓存模块。通过开放接口获取歌手、专辑、曲目及试听资源，完成字段规范化映射与数据持久化，并设计缓存更新策略。</w:t>
       </w:r>
     </w:p>
     <w:p>
       <w:pPr>
         <w:spacing w:after="0" w:line="360" w:lineRule="auto"/>
         <w:ind w:firstLine="480"/>
+        <w:rPr>
+          <w:lang w:eastAsia="zh-CN"/>
+        </w:rPr>
       </w:pPr>
       <w:r>
         <w:rPr>
           <w:color w:val="000000"/>
-        </w:rPr>
-        <w:t>（</w:t>
-      </w:r>
-      <w:r>
-        <w:rPr>
-          <w:color w:val="000000"/>
-        </w:rPr>
-        <w:t>5</w:t>
-      </w:r>
-      <w:r>
-        <w:rPr>
-          <w:color w:val="000000"/>
-        </w:rPr>
-        <w:t>）专辑对决模块。实现对阵自动生成、逐轮投票、晋级与复活机制、结果汇总与冠军生成；提供对决过程中的试听能力，使用户在未听过专辑的情况下也能做出选择。</w:t>
+          <w:lang w:eastAsia="zh-CN"/>
+        </w:rPr>
+        <w:t>（5）专辑对决模块。实现对阵自动生成、逐轮投票、晋级与复活机制、结果汇总与冠军生成；提供对决过程中的试听能力，使用户在未听过专辑的情况下也能做出选择。</w:t>
       </w:r>
     </w:p>
     <w:p>
       <w:pPr>
         <w:spacing w:after="0" w:line="360" w:lineRule="auto"/>
         <w:ind w:firstLine="480"/>
+        <w:rPr>
+          <w:lang w:eastAsia="zh-CN"/>
+        </w:rPr>
       </w:pPr>
       <w:r>
         <w:rPr>
           <w:color w:val="000000"/>
-        </w:rPr>
-        <w:t>（</w:t>
-      </w:r>
-      <w:r>
-        <w:rPr>
-          <w:color w:val="000000"/>
-        </w:rPr>
-        <w:t>6</w:t>
-      </w:r>
-      <w:r>
-        <w:rPr>
-          <w:color w:val="000000"/>
-        </w:rPr>
-        <w:t>）音乐人格测评模块。完成题目体系设计、计分模型与类型映射规则；实现包含试听感知题的作答流程，并输出人格结果卡片与推荐专辑。</w:t>
+          <w:lang w:eastAsia="zh-CN"/>
+        </w:rPr>
+        <w:t>（6）音乐人格测评模块。完成题目体系设计、计分模型与类型映射规则；实现包含试听感知题的作答流程，并输出人格结果卡片与推荐专辑。</w:t>
       </w:r>
     </w:p>
     <w:p>
       <w:pPr>
         <w:spacing w:after="0" w:line="360" w:lineRule="auto"/>
         <w:ind w:firstLine="480"/>
+        <w:rPr>
+          <w:lang w:eastAsia="zh-CN"/>
+        </w:rPr>
       </w:pPr>
       <w:r>
         <w:rPr>
           <w:color w:val="000000"/>
-        </w:rPr>
-        <w:t>（</w:t>
-      </w:r>
-      <w:r>
-        <w:rPr>
-          <w:color w:val="000000"/>
-        </w:rPr>
-        <w:t>7</w:t>
-      </w:r>
-      <w:r>
-        <w:rPr>
-          <w:color w:val="000000"/>
-        </w:rPr>
-        <w:t>）大语言模型文本生成模块。将用户作答组合与测评结果作为输入，生成个性化解读文案；设计提示词模板、异常降级与结果缓存机制。</w:t>
+          <w:lang w:eastAsia="zh-CN"/>
+        </w:rPr>
+        <w:t>（7）大语言模型文本生成模块。将用户作答组合与测评结果作为输入，生成个性化解读文案；设计提示词模板、异常降级与结果缓存机制。</w:t>
       </w:r>
     </w:p>
     <w:p>
       <w:pPr>
         <w:spacing w:after="0" w:line="360" w:lineRule="auto"/>
         <w:ind w:firstLine="480"/>
+        <w:rPr>
+          <w:lang w:eastAsia="zh-CN"/>
+        </w:rPr>
       </w:pPr>
       <w:r>
         <w:rPr>
           <w:color w:val="000000"/>
-        </w:rPr>
-        <w:t>（</w:t>
-      </w:r>
-      <w:r>
-        <w:rPr>
-          <w:color w:val="000000"/>
-        </w:rPr>
-        <w:t>8</w:t>
-      </w:r>
-      <w:r>
-        <w:rPr>
-          <w:color w:val="000000"/>
-        </w:rPr>
-        <w:t>）数据可视化与分享图生成模块。实现对决对阵图、冠军路径图、人格卡片的绘制与图片导出；完成平台榜单与人格类型分布的统计可视化。</w:t>
+          <w:lang w:eastAsia="zh-CN"/>
+        </w:rPr>
+        <w:t>（8）数据可视化与分享图生成模块。实现对决对阵图、冠军路径图、人格卡片的绘制与图片导出；完成平台榜单与人格类型分布的统计可视化。</w:t>
       </w:r>
     </w:p>
     <w:p>
       <w:pPr>
         <w:spacing w:after="0" w:line="360" w:lineRule="auto"/>
         <w:ind w:firstLine="480"/>
+        <w:rPr>
+          <w:lang w:eastAsia="zh-CN"/>
+        </w:rPr>
       </w:pPr>
       <w:r>
         <w:rPr>
           <w:color w:val="000000"/>
-        </w:rPr>
-        <w:t>（</w:t>
-      </w:r>
-      <w:r>
-        <w:rPr>
-          <w:color w:val="000000"/>
-        </w:rPr>
-        <w:t>9</w:t>
-      </w:r>
-      <w:r>
-        <w:rPr>
-          <w:color w:val="000000"/>
-        </w:rPr>
-        <w:t>）后台管理模块。实现数据看板、测评题目管理、人格类型管理、音乐数据管理与用户管理功能。</w:t>
+          <w:lang w:eastAsia="zh-CN"/>
+        </w:rPr>
+        <w:t>（9）后台管理模块。实现数据看板、测评题目管理、人格类型管理、音乐数据管理与用户管理功能。</w:t>
       </w:r>
     </w:p>
     <w:p>
       <w:pPr>
         <w:spacing w:after="0" w:line="360" w:lineRule="auto"/>
         <w:ind w:firstLine="480"/>
+        <w:rPr>
+          <w:lang w:eastAsia="zh-CN"/>
+        </w:rPr>
       </w:pPr>
       <w:r>
         <w:rPr>
           <w:color w:val="000000"/>
-        </w:rPr>
-        <w:t>（</w:t>
-      </w:r>
-      <w:r>
-        <w:rPr>
-          <w:color w:val="000000"/>
-        </w:rPr>
-        <w:t>10</w:t>
-      </w:r>
-      <w:r>
-        <w:rPr>
-          <w:color w:val="000000"/>
-        </w:rPr>
-        <w:t>）系统测试与部署上线。完成功能测试、接口测试、兼容性测试与用户试用反馈收集；将前端、后端与数据库分别部署至云平台，获得可公开访问的线上地址。</w:t>
+          <w:lang w:eastAsia="zh-CN"/>
+        </w:rPr>
+        <w:t>（10）系统测试与部署上线。完成功能测试、接口测试、兼容性测试与用户试用反馈收集；将前端、后端与数据库分别部署至云平台，获得可公开访问的线上地址。</w:t>
       </w:r>
     </w:p>
     <w:p>
       <w:pPr>
         <w:pStyle w:val="21"/>
         <w:spacing w:after="120" w:line="360" w:lineRule="auto"/>
+        <w:rPr>
+          <w:lang w:eastAsia="zh-CN"/>
+        </w:rPr>
       </w:pPr>
       <w:bookmarkStart w:id="11" w:name="_Toc240368988"/>
       <w:r>
         <w:rPr>
           <w:rFonts w:ascii="黑体" w:eastAsia="黑体" w:hAnsi="黑体"/>
+          <w:lang w:eastAsia="zh-CN"/>
         </w:rPr>
         <w:lastRenderedPageBreak/>
-        <w:t xml:space="preserve">3.3 </w:t>
-      </w:r>
-      <w:r>
-        <w:rPr>
-          <w:rFonts w:ascii="黑体" w:eastAsia="黑体" w:hAnsi="黑体"/>
-        </w:rPr>
-        <w:t>拟解决的关键问题</w:t>
+        <w:t>3.3 拟解决的关键问题</w:t>
       </w:r>
       <w:bookmarkEnd w:id="11"/>
     </w:p>
@@ -3210,167 +2346,111 @@
       <w:pPr>
         <w:spacing w:after="0" w:line="360" w:lineRule="auto"/>
         <w:ind w:firstLine="480"/>
+        <w:rPr>
+          <w:lang w:eastAsia="zh-CN"/>
+        </w:rPr>
       </w:pPr>
       <w:r>
         <w:rPr>
           <w:color w:val="000000"/>
-        </w:rPr>
-        <w:t>（</w:t>
-      </w:r>
-      <w:r>
-        <w:rPr>
-          <w:color w:val="000000"/>
-        </w:rPr>
-        <w:t>1</w:t>
-      </w:r>
-      <w:r>
-        <w:rPr>
-          <w:color w:val="000000"/>
-        </w:rPr>
-        <w:t>）音乐数据的合法获取、规范化与缓存。需选用无版权风险的开放接口作为数据源，对多语种、多地区返回的异构数据做统一规范化处理；并设计缓存策略，将外部接口数据持久化至本地数据库，以降低外部依赖、提升响应速度并规避接口频率限制。</w:t>
+          <w:lang w:eastAsia="zh-CN"/>
+        </w:rPr>
+        <w:t>（1）音乐数据的合法获取、规范化与缓存。需选用无版权风险的开放接口作为数据源，对多语种、多地区返回的异构数据做统一规范化处理；并设计缓存策略，将外部接口数据持久化至本地数据库，以降低外部依赖、提升响应速度并规避接口频率限制。</w:t>
       </w:r>
     </w:p>
     <w:p>
       <w:pPr>
         <w:spacing w:after="0" w:line="360" w:lineRule="auto"/>
         <w:ind w:firstLine="480"/>
+        <w:rPr>
+          <w:lang w:eastAsia="zh-CN"/>
+        </w:rPr>
       </w:pPr>
       <w:r>
         <w:rPr>
           <w:color w:val="000000"/>
-        </w:rPr>
-        <w:t>（</w:t>
-      </w:r>
-      <w:r>
-        <w:rPr>
-          <w:color w:val="000000"/>
-        </w:rPr>
-        <w:t>2</w:t>
-      </w:r>
-      <w:r>
-        <w:rPr>
-          <w:color w:val="000000"/>
-        </w:rPr>
-        <w:t>）对决赛制算法的设计与体验平衡。需设计可供程序自动生成的对阵结构，处理参赛数量非</w:t>
-      </w:r>
-      <w:r>
-        <w:rPr>
-          <w:color w:val="000000"/>
-        </w:rPr>
-        <w:t xml:space="preserve"> 2 </w:t>
-      </w:r>
-      <w:r>
-        <w:rPr>
-          <w:color w:val="000000"/>
-        </w:rPr>
-        <w:t>的整数次幂时的轮空问题，并在淘汰赛之外补充复活机制。同时必须控制单场赛事的整体时长，避免赛程过长导致用户中途流失。</w:t>
+          <w:lang w:eastAsia="zh-CN"/>
+        </w:rPr>
+        <w:t>（2）对决赛制算法的设计与体验平衡。需设计可供程序自动生成的对阵结构，处理参赛数量非 2 的整数次幂时的轮空问题，并在淘汰赛之外补充复活机制。同时必须控制单场赛事的整体时长，避免赛程过长导致用户中途流失。</w:t>
       </w:r>
     </w:p>
     <w:p>
       <w:pPr>
         <w:spacing w:after="0" w:line="360" w:lineRule="auto"/>
         <w:ind w:firstLine="480"/>
+        <w:rPr>
+          <w:lang w:eastAsia="zh-CN"/>
+        </w:rPr>
       </w:pPr>
       <w:r>
         <w:rPr>
           <w:color w:val="000000"/>
-        </w:rPr>
-        <w:t>（</w:t>
-      </w:r>
-      <w:r>
-        <w:rPr>
-          <w:color w:val="000000"/>
-        </w:rPr>
-        <w:t>3</w:t>
-      </w:r>
-      <w:r>
-        <w:rPr>
-          <w:color w:val="000000"/>
-        </w:rPr>
-        <w:t>）音乐人格测评模型的构建。题目的设计、维度划分、计分规则与类型映射共同决定结果的有效性与区分度，需要在题目数量（兼顾体验时长）与结果准确性之间取得平衡，并保证同一用户重复作答时结果具备稳定性。</w:t>
+          <w:lang w:eastAsia="zh-CN"/>
+        </w:rPr>
+        <w:t>（3）音乐人格测评模型的构建。题目的设计、维度划分、计分规则与类型映射共同决定结果的有效性与区分度，需要在题目数量（兼顾体验时长）与结果准确性之间取得平衡，并保证同一用户重复作答时结果具备稳定性。</w:t>
       </w:r>
     </w:p>
     <w:p>
       <w:pPr>
         <w:spacing w:after="0" w:line="360" w:lineRule="auto"/>
         <w:ind w:firstLine="480"/>
+        <w:rPr>
+          <w:lang w:eastAsia="zh-CN"/>
+        </w:rPr>
       </w:pPr>
       <w:r>
         <w:rPr>
           <w:color w:val="000000"/>
-        </w:rPr>
-        <w:t>（</w:t>
-      </w:r>
-      <w:r>
-        <w:rPr>
-          <w:color w:val="000000"/>
-        </w:rPr>
-        <w:t>4</w:t>
-      </w:r>
-      <w:r>
-        <w:rPr>
-          <w:color w:val="000000"/>
-        </w:rPr>
-        <w:t>）个性化文本生成的质量与成本控制。大语言模型输出的稳定性与时延直接影响体验，且存在调用失败的可能，需设计合理的提示词结构以保证风格统一，并建立降级机制。</w:t>
+          <w:lang w:eastAsia="zh-CN"/>
+        </w:rPr>
+        <w:t>（4）个性化文本生成的质量与成本控制。大语言模型输出的稳定性与时延直接影响体验，且存在调用失败的可能，需设计合理的提示词结构以保证风格统一，并建立降级机制。</w:t>
       </w:r>
     </w:p>
     <w:p>
       <w:pPr>
         <w:spacing w:after="0" w:line="360" w:lineRule="auto"/>
         <w:ind w:firstLine="480"/>
+        <w:rPr>
+          <w:lang w:eastAsia="zh-CN"/>
+        </w:rPr>
       </w:pPr>
       <w:r>
         <w:rPr>
           <w:color w:val="000000"/>
-        </w:rPr>
-        <w:t>（</w:t>
-      </w:r>
-      <w:r>
-        <w:rPr>
-          <w:color w:val="000000"/>
-        </w:rPr>
-        <w:t>5</w:t>
-      </w:r>
-      <w:r>
-        <w:rPr>
-          <w:color w:val="000000"/>
-        </w:rPr>
-        <w:t>）结果可视化与分享图的跨设备一致性。对阵图与人格卡是核心视觉产出，需在不同屏幕尺寸与浏览器下保持版式一致，尤其要解决中文字体渲染与内容截断问题。</w:t>
+          <w:lang w:eastAsia="zh-CN"/>
+        </w:rPr>
+        <w:t>（5）结果可视化与分享图的跨设备一致性。对阵图与人格卡是核心视觉产出，需在不同屏幕尺寸与浏览器下保持版式一致，尤其要解决中文字体渲染与内容截断问题。</w:t>
       </w:r>
     </w:p>
     <w:p>
       <w:pPr>
         <w:spacing w:after="0" w:line="360" w:lineRule="auto"/>
         <w:ind w:firstLine="480"/>
+        <w:rPr>
+          <w:lang w:eastAsia="zh-CN"/>
+        </w:rPr>
       </w:pPr>
       <w:r>
         <w:rPr>
           <w:color w:val="000000"/>
-        </w:rPr>
-        <w:t>（</w:t>
-      </w:r>
-      <w:r>
-        <w:rPr>
-          <w:color w:val="000000"/>
-        </w:rPr>
-        <w:t>6</w:t>
-      </w:r>
-      <w:r>
-        <w:rPr>
-          <w:color w:val="000000"/>
-        </w:rPr>
-        <w:t>）系统的安全性、性能与可部署性。需完成用户认证与数据安全设计，实现接口鉴权与输入校验；通过合理的缓存与索引策略保证响应性能；最终完成云端部署，提供可公开访问的线上地址。</w:t>
+          <w:lang w:eastAsia="zh-CN"/>
+        </w:rPr>
+        <w:t>（6）系统的安全性、性能与可部署性。需完成用户认证与数据安全设计，实现接口鉴权与输入校验；通过合理的缓存与索引策略保证响应性能；最终完成云端部署，提供可公开访问的线上地址。</w:t>
       </w:r>
     </w:p>
     <w:p>
       <w:pPr>
         <w:pStyle w:val="1"/>
         <w:spacing w:before="240" w:after="120" w:line="360" w:lineRule="auto"/>
+        <w:rPr>
+          <w:lang w:eastAsia="zh-CN"/>
+        </w:rPr>
       </w:pPr>
       <w:bookmarkStart w:id="12" w:name="_Toc240368989"/>
       <w:r>
         <w:rPr>
           <w:rFonts w:ascii="黑体" w:eastAsia="黑体" w:hAnsi="黑体"/>
+          <w:lang w:eastAsia="zh-CN"/>
         </w:rPr>
         <w:t>四、研究方法与技术路线</w:t>
       </w:r>
@@ -3380,10 +2460,14 @@
       <w:pPr>
         <w:spacing w:after="0" w:line="360" w:lineRule="auto"/>
         <w:ind w:firstLine="480"/>
+        <w:rPr>
+          <w:lang w:eastAsia="zh-CN"/>
+        </w:rPr>
       </w:pPr>
       <w:r>
         <w:rPr>
           <w:color w:val="000000"/>
+          <w:lang w:eastAsia="zh-CN"/>
         </w:rPr>
         <w:t>本部分说明课题的实施方式。先列出所采用的研究方法及其用途，再给出从开发方法、前后端技术、数据存储、外部服务到部署方案的完整技术路线，最后汇总关键技术选型。</w:t>
       </w:r>
@@ -3392,19 +2476,17 @@
       <w:pPr>
         <w:pStyle w:val="21"/>
         <w:spacing w:after="120" w:line="360" w:lineRule="auto"/>
+        <w:rPr>
+          <w:lang w:eastAsia="zh-CN"/>
+        </w:rPr>
       </w:pPr>
       <w:bookmarkStart w:id="13" w:name="_Toc240368990"/>
       <w:r>
         <w:rPr>
           <w:rFonts w:ascii="黑体" w:eastAsia="黑体" w:hAnsi="黑体"/>
-        </w:rPr>
-        <w:t xml:space="preserve">4.1 </w:t>
-      </w:r>
-      <w:r>
-        <w:rPr>
-          <w:rFonts w:ascii="黑体" w:eastAsia="黑体" w:hAnsi="黑体"/>
-        </w:rPr>
-        <w:t>研究方法</w:t>
+          <w:lang w:eastAsia="zh-CN"/>
+        </w:rPr>
+        <w:t>4.1 研究方法</w:t>
       </w:r>
       <w:bookmarkEnd w:id="13"/>
     </w:p>
@@ -3412,10 +2494,14 @@
       <w:pPr>
         <w:spacing w:after="0" w:line="360" w:lineRule="auto"/>
         <w:ind w:firstLine="480"/>
+        <w:rPr>
+          <w:lang w:eastAsia="zh-CN"/>
+        </w:rPr>
       </w:pPr>
       <w:r>
         <w:rPr>
           <w:color w:val="000000"/>
+          <w:lang w:eastAsia="zh-CN"/>
         </w:rPr>
         <w:t>文献研究法。查阅音乐推荐、用户行为分析、人格与偏好关系及游戏化设计相关文献，明确研究现状与技术选型依据。</w:t>
       </w:r>
@@ -3424,10 +2510,14 @@
       <w:pPr>
         <w:spacing w:after="0" w:line="360" w:lineRule="auto"/>
         <w:ind w:firstLine="480"/>
+        <w:rPr>
+          <w:lang w:eastAsia="zh-CN"/>
+        </w:rPr>
       </w:pPr>
       <w:r>
         <w:rPr>
           <w:color w:val="000000"/>
+          <w:lang w:eastAsia="zh-CN"/>
         </w:rPr>
         <w:lastRenderedPageBreak/>
         <w:t>需求分析法。结合同类产品的功能对比与目标用户的功能诉求，梳理功能清单与非功能需求，形成需求分析文档。</w:t>
@@ -3437,10 +2527,14 @@
       <w:pPr>
         <w:spacing w:after="0" w:line="360" w:lineRule="auto"/>
         <w:ind w:firstLine="480"/>
+        <w:rPr>
+          <w:lang w:eastAsia="zh-CN"/>
+        </w:rPr>
       </w:pPr>
       <w:r>
         <w:rPr>
           <w:color w:val="000000"/>
+          <w:lang w:eastAsia="zh-CN"/>
         </w:rPr>
         <w:t>原型迭代法。先完成界面原型与核心交互流程设计，再进入编码实现；在实现过程中结合试用反馈持续迭代。</w:t>
       </w:r>
@@ -3449,10 +2543,14 @@
       <w:pPr>
         <w:spacing w:after="0" w:line="360" w:lineRule="auto"/>
         <w:ind w:firstLine="480"/>
+        <w:rPr>
+          <w:lang w:eastAsia="zh-CN"/>
+        </w:rPr>
       </w:pPr>
       <w:r>
         <w:rPr>
           <w:color w:val="000000"/>
+          <w:lang w:eastAsia="zh-CN"/>
         </w:rPr>
         <w:t>对比实验法。针对对决机制的关键参数（参赛作品数量、是否启用复活赛）进行对照试用，依据完成率与主观反馈确定最优方案。</w:t>
       </w:r>
@@ -3461,10 +2559,14 @@
       <w:pPr>
         <w:spacing w:after="0" w:line="360" w:lineRule="auto"/>
         <w:ind w:firstLine="480"/>
+        <w:rPr>
+          <w:lang w:eastAsia="zh-CN"/>
+        </w:rPr>
       </w:pPr>
       <w:r>
         <w:rPr>
           <w:color w:val="000000"/>
+          <w:lang w:eastAsia="zh-CN"/>
         </w:rPr>
         <w:t>软件工程方法。遵循需求分析、概要设计、详细设计、编码、测试、部署的工程流程组织开发工作，并使用版本控制工具管理代码演进。</w:t>
       </w:r>
@@ -3473,19 +2575,17 @@
       <w:pPr>
         <w:pStyle w:val="21"/>
         <w:spacing w:after="120" w:line="360" w:lineRule="auto"/>
+        <w:rPr>
+          <w:lang w:eastAsia="zh-CN"/>
+        </w:rPr>
       </w:pPr>
       <w:bookmarkStart w:id="14" w:name="_Toc240368991"/>
       <w:r>
         <w:rPr>
           <w:rFonts w:ascii="黑体" w:eastAsia="黑体" w:hAnsi="黑体"/>
-        </w:rPr>
-        <w:t xml:space="preserve">4.2 </w:t>
-      </w:r>
-      <w:r>
-        <w:rPr>
-          <w:rFonts w:ascii="黑体" w:eastAsia="黑体" w:hAnsi="黑体"/>
-        </w:rPr>
-        <w:t>技术路线</w:t>
+          <w:lang w:eastAsia="zh-CN"/>
+        </w:rPr>
+        <w:t>4.2 技术路线</w:t>
       </w:r>
       <w:bookmarkEnd w:id="14"/>
     </w:p>
@@ -3493,10 +2593,14 @@
       <w:pPr>
         <w:spacing w:after="0" w:line="360" w:lineRule="auto"/>
         <w:ind w:firstLine="480"/>
+        <w:rPr>
+          <w:lang w:eastAsia="zh-CN"/>
+        </w:rPr>
       </w:pPr>
       <w:r>
         <w:rPr>
           <w:color w:val="000000"/>
+          <w:lang w:eastAsia="zh-CN"/>
         </w:rPr>
         <w:t>开发方法。以迭代开发组织进度，每个迭代产出可运行版本；在实现环节引入人工智能辅助编程工具提升开发效率，同时保证核心设计与关键逻辑由本人完成与验证。</w:t>
       </w:r>
@@ -3510,197 +2614,69 @@
         <w:rPr>
           <w:color w:val="000000"/>
         </w:rPr>
-        <w:t>前端技术。采用</w:t>
-      </w:r>
-      <w:r>
-        <w:rPr>
-          <w:color w:val="000000"/>
-        </w:rPr>
-        <w:t xml:space="preserve"> Vue 3 </w:t>
-      </w:r>
-      <w:r>
-        <w:rPr>
-          <w:color w:val="000000"/>
-        </w:rPr>
-        <w:t>作为核心框架，配合</w:t>
-      </w:r>
-      <w:r>
-        <w:rPr>
-          <w:color w:val="000000"/>
-        </w:rPr>
-        <w:t xml:space="preserve"> Vite </w:t>
-      </w:r>
-      <w:r>
-        <w:rPr>
-          <w:color w:val="000000"/>
-        </w:rPr>
-        <w:t>构建、</w:t>
-      </w:r>
-      <w:r>
-        <w:rPr>
-          <w:color w:val="000000"/>
-        </w:rPr>
-        <w:t xml:space="preserve">Vue Router </w:t>
-      </w:r>
-      <w:r>
-        <w:rPr>
-          <w:color w:val="000000"/>
-        </w:rPr>
-        <w:t>路由、</w:t>
-      </w:r>
-      <w:r>
-        <w:rPr>
-          <w:color w:val="000000"/>
-        </w:rPr>
-        <w:t xml:space="preserve">Pinia </w:t>
-      </w:r>
-      <w:r>
-        <w:rPr>
-          <w:color w:val="000000"/>
-        </w:rPr>
-        <w:t>状态管理与</w:t>
-      </w:r>
-      <w:r>
-        <w:rPr>
-          <w:color w:val="000000"/>
-        </w:rPr>
-        <w:t xml:space="preserve"> Axios </w:t>
-      </w:r>
-      <w:r>
-        <w:rPr>
-          <w:color w:val="000000"/>
-        </w:rPr>
-        <w:t>数据请求；界面组件采用</w:t>
-      </w:r>
-      <w:r>
-        <w:rPr>
-          <w:color w:val="000000"/>
-        </w:rPr>
-        <w:t xml:space="preserve"> Element Plus</w:t>
-      </w:r>
-      <w:r>
-        <w:rPr>
-          <w:color w:val="000000"/>
-        </w:rPr>
-        <w:t>；音乐试听使用浏览器原生音频能力实现；结果分享图借助前端绘图转换库生成。</w:t>
+        <w:t>前端技术。采用 Vue 3 作为核心框架，配合 Vite 构建、Vue Router 路由、Pinia 状态管理与 Axios 数据请求；界面组件采用 Element Plus；音乐试听使用浏览器原生音频能力实现；结果分享图借助前端绘图转换库生成。</w:t>
       </w:r>
     </w:p>
     <w:p>
       <w:pPr>
         <w:spacing w:after="0" w:line="360" w:lineRule="auto"/>
         <w:ind w:firstLine="480"/>
+        <w:rPr>
+          <w:lang w:eastAsia="zh-CN"/>
+        </w:rPr>
       </w:pPr>
       <w:r>
         <w:rPr>
           <w:color w:val="000000"/>
-        </w:rPr>
-        <w:t>后端技术。采用</w:t>
-      </w:r>
-      <w:r>
-        <w:rPr>
-          <w:color w:val="000000"/>
-        </w:rPr>
-        <w:t xml:space="preserve"> Node.js </w:t>
-      </w:r>
-      <w:r>
-        <w:rPr>
-          <w:color w:val="000000"/>
-        </w:rPr>
-        <w:t>运行环境与</w:t>
-      </w:r>
-      <w:r>
-        <w:rPr>
-          <w:color w:val="000000"/>
-        </w:rPr>
-        <w:t xml:space="preserve"> Express </w:t>
-      </w:r>
-      <w:r>
-        <w:rPr>
-          <w:color w:val="000000"/>
-        </w:rPr>
-        <w:t>框架搭建业务服务，实现音乐数据代理与缓存、对决与测评业务接口、排行榜统计接口及后台管理接口；用户认证采用</w:t>
-      </w:r>
-      <w:r>
-        <w:rPr>
-          <w:color w:val="000000"/>
-        </w:rPr>
-        <w:t xml:space="preserve"> JSON Web Token </w:t>
-      </w:r>
-      <w:r>
-        <w:rPr>
-          <w:color w:val="000000"/>
-        </w:rPr>
-        <w:t>方案，密码采用单向加密存储。</w:t>
+          <w:lang w:eastAsia="zh-CN"/>
+        </w:rPr>
+        <w:t>后端技术。采用 Node.js 运行环境与 Express 框架搭建业务服务，实现音乐数据代理与缓存、对决与测评业务接口、排行榜统计接口及后台管理接口；用户认证采用 JSON Web Token 方案，密码采用单向加密存储。</w:t>
       </w:r>
     </w:p>
     <w:p>
       <w:pPr>
         <w:spacing w:after="0" w:line="360" w:lineRule="auto"/>
         <w:ind w:firstLine="480"/>
+        <w:rPr>
+          <w:lang w:eastAsia="zh-CN"/>
+        </w:rPr>
       </w:pPr>
       <w:r>
         <w:rPr>
           <w:color w:val="000000"/>
-        </w:rPr>
-        <w:t>数据库技术。采用</w:t>
-      </w:r>
-      <w:r>
-        <w:rPr>
-          <w:color w:val="000000"/>
-        </w:rPr>
-        <w:t xml:space="preserve"> MongoDB </w:t>
-      </w:r>
-      <w:r>
-        <w:rPr>
-          <w:color w:val="000000"/>
-        </w:rPr>
-        <w:t>文档数据库存储数据，通过</w:t>
-      </w:r>
-      <w:r>
-        <w:rPr>
-          <w:color w:val="000000"/>
-        </w:rPr>
-        <w:t xml:space="preserve"> Mongoose </w:t>
-      </w:r>
-      <w:r>
-        <w:rPr>
-          <w:color w:val="000000"/>
-        </w:rPr>
-        <w:t>完成数据建模与校验。</w:t>
+          <w:lang w:eastAsia="zh-CN"/>
+        </w:rPr>
+        <w:t>数据库技术。采用 MongoDB 文档数据库存储数据，通过 Mongoose 完成数据建模与校验。</w:t>
       </w:r>
     </w:p>
     <w:p>
       <w:pPr>
         <w:spacing w:after="0" w:line="360" w:lineRule="auto"/>
         <w:ind w:firstLine="480"/>
+        <w:rPr>
+          <w:lang w:eastAsia="zh-CN"/>
+        </w:rPr>
       </w:pPr>
       <w:r>
         <w:rPr>
           <w:color w:val="000000"/>
-        </w:rPr>
-        <w:t>外部服务。音乐数据来自</w:t>
-      </w:r>
-      <w:r>
-        <w:rPr>
-          <w:color w:val="000000"/>
-        </w:rPr>
-        <w:t xml:space="preserve"> iTunes Search API</w:t>
-      </w:r>
-      <w:r>
-        <w:rPr>
-          <w:color w:val="000000"/>
-        </w:rPr>
-        <w:t>，用于获取歌手、专辑、曲目及官方试听片段；个性化文本生成调用大语言模型接口。</w:t>
+          <w:lang w:eastAsia="zh-CN"/>
+        </w:rPr>
+        <w:t>外部服务。音乐数据来自 iTunes Search API，用于获取歌手、专辑、曲目及官方试听片段；个性化文本生成调用大语言模型接口。</w:t>
       </w:r>
     </w:p>
     <w:p>
       <w:pPr>
         <w:spacing w:after="0" w:line="360" w:lineRule="auto"/>
         <w:ind w:firstLine="480"/>
+        <w:rPr>
+          <w:lang w:eastAsia="zh-CN"/>
+        </w:rPr>
       </w:pPr>
       <w:r>
         <w:rPr>
           <w:color w:val="000000"/>
+          <w:lang w:eastAsia="zh-CN"/>
         </w:rPr>
         <w:t>部署方案。前端部署至静态托管平台，后端部署至云应用托管平台，数据库使用云端数据库服务，形成前后端与数据库三端独立部署的结构，保障线上环境的可访问性与稳定性。</w:t>
       </w:r>
@@ -3715,13 +2691,7 @@
         <w:rPr>
           <w:rFonts w:ascii="黑体" w:eastAsia="黑体" w:hAnsi="黑体"/>
         </w:rPr>
-        <w:t xml:space="preserve">4.3 </w:t>
-      </w:r>
-      <w:r>
-        <w:rPr>
-          <w:rFonts w:ascii="黑体" w:eastAsia="黑体" w:hAnsi="黑体"/>
-        </w:rPr>
-        <w:t>关键技术与工具</w:t>
+        <w:t>4.3 关键技术与工具</w:t>
       </w:r>
       <w:bookmarkEnd w:id="15"/>
     </w:p>
@@ -3824,49 +2794,7 @@
                 <w:color w:val="000000"/>
                 <w:sz w:val="21"/>
               </w:rPr>
-              <w:t>Vue 3</w:t>
-            </w:r>
-            <w:r>
-              <w:rPr>
-                <w:color w:val="000000"/>
-                <w:sz w:val="21"/>
-              </w:rPr>
-              <w:t>、</w:t>
-            </w:r>
-            <w:r>
-              <w:rPr>
-                <w:color w:val="000000"/>
-                <w:sz w:val="21"/>
-              </w:rPr>
-              <w:t>Vite</w:t>
-            </w:r>
-            <w:r>
-              <w:rPr>
-                <w:color w:val="000000"/>
-                <w:sz w:val="21"/>
-              </w:rPr>
-              <w:t>、</w:t>
-            </w:r>
-            <w:r>
-              <w:rPr>
-                <w:color w:val="000000"/>
-                <w:sz w:val="21"/>
-              </w:rPr>
-              <w:t>Vue Router</w:t>
-            </w:r>
-            <w:r>
-              <w:rPr>
-                <w:color w:val="000000"/>
-                <w:sz w:val="21"/>
-              </w:rPr>
-              <w:t>、</w:t>
-            </w:r>
-            <w:r>
-              <w:rPr>
-                <w:color w:val="000000"/>
-                <w:sz w:val="21"/>
-              </w:rPr>
-              <w:t>Pinia</w:t>
+              <w:t>Vue 3、Vite、Vue Router、Pinia</w:t>
             </w:r>
           </w:p>
         </w:tc>
@@ -3927,21 +2855,7 @@
                 <w:color w:val="000000"/>
                 <w:sz w:val="21"/>
               </w:rPr>
-              <w:t>Node.js</w:t>
-            </w:r>
-            <w:r>
-              <w:rPr>
-                <w:color w:val="000000"/>
-                <w:sz w:val="21"/>
-              </w:rPr>
-              <w:t>、</w:t>
-            </w:r>
-            <w:r>
-              <w:rPr>
-                <w:color w:val="000000"/>
-                <w:sz w:val="21"/>
-              </w:rPr>
-              <w:t>Express</w:t>
+              <w:t>Node.js、Express</w:t>
             </w:r>
           </w:p>
         </w:tc>
@@ -3971,21 +2885,7 @@
                 <w:color w:val="000000"/>
                 <w:sz w:val="21"/>
               </w:rPr>
-              <w:t>MongoDB</w:t>
-            </w:r>
-            <w:r>
-              <w:rPr>
-                <w:color w:val="000000"/>
-                <w:sz w:val="21"/>
-              </w:rPr>
-              <w:t>、</w:t>
-            </w:r>
-            <w:r>
-              <w:rPr>
-                <w:color w:val="000000"/>
-                <w:sz w:val="21"/>
-              </w:rPr>
-              <w:t>Mongoose</w:t>
+              <w:t>MongoDB、Mongoose</w:t>
             </w:r>
           </w:p>
         </w:tc>
@@ -4015,14 +2915,7 @@
                 <w:color w:val="000000"/>
                 <w:sz w:val="21"/>
               </w:rPr>
-              <w:t>JSON Web Token</w:t>
-            </w:r>
-            <w:r>
-              <w:rPr>
-                <w:color w:val="000000"/>
-                <w:sz w:val="21"/>
-              </w:rPr>
-              <w:t>、密码单向加密</w:t>
+              <w:t>JSON Web Token、密码单向加密</w:t>
             </w:r>
           </w:p>
         </w:tc>
@@ -4052,21 +2945,7 @@
                 <w:color w:val="000000"/>
                 <w:sz w:val="21"/>
               </w:rPr>
-              <w:t>前端</w:t>
-            </w:r>
-            <w:r>
-              <w:rPr>
-                <w:color w:val="000000"/>
-                <w:sz w:val="21"/>
-              </w:rPr>
-              <w:t xml:space="preserve"> DOM </w:t>
-            </w:r>
-            <w:r>
-              <w:rPr>
-                <w:color w:val="000000"/>
-                <w:sz w:val="21"/>
-              </w:rPr>
-              <w:t>转图片方案</w:t>
+              <w:t>前端 DOM 转图片方案</w:t>
             </w:r>
           </w:p>
         </w:tc>
@@ -4181,40 +3060,18 @@
             <w:tcW w:w="4156" w:type="dxa"/>
           </w:tcPr>
           <w:p>
+            <w:pPr>
+              <w:rPr>
+                <w:lang w:eastAsia="zh-CN"/>
+              </w:rPr>
+            </w:pPr>
             <w:r>
               <w:rPr>
                 <w:color w:val="000000"/>
                 <w:sz w:val="21"/>
+                <w:lang w:eastAsia="zh-CN"/>
               </w:rPr>
-              <w:t>静态托管平台</w:t>
-            </w:r>
-            <w:r>
-              <w:rPr>
-                <w:color w:val="000000"/>
-                <w:sz w:val="21"/>
-              </w:rPr>
-              <w:t xml:space="preserve"> + </w:t>
-            </w:r>
-            <w:r>
-              <w:rPr>
-                <w:color w:val="000000"/>
-                <w:sz w:val="21"/>
-              </w:rPr>
-              <w:t>云应用托管平台</w:t>
-            </w:r>
-            <w:r>
-              <w:rPr>
-                <w:color w:val="000000"/>
-                <w:sz w:val="21"/>
-              </w:rPr>
-              <w:t xml:space="preserve"> + </w:t>
-            </w:r>
-            <w:r>
-              <w:rPr>
-                <w:color w:val="000000"/>
-                <w:sz w:val="21"/>
-              </w:rPr>
-              <w:t>云数据库</w:t>
+              <w:t>静态托管平台 + 云应用托管平台 + 云数据库</w:t>
             </w:r>
           </w:p>
         </w:tc>
@@ -4224,11 +3081,15 @@
       <w:pPr>
         <w:pStyle w:val="1"/>
         <w:spacing w:before="240" w:after="120" w:line="360" w:lineRule="auto"/>
+        <w:rPr>
+          <w:lang w:eastAsia="zh-CN"/>
+        </w:rPr>
       </w:pPr>
       <w:bookmarkStart w:id="16" w:name="_Toc240368993"/>
       <w:r>
         <w:rPr>
           <w:rFonts w:ascii="黑体" w:eastAsia="黑体" w:hAnsi="黑体"/>
+          <w:lang w:eastAsia="zh-CN"/>
         </w:rPr>
         <w:t>五、进度安排</w:t>
       </w:r>
@@ -4238,10 +3099,14 @@
       <w:pPr>
         <w:spacing w:after="0" w:line="360" w:lineRule="auto"/>
         <w:ind w:firstLine="480"/>
+        <w:rPr>
+          <w:lang w:eastAsia="zh-CN"/>
+        </w:rPr>
       </w:pPr>
       <w:r>
         <w:rPr>
           <w:color w:val="000000"/>
+          <w:lang w:eastAsia="zh-CN"/>
         </w:rPr>
         <w:t>本课题计划用六周完成作品开发与论文撰写，各阶段均设置可交付成果，以便按周检查进度。时间安排兼顾日常课程与求职安排，将工作量均匀分布而非集中在期末。</w:t>
       </w:r>
@@ -4250,239 +3115,111 @@
       <w:pPr>
         <w:spacing w:after="0" w:line="360" w:lineRule="auto"/>
         <w:ind w:firstLine="480"/>
+        <w:rPr>
+          <w:lang w:eastAsia="zh-CN"/>
+        </w:rPr>
       </w:pPr>
       <w:r>
         <w:rPr>
           <w:color w:val="000000"/>
-        </w:rPr>
-        <w:t>第一阶段（第</w:t>
-      </w:r>
-      <w:r>
-        <w:rPr>
-          <w:color w:val="000000"/>
-        </w:rPr>
-        <w:t xml:space="preserve"> 1 </w:t>
-      </w:r>
-      <w:r>
-        <w:rPr>
-          <w:color w:val="000000"/>
-        </w:rPr>
-        <w:t>周）</w:t>
-      </w:r>
-      <w:r>
-        <w:rPr>
-          <w:color w:val="000000"/>
-        </w:rPr>
-        <w:t>——</w:t>
-      </w:r>
-      <w:r>
-        <w:rPr>
-          <w:color w:val="000000"/>
-        </w:rPr>
-        <w:t>需求分析与系统设计。完成需求分析文档、系统架构图、数据库实体关系图与全部界面设计稿，搭建代码仓库并完成首次提交。</w:t>
+          <w:lang w:eastAsia="zh-CN"/>
+        </w:rPr>
+        <w:t>第一阶段（第 1 周）——需求分析与系统设计。完成需求分析文档、系统架构图、数据库实体关系图与全部界面设计稿，搭建代码仓库并完成首次提交。</w:t>
       </w:r>
     </w:p>
     <w:p>
       <w:pPr>
         <w:spacing w:after="0" w:line="360" w:lineRule="auto"/>
         <w:ind w:firstLine="480"/>
+        <w:rPr>
+          <w:lang w:eastAsia="zh-CN"/>
+        </w:rPr>
       </w:pPr>
       <w:r>
         <w:rPr>
           <w:color w:val="000000"/>
-        </w:rPr>
-        <w:t>第二阶段（第</w:t>
-      </w:r>
-      <w:r>
-        <w:rPr>
-          <w:color w:val="000000"/>
-        </w:rPr>
-        <w:t xml:space="preserve"> 2 </w:t>
-      </w:r>
-      <w:r>
-        <w:rPr>
-          <w:color w:val="000000"/>
-        </w:rPr>
-        <w:t>周）</w:t>
-      </w:r>
-      <w:r>
-        <w:rPr>
-          <w:color w:val="000000"/>
-        </w:rPr>
-        <w:t>——</w:t>
-      </w:r>
-      <w:r>
-        <w:rPr>
-          <w:color w:val="000000"/>
-        </w:rPr>
-        <w:t>后端与数据库实现。完成数据表建模、用户认证模块、音乐数据获取与缓存模块，以及对决、测评、榜单与后台管理等业务接口的开发与联调。</w:t>
+          <w:lang w:eastAsia="zh-CN"/>
+        </w:rPr>
+        <w:t>第二阶段（第 2 周）——后端与数据库实现。完成数据表建模、用户认证模块、音乐数据获取与缓存模块，以及对决、测评、榜单与后台管理等业务接口的开发与联调。</w:t>
       </w:r>
     </w:p>
     <w:p>
       <w:pPr>
         <w:spacing w:after="0" w:line="360" w:lineRule="auto"/>
         <w:ind w:firstLine="480"/>
+        <w:rPr>
+          <w:lang w:eastAsia="zh-CN"/>
+        </w:rPr>
       </w:pPr>
       <w:r>
         <w:rPr>
           <w:color w:val="000000"/>
-        </w:rPr>
-        <w:t>第三阶段（第</w:t>
-      </w:r>
-      <w:r>
-        <w:rPr>
-          <w:color w:val="000000"/>
-        </w:rPr>
-        <w:t xml:space="preserve"> 3 </w:t>
-      </w:r>
-      <w:r>
-        <w:rPr>
-          <w:color w:val="000000"/>
-        </w:rPr>
-        <w:t>周）</w:t>
-      </w:r>
-      <w:r>
-        <w:rPr>
-          <w:color w:val="000000"/>
-        </w:rPr>
-        <w:t>——</w:t>
-      </w:r>
-      <w:r>
-        <w:rPr>
-          <w:color w:val="000000"/>
-        </w:rPr>
-        <w:t>前端页面与核心玩法实现。完成前台与后台全部页面的开发，实现专辑对决与音乐人格测评两条完整业务流程，完成试听播放与分享图生成功能。</w:t>
+          <w:lang w:eastAsia="zh-CN"/>
+        </w:rPr>
+        <w:t>第三阶段（第 3 周）——前端页面与核心玩法实现。完成前台与后台全部页面的开发，实现专辑对决与音乐人格测评两条完整业务流程，完成试听播放与分享图生成功能。</w:t>
       </w:r>
     </w:p>
     <w:p>
       <w:pPr>
         <w:spacing w:after="0" w:line="360" w:lineRule="auto"/>
         <w:ind w:firstLine="480"/>
+        <w:rPr>
+          <w:lang w:eastAsia="zh-CN"/>
+        </w:rPr>
       </w:pPr>
       <w:r>
         <w:rPr>
           <w:color w:val="000000"/>
-        </w:rPr>
-        <w:t>第四阶段（第</w:t>
-      </w:r>
-      <w:r>
-        <w:rPr>
-          <w:color w:val="000000"/>
-        </w:rPr>
-        <w:t xml:space="preserve"> 4 </w:t>
-      </w:r>
-      <w:r>
-        <w:rPr>
-          <w:color w:val="000000"/>
-        </w:rPr>
-        <w:t>周）</w:t>
-      </w:r>
-      <w:r>
-        <w:rPr>
-          <w:color w:val="000000"/>
-        </w:rPr>
-        <w:t>——</w:t>
-      </w:r>
-      <w:r>
-        <w:rPr>
-          <w:color w:val="000000"/>
-        </w:rPr>
-        <w:t>模型接入、后台完善与部署上线。完成大语言模型文本生成模块及其降级机制，完善后台管理功能，完成三端云部署并获取线上访问地址。</w:t>
+          <w:lang w:eastAsia="zh-CN"/>
+        </w:rPr>
+        <w:t>第四阶段（第 4 周）——模型接入、后台完善与部署上线。完成大语言模型文本生成模块及其降级机制，完善后台管理功能，完成三端云部署并获取线上访问地址。</w:t>
       </w:r>
     </w:p>
     <w:p>
       <w:pPr>
         <w:spacing w:after="0" w:line="360" w:lineRule="auto"/>
         <w:ind w:firstLine="480"/>
+        <w:rPr>
+          <w:lang w:eastAsia="zh-CN"/>
+        </w:rPr>
       </w:pPr>
       <w:r>
         <w:rPr>
           <w:color w:val="000000"/>
-        </w:rPr>
-        <w:t>第五阶段（第</w:t>
-      </w:r>
-      <w:r>
-        <w:rPr>
-          <w:color w:val="000000"/>
-        </w:rPr>
-        <w:t xml:space="preserve"> 5 </w:t>
-      </w:r>
-      <w:r>
-        <w:rPr>
-          <w:color w:val="000000"/>
-        </w:rPr>
-        <w:t>周）</w:t>
-      </w:r>
-      <w:r>
-        <w:rPr>
-          <w:color w:val="000000"/>
-        </w:rPr>
-        <w:t>——</w:t>
-      </w:r>
-      <w:r>
-        <w:rPr>
-          <w:color w:val="000000"/>
-        </w:rPr>
-        <w:t>系统测试与用户反馈。开展功能测试、接口测试与兼容性测试，组织不少于</w:t>
-      </w:r>
-      <w:r>
-        <w:rPr>
-          <w:color w:val="000000"/>
-        </w:rPr>
-        <w:t xml:space="preserve"> 5 </w:t>
-      </w:r>
-      <w:r>
-        <w:rPr>
-          <w:color w:val="000000"/>
-        </w:rPr>
-        <w:t>名用户进行试用并收集反馈，针对问题完成优化与迭代。</w:t>
+          <w:lang w:eastAsia="zh-CN"/>
+        </w:rPr>
+        <w:t>第五阶段（第 5 周）——系统测试与用户反馈。开展功能测试、接口测试与兼容性测试，组织不少于 5 名用户进行试用并收集反馈，针对问题完成优化与迭代。</w:t>
       </w:r>
     </w:p>
     <w:p>
       <w:pPr>
         <w:spacing w:after="0" w:line="360" w:lineRule="auto"/>
         <w:ind w:firstLine="480"/>
+        <w:rPr>
+          <w:lang w:eastAsia="zh-CN"/>
+        </w:rPr>
       </w:pPr>
       <w:r>
         <w:rPr>
           <w:color w:val="000000"/>
-        </w:rPr>
-        <w:t>第六阶段（第</w:t>
-      </w:r>
-      <w:r>
-        <w:rPr>
-          <w:color w:val="000000"/>
-        </w:rPr>
-        <w:t xml:space="preserve"> 6 </w:t>
-      </w:r>
-      <w:r>
-        <w:rPr>
-          <w:color w:val="000000"/>
-        </w:rPr>
-        <w:t>周）</w:t>
-      </w:r>
-      <w:r>
-        <w:rPr>
-          <w:color w:val="000000"/>
-        </w:rPr>
-        <w:t>——</w:t>
-      </w:r>
-      <w:r>
-        <w:rPr>
-          <w:color w:val="000000"/>
-        </w:rPr>
-        <w:t>论文撰写与答辩准备。整理开发过程材料与图表，完成毕业论文初稿；根据指导意见修改完善，制作答辩演示文稿，准备系统演示与答辩。</w:t>
+          <w:lang w:eastAsia="zh-CN"/>
+        </w:rPr>
+        <w:t>第六阶段（第 6 周）——论文撰写与答辩准备。整理开发过程材料与图表，完成毕业论文初稿；根据指导意见修改完善，制作答辩演示文稿，准备系统演示与答辩。</w:t>
       </w:r>
     </w:p>
     <w:p>
       <w:pPr>
         <w:pStyle w:val="1"/>
         <w:spacing w:before="240" w:after="120" w:line="360" w:lineRule="auto"/>
+        <w:rPr>
+          <w:lang w:eastAsia="zh-CN"/>
+        </w:rPr>
       </w:pPr>
       <w:bookmarkStart w:id="17" w:name="_Toc240368994"/>
       <w:r>
         <w:rPr>
           <w:rFonts w:ascii="黑体" w:eastAsia="黑体" w:hAnsi="黑体"/>
+          <w:lang w:eastAsia="zh-CN"/>
         </w:rPr>
         <w:lastRenderedPageBreak/>
         <w:t>六、参考文献</w:t>
@@ -4493,480 +3230,112 @@
       <w:pPr>
         <w:spacing w:after="0" w:line="360" w:lineRule="auto"/>
         <w:ind w:left="480" w:hanging="480"/>
+        <w:rPr>
+          <w:lang w:eastAsia="zh-CN"/>
+        </w:rPr>
       </w:pPr>
       <w:r>
         <w:rPr>
           <w:color w:val="000000"/>
-        </w:rPr>
-        <w:t xml:space="preserve">[1] </w:t>
-      </w:r>
-      <w:r>
-        <w:rPr>
-          <w:color w:val="000000"/>
-        </w:rPr>
-        <w:t>项亮</w:t>
-      </w:r>
-      <w:r>
-        <w:rPr>
-          <w:color w:val="000000"/>
-        </w:rPr>
-        <w:t xml:space="preserve">. </w:t>
-      </w:r>
-      <w:r>
-        <w:rPr>
-          <w:color w:val="000000"/>
-        </w:rPr>
-        <w:t>推荐系统实践</w:t>
-      </w:r>
-      <w:r>
-        <w:rPr>
-          <w:color w:val="000000"/>
-        </w:rPr>
-        <w:t xml:space="preserve">[M]. </w:t>
-      </w:r>
-      <w:r>
-        <w:rPr>
-          <w:color w:val="000000"/>
-        </w:rPr>
-        <w:t>北京</w:t>
-      </w:r>
-      <w:r>
-        <w:rPr>
-          <w:color w:val="000000"/>
-        </w:rPr>
-        <w:t xml:space="preserve">: </w:t>
-      </w:r>
-      <w:r>
-        <w:rPr>
-          <w:color w:val="000000"/>
-        </w:rPr>
-        <w:t>人民邮电出版社</w:t>
-      </w:r>
-      <w:r>
-        <w:rPr>
-          <w:color w:val="000000"/>
-        </w:rPr>
-        <w:t>, 2012.</w:t>
+          <w:lang w:eastAsia="zh-CN"/>
+        </w:rPr>
+        <w:t>[1] 项亮. 推荐系统实践[M]. 北京: 人民邮电出版社, 2012.</w:t>
       </w:r>
     </w:p>
     <w:p>
       <w:pPr>
         <w:spacing w:after="0" w:line="360" w:lineRule="auto"/>
         <w:ind w:left="480" w:hanging="480"/>
+        <w:rPr>
+          <w:lang w:eastAsia="zh-CN"/>
+        </w:rPr>
       </w:pPr>
       <w:r>
         <w:rPr>
           <w:color w:val="000000"/>
-        </w:rPr>
-        <w:t xml:space="preserve">[1] </w:t>
-      </w:r>
-      <w:r>
-        <w:rPr>
-          <w:color w:val="000000"/>
-        </w:rPr>
-        <w:t>李航</w:t>
-      </w:r>
-      <w:r>
-        <w:rPr>
-          <w:color w:val="000000"/>
-        </w:rPr>
-        <w:t xml:space="preserve">. </w:t>
-      </w:r>
-      <w:r>
-        <w:rPr>
-          <w:color w:val="000000"/>
-        </w:rPr>
-        <w:t>统计学习方法</w:t>
-      </w:r>
-      <w:r>
-        <w:rPr>
-          <w:color w:val="000000"/>
-        </w:rPr>
-        <w:t>[M]. 2</w:t>
-      </w:r>
-      <w:r>
-        <w:rPr>
-          <w:color w:val="000000"/>
-        </w:rPr>
-        <w:t>版</w:t>
-      </w:r>
-      <w:r>
-        <w:rPr>
-          <w:color w:val="000000"/>
-        </w:rPr>
-        <w:t xml:space="preserve">. </w:t>
-      </w:r>
-      <w:r>
-        <w:rPr>
-          <w:color w:val="000000"/>
-        </w:rPr>
-        <w:t>北京</w:t>
-      </w:r>
-      <w:r>
-        <w:rPr>
-          <w:color w:val="000000"/>
-        </w:rPr>
-        <w:t xml:space="preserve">: </w:t>
-      </w:r>
-      <w:r>
-        <w:rPr>
-          <w:color w:val="000000"/>
-        </w:rPr>
-        <w:t>清华大学出版社</w:t>
-      </w:r>
-      <w:r>
-        <w:rPr>
-          <w:color w:val="000000"/>
-        </w:rPr>
-        <w:t>, 2019.</w:t>
+          <w:lang w:eastAsia="zh-CN"/>
+        </w:rPr>
+        <w:t>[1] 李航. 统计学习方法[M]. 2版. 北京: 清华大学出版社, 2019.</w:t>
       </w:r>
     </w:p>
     <w:p>
       <w:pPr>
         <w:spacing w:after="0" w:line="360" w:lineRule="auto"/>
         <w:ind w:left="480" w:hanging="480"/>
+        <w:rPr>
+          <w:lang w:eastAsia="zh-CN"/>
+        </w:rPr>
       </w:pPr>
       <w:r>
         <w:rPr>
           <w:color w:val="000000"/>
-        </w:rPr>
-        <w:t xml:space="preserve">[1] </w:t>
-      </w:r>
-      <w:r>
-        <w:rPr>
-          <w:color w:val="000000"/>
-        </w:rPr>
-        <w:t>王珊</w:t>
-      </w:r>
-      <w:r>
-        <w:rPr>
-          <w:color w:val="000000"/>
-        </w:rPr>
-        <w:t xml:space="preserve">, </w:t>
-      </w:r>
-      <w:r>
-        <w:rPr>
-          <w:color w:val="000000"/>
-        </w:rPr>
-        <w:t>萨师煊</w:t>
-      </w:r>
-      <w:r>
-        <w:rPr>
-          <w:color w:val="000000"/>
-        </w:rPr>
-        <w:t xml:space="preserve">. </w:t>
-      </w:r>
-      <w:r>
-        <w:rPr>
-          <w:color w:val="000000"/>
-        </w:rPr>
-        <w:t>数据库系统概论</w:t>
-      </w:r>
-      <w:r>
-        <w:rPr>
-          <w:color w:val="000000"/>
-        </w:rPr>
-        <w:t>[M]. 5</w:t>
-      </w:r>
-      <w:r>
-        <w:rPr>
-          <w:color w:val="000000"/>
-        </w:rPr>
-        <w:t>版</w:t>
-      </w:r>
-      <w:r>
-        <w:rPr>
-          <w:color w:val="000000"/>
-        </w:rPr>
-        <w:t xml:space="preserve">. </w:t>
-      </w:r>
-      <w:r>
-        <w:rPr>
-          <w:color w:val="000000"/>
-        </w:rPr>
-        <w:t>北京</w:t>
-      </w:r>
-      <w:r>
-        <w:rPr>
-          <w:color w:val="000000"/>
-        </w:rPr>
-        <w:t xml:space="preserve">: </w:t>
-      </w:r>
-      <w:r>
-        <w:rPr>
-          <w:color w:val="000000"/>
-        </w:rPr>
-        <w:t>高等教育出版社</w:t>
-      </w:r>
-      <w:r>
-        <w:rPr>
-          <w:color w:val="000000"/>
-        </w:rPr>
-        <w:t>, 2014.</w:t>
+          <w:lang w:eastAsia="zh-CN"/>
+        </w:rPr>
+        <w:t>[1] 王珊, 萨师煊. 数据库系统概论[M]. 5版. 北京: 高等教育出版社, 2014.</w:t>
       </w:r>
     </w:p>
     <w:p>
       <w:pPr>
         <w:spacing w:after="0" w:line="360" w:lineRule="auto"/>
         <w:ind w:left="480" w:hanging="480"/>
+        <w:rPr>
+          <w:lang w:eastAsia="zh-CN"/>
+        </w:rPr>
       </w:pPr>
       <w:r>
         <w:rPr>
           <w:color w:val="000000"/>
-        </w:rPr>
-        <w:t xml:space="preserve">[1] </w:t>
-      </w:r>
-      <w:r>
-        <w:rPr>
-          <w:color w:val="000000"/>
-        </w:rPr>
-        <w:t>张伟</w:t>
-      </w:r>
-      <w:r>
-        <w:rPr>
-          <w:color w:val="000000"/>
-        </w:rPr>
-        <w:t xml:space="preserve">, </w:t>
-      </w:r>
-      <w:r>
-        <w:rPr>
-          <w:color w:val="000000"/>
-        </w:rPr>
-        <w:t>李明</w:t>
-      </w:r>
-      <w:r>
-        <w:rPr>
-          <w:color w:val="000000"/>
-        </w:rPr>
-        <w:t xml:space="preserve">. </w:t>
-      </w:r>
-      <w:r>
-        <w:rPr>
-          <w:color w:val="000000"/>
-        </w:rPr>
-        <w:t>基于</w:t>
-      </w:r>
-      <w:r>
-        <w:rPr>
-          <w:color w:val="000000"/>
-        </w:rPr>
-        <w:t xml:space="preserve"> Vue </w:t>
-      </w:r>
-      <w:r>
-        <w:rPr>
-          <w:color w:val="000000"/>
-        </w:rPr>
-        <w:t>的前后端分离</w:t>
-      </w:r>
-      <w:r>
-        <w:rPr>
-          <w:color w:val="000000"/>
-        </w:rPr>
-        <w:t xml:space="preserve"> Web </w:t>
-      </w:r>
-      <w:r>
-        <w:rPr>
-          <w:color w:val="000000"/>
-        </w:rPr>
-        <w:t>应用设计与实现</w:t>
-      </w:r>
-      <w:r>
-        <w:rPr>
-          <w:color w:val="000000"/>
-        </w:rPr>
-        <w:t xml:space="preserve">[J]. </w:t>
-      </w:r>
-      <w:r>
-        <w:rPr>
-          <w:color w:val="000000"/>
-        </w:rPr>
-        <w:t>计算机应用与软件</w:t>
-      </w:r>
-      <w:r>
-        <w:rPr>
-          <w:color w:val="000000"/>
-        </w:rPr>
-        <w:t>, 2022, 39(6): 88-93.</w:t>
+          <w:lang w:eastAsia="zh-CN"/>
+        </w:rPr>
+        <w:t>[1] 张伟, 李明. 基于 Vue 的前后端分离 Web 应用设计与实现[J]. 计算机应用与软件, 2022, 39(6): 88-93.</w:t>
       </w:r>
     </w:p>
     <w:p>
       <w:pPr>
         <w:spacing w:after="0" w:line="360" w:lineRule="auto"/>
         <w:ind w:left="480" w:hanging="480"/>
+        <w:rPr>
+          <w:lang w:eastAsia="zh-CN"/>
+        </w:rPr>
       </w:pPr>
       <w:r>
         <w:rPr>
           <w:color w:val="000000"/>
-        </w:rPr>
-        <w:t xml:space="preserve">[1] </w:t>
-      </w:r>
-      <w:r>
-        <w:rPr>
-          <w:color w:val="000000"/>
-        </w:rPr>
-        <w:t>陈静</w:t>
-      </w:r>
-      <w:r>
-        <w:rPr>
-          <w:color w:val="000000"/>
-        </w:rPr>
-        <w:t xml:space="preserve">, </w:t>
-      </w:r>
-      <w:r>
-        <w:rPr>
-          <w:color w:val="000000"/>
-        </w:rPr>
-        <w:t>刘洋</w:t>
-      </w:r>
-      <w:r>
-        <w:rPr>
-          <w:color w:val="000000"/>
-        </w:rPr>
-        <w:t xml:space="preserve">. </w:t>
-      </w:r>
-      <w:r>
-        <w:rPr>
-          <w:color w:val="000000"/>
-        </w:rPr>
-        <w:t>游戏化设计在移动应用用户留存中的应用研究</w:t>
-      </w:r>
-      <w:r>
-        <w:rPr>
-          <w:color w:val="000000"/>
-        </w:rPr>
-        <w:t xml:space="preserve">[J]. </w:t>
-      </w:r>
-      <w:r>
-        <w:rPr>
-          <w:color w:val="000000"/>
-        </w:rPr>
-        <w:t>包装工程</w:t>
-      </w:r>
-      <w:r>
-        <w:rPr>
-          <w:color w:val="000000"/>
-        </w:rPr>
-        <w:t>, 2021, 42(12): 210-216.</w:t>
+          <w:lang w:eastAsia="zh-CN"/>
+        </w:rPr>
+        <w:t>[1] 陈静, 刘洋. 游戏化设计在移动应用用户留存中的应用研究[J]. 包装工程, 2021, 42(12): 210-216.</w:t>
       </w:r>
     </w:p>
     <w:p>
       <w:pPr>
         <w:spacing w:after="0" w:line="360" w:lineRule="auto"/>
         <w:ind w:left="480" w:hanging="480"/>
+        <w:rPr>
+          <w:lang w:eastAsia="zh-CN"/>
+        </w:rPr>
       </w:pPr>
       <w:r>
         <w:rPr>
           <w:color w:val="000000"/>
-        </w:rPr>
-        <w:t xml:space="preserve">[1] </w:t>
-      </w:r>
-      <w:r>
-        <w:rPr>
-          <w:color w:val="000000"/>
-        </w:rPr>
-        <w:t>赵敏</w:t>
-      </w:r>
-      <w:r>
-        <w:rPr>
-          <w:color w:val="000000"/>
-        </w:rPr>
-        <w:t xml:space="preserve">. </w:t>
-      </w:r>
-      <w:r>
-        <w:rPr>
-          <w:color w:val="000000"/>
-        </w:rPr>
-        <w:t>音乐推荐系统中用户行为数据的挖掘与应用</w:t>
-      </w:r>
-      <w:r>
-        <w:rPr>
-          <w:color w:val="000000"/>
-        </w:rPr>
-        <w:t xml:space="preserve">[J]. </w:t>
-      </w:r>
-      <w:r>
-        <w:rPr>
-          <w:color w:val="000000"/>
-        </w:rPr>
-        <w:t>现代信息科技</w:t>
-      </w:r>
-      <w:r>
-        <w:rPr>
-          <w:color w:val="000000"/>
-        </w:rPr>
-        <w:t>, 2023, 7(4): 45-49.</w:t>
+          <w:lang w:eastAsia="zh-CN"/>
+        </w:rPr>
+        <w:t>[1] 赵敏. 音乐推荐系统中用户行为数据的挖掘与应用[J]. 现代信息科技, 2023, 7(4): 45-49.</w:t>
       </w:r>
     </w:p>
     <w:p>
       <w:pPr>
         <w:spacing w:after="0" w:line="360" w:lineRule="auto"/>
         <w:ind w:left="480" w:hanging="480"/>
+        <w:rPr>
+          <w:lang w:eastAsia="zh-CN"/>
+        </w:rPr>
       </w:pPr>
       <w:r>
         <w:rPr>
           <w:color w:val="000000"/>
-        </w:rPr>
-        <w:t xml:space="preserve">[1] </w:t>
-      </w:r>
-      <w:r>
-        <w:rPr>
-          <w:color w:val="000000"/>
-        </w:rPr>
-        <w:t>刘畅</w:t>
-      </w:r>
-      <w:r>
-        <w:rPr>
-          <w:color w:val="000000"/>
-        </w:rPr>
-        <w:t xml:space="preserve">, </w:t>
-      </w:r>
-      <w:r>
-        <w:rPr>
-          <w:color w:val="000000"/>
-        </w:rPr>
-        <w:t>王芳</w:t>
-      </w:r>
-      <w:r>
-        <w:rPr>
-          <w:color w:val="000000"/>
-        </w:rPr>
-        <w:t xml:space="preserve">. </w:t>
-      </w:r>
-      <w:r>
-        <w:rPr>
-          <w:color w:val="000000"/>
-        </w:rPr>
-        <w:t>基于</w:t>
-      </w:r>
-      <w:r>
-        <w:rPr>
-          <w:color w:val="000000"/>
-        </w:rPr>
-        <w:t xml:space="preserve"> Web Audio API </w:t>
-      </w:r>
-      <w:r>
-        <w:rPr>
-          <w:color w:val="000000"/>
-        </w:rPr>
-        <w:t>的网页音频交互设计研究</w:t>
-      </w:r>
-      <w:r>
-        <w:rPr>
-          <w:color w:val="000000"/>
-        </w:rPr>
-        <w:t xml:space="preserve">[J]. </w:t>
-      </w:r>
-      <w:r>
-        <w:rPr>
-          <w:color w:val="000000"/>
-        </w:rPr>
-        <w:t>数字技术与应用</w:t>
-      </w:r>
-      <w:r>
-        <w:rPr>
-          <w:color w:val="000000"/>
-        </w:rPr>
-        <w:t>, 2022, 40(9): 132-135.</w:t>
+          <w:lang w:eastAsia="zh-CN"/>
+        </w:rPr>
+        <w:t>[1] 刘畅, 王芳. 基于 Web Audio API 的网页音频交互设计研究[J]. 数字技术与应用, 2022, 40(9): 132-135.</w:t>
       </w:r>
     </w:p>
     <w:p>
@@ -5038,31 +3407,7 @@
         <w:rPr>
           <w:color w:val="000000"/>
         </w:rPr>
-        <w:t>日期：</w:t>
-      </w:r>
-      <w:r>
-        <w:rPr>
-          <w:color w:val="000000"/>
-        </w:rPr>
-        <w:t xml:space="preserve">2026 </w:t>
-      </w:r>
-      <w:r>
-        <w:rPr>
-          <w:color w:val="000000"/>
-        </w:rPr>
-        <w:t>年</w:t>
-      </w:r>
-      <w:r>
-        <w:rPr>
-          <w:color w:val="000000"/>
-        </w:rPr>
-        <w:t xml:space="preserve"> 9 </w:t>
-      </w:r>
-      <w:r>
-        <w:rPr>
-          <w:color w:val="000000"/>
-        </w:rPr>
-        <w:t>月</w:t>
+        <w:t>日期：2026 年 9 月</w:t>
       </w:r>
     </w:p>
     <w:sectPr>
